--- a/templates/encargo-soltero.docx
+++ b/templates/encargo-soltero.docx
@@ -1,6 +1,6 @@
 
 <file path=word/document.xml><?xml version="1.0" encoding="utf-8"?>
-<w:document xmlns:wpc="http://schemas.microsoft.com/office/word/2010/wordprocessingCanvas" xmlns:cx="http://schemas.microsoft.com/office/drawing/2014/chartex" xmlns:cx1="http://schemas.microsoft.com/office/drawing/2015/9/8/chartex" xmlns:cx2="http://schemas.microsoft.com/office/drawing/2015/10/21/chartex" xmlns:cx3="http://schemas.microsoft.com/office/drawing/2016/5/9/chartex" xmlns:cx4="http://schemas.microsoft.com/office/drawing/2016/5/10/chartex" xmlns:cx5="http://schemas.microsoft.com/office/drawing/2016/5/11/chartex" xmlns:cx6="http://schemas.microsoft.com/office/drawing/2016/5/12/chartex" xmlns:cx7="http://schemas.microsoft.com/office/drawing/2016/5/13/chartex" xmlns:cx8="http://schemas.microsoft.com/office/drawing/2016/5/14/chartex" xmlns:mc="http://schemas.openxmlformats.org/markup-compatibility/2006" xmlns:aink="http://schemas.microsoft.com/office/drawing/2016/ink" xmlns:am3d="http://schemas.microsoft.com/office/drawing/2017/model3d" xmlns:o="urn:schemas-microsoft-com:office:office" xmlns:oel="http://schemas.microsoft.com/office/2019/extlst" xmlns:r="http://schemas.openxmlformats.org/officeDocument/2006/relationships" xmlns:m="http://schemas.openxmlformats.org/officeDocument/2006/math" xmlns:v="urn:schemas-microsoft-com:vml" xmlns:wp14="http://schemas.microsoft.com/office/word/2010/wordprocessingDrawing" xmlns:wp="http://schemas.openxmlformats.org/drawingml/2006/wordprocessingDrawing" xmlns:w10="urn:schemas-microsoft-com:office:word" xmlns:w="http://schemas.openxmlformats.org/wordprocessingml/2006/main" xmlns:w14="http://schemas.microsoft.com/office/word/2010/wordml" xmlns:w15="http://schemas.microsoft.com/office/word/2012/wordml" xmlns:w16cex="http://schemas.microsoft.com/office/word/2018/wordml/cex" xmlns:w16cid="http://schemas.microsoft.com/office/word/2016/wordml/cid" xmlns:w16="http://schemas.microsoft.com/office/word/2018/wordml" xmlns:w16du="http://schemas.microsoft.com/office/word/2023/wordml/word16du" xmlns:w16sdtdh="http://schemas.microsoft.com/office/word/2020/wordml/sdtdatahash" xmlns:w16sdtfl="http://schemas.microsoft.com/office/word/2024/wordml/sdtformatlock" xmlns:w16se="http://schemas.microsoft.com/office/word/2015/wordml/symex" xmlns:wpg="http://schemas.microsoft.com/office/word/2010/wordprocessingGroup" xmlns:wpi="http://schemas.microsoft.com/office/word/2010/wordprocessingInk" xmlns:wne="http://schemas.microsoft.com/office/word/2006/wordml" xmlns:wps="http://schemas.microsoft.com/office/word/2010/wordprocessingShape" mc:Ignorable="w14 w15 w16se w16cid w16 w16cex w16sdtdh w16sdtfl w16du wp14">
+<w:document xmlns:wpc="http://schemas.microsoft.com/office/word/2010/wordprocessingCanvas" xmlns:cx="http://schemas.microsoft.com/office/drawing/2014/chartex" xmlns:cx1="http://schemas.microsoft.com/office/drawing/2015/9/8/chartex" xmlns:cx2="http://schemas.microsoft.com/office/drawing/2015/10/21/chartex" xmlns:cx3="http://schemas.microsoft.com/office/drawing/2016/5/9/chartex" xmlns:cx4="http://schemas.microsoft.com/office/drawing/2016/5/10/chartex" xmlns:cx5="http://schemas.microsoft.com/office/drawing/2016/5/11/chartex" xmlns:cx6="http://schemas.microsoft.com/office/drawing/2016/5/12/chartex" xmlns:cx7="http://schemas.microsoft.com/office/drawing/2016/5/13/chartex" xmlns:cx8="http://schemas.microsoft.com/office/drawing/2016/5/14/chartex" xmlns:mc="http://schemas.openxmlformats.org/markup-compatibility/2006" xmlns:aink="http://schemas.microsoft.com/office/drawing/2016/ink" xmlns:am3d="http://schemas.microsoft.com/office/drawing/2017/model3d" xmlns:o="urn:schemas-microsoft-com:office:office" xmlns:oel="http://schemas.microsoft.com/office/2019/extlst" xmlns:r="http://schemas.openxmlformats.org/officeDocument/2006/relationships" xmlns:m="http://schemas.openxmlformats.org/officeDocument/2006/math" xmlns:v="urn:schemas-microsoft-com:vml" xmlns:wp14="http://schemas.microsoft.com/office/word/2010/wordprocessingDrawing" xmlns:wp="http://schemas.openxmlformats.org/drawingml/2006/wordprocessingDrawing" xmlns:w10="urn:schemas-microsoft-com:office:word" xmlns:w="http://schemas.openxmlformats.org/wordprocessingml/2006/main" xmlns:w14="http://schemas.microsoft.com/office/word/2010/wordml" xmlns:w15="http://schemas.microsoft.com/office/word/2012/wordml" xmlns:w16cei="http://schemas.microsoft.com/office/word/2026/wordml/cei" xmlns:w16cex="http://schemas.microsoft.com/office/word/2018/wordml/cex" xmlns:w16cid="http://schemas.microsoft.com/office/word/2016/wordml/cid" xmlns:w16="http://schemas.microsoft.com/office/word/2018/wordml" xmlns:w16du="http://schemas.microsoft.com/office/word/2023/wordml/word16du" xmlns:w16sdtdh="http://schemas.microsoft.com/office/word/2020/wordml/sdtdatahash" xmlns:w16sdtfl="http://schemas.microsoft.com/office/word/2024/wordml/sdtformatlock" xmlns:w16se="http://schemas.microsoft.com/office/word/2015/wordml/symex" xmlns:wpg="http://schemas.microsoft.com/office/word/2010/wordprocessingGroup" xmlns:wpi="http://schemas.microsoft.com/office/word/2010/wordprocessingInk" xmlns:wne="http://schemas.microsoft.com/office/word/2006/wordml" xmlns:wps="http://schemas.microsoft.com/office/word/2010/wordprocessingShape" mc:Ignorable="w14 w15 w16se w16cid w16 w16cex w16sdtdh w16sdtfl w16du wp14">
   <w:body>
     <w:p>
       <w:pPr>
@@ -39,7 +39,39 @@
           <w:sz w:val="20"/>
           <w:szCs w:val="20"/>
         </w:rPr>
-        <w:t xml:space="preserve">Comparecen a la celebración del presente contrato las partes debidamente estipuladas en el primero y segundo segmento: </w:t>
+        <w:t xml:space="preserve">Comparecen a la celebración del presente contrato las </w:t>
+      </w:r>
+      <w:r>
+        <w:rPr>
+          <w:rFonts w:asciiTheme="majorHAnsi" w:hAnsiTheme="majorHAnsi" w:cstheme="majorHAnsi"/>
+          <w:sz w:val="20"/>
+          <w:szCs w:val="20"/>
+        </w:rPr>
+        <w:t>partes debidamente estipuladas en el primero</w:t>
+      </w:r>
+      <w:r>
+        <w:rPr>
+          <w:rFonts w:asciiTheme="majorHAnsi" w:hAnsiTheme="majorHAnsi" w:cstheme="majorHAnsi"/>
+          <w:sz w:val="20"/>
+          <w:szCs w:val="20"/>
+        </w:rPr>
+        <w:t xml:space="preserve"> </w:t>
+      </w:r>
+      <w:r>
+        <w:rPr>
+          <w:rFonts w:asciiTheme="majorHAnsi" w:hAnsiTheme="majorHAnsi" w:cstheme="majorHAnsi"/>
+          <w:sz w:val="20"/>
+          <w:szCs w:val="20"/>
+        </w:rPr>
+        <w:t xml:space="preserve">y </w:t>
+      </w:r>
+      <w:r>
+        <w:rPr>
+          <w:rFonts w:asciiTheme="majorHAnsi" w:hAnsiTheme="majorHAnsi" w:cstheme="majorHAnsi"/>
+          <w:sz w:val="20"/>
+          <w:szCs w:val="20"/>
+        </w:rPr>
+        <w:t xml:space="preserve">segundo segmento: </w:t>
       </w:r>
     </w:p>
     <w:p>
@@ -146,9 +178,10 @@
         </w:tabs>
         <w:jc w:val="both"/>
         <w:rPr>
-          <w:rFonts w:asciiTheme="majorHAnsi" w:hAnsiTheme="majorHAnsi" w:cstheme="majorHAnsi"/>
-          <w:sz w:val="20"/>
-          <w:szCs w:val="20"/>
+          <w:rFonts w:ascii="Tahoma" w:hAnsi="Tahoma" w:cs="Tahoma"/>
+          <w:sz w:val="18"/>
+          <w:szCs w:val="18"/>
+          <w:lang w:val="es-ES_tradnl"/>
         </w:rPr>
       </w:pPr>
       <w:r>
@@ -160,6 +193,15 @@
           <w:szCs w:val="20"/>
         </w:rPr>
         <w:t>Razón Social:</w:t>
+      </w:r>
+      <w:r>
+        <w:rPr>
+          <w:rFonts w:asciiTheme="majorHAnsi" w:hAnsiTheme="majorHAnsi" w:cstheme="majorHAnsi"/>
+          <w:b/>
+          <w:bCs/>
+          <w:sz w:val="20"/>
+          <w:szCs w:val="20"/>
+        </w:rPr>
         <w:tab/>
       </w:r>
       <w:r>
@@ -169,8 +211,30 @@
           <w:szCs w:val="20"/>
         </w:rPr>
         <w:tab/>
+      </w:r>
+      <w:r>
+        <w:rPr>
+          <w:rFonts w:asciiTheme="majorHAnsi" w:hAnsiTheme="majorHAnsi" w:cstheme="majorHAnsi"/>
+          <w:sz w:val="20"/>
+          <w:szCs w:val="20"/>
+        </w:rPr>
         <w:tab/>
+      </w:r>
+      <w:r>
+        <w:rPr>
+          <w:rFonts w:asciiTheme="majorHAnsi" w:hAnsiTheme="majorHAnsi" w:cstheme="majorHAnsi"/>
+          <w:sz w:val="20"/>
+          <w:szCs w:val="20"/>
+        </w:rPr>
         <w:tab/>
+      </w:r>
+      <w:r>
+        <w:rPr>
+          <w:rFonts w:ascii="Tahoma" w:hAnsi="Tahoma" w:cs="Tahoma"/>
+          <w:sz w:val="18"/>
+          <w:szCs w:val="18"/>
+          <w:lang w:val="es-ES_tradnl"/>
+        </w:rPr>
         <w:t xml:space="preserve">ANEFI S.A. Administradora de Fondos y Fideicomisos </w:t>
       </w:r>
     </w:p>
@@ -230,31 +294,67 @@
         </w:tabs>
         <w:jc w:val="both"/>
         <w:rPr>
-          <w:rFonts w:asciiTheme="majorHAnsi" w:hAnsiTheme="majorHAnsi" w:cstheme="majorHAnsi"/>
-          <w:sz w:val="20"/>
-          <w:szCs w:val="20"/>
-        </w:rPr>
-      </w:pPr>
-      <w:r>
-        <w:rPr>
-          <w:rFonts w:asciiTheme="majorHAnsi" w:hAnsiTheme="majorHAnsi" w:cstheme="majorHAnsi"/>
-          <w:b/>
-          <w:bCs/>
-          <w:sz w:val="20"/>
-          <w:szCs w:val="20"/>
-        </w:rPr>
-        <w:t>Apoderado Especial:</w:t>
-      </w:r>
-      <w:r>
-        <w:rPr>
-          <w:rFonts w:asciiTheme="majorHAnsi" w:hAnsiTheme="majorHAnsi" w:cstheme="majorHAnsi"/>
-          <w:sz w:val="20"/>
-          <w:szCs w:val="20"/>
+          <w:rFonts w:ascii="Tahoma" w:hAnsi="Tahoma" w:cs="Tahoma"/>
+          <w:sz w:val="18"/>
+          <w:szCs w:val="18"/>
+          <w:lang w:val="es-ES_tradnl"/>
+        </w:rPr>
+      </w:pPr>
+      <w:r>
+        <w:rPr>
+          <w:rFonts w:ascii="Tahoma" w:hAnsi="Tahoma" w:cs="Tahoma"/>
+          <w:b/>
+          <w:bCs/>
+          <w:sz w:val="18"/>
+          <w:szCs w:val="18"/>
+          <w:lang w:val="es-ES_tradnl"/>
+        </w:rPr>
+        <w:t>Apoderado Especial</w:t>
+      </w:r>
+      <w:r>
+        <w:rPr>
+          <w:rFonts w:ascii="Tahoma" w:hAnsi="Tahoma" w:cs="Tahoma"/>
+          <w:sz w:val="18"/>
+          <w:szCs w:val="18"/>
+          <w:lang w:val="es-ES_tradnl"/>
+        </w:rPr>
+        <w:t>:</w:t>
+      </w:r>
+      <w:r>
+        <w:rPr>
+          <w:rFonts w:ascii="Tahoma" w:hAnsi="Tahoma" w:cs="Tahoma"/>
+          <w:sz w:val="18"/>
+          <w:szCs w:val="18"/>
+          <w:lang w:val="es-ES_tradnl"/>
         </w:rPr>
         <w:tab/>
+      </w:r>
+      <w:r>
+        <w:rPr>
+          <w:rFonts w:ascii="Tahoma" w:hAnsi="Tahoma" w:cs="Tahoma"/>
+          <w:sz w:val="18"/>
+          <w:szCs w:val="18"/>
+          <w:lang w:val="es-ES_tradnl"/>
+        </w:rPr>
         <w:tab/>
+      </w:r>
+      <w:r>
+        <w:rPr>
+          <w:rFonts w:ascii="Tahoma" w:hAnsi="Tahoma" w:cs="Tahoma"/>
+          <w:sz w:val="18"/>
+          <w:szCs w:val="18"/>
+          <w:lang w:val="es-ES_tradnl"/>
+        </w:rPr>
         <w:tab/>
-        <w:t>Pabon Venegas Andrea Elizabеth</w:t>
+      </w:r>
+      <w:r>
+        <w:rPr>
+          <w:rFonts w:ascii="Tahoma" w:hAnsi="Tahoma" w:cs="Tahoma"/>
+          <w:sz w:val="18"/>
+          <w:szCs w:val="18"/>
+          <w:lang w:val="es-ES_tradnl"/>
+        </w:rPr>
+        <w:t>Andrea Elizabeth Pabón Venegas</w:t>
       </w:r>
     </w:p>
     <w:p>
@@ -313,40 +413,55 @@
         </w:tabs>
         <w:jc w:val="both"/>
         <w:rPr>
-          <w:rFonts w:asciiTheme="majorHAnsi" w:hAnsiTheme="majorHAnsi" w:cstheme="majorHAnsi"/>
-          <w:sz w:val="20"/>
-          <w:szCs w:val="20"/>
-        </w:rPr>
-      </w:pPr>
-      <w:r>
-        <w:rPr>
-          <w:rFonts w:asciiTheme="majorHAnsi" w:hAnsiTheme="majorHAnsi" w:cstheme="majorHAnsi"/>
-          <w:b/>
-          <w:bCs/>
-          <w:sz w:val="20"/>
-          <w:szCs w:val="20"/>
-        </w:rPr>
-        <w:t>Número de Identificación</w:t>
-      </w:r>
-      <w:r>
-        <w:rPr>
-          <w:rFonts w:asciiTheme="majorHAnsi" w:hAnsiTheme="majorHAnsi" w:cstheme="majorHAnsi"/>
-          <w:sz w:val="20"/>
-          <w:szCs w:val="20"/>
-        </w:rPr>
-        <w:t xml:space="preserve">:  </w:t>
+          <w:rFonts w:ascii="Tahoma" w:hAnsi="Tahoma" w:cs="Tahoma"/>
+          <w:b/>
+          <w:bCs/>
+          <w:sz w:val="18"/>
+          <w:szCs w:val="18"/>
+          <w:lang w:val="es-ES_tradnl"/>
+        </w:rPr>
+      </w:pPr>
+      <w:r>
+        <w:rPr>
+          <w:rFonts w:ascii="Tahoma" w:hAnsi="Tahoma" w:cs="Tahoma"/>
+          <w:b/>
+          <w:bCs/>
+          <w:sz w:val="18"/>
+          <w:szCs w:val="18"/>
+          <w:lang w:val="es-ES_tradnl"/>
+        </w:rPr>
+        <w:t xml:space="preserve">Número de Identificación:  </w:t>
+      </w:r>
+      <w:r>
+        <w:rPr>
+          <w:rFonts w:ascii="Tahoma" w:hAnsi="Tahoma" w:cs="Tahoma"/>
+          <w:b/>
+          <w:bCs/>
+          <w:sz w:val="18"/>
+          <w:szCs w:val="18"/>
+          <w:lang w:val="es-ES_tradnl"/>
+        </w:rPr>
         <w:tab/>
+      </w:r>
+      <w:r>
+        <w:rPr>
+          <w:rFonts w:ascii="Tahoma" w:hAnsi="Tahoma" w:cs="Tahoma"/>
+          <w:b/>
+          <w:bCs/>
+          <w:sz w:val="18"/>
+          <w:szCs w:val="18"/>
+          <w:lang w:val="es-ES_tradnl"/>
+        </w:rPr>
         <w:tab/>
-        <w:t xml:space="preserve">1791266226001 / </w:t>
-      </w:r>
-      <w:r>
-        <w:rPr>
-          <w:rFonts w:asciiTheme="majorHAnsi" w:hAnsiTheme="majorHAnsi" w:cstheme="majorHAnsi"/>
-          <w:sz w:val="20"/>
-          <w:szCs w:val="20"/>
-          <w:lang w:val="es-ES_tradnl"/>
-        </w:rPr>
-        <w:t>1720214897</w:t>
+      </w:r>
+      <w:r>
+        <w:rPr>
+          <w:rFonts w:ascii="Tahoma" w:hAnsi="Tahoma" w:cs="Tahoma"/>
+          <w:sz w:val="18"/>
+          <w:szCs w:val="18"/>
+          <w:lang w:val="es-ES_tradnl"/>
+        </w:rPr>
+        <w:t>1791266226001 / 172021489-7</w:t>
       </w:r>
     </w:p>
     <w:p>
@@ -405,40 +520,75 @@
         </w:tabs>
         <w:jc w:val="both"/>
         <w:rPr>
-          <w:rFonts w:asciiTheme="majorHAnsi" w:hAnsiTheme="majorHAnsi" w:cstheme="majorHAnsi"/>
-          <w:sz w:val="20"/>
-          <w:szCs w:val="20"/>
-        </w:rPr>
-      </w:pPr>
-      <w:r>
-        <w:rPr>
-          <w:rFonts w:asciiTheme="majorHAnsi" w:hAnsiTheme="majorHAnsi" w:cstheme="majorHAnsi"/>
-          <w:b/>
-          <w:bCs/>
-          <w:sz w:val="20"/>
-          <w:szCs w:val="20"/>
+          <w:rFonts w:ascii="Tahoma" w:hAnsi="Tahoma" w:cs="Tahoma"/>
+          <w:sz w:val="18"/>
+          <w:szCs w:val="18"/>
+          <w:lang w:val="es-ES_tradnl"/>
+        </w:rPr>
+      </w:pPr>
+      <w:r>
+        <w:rPr>
+          <w:rFonts w:ascii="Tahoma" w:hAnsi="Tahoma" w:cs="Tahoma"/>
+          <w:b/>
+          <w:bCs/>
+          <w:sz w:val="18"/>
+          <w:szCs w:val="18"/>
+          <w:lang w:val="es-ES_tradnl"/>
         </w:rPr>
         <w:t>Estado civil:</w:t>
+      </w:r>
+      <w:r>
+        <w:rPr>
+          <w:rFonts w:ascii="Tahoma" w:hAnsi="Tahoma" w:cs="Tahoma"/>
+          <w:b/>
+          <w:bCs/>
+          <w:sz w:val="18"/>
+          <w:szCs w:val="18"/>
+          <w:lang w:val="es-ES_tradnl"/>
+        </w:rPr>
         <w:tab/>
       </w:r>
       <w:r>
         <w:rPr>
-          <w:rFonts w:asciiTheme="majorHAnsi" w:hAnsiTheme="majorHAnsi" w:cstheme="majorHAnsi"/>
-          <w:sz w:val="20"/>
-          <w:szCs w:val="20"/>
+          <w:rFonts w:ascii="Tahoma" w:hAnsi="Tahoma" w:cs="Tahoma"/>
+          <w:b/>
+          <w:bCs/>
+          <w:sz w:val="18"/>
+          <w:szCs w:val="18"/>
+          <w:lang w:val="es-ES_tradnl"/>
         </w:rPr>
         <w:tab/>
+      </w:r>
+      <w:r>
+        <w:rPr>
+          <w:rFonts w:ascii="Tahoma" w:hAnsi="Tahoma" w:cs="Tahoma"/>
+          <w:b/>
+          <w:bCs/>
+          <w:sz w:val="18"/>
+          <w:szCs w:val="18"/>
+          <w:lang w:val="es-ES_tradnl"/>
+        </w:rPr>
         <w:tab/>
+      </w:r>
+      <w:r>
+        <w:rPr>
+          <w:rFonts w:ascii="Tahoma" w:hAnsi="Tahoma" w:cs="Tahoma"/>
+          <w:b/>
+          <w:bCs/>
+          <w:sz w:val="18"/>
+          <w:szCs w:val="18"/>
+          <w:lang w:val="es-ES_tradnl"/>
+        </w:rPr>
         <w:tab/>
       </w:r>
       <w:r>
         <w:rPr>
-          <w:rFonts w:asciiTheme="majorHAnsi" w:hAnsiTheme="majorHAnsi" w:cstheme="majorHAnsi"/>
-          <w:sz w:val="20"/>
-          <w:szCs w:val="20"/>
-          <w:lang w:val="es-ES_tradnl"/>
-        </w:rPr>
-        <w:t>Divorciado</w:t>
+          <w:rFonts w:ascii="Tahoma" w:hAnsi="Tahoma" w:cs="Tahoma"/>
+          <w:sz w:val="18"/>
+          <w:szCs w:val="18"/>
+          <w:lang w:val="es-ES_tradnl"/>
+        </w:rPr>
+        <w:t>Divorciada</w:t>
       </w:r>
     </w:p>
     <w:p>
@@ -497,32 +647,74 @@
         </w:tabs>
         <w:jc w:val="both"/>
         <w:rPr>
-          <w:rFonts w:asciiTheme="majorHAnsi" w:hAnsiTheme="majorHAnsi" w:cstheme="majorHAnsi"/>
-          <w:sz w:val="20"/>
-          <w:szCs w:val="20"/>
-        </w:rPr>
-      </w:pPr>
-      <w:r>
-        <w:rPr>
-          <w:rFonts w:asciiTheme="majorHAnsi" w:hAnsiTheme="majorHAnsi" w:cstheme="majorHAnsi"/>
-          <w:b/>
-          <w:bCs/>
-          <w:sz w:val="20"/>
-          <w:szCs w:val="20"/>
-        </w:rPr>
-        <w:t>Nacionalidad:</w:t>
-      </w:r>
-      <w:r>
-        <w:rPr>
-          <w:rFonts w:asciiTheme="majorHAnsi" w:hAnsiTheme="majorHAnsi" w:cstheme="majorHAnsi"/>
-          <w:sz w:val="20"/>
-          <w:szCs w:val="20"/>
-        </w:rPr>
-        <w:t xml:space="preserve"> </w:t>
+          <w:rFonts w:ascii="Tahoma" w:hAnsi="Tahoma" w:cs="Tahoma"/>
+          <w:sz w:val="18"/>
+          <w:szCs w:val="18"/>
+          <w:lang w:val="es-ES_tradnl"/>
+        </w:rPr>
+      </w:pPr>
+      <w:r>
+        <w:rPr>
+          <w:rFonts w:ascii="Tahoma" w:hAnsi="Tahoma" w:cs="Tahoma"/>
+          <w:b/>
+          <w:bCs/>
+          <w:sz w:val="18"/>
+          <w:szCs w:val="18"/>
+          <w:lang w:val="es-ES_tradnl"/>
+        </w:rPr>
+        <w:t xml:space="preserve">Nacionalidad: </w:t>
+      </w:r>
+      <w:r>
+        <w:rPr>
+          <w:rFonts w:ascii="Tahoma" w:hAnsi="Tahoma" w:cs="Tahoma"/>
+          <w:b/>
+          <w:bCs/>
+          <w:sz w:val="18"/>
+          <w:szCs w:val="18"/>
+          <w:lang w:val="es-ES_tradnl"/>
+        </w:rPr>
         <w:tab/>
+      </w:r>
+      <w:r>
+        <w:rPr>
+          <w:rFonts w:ascii="Tahoma" w:hAnsi="Tahoma" w:cs="Tahoma"/>
+          <w:b/>
+          <w:bCs/>
+          <w:sz w:val="18"/>
+          <w:szCs w:val="18"/>
+          <w:lang w:val="es-ES_tradnl"/>
+        </w:rPr>
         <w:tab/>
+      </w:r>
+      <w:r>
+        <w:rPr>
+          <w:rFonts w:ascii="Tahoma" w:hAnsi="Tahoma" w:cs="Tahoma"/>
+          <w:b/>
+          <w:bCs/>
+          <w:sz w:val="18"/>
+          <w:szCs w:val="18"/>
+          <w:lang w:val="es-ES_tradnl"/>
+        </w:rPr>
         <w:tab/>
+      </w:r>
+      <w:r>
+        <w:rPr>
+          <w:rFonts w:ascii="Tahoma" w:hAnsi="Tahoma" w:cs="Tahoma"/>
+          <w:b/>
+          <w:bCs/>
+          <w:sz w:val="18"/>
+          <w:szCs w:val="18"/>
+          <w:lang w:val="es-ES_tradnl"/>
+        </w:rPr>
         <w:tab/>
+      </w:r>
+      <w:r>
+        <w:rPr>
+          <w:rFonts w:ascii="Tahoma" w:hAnsi="Tahoma" w:cs="Tahoma"/>
+          <w:sz w:val="18"/>
+          <w:szCs w:val="18"/>
+          <w:lang w:val="es-ES_tradnl"/>
+        </w:rPr>
         <w:t xml:space="preserve">Ecuatoriana </w:t>
       </w:r>
     </w:p>
@@ -582,30 +774,66 @@
         </w:tabs>
         <w:jc w:val="both"/>
         <w:rPr>
-          <w:rFonts w:asciiTheme="majorHAnsi" w:hAnsiTheme="majorHAnsi" w:cstheme="majorHAnsi"/>
-          <w:sz w:val="20"/>
-          <w:szCs w:val="20"/>
-        </w:rPr>
-      </w:pPr>
-      <w:r>
-        <w:rPr>
-          <w:rFonts w:asciiTheme="majorHAnsi" w:hAnsiTheme="majorHAnsi" w:cstheme="majorHAnsi"/>
-          <w:b/>
-          <w:bCs/>
-          <w:sz w:val="20"/>
-          <w:szCs w:val="20"/>
-        </w:rPr>
-        <w:t xml:space="preserve">Domicilio: </w:t>
-      </w:r>
-      <w:r>
-        <w:rPr>
-          <w:rFonts w:asciiTheme="majorHAnsi" w:hAnsiTheme="majorHAnsi" w:cstheme="majorHAnsi"/>
-          <w:sz w:val="20"/>
-          <w:szCs w:val="20"/>
+          <w:rFonts w:ascii="Tahoma" w:hAnsi="Tahoma" w:cs="Tahoma"/>
+          <w:sz w:val="18"/>
+          <w:szCs w:val="18"/>
+          <w:lang w:val="es-ES_tradnl"/>
+        </w:rPr>
+      </w:pPr>
+      <w:r>
+        <w:rPr>
+          <w:rFonts w:ascii="Tahoma" w:hAnsi="Tahoma" w:cs="Tahoma"/>
+          <w:b/>
+          <w:bCs/>
+          <w:sz w:val="18"/>
+          <w:szCs w:val="18"/>
+          <w:lang w:val="es-ES_tradnl"/>
+        </w:rPr>
+        <w:t>Domicilio:</w:t>
+      </w:r>
+      <w:r>
+        <w:rPr>
+          <w:rFonts w:ascii="Tahoma" w:hAnsi="Tahoma" w:cs="Tahoma"/>
+          <w:sz w:val="18"/>
+          <w:szCs w:val="18"/>
+          <w:lang w:val="es-ES_tradnl"/>
+        </w:rPr>
+        <w:t xml:space="preserve"> </w:t>
+      </w:r>
+      <w:r>
+        <w:rPr>
+          <w:rFonts w:ascii="Tahoma" w:hAnsi="Tahoma" w:cs="Tahoma"/>
+          <w:sz w:val="18"/>
+          <w:szCs w:val="18"/>
+          <w:lang w:val="es-ES_tradnl"/>
         </w:rPr>
         <w:tab/>
+      </w:r>
+      <w:r>
+        <w:rPr>
+          <w:rFonts w:ascii="Tahoma" w:hAnsi="Tahoma" w:cs="Tahoma"/>
+          <w:sz w:val="18"/>
+          <w:szCs w:val="18"/>
+          <w:lang w:val="es-ES_tradnl"/>
+        </w:rPr>
         <w:tab/>
+      </w:r>
+      <w:r>
+        <w:rPr>
+          <w:rFonts w:ascii="Tahoma" w:hAnsi="Tahoma" w:cs="Tahoma"/>
+          <w:sz w:val="18"/>
+          <w:szCs w:val="18"/>
+          <w:lang w:val="es-ES_tradnl"/>
+        </w:rPr>
         <w:tab/>
+      </w:r>
+      <w:r>
+        <w:rPr>
+          <w:rFonts w:ascii="Tahoma" w:hAnsi="Tahoma" w:cs="Tahoma"/>
+          <w:sz w:val="18"/>
+          <w:szCs w:val="18"/>
+          <w:lang w:val="es-ES_tradnl"/>
+        </w:rPr>
         <w:tab/>
         <w:t>Quito, Checoslovaquia E10-195 y Eloy Alfaro, Edificio Cuarzo.</w:t>
       </w:r>
@@ -666,32 +894,265 @@
         </w:tabs>
         <w:jc w:val="both"/>
         <w:rPr>
-          <w:rFonts w:asciiTheme="majorHAnsi" w:hAnsiTheme="majorHAnsi" w:cstheme="majorHAnsi"/>
-          <w:sz w:val="20"/>
-          <w:szCs w:val="20"/>
-        </w:rPr>
-      </w:pPr>
-      <w:r>
-        <w:rPr>
-          <w:rFonts w:asciiTheme="majorHAnsi" w:hAnsiTheme="majorHAnsi" w:cstheme="majorHAnsi"/>
-          <w:b/>
-          <w:bCs/>
-          <w:sz w:val="20"/>
-          <w:szCs w:val="20"/>
+          <w:rFonts w:ascii="Tahoma" w:hAnsi="Tahoma" w:cs="Tahoma"/>
+          <w:b/>
+          <w:bCs/>
+          <w:sz w:val="18"/>
+          <w:szCs w:val="18"/>
+          <w:lang w:val="es-ES_tradnl"/>
+        </w:rPr>
+      </w:pPr>
+      <w:r>
+        <w:rPr>
+          <w:rFonts w:ascii="Tahoma" w:hAnsi="Tahoma" w:cs="Tahoma"/>
+          <w:b/>
+          <w:bCs/>
+          <w:sz w:val="18"/>
+          <w:szCs w:val="18"/>
+          <w:lang w:val="es-ES_tradnl"/>
         </w:rPr>
         <w:t>Teléfono:</w:t>
       </w:r>
       <w:r>
         <w:rPr>
-          <w:rFonts w:asciiTheme="majorHAnsi" w:hAnsiTheme="majorHAnsi" w:cstheme="majorHAnsi"/>
-          <w:sz w:val="20"/>
-          <w:szCs w:val="20"/>
+          <w:rFonts w:ascii="Tahoma" w:hAnsi="Tahoma" w:cs="Tahoma"/>
+          <w:b/>
+          <w:bCs/>
+          <w:sz w:val="18"/>
+          <w:szCs w:val="18"/>
+          <w:lang w:val="es-ES_tradnl"/>
         </w:rPr>
         <w:tab/>
+      </w:r>
+      <w:r>
+        <w:rPr>
+          <w:rFonts w:ascii="Tahoma" w:hAnsi="Tahoma" w:cs="Tahoma"/>
+          <w:b/>
+          <w:bCs/>
+          <w:sz w:val="18"/>
+          <w:szCs w:val="18"/>
+          <w:lang w:val="es-ES_tradnl"/>
+        </w:rPr>
         <w:tab/>
+      </w:r>
+      <w:r>
+        <w:rPr>
+          <w:rFonts w:ascii="Tahoma" w:hAnsi="Tahoma" w:cs="Tahoma"/>
+          <w:b/>
+          <w:bCs/>
+          <w:sz w:val="18"/>
+          <w:szCs w:val="18"/>
+          <w:lang w:val="es-ES_tradnl"/>
+        </w:rPr>
         <w:tab/>
+      </w:r>
+      <w:r>
+        <w:rPr>
+          <w:rFonts w:ascii="Tahoma" w:hAnsi="Tahoma" w:cs="Tahoma"/>
+          <w:b/>
+          <w:bCs/>
+          <w:sz w:val="18"/>
+          <w:szCs w:val="18"/>
+          <w:lang w:val="es-ES_tradnl"/>
+        </w:rPr>
         <w:tab/>
+      </w:r>
+      <w:r>
+        <w:rPr>
+          <w:rFonts w:ascii="Tahoma" w:hAnsi="Tahoma" w:cs="Tahoma"/>
+          <w:sz w:val="18"/>
+          <w:szCs w:val="18"/>
+          <w:lang w:val="es-ES_tradnl"/>
+        </w:rPr>
         <w:t>023324400</w:t>
+      </w:r>
+    </w:p>
+    <w:p>
+      <w:pPr>
+        <w:pBdr>
+          <w:top w:val="single" w:sz="4" w:space="1" w:color="auto"/>
+          <w:left w:val="single" w:sz="4" w:space="4" w:color="auto"/>
+          <w:bottom w:val="single" w:sz="4" w:space="1" w:color="auto"/>
+          <w:right w:val="single" w:sz="4" w:space="4" w:color="auto"/>
+        </w:pBdr>
+        <w:tabs>
+          <w:tab w:val="left" w:pos="0"/>
+          <w:tab w:val="left" w:pos="426"/>
+          <w:tab w:val="left" w:pos="1440"/>
+          <w:tab w:val="left" w:pos="2160"/>
+          <w:tab w:val="left" w:pos="2880"/>
+          <w:tab w:val="left" w:pos="3600"/>
+          <w:tab w:val="left" w:pos="4320"/>
+          <w:tab w:val="left" w:pos="5040"/>
+          <w:tab w:val="left" w:pos="5103"/>
+          <w:tab w:val="left" w:pos="5760"/>
+          <w:tab w:val="left" w:pos="6480"/>
+          <w:tab w:val="left" w:pos="7200"/>
+          <w:tab w:val="left" w:pos="7920"/>
+          <w:tab w:val="left" w:pos="8640"/>
+          <w:tab w:val="left" w:pos="9360"/>
+          <w:tab w:val="left" w:pos="10080"/>
+          <w:tab w:val="left" w:pos="10800"/>
+          <w:tab w:val="left" w:pos="11520"/>
+          <w:tab w:val="left" w:pos="12240"/>
+          <w:tab w:val="left" w:pos="12960"/>
+          <w:tab w:val="left" w:pos="13680"/>
+          <w:tab w:val="left" w:pos="14400"/>
+          <w:tab w:val="left" w:pos="15120"/>
+          <w:tab w:val="left" w:pos="15840"/>
+          <w:tab w:val="left" w:pos="16560"/>
+          <w:tab w:val="left" w:pos="17280"/>
+          <w:tab w:val="left" w:pos="18000"/>
+          <w:tab w:val="left" w:pos="18720"/>
+          <w:tab w:val="left" w:pos="19440"/>
+          <w:tab w:val="left" w:pos="20160"/>
+          <w:tab w:val="left" w:pos="20880"/>
+          <w:tab w:val="left" w:pos="21600"/>
+          <w:tab w:val="left" w:pos="22320"/>
+          <w:tab w:val="left" w:pos="23040"/>
+          <w:tab w:val="left" w:pos="23760"/>
+          <w:tab w:val="left" w:pos="24480"/>
+          <w:tab w:val="left" w:pos="25200"/>
+          <w:tab w:val="left" w:pos="25920"/>
+          <w:tab w:val="left" w:pos="26640"/>
+          <w:tab w:val="left" w:pos="27360"/>
+          <w:tab w:val="left" w:pos="0"/>
+          <w:tab w:val="left" w:pos="720"/>
+          <w:tab w:val="left" w:pos="1440"/>
+          <w:tab w:val="left" w:pos="2160"/>
+        </w:tabs>
+        <w:jc w:val="both"/>
+        <w:rPr>
+          <w:rFonts w:asciiTheme="majorHAnsi" w:hAnsiTheme="majorHAnsi" w:cstheme="majorHAnsi"/>
+          <w:sz w:val="20"/>
+          <w:szCs w:val="20"/>
+        </w:rPr>
+      </w:pPr>
+      <w:r>
+        <w:rPr>
+          <w:rFonts w:ascii="Tahoma" w:hAnsi="Tahoma" w:cs="Tahoma"/>
+          <w:b/>
+          <w:bCs/>
+          <w:sz w:val="18"/>
+          <w:szCs w:val="18"/>
+          <w:lang w:val="es-ES_tradnl"/>
+        </w:rPr>
+        <w:t xml:space="preserve">Correo electrónico: </w:t>
+      </w:r>
+      <w:r>
+        <w:rPr>
+          <w:rFonts w:ascii="Tahoma" w:hAnsi="Tahoma" w:cs="Tahoma"/>
+          <w:b/>
+          <w:bCs/>
+          <w:sz w:val="18"/>
+          <w:szCs w:val="18"/>
+          <w:lang w:val="es-ES_tradnl"/>
+        </w:rPr>
+        <w:tab/>
+      </w:r>
+      <w:r>
+        <w:rPr>
+          <w:rFonts w:ascii="Tahoma" w:hAnsi="Tahoma" w:cs="Tahoma"/>
+          <w:b/>
+          <w:bCs/>
+          <w:sz w:val="18"/>
+          <w:szCs w:val="18"/>
+          <w:lang w:val="es-ES_tradnl"/>
+        </w:rPr>
+        <w:tab/>
+      </w:r>
+      <w:r>
+        <w:rPr>
+          <w:rFonts w:ascii="Tahoma" w:hAnsi="Tahoma" w:cs="Tahoma"/>
+          <w:b/>
+          <w:bCs/>
+          <w:sz w:val="18"/>
+          <w:szCs w:val="18"/>
+          <w:lang w:val="es-ES_tradnl"/>
+        </w:rPr>
+        <w:tab/>
+      </w:r>
+      <w:r>
+        <w:rPr>
+          <w:rFonts w:ascii="Tahoma" w:hAnsi="Tahoma" w:cs="Tahoma"/>
+          <w:sz w:val="18"/>
+          <w:szCs w:val="18"/>
+          <w:lang w:val="es-ES_tradnl"/>
+        </w:rPr>
+        <w:t>{EMAIL_FIDUCIARIA}</w:t>
+      </w:r>
+      <w:r>
+        <w:rPr>
+          <w:rFonts w:asciiTheme="majorHAnsi" w:hAnsiTheme="majorHAnsi" w:cstheme="majorHAnsi"/>
+          <w:sz w:val="20"/>
+          <w:szCs w:val="20"/>
+        </w:rPr>
+        <w:tab/>
+      </w:r>
+    </w:p>
+    <w:p>
+      <w:pPr>
+        <w:pStyle w:val="Ttulo2"/>
+        <w:rPr>
+          <w:rFonts w:cstheme="majorHAnsi"/>
+          <w:b/>
+          <w:bCs/>
+          <w:color w:val="auto"/>
+          <w:sz w:val="20"/>
+          <w:szCs w:val="20"/>
+        </w:rPr>
+      </w:pPr>
+      <w:r>
+        <w:rPr>
+          <w:rFonts w:cstheme="majorHAnsi"/>
+          <w:b/>
+          <w:bCs/>
+          <w:color w:val="auto"/>
+          <w:sz w:val="20"/>
+          <w:szCs w:val="20"/>
+        </w:rPr>
+        <w:t>SEGUNDO SEGMENTO</w:t>
+      </w:r>
+    </w:p>
+    <w:p>
+      <w:pPr>
+        <w:rPr>
+          <w:rFonts w:asciiTheme="majorHAnsi" w:eastAsiaTheme="majorEastAsia" w:hAnsiTheme="majorHAnsi" w:cstheme="majorHAnsi"/>
+          <w:b/>
+          <w:bCs/>
+          <w:sz w:val="20"/>
+          <w:szCs w:val="20"/>
+        </w:rPr>
+      </w:pPr>
+      <w:r>
+        <w:rPr>
+          <w:rFonts w:asciiTheme="majorHAnsi" w:eastAsiaTheme="majorEastAsia" w:hAnsiTheme="majorHAnsi" w:cstheme="majorHAnsi"/>
+          <w:b/>
+          <w:bCs/>
+          <w:sz w:val="20"/>
+          <w:szCs w:val="20"/>
+        </w:rPr>
+        <w:t xml:space="preserve">LA PARTE </w:t>
+      </w:r>
+      <w:r>
+        <w:rPr>
+          <w:rFonts w:asciiTheme="majorHAnsi" w:eastAsiaTheme="majorEastAsia" w:hAnsiTheme="majorHAnsi" w:cstheme="majorHAnsi"/>
+          <w:b/>
+          <w:bCs/>
+          <w:sz w:val="20"/>
+          <w:szCs w:val="20"/>
+        </w:rPr>
+        <w:t>CONSTITUYENTE</w:t>
+      </w:r>
+      <w:r>
+        <w:rPr>
+          <w:rFonts w:asciiTheme="majorHAnsi" w:eastAsiaTheme="majorEastAsia" w:hAnsiTheme="majorHAnsi" w:cstheme="majorHAnsi"/>
+          <w:b/>
+          <w:bCs/>
+          <w:sz w:val="20"/>
+          <w:szCs w:val="20"/>
+        </w:rPr>
+        <w:t xml:space="preserve"> Y/O CONSTITUYENTE</w:t>
       </w:r>
     </w:p>
     <w:p>
@@ -750,77 +1211,70 @@
         <w:jc w:val="both"/>
         <w:rPr>
           <w:rFonts w:asciiTheme="majorHAnsi" w:hAnsiTheme="majorHAnsi" w:cstheme="majorHAnsi"/>
-          <w:sz w:val="20"/>
-          <w:szCs w:val="20"/>
-        </w:rPr>
-      </w:pPr>
-      <w:r>
-        <w:rPr>
-          <w:rFonts w:asciiTheme="majorHAnsi" w:hAnsiTheme="majorHAnsi" w:cstheme="majorHAnsi"/>
-          <w:b/>
-          <w:bCs/>
-          <w:sz w:val="20"/>
-          <w:szCs w:val="20"/>
-        </w:rPr>
-        <w:t>Correo electrónico:</w:t>
-      </w:r>
-      <w:r>
-        <w:rPr>
-          <w:rFonts w:asciiTheme="majorHAnsi" w:hAnsiTheme="majorHAnsi" w:cstheme="majorHAnsi"/>
-          <w:sz w:val="20"/>
-          <w:szCs w:val="20"/>
-        </w:rPr>
-        <w:t xml:space="preserve"> </w:t>
+          <w:b/>
+          <w:sz w:val="20"/>
+          <w:szCs w:val="20"/>
+          <w:lang w:val="es-ES_tradnl"/>
+        </w:rPr>
+      </w:pPr>
+      <w:r>
+        <w:rPr>
+          <w:rFonts w:asciiTheme="majorHAnsi" w:hAnsiTheme="majorHAnsi" w:cstheme="majorHAnsi"/>
+          <w:b/>
+          <w:sz w:val="20"/>
+          <w:szCs w:val="20"/>
+          <w:lang w:val="es-ES_tradnl"/>
+        </w:rPr>
+        <w:t>Nombres Completos</w:t>
+      </w:r>
+      <w:r>
+        <w:rPr>
+          <w:rFonts w:asciiTheme="majorHAnsi" w:hAnsiTheme="majorHAnsi" w:cstheme="majorHAnsi"/>
+          <w:b/>
+          <w:sz w:val="20"/>
+          <w:szCs w:val="20"/>
+          <w:lang w:val="es-ES_tradnl"/>
+        </w:rPr>
+        <w:t xml:space="preserve">: </w:t>
+      </w:r>
+      <w:r>
+        <w:rPr>
+          <w:rFonts w:asciiTheme="majorHAnsi" w:hAnsiTheme="majorHAnsi" w:cstheme="majorHAnsi"/>
+          <w:b/>
+          <w:sz w:val="20"/>
+          <w:szCs w:val="20"/>
+          <w:lang w:val="es-ES_tradnl"/>
+        </w:rPr>
         <w:tab/>
+      </w:r>
+      <w:r>
+        <w:rPr>
+          <w:rFonts w:asciiTheme="majorHAnsi" w:hAnsiTheme="majorHAnsi" w:cstheme="majorHAnsi"/>
+          <w:b/>
+          <w:sz w:val="20"/>
+          <w:szCs w:val="20"/>
+          <w:lang w:val="es-ES_tradnl"/>
+        </w:rPr>
         <w:tab/>
+      </w:r>
+      <w:r>
+        <w:rPr>
+          <w:rFonts w:asciiTheme="majorHAnsi" w:hAnsiTheme="majorHAnsi" w:cstheme="majorHAnsi"/>
+          <w:b/>
+          <w:sz w:val="20"/>
+          <w:szCs w:val="20"/>
+          <w:lang w:val="es-ES_tradnl"/>
+        </w:rPr>
         <w:tab/>
-        <w:t>infouio@anefi.com.ec</w:t>
-        <w:tab/>
-      </w:r>
-    </w:p>
-    <w:p>
-      <w:pPr>
-        <w:pStyle w:val="Ttulo2"/>
-        <w:rPr>
-          <w:rFonts w:cstheme="majorHAnsi"/>
-          <w:b/>
-          <w:bCs/>
-          <w:color w:val="auto"/>
-          <w:sz w:val="20"/>
-          <w:szCs w:val="20"/>
-        </w:rPr>
-      </w:pPr>
-      <w:r>
-        <w:rPr>
-          <w:rFonts w:cstheme="majorHAnsi"/>
-          <w:b/>
-          <w:bCs/>
-          <w:color w:val="auto"/>
-          <w:sz w:val="20"/>
-          <w:szCs w:val="20"/>
-        </w:rPr>
-        <w:t>SEGUNDO SEGMENTO</w:t>
-      </w:r>
-    </w:p>
-    <w:p>
-      <w:pPr>
-        <w:rPr>
-          <w:rFonts w:asciiTheme="majorHAnsi" w:eastAsiaTheme="majorEastAsia" w:hAnsiTheme="majorHAnsi" w:cstheme="majorHAnsi"/>
-          <w:b/>
-          <w:bCs/>
-          <w:sz w:val="20"/>
-          <w:szCs w:val="20"/>
-        </w:rPr>
-      </w:pPr>
-      <w:r>
-        <w:rPr>
-          <w:rFonts w:asciiTheme="majorHAnsi" w:eastAsiaTheme="majorEastAsia" w:hAnsiTheme="majorHAnsi" w:cstheme="majorHAnsi"/>
-          <w:b/>
-          <w:bCs/>
-          <w:sz w:val="20"/>
-          <w:szCs w:val="20"/>
-        </w:rPr>
-        <w:t>LA PARTE CONSTITUYENTE Y/O CONSTITUYENTE</w:t>
+      </w:r>
+      <w:r>
+        <w:rPr>
+          <w:rFonts w:ascii="Tahoma" w:hAnsi="Tahoma" w:cs="Tahoma"/>
+          <w:sz w:val="18"/>
+          <w:szCs w:val="18"/>
+          <w:lang w:val="es-ES_tradnl"/>
+        </w:rPr>
+        <w:t>{NOMBRE_PROP}</w:t>
       </w:r>
     </w:p>
     <w:p>
@@ -828,7 +1282,7 @@
         <w:pBdr>
           <w:top w:val="single" w:sz="4" w:space="1" w:color="auto"/>
           <w:left w:val="single" w:sz="4" w:space="4" w:color="auto"/>
-          <w:bottom w:val="single" w:sz="4" w:space="2" w:color="auto"/>
+          <w:bottom w:val="single" w:sz="4" w:space="1" w:color="auto"/>
           <w:right w:val="single" w:sz="4" w:space="4" w:color="auto"/>
         </w:pBdr>
         <w:tabs>
@@ -880,53 +1334,68 @@
         <w:rPr>
           <w:rFonts w:asciiTheme="majorHAnsi" w:hAnsiTheme="majorHAnsi" w:cstheme="majorHAnsi"/>
           <w:b/>
-          <w:sz w:val="20"/>
-          <w:szCs w:val="20"/>
-          <w:lang w:val="es-ES_tradnl"/>
-        </w:rPr>
-      </w:pPr>
-      <w:r>
-        <w:rPr>
-          <w:rFonts w:asciiTheme="majorHAnsi" w:hAnsiTheme="majorHAnsi" w:cstheme="majorHAnsi"/>
-          <w:b/>
-          <w:sz w:val="20"/>
-          <w:szCs w:val="20"/>
-          <w:lang w:val="es-ES_tradnl"/>
-        </w:rPr>
-        <w:t xml:space="preserve">Nombres Completos: </w:t>
+          <w:bCs/>
+          <w:caps/>
+          <w:sz w:val="20"/>
+          <w:szCs w:val="20"/>
+          <w:lang w:val="es-MX"/>
+        </w:rPr>
+      </w:pPr>
+      <w:r>
+        <w:rPr>
+          <w:rFonts w:asciiTheme="majorHAnsi" w:hAnsiTheme="majorHAnsi" w:cstheme="majorHAnsi"/>
+          <w:b/>
+          <w:bCs/>
+          <w:sz w:val="20"/>
+          <w:szCs w:val="20"/>
+          <w:lang w:val="es-ES_tradnl"/>
+        </w:rPr>
+        <w:t>Número de Identificación</w:t>
+      </w:r>
+      <w:r>
+        <w:rPr>
+          <w:rFonts w:asciiTheme="majorHAnsi" w:hAnsiTheme="majorHAnsi" w:cstheme="majorHAnsi"/>
+          <w:b/>
+          <w:bCs/>
+          <w:caps/>
+          <w:sz w:val="20"/>
+          <w:szCs w:val="20"/>
+          <w:lang w:val="es-ES_tradnl"/>
+        </w:rPr>
+        <w:t xml:space="preserve">:  </w:t>
+      </w:r>
+      <w:r>
+        <w:rPr>
+          <w:rFonts w:asciiTheme="majorHAnsi" w:hAnsiTheme="majorHAnsi" w:cstheme="majorHAnsi"/>
+          <w:b/>
+          <w:bCs/>
+          <w:caps/>
+          <w:sz w:val="20"/>
+          <w:szCs w:val="20"/>
+          <w:lang w:val="es-ES_tradnl"/>
+        </w:rPr>
         <w:tab/>
+      </w:r>
+      <w:r>
+        <w:rPr>
+          <w:rFonts w:asciiTheme="majorHAnsi" w:hAnsiTheme="majorHAnsi" w:cstheme="majorHAnsi"/>
+          <w:b/>
+          <w:bCs/>
+          <w:caps/>
+          <w:sz w:val="20"/>
+          <w:szCs w:val="20"/>
+          <w:lang w:val="es-ES_tradnl"/>
+        </w:rPr>
         <w:tab/>
-        <w:tab/>
-      </w:r>
-      <w:r>
-        <w:rPr>
-          <w:rFonts w:asciiTheme="majorHAnsi" w:hAnsiTheme="majorHAnsi" w:cstheme="majorHAnsi"/>
-          <w:sz w:val="20"/>
-          <w:szCs w:val="20"/>
-          <w:lang w:val="es-MX"/>
-        </w:rPr>
-        <w:fldChar w:fldCharType="begin"/>
-        <w:instrText xml:space="preserve"> MERGEFIELD NOMBRES_COMPLETOS_DEL_PROPIETARIO </w:instrText>
-        <w:fldChar w:fldCharType="separate"/>
-      </w:r>
-      <w:r>
-        <w:rPr>
-          <w:rFonts w:asciiTheme="majorHAnsi" w:hAnsiTheme="majorHAnsi" w:cstheme="majorHAnsi"/>
-          <w:noProof/>
-          <w:sz w:val="20"/>
-          <w:szCs w:val="20"/>
-          <w:lang w:val="es-MX"/>
-        </w:rPr>
-        <w:t>{NOMBRE_PROP}</w:t>
-      </w:r>
-      <w:r>
-        <w:rPr>
-          <w:rFonts w:asciiTheme="majorHAnsi" w:hAnsiTheme="majorHAnsi" w:cstheme="majorHAnsi"/>
-          <w:sz w:val="20"/>
-          <w:szCs w:val="20"/>
-          <w:lang w:val="es-MX"/>
-        </w:rPr>
-        <w:fldChar w:fldCharType="end"/>
+      </w:r>
+      <w:r>
+        <w:rPr>
+          <w:rFonts w:ascii="Tahoma" w:hAnsi="Tahoma" w:cs="Tahoma"/>
+          <w:sz w:val="18"/>
+          <w:szCs w:val="18"/>
+          <w:lang w:val="es-ES_tradnl"/>
+        </w:rPr>
+        <w:t>{CI_PROP}</w:t>
       </w:r>
     </w:p>
     <w:p>
@@ -934,7 +1403,7 @@
         <w:pBdr>
           <w:top w:val="single" w:sz="4" w:space="1" w:color="auto"/>
           <w:left w:val="single" w:sz="4" w:space="4" w:color="auto"/>
-          <w:bottom w:val="single" w:sz="4" w:space="2" w:color="auto"/>
+          <w:bottom w:val="single" w:sz="4" w:space="1" w:color="auto"/>
           <w:right w:val="single" w:sz="4" w:space="4" w:color="auto"/>
         </w:pBdr>
         <w:tabs>
@@ -985,66 +1454,74 @@
         <w:jc w:val="both"/>
         <w:rPr>
           <w:rFonts w:asciiTheme="majorHAnsi" w:hAnsiTheme="majorHAnsi" w:cstheme="majorHAnsi"/>
-          <w:caps/>
-          <w:sz w:val="20"/>
-          <w:szCs w:val="20"/>
-          <w:lang w:val="es-MX"/>
-        </w:rPr>
-      </w:pPr>
-      <w:r>
-        <w:rPr>
-          <w:rFonts w:asciiTheme="majorHAnsi" w:hAnsiTheme="majorHAnsi" w:cstheme="majorHAnsi"/>
-          <w:b/>
-          <w:bCs/>
-          <w:sz w:val="20"/>
-          <w:szCs w:val="20"/>
-          <w:lang w:val="es-ES_tradnl"/>
-        </w:rPr>
-        <w:t>Número de Identificación</w:t>
-      </w:r>
-      <w:r>
-        <w:rPr>
-          <w:rFonts w:asciiTheme="majorHAnsi" w:hAnsiTheme="majorHAnsi" w:cstheme="majorHAnsi"/>
-          <w:b/>
-          <w:bCs/>
-          <w:caps/>
-          <w:sz w:val="20"/>
-          <w:szCs w:val="20"/>
-          <w:lang w:val="es-ES_tradnl"/>
-        </w:rPr>
-        <w:t xml:space="preserve">:  </w:t>
+          <w:sz w:val="20"/>
+          <w:szCs w:val="20"/>
+          <w:lang w:val="es-ES_tradnl"/>
+        </w:rPr>
+      </w:pPr>
+      <w:r>
+        <w:rPr>
+          <w:rFonts w:asciiTheme="majorHAnsi" w:hAnsiTheme="majorHAnsi" w:cstheme="majorHAnsi"/>
+          <w:b/>
+          <w:bCs/>
+          <w:sz w:val="20"/>
+          <w:szCs w:val="20"/>
+          <w:lang w:val="es-ES_tradnl"/>
+        </w:rPr>
+        <w:t>Estado civil:</w:t>
+      </w:r>
+      <w:r>
+        <w:rPr>
+          <w:rFonts w:asciiTheme="majorHAnsi" w:hAnsiTheme="majorHAnsi" w:cstheme="majorHAnsi"/>
+          <w:b/>
+          <w:bCs/>
+          <w:sz w:val="20"/>
+          <w:szCs w:val="20"/>
+          <w:lang w:val="es-ES_tradnl"/>
+        </w:rPr>
         <w:tab/>
+      </w:r>
+      <w:r>
+        <w:rPr>
+          <w:rFonts w:asciiTheme="majorHAnsi" w:hAnsiTheme="majorHAnsi" w:cstheme="majorHAnsi"/>
+          <w:b/>
+          <w:bCs/>
+          <w:sz w:val="20"/>
+          <w:szCs w:val="20"/>
+          <w:lang w:val="es-ES_tradnl"/>
+        </w:rPr>
         <w:tab/>
       </w:r>
       <w:r>
         <w:rPr>
           <w:rFonts w:asciiTheme="majorHAnsi" w:hAnsiTheme="majorHAnsi" w:cstheme="majorHAnsi"/>
-          <w:sz w:val="20"/>
-          <w:szCs w:val="20"/>
-          <w:lang w:val="es-MX"/>
-        </w:rPr>
-        <w:fldChar w:fldCharType="begin"/>
-        <w:instrText xml:space="preserve"> MERGEFIELD CÉDULA_DEL_PROPIETARIO </w:instrText>
-        <w:fldChar w:fldCharType="separate"/>
-      </w:r>
-      <w:r>
-        <w:rPr>
-          <w:rFonts w:asciiTheme="majorHAnsi" w:hAnsiTheme="majorHAnsi" w:cstheme="majorHAnsi"/>
-          <w:noProof/>
-          <w:sz w:val="20"/>
-          <w:szCs w:val="20"/>
-          <w:lang w:val="es-MX"/>
-        </w:rPr>
-        <w:t>{CI_PROP}</w:t>
-      </w:r>
-      <w:r>
-        <w:rPr>
-          <w:rFonts w:asciiTheme="majorHAnsi" w:hAnsiTheme="majorHAnsi" w:cstheme="majorHAnsi"/>
-          <w:sz w:val="20"/>
-          <w:szCs w:val="20"/>
-          <w:lang w:val="es-MX"/>
-        </w:rPr>
-        <w:fldChar w:fldCharType="end"/>
+          <w:b/>
+          <w:bCs/>
+          <w:sz w:val="20"/>
+          <w:szCs w:val="20"/>
+          <w:lang w:val="es-ES_tradnl"/>
+        </w:rPr>
+        <w:tab/>
+      </w:r>
+      <w:r>
+        <w:rPr>
+          <w:rFonts w:asciiTheme="majorHAnsi" w:hAnsiTheme="majorHAnsi" w:cstheme="majorHAnsi"/>
+          <w:b/>
+          <w:bCs/>
+          <w:sz w:val="20"/>
+          <w:szCs w:val="20"/>
+          <w:lang w:val="es-ES_tradnl"/>
+        </w:rPr>
+        <w:tab/>
+      </w:r>
+      <w:r>
+        <w:rPr>
+          <w:rFonts w:ascii="Tahoma" w:hAnsi="Tahoma" w:cs="Tahoma"/>
+          <w:sz w:val="18"/>
+          <w:szCs w:val="18"/>
+          <w:lang w:val="es-ES_tradnl"/>
+        </w:rPr>
+        <w:t>{ESTADO_CIVIL_PROP}</w:t>
       </w:r>
     </w:p>
     <w:p>
@@ -1052,7 +1529,7 @@
         <w:pBdr>
           <w:top w:val="single" w:sz="4" w:space="1" w:color="auto"/>
           <w:left w:val="single" w:sz="4" w:space="4" w:color="auto"/>
-          <w:bottom w:val="single" w:sz="4" w:space="2" w:color="auto"/>
+          <w:bottom w:val="single" w:sz="4" w:space="1" w:color="auto"/>
           <w:right w:val="single" w:sz="4" w:space="4" w:color="auto"/>
         </w:pBdr>
         <w:tabs>
@@ -1117,41 +1594,60 @@
           <w:szCs w:val="20"/>
           <w:lang w:val="es-ES_tradnl"/>
         </w:rPr>
-        <w:t>Estado civil:</w:t>
+        <w:t xml:space="preserve">Nacionalidad: </w:t>
+      </w:r>
+      <w:r>
+        <w:rPr>
+          <w:rFonts w:asciiTheme="majorHAnsi" w:hAnsiTheme="majorHAnsi" w:cstheme="majorHAnsi"/>
+          <w:b/>
+          <w:bCs/>
+          <w:sz w:val="20"/>
+          <w:szCs w:val="20"/>
+          <w:lang w:val="es-ES_tradnl"/>
+        </w:rPr>
         <w:tab/>
+      </w:r>
+      <w:r>
+        <w:rPr>
+          <w:rFonts w:asciiTheme="majorHAnsi" w:hAnsiTheme="majorHAnsi" w:cstheme="majorHAnsi"/>
+          <w:b/>
+          <w:bCs/>
+          <w:sz w:val="20"/>
+          <w:szCs w:val="20"/>
+          <w:lang w:val="es-ES_tradnl"/>
+        </w:rPr>
         <w:tab/>
+      </w:r>
+      <w:r>
+        <w:rPr>
+          <w:rFonts w:asciiTheme="majorHAnsi" w:hAnsiTheme="majorHAnsi" w:cstheme="majorHAnsi"/>
+          <w:b/>
+          <w:bCs/>
+          <w:sz w:val="20"/>
+          <w:szCs w:val="20"/>
+          <w:lang w:val="es-ES_tradnl"/>
+        </w:rPr>
         <w:tab/>
+      </w:r>
+      <w:r>
+        <w:rPr>
+          <w:rFonts w:asciiTheme="majorHAnsi" w:hAnsiTheme="majorHAnsi" w:cstheme="majorHAnsi"/>
+          <w:b/>
+          <w:bCs/>
+          <w:sz w:val="20"/>
+          <w:szCs w:val="20"/>
+          <w:lang w:val="es-ES_tradnl"/>
+        </w:rPr>
         <w:tab/>
       </w:r>
       <w:r>
         <w:rPr>
-          <w:rFonts w:asciiTheme="majorHAnsi" w:hAnsiTheme="majorHAnsi" w:cstheme="majorHAnsi"/>
-          <w:sz w:val="20"/>
-          <w:szCs w:val="20"/>
-          <w:lang w:val="es-MX"/>
-        </w:rPr>
-        <w:fldChar w:fldCharType="begin"/>
-        <w:instrText xml:space="preserve"> MERGEFIELD ESTADO_CIVIL </w:instrText>
-        <w:fldChar w:fldCharType="separate"/>
-      </w:r>
-      <w:r>
-        <w:rPr>
-          <w:rFonts w:asciiTheme="majorHAnsi" w:hAnsiTheme="majorHAnsi" w:cstheme="majorHAnsi"/>
-          <w:noProof/>
-          <w:sz w:val="20"/>
-          <w:szCs w:val="20"/>
-          <w:lang w:val="es-MX"/>
-        </w:rPr>
-        <w:t>{ESTADO_CIVIL_PROP}</w:t>
-      </w:r>
-      <w:r>
-        <w:rPr>
-          <w:rFonts w:asciiTheme="majorHAnsi" w:hAnsiTheme="majorHAnsi" w:cstheme="majorHAnsi"/>
-          <w:sz w:val="20"/>
-          <w:szCs w:val="20"/>
-          <w:lang w:val="es-MX"/>
-        </w:rPr>
-        <w:fldChar w:fldCharType="end"/>
+          <w:rFonts w:ascii="Tahoma" w:hAnsi="Tahoma" w:cs="Tahoma"/>
+          <w:sz w:val="18"/>
+          <w:szCs w:val="18"/>
+          <w:lang w:val="es-ES_tradnl"/>
+        </w:rPr>
+        <w:t>{NACIONALIDAD_PROP}</w:t>
       </w:r>
     </w:p>
     <w:p>
@@ -1159,7 +1655,7 @@
         <w:pBdr>
           <w:top w:val="single" w:sz="4" w:space="1" w:color="auto"/>
           <w:left w:val="single" w:sz="4" w:space="4" w:color="auto"/>
-          <w:bottom w:val="single" w:sz="4" w:space="2" w:color="auto"/>
+          <w:bottom w:val="single" w:sz="4" w:space="1" w:color="auto"/>
           <w:right w:val="single" w:sz="4" w:space="4" w:color="auto"/>
         </w:pBdr>
         <w:tabs>
@@ -1224,41 +1720,61 @@
           <w:szCs w:val="20"/>
           <w:lang w:val="es-ES_tradnl"/>
         </w:rPr>
-        <w:t xml:space="preserve">Nacionalidad: </w:t>
+        <w:t>Domicilio:</w:t>
+      </w:r>
+      <w:r>
+        <w:rPr>
+          <w:rFonts w:asciiTheme="majorHAnsi" w:hAnsiTheme="majorHAnsi" w:cstheme="majorHAnsi"/>
+          <w:sz w:val="20"/>
+          <w:szCs w:val="20"/>
+          <w:lang w:val="es-ES_tradnl"/>
+        </w:rPr>
+        <w:t xml:space="preserve"> </w:t>
+      </w:r>
+      <w:r>
+        <w:rPr>
+          <w:rFonts w:asciiTheme="majorHAnsi" w:hAnsiTheme="majorHAnsi" w:cstheme="majorHAnsi"/>
+          <w:sz w:val="20"/>
+          <w:szCs w:val="20"/>
+          <w:lang w:val="es-ES_tradnl"/>
+        </w:rPr>
         <w:tab/>
+      </w:r>
+      <w:r>
+        <w:rPr>
+          <w:rFonts w:asciiTheme="majorHAnsi" w:hAnsiTheme="majorHAnsi" w:cstheme="majorHAnsi"/>
+          <w:sz w:val="20"/>
+          <w:szCs w:val="20"/>
+          <w:lang w:val="es-ES_tradnl"/>
+        </w:rPr>
         <w:tab/>
+      </w:r>
+      <w:r>
+        <w:rPr>
+          <w:rFonts w:asciiTheme="majorHAnsi" w:hAnsiTheme="majorHAnsi" w:cstheme="majorHAnsi"/>
+          <w:sz w:val="20"/>
+          <w:szCs w:val="20"/>
+          <w:lang w:val="es-ES_tradnl"/>
+        </w:rPr>
         <w:tab/>
+      </w:r>
+      <w:r>
+        <w:rPr>
+          <w:rFonts w:asciiTheme="majorHAnsi" w:hAnsiTheme="majorHAnsi" w:cstheme="majorHAnsi"/>
+          <w:sz w:val="20"/>
+          <w:szCs w:val="20"/>
+          <w:lang w:val="es-ES_tradnl"/>
+        </w:rPr>
         <w:tab/>
       </w:r>
       <w:r>
         <w:rPr>
-          <w:rFonts w:asciiTheme="majorHAnsi" w:hAnsiTheme="majorHAnsi" w:cstheme="majorHAnsi"/>
-          <w:sz w:val="20"/>
-          <w:szCs w:val="20"/>
-          <w:lang w:val="es-MX"/>
-        </w:rPr>
-        <w:fldChar w:fldCharType="begin"/>
-        <w:instrText xml:space="preserve"> MERGEFIELD NACIONALIDAD </w:instrText>
-        <w:fldChar w:fldCharType="separate"/>
-      </w:r>
-      <w:r>
-        <w:rPr>
-          <w:rFonts w:asciiTheme="majorHAnsi" w:hAnsiTheme="majorHAnsi" w:cstheme="majorHAnsi"/>
-          <w:noProof/>
-          <w:sz w:val="20"/>
-          <w:szCs w:val="20"/>
-          <w:lang w:val="es-MX"/>
-        </w:rPr>
-        <w:t>{NACIONALIDAD_PROP}</w:t>
-      </w:r>
-      <w:r>
-        <w:rPr>
-          <w:rFonts w:asciiTheme="majorHAnsi" w:hAnsiTheme="majorHAnsi" w:cstheme="majorHAnsi"/>
-          <w:sz w:val="20"/>
-          <w:szCs w:val="20"/>
-          <w:lang w:val="es-MX"/>
-        </w:rPr>
-        <w:fldChar w:fldCharType="end"/>
+          <w:rFonts w:ascii="Tahoma" w:hAnsi="Tahoma" w:cs="Tahoma"/>
+          <w:sz w:val="18"/>
+          <w:szCs w:val="18"/>
+          <w:lang w:val="es-ES_tradnl"/>
+        </w:rPr>
+        <w:t>{DOMICILIO_PROP}</w:t>
       </w:r>
     </w:p>
     <w:p>
@@ -1266,7 +1782,7 @@
         <w:pBdr>
           <w:top w:val="single" w:sz="4" w:space="1" w:color="auto"/>
           <w:left w:val="single" w:sz="4" w:space="4" w:color="auto"/>
-          <w:bottom w:val="single" w:sz="4" w:space="2" w:color="auto"/>
+          <w:bottom w:val="single" w:sz="4" w:space="1" w:color="auto"/>
           <w:right w:val="single" w:sz="4" w:space="4" w:color="auto"/>
         </w:pBdr>
         <w:tabs>
@@ -1316,65 +1832,75 @@
         </w:tabs>
         <w:jc w:val="both"/>
         <w:rPr>
-          <w:rFonts w:asciiTheme="majorHAnsi" w:hAnsiTheme="majorHAnsi" w:cstheme="majorHAnsi"/>
-          <w:sz w:val="20"/>
-          <w:szCs w:val="20"/>
-          <w:lang w:val="es-ES_tradnl"/>
-        </w:rPr>
-      </w:pPr>
-      <w:r>
-        <w:rPr>
-          <w:rFonts w:asciiTheme="majorHAnsi" w:hAnsiTheme="majorHAnsi" w:cstheme="majorHAnsi"/>
-          <w:b/>
-          <w:bCs/>
-          <w:sz w:val="20"/>
-          <w:szCs w:val="20"/>
-          <w:lang w:val="es-ES_tradnl"/>
-        </w:rPr>
-        <w:t>Domicilio:</w:t>
-      </w:r>
-      <w:r>
-        <w:rPr>
-          <w:rFonts w:asciiTheme="majorHAnsi" w:hAnsiTheme="majorHAnsi" w:cstheme="majorHAnsi"/>
-          <w:sz w:val="20"/>
-          <w:szCs w:val="20"/>
-          <w:lang w:val="es-ES_tradnl"/>
-        </w:rPr>
-        <w:t xml:space="preserve"> </w:t>
+          <w:rFonts w:ascii="Tahoma" w:hAnsi="Tahoma" w:cs="Tahoma"/>
+          <w:sz w:val="18"/>
+          <w:szCs w:val="18"/>
+          <w:lang w:val="es-ES_tradnl"/>
+        </w:rPr>
+      </w:pPr>
+      <w:r>
+        <w:rPr>
+          <w:rFonts w:asciiTheme="majorHAnsi" w:hAnsiTheme="majorHAnsi" w:cstheme="majorHAnsi"/>
+          <w:b/>
+          <w:bCs/>
+          <w:sz w:val="20"/>
+          <w:szCs w:val="20"/>
+          <w:lang w:val="es-ES_tradnl"/>
+        </w:rPr>
+        <w:t>Teléfono:</w:t>
+      </w:r>
+      <w:r>
+        <w:rPr>
+          <w:rFonts w:asciiTheme="majorHAnsi" w:hAnsiTheme="majorHAnsi" w:cstheme="majorHAnsi"/>
+          <w:b/>
+          <w:bCs/>
+          <w:sz w:val="20"/>
+          <w:szCs w:val="20"/>
+          <w:lang w:val="es-ES_tradnl"/>
+        </w:rPr>
         <w:tab/>
+      </w:r>
+      <w:r>
+        <w:rPr>
+          <w:rFonts w:asciiTheme="majorHAnsi" w:hAnsiTheme="majorHAnsi" w:cstheme="majorHAnsi"/>
+          <w:b/>
+          <w:bCs/>
+          <w:sz w:val="20"/>
+          <w:szCs w:val="20"/>
+          <w:lang w:val="es-ES_tradnl"/>
+        </w:rPr>
         <w:tab/>
+      </w:r>
+      <w:r>
+        <w:rPr>
+          <w:rFonts w:asciiTheme="majorHAnsi" w:hAnsiTheme="majorHAnsi" w:cstheme="majorHAnsi"/>
+          <w:b/>
+          <w:bCs/>
+          <w:sz w:val="20"/>
+          <w:szCs w:val="20"/>
+          <w:lang w:val="es-ES_tradnl"/>
+        </w:rPr>
         <w:tab/>
+      </w:r>
+      <w:r>
+        <w:rPr>
+          <w:rFonts w:asciiTheme="majorHAnsi" w:hAnsiTheme="majorHAnsi" w:cstheme="majorHAnsi"/>
+          <w:b/>
+          <w:bCs/>
+          <w:sz w:val="20"/>
+          <w:szCs w:val="20"/>
+          <w:lang w:val="es-ES_tradnl"/>
+        </w:rPr>
         <w:tab/>
       </w:r>
       <w:r>
         <w:rPr>
-          <w:rFonts w:asciiTheme="majorHAnsi" w:hAnsiTheme="majorHAnsi" w:cstheme="majorHAnsi"/>
-          <w:sz w:val="20"/>
-          <w:szCs w:val="20"/>
-          <w:lang w:val="es-MX"/>
-        </w:rPr>
-        <w:fldChar w:fldCharType="begin"/>
-        <w:instrText xml:space="preserve"> MERGEFIELD DIRECCIÓN_DE_DOMICILIO </w:instrText>
-        <w:fldChar w:fldCharType="separate"/>
-      </w:r>
-      <w:r>
-        <w:rPr>
-          <w:rFonts w:asciiTheme="majorHAnsi" w:hAnsiTheme="majorHAnsi" w:cstheme="majorHAnsi"/>
-          <w:noProof/>
-          <w:sz w:val="20"/>
-          <w:szCs w:val="20"/>
-          <w:lang w:val="es-MX"/>
-        </w:rPr>
-        <w:t>{DOMICILIO_PROP}</w:t>
-      </w:r>
-      <w:r>
-        <w:rPr>
-          <w:rFonts w:asciiTheme="majorHAnsi" w:hAnsiTheme="majorHAnsi" w:cstheme="majorHAnsi"/>
-          <w:sz w:val="20"/>
-          <w:szCs w:val="20"/>
-          <w:lang w:val="es-MX"/>
-        </w:rPr>
-        <w:fldChar w:fldCharType="end"/>
+          <w:rFonts w:ascii="Tahoma" w:hAnsi="Tahoma" w:cs="Tahoma"/>
+          <w:sz w:val="18"/>
+          <w:szCs w:val="18"/>
+          <w:lang w:val="es-ES_tradnl"/>
+        </w:rPr>
+        <w:t>{TELEFONO_PROP}</w:t>
       </w:r>
     </w:p>
     <w:p>
@@ -1382,7 +1908,7 @@
         <w:pBdr>
           <w:top w:val="single" w:sz="4" w:space="1" w:color="auto"/>
           <w:left w:val="single" w:sz="4" w:space="4" w:color="auto"/>
-          <w:bottom w:val="single" w:sz="4" w:space="2" w:color="auto"/>
+          <w:bottom w:val="single" w:sz="4" w:space="1" w:color="auto"/>
           <w:right w:val="single" w:sz="4" w:space="4" w:color="auto"/>
         </w:pBdr>
         <w:tabs>
@@ -1433,57 +1959,72 @@
         <w:jc w:val="both"/>
         <w:rPr>
           <w:rFonts w:asciiTheme="majorHAnsi" w:hAnsiTheme="majorHAnsi" w:cstheme="majorHAnsi"/>
-          <w:b/>
-          <w:bCs/>
-          <w:sz w:val="20"/>
-          <w:szCs w:val="20"/>
-          <w:lang w:val="es-ES_tradnl"/>
-        </w:rPr>
-      </w:pPr>
-      <w:r>
-        <w:rPr>
-          <w:rFonts w:asciiTheme="majorHAnsi" w:hAnsiTheme="majorHAnsi" w:cstheme="majorHAnsi"/>
-          <w:b/>
-          <w:bCs/>
-          <w:sz w:val="20"/>
-          <w:szCs w:val="20"/>
-          <w:lang w:val="es-ES_tradnl"/>
-        </w:rPr>
-        <w:t>Teléfono:</w:t>
+          <w:sz w:val="20"/>
+          <w:szCs w:val="20"/>
+          <w:lang w:val="es-ES_tradnl"/>
+        </w:rPr>
+      </w:pPr>
+      <w:r>
+        <w:rPr>
+          <w:rFonts w:asciiTheme="majorHAnsi" w:hAnsiTheme="majorHAnsi" w:cstheme="majorHAnsi"/>
+          <w:b/>
+          <w:bCs/>
+          <w:sz w:val="20"/>
+          <w:szCs w:val="20"/>
+          <w:lang w:val="es-ES_tradnl"/>
+        </w:rPr>
+        <w:t xml:space="preserve">Correo electrónico: </w:t>
+      </w:r>
+      <w:r>
+        <w:rPr>
+          <w:rFonts w:asciiTheme="majorHAnsi" w:hAnsiTheme="majorHAnsi" w:cstheme="majorHAnsi"/>
+          <w:b/>
+          <w:bCs/>
+          <w:sz w:val="20"/>
+          <w:szCs w:val="20"/>
+          <w:lang w:val="es-ES_tradnl"/>
+        </w:rPr>
         <w:tab/>
+      </w:r>
+      <w:r>
+        <w:rPr>
+          <w:rFonts w:asciiTheme="majorHAnsi" w:hAnsiTheme="majorHAnsi" w:cstheme="majorHAnsi"/>
+          <w:b/>
+          <w:bCs/>
+          <w:sz w:val="20"/>
+          <w:szCs w:val="20"/>
+          <w:lang w:val="es-ES_tradnl"/>
+        </w:rPr>
         <w:tab/>
+      </w:r>
+      <w:r>
+        <w:rPr>
+          <w:rFonts w:asciiTheme="majorHAnsi" w:hAnsiTheme="majorHAnsi" w:cstheme="majorHAnsi"/>
+          <w:b/>
+          <w:bCs/>
+          <w:sz w:val="20"/>
+          <w:szCs w:val="20"/>
+          <w:lang w:val="es-ES_tradnl"/>
+        </w:rPr>
         <w:tab/>
+      </w:r>
+      <w:r>
+        <w:rPr>
+          <w:rFonts w:ascii="Tahoma" w:hAnsi="Tahoma" w:cs="Tahoma"/>
+          <w:sz w:val="18"/>
+          <w:szCs w:val="18"/>
+          <w:lang w:val="es-ES_tradnl"/>
+        </w:rPr>
+        <w:t>{EMAIL_PROP}</w:t>
+      </w:r>
+      <w:r>
+        <w:rPr>
+          <w:rFonts w:asciiTheme="majorHAnsi" w:hAnsiTheme="majorHAnsi" w:cstheme="majorHAnsi"/>
+          <w:sz w:val="20"/>
+          <w:szCs w:val="20"/>
+          <w:lang w:val="es-ES_tradnl"/>
+        </w:rPr>
         <w:tab/>
-      </w:r>
-      <w:r>
-        <w:rPr>
-          <w:rFonts w:asciiTheme="majorHAnsi" w:hAnsiTheme="majorHAnsi" w:cstheme="majorHAnsi"/>
-          <w:sz w:val="20"/>
-          <w:szCs w:val="20"/>
-          <w:lang w:val="es-MX"/>
-        </w:rPr>
-        <w:fldChar w:fldCharType="begin"/>
-        <w:instrText xml:space="preserve"> MERGEFIELD N_DE_CELULAR </w:instrText>
-        <w:fldChar w:fldCharType="separate"/>
-      </w:r>
-      <w:r>
-        <w:rPr>
-          <w:rFonts w:asciiTheme="majorHAnsi" w:hAnsiTheme="majorHAnsi" w:cstheme="majorHAnsi"/>
-          <w:noProof/>
-          <w:sz w:val="20"/>
-          <w:szCs w:val="20"/>
-          <w:lang w:val="es-MX"/>
-        </w:rPr>
-        <w:t>{TELEFONO_PROP}</w:t>
-      </w:r>
-      <w:r>
-        <w:rPr>
-          <w:rFonts w:asciiTheme="majorHAnsi" w:hAnsiTheme="majorHAnsi" w:cstheme="majorHAnsi"/>
-          <w:sz w:val="20"/>
-          <w:szCs w:val="20"/>
-          <w:lang w:val="es-MX"/>
-        </w:rPr>
-        <w:fldChar w:fldCharType="end"/>
       </w:r>
     </w:p>
     <w:p>
@@ -1491,7 +2032,7 @@
         <w:pBdr>
           <w:top w:val="single" w:sz="4" w:space="1" w:color="auto"/>
           <w:left w:val="single" w:sz="4" w:space="4" w:color="auto"/>
-          <w:bottom w:val="single" w:sz="4" w:space="2" w:color="auto"/>
+          <w:bottom w:val="single" w:sz="4" w:space="1" w:color="auto"/>
           <w:right w:val="single" w:sz="4" w:space="4" w:color="auto"/>
         </w:pBdr>
         <w:tabs>
@@ -1550,55 +2091,11 @@
       <w:r>
         <w:rPr>
           <w:rFonts w:asciiTheme="majorHAnsi" w:hAnsiTheme="majorHAnsi" w:cstheme="majorHAnsi"/>
-          <w:b/>
-          <w:bCs/>
-          <w:sz w:val="20"/>
-          <w:szCs w:val="20"/>
-          <w:lang w:val="es-ES_tradnl"/>
-        </w:rPr>
-        <w:t xml:space="preserve">Correo electrónico: </w:t>
+          <w:sz w:val="20"/>
+          <w:szCs w:val="20"/>
+          <w:lang w:val="es-ES_tradnl"/>
+        </w:rPr>
         <w:tab/>
-        <w:tab/>
-        <w:tab/>
-      </w:r>
-      <w:r>
-        <w:rPr>
-          <w:rFonts w:asciiTheme="majorHAnsi" w:hAnsiTheme="majorHAnsi" w:cstheme="majorHAnsi"/>
-          <w:sz w:val="20"/>
-          <w:szCs w:val="20"/>
-          <w:lang w:val="es-MX"/>
-        </w:rPr>
-        <w:fldChar w:fldCharType="begin"/>
-        <w:instrText xml:space="preserve"> MERGEFIELD CORREO_ELECTRONICO </w:instrText>
-        <w:fldChar w:fldCharType="separate"/>
-      </w:r>
-      <w:r>
-        <w:rPr>
-          <w:rFonts w:asciiTheme="majorHAnsi" w:hAnsiTheme="majorHAnsi" w:cstheme="majorHAnsi"/>
-          <w:noProof/>
-          <w:sz w:val="20"/>
-          <w:szCs w:val="20"/>
-          <w:lang w:val="es-MX"/>
-        </w:rPr>
-        <w:t>{EMAIL_PROP}</w:t>
-      </w:r>
-      <w:r>
-        <w:rPr>
-          <w:rFonts w:asciiTheme="majorHAnsi" w:hAnsiTheme="majorHAnsi" w:cstheme="majorHAnsi"/>
-          <w:sz w:val="20"/>
-          <w:szCs w:val="20"/>
-          <w:lang w:val="es-MX"/>
-        </w:rPr>
-        <w:fldChar w:fldCharType="end"/>
-      </w:r>
-      <w:r>
-        <w:rPr>
-          <w:rFonts w:asciiTheme="majorHAnsi" w:hAnsiTheme="majorHAnsi" w:cstheme="majorHAnsi"/>
-          <w:sz w:val="20"/>
-          <w:szCs w:val="20"/>
-          <w:lang w:val="es-ES_tradnl"/>
-        </w:rPr>
-        <w:tab/>
       </w:r>
     </w:p>
     <w:p>
@@ -1638,7 +2135,34 @@
           <w:sz w:val="20"/>
           <w:szCs w:val="20"/>
         </w:rPr>
-        <w:t>CLÁUSULA PRIMERA. - GLOSARIO DE TÉRMINOS. -</w:t>
+        <w:t xml:space="preserve">CLÁUSULA </w:t>
+      </w:r>
+      <w:r>
+        <w:rPr>
+          <w:rFonts w:asciiTheme="majorHAnsi" w:hAnsiTheme="majorHAnsi" w:cstheme="majorHAnsi"/>
+          <w:b/>
+          <w:sz w:val="20"/>
+          <w:szCs w:val="20"/>
+        </w:rPr>
+        <w:t>PRIMERA. -</w:t>
+      </w:r>
+      <w:r>
+        <w:rPr>
+          <w:rFonts w:asciiTheme="majorHAnsi" w:hAnsiTheme="majorHAnsi" w:cstheme="majorHAnsi"/>
+          <w:b/>
+          <w:sz w:val="20"/>
+          <w:szCs w:val="20"/>
+        </w:rPr>
+        <w:t xml:space="preserve"> GLOSARIO DE </w:t>
+      </w:r>
+      <w:r>
+        <w:rPr>
+          <w:rFonts w:asciiTheme="majorHAnsi" w:hAnsiTheme="majorHAnsi" w:cstheme="majorHAnsi"/>
+          <w:b/>
+          <w:sz w:val="20"/>
+          <w:szCs w:val="20"/>
+        </w:rPr>
+        <w:t>TÉRMINOS. -</w:t>
       </w:r>
     </w:p>
     <w:p>
@@ -1686,6 +2210,15 @@
           <w:szCs w:val="20"/>
         </w:rPr>
         <w:t xml:space="preserve">CONSTITUYENTE: </w:t>
+      </w:r>
+      <w:r>
+        <w:rPr>
+          <w:rFonts w:asciiTheme="majorHAnsi" w:hAnsiTheme="majorHAnsi" w:cstheme="majorHAnsi"/>
+          <w:b/>
+          <w:bCs/>
+          <w:sz w:val="20"/>
+          <w:szCs w:val="20"/>
+        </w:rPr>
         <w:tab/>
       </w:r>
       <w:r>
@@ -1694,40 +2227,16 @@
           <w:sz w:val="20"/>
           <w:szCs w:val="20"/>
         </w:rPr>
-        <w:t xml:space="preserve">Se entenderá como tal a </w:t>
-      </w:r>
-      <w:r>
-        <w:rPr>
-          <w:rFonts w:asciiTheme="majorHAnsi" w:hAnsiTheme="majorHAnsi" w:cstheme="majorHAnsi"/>
-          <w:b/>
-          <w:bCs/>
-          <w:sz w:val="20"/>
-          <w:szCs w:val="20"/>
-        </w:rPr>
-        <w:fldChar w:fldCharType="begin"/>
-        <w:instrText xml:space="preserve"> MERGEFIELD NOMBRES_COMPLETOS_DEL_PROPIETARIO </w:instrText>
-        <w:fldChar w:fldCharType="separate"/>
-      </w:r>
-      <w:r>
-        <w:rPr>
-          <w:rFonts w:asciiTheme="majorHAnsi" w:hAnsiTheme="majorHAnsi" w:cstheme="majorHAnsi"/>
-          <w:b/>
-          <w:bCs/>
-          <w:noProof/>
-          <w:sz w:val="20"/>
-          <w:szCs w:val="20"/>
-        </w:rPr>
-        <w:t>{NOMBRE_PROP}</w:t>
-      </w:r>
-      <w:r>
-        <w:rPr>
-          <w:rFonts w:asciiTheme="majorHAnsi" w:hAnsiTheme="majorHAnsi" w:cstheme="majorHAnsi"/>
-          <w:b/>
-          <w:bCs/>
-          <w:sz w:val="20"/>
-          <w:szCs w:val="20"/>
-        </w:rPr>
-        <w:fldChar w:fldCharType="end"/>
+        <w:t>Se entenderá como tal a {NOMBRE_PROP}</w:t>
+      </w:r>
+      <w:r>
+        <w:rPr>
+          <w:rFonts w:asciiTheme="majorHAnsi" w:hAnsiTheme="majorHAnsi" w:cstheme="majorHAnsi"/>
+          <w:b/>
+          <w:bCs/>
+          <w:sz w:val="20"/>
+          <w:szCs w:val="20"/>
+        </w:rPr>
         <w:t>.</w:t>
       </w:r>
     </w:p>
@@ -1751,6 +2260,15 @@
           <w:szCs w:val="20"/>
         </w:rPr>
         <w:t xml:space="preserve">BENEFICIARIO: </w:t>
+      </w:r>
+      <w:r>
+        <w:rPr>
+          <w:rFonts w:asciiTheme="majorHAnsi" w:hAnsiTheme="majorHAnsi" w:cstheme="majorHAnsi"/>
+          <w:b/>
+          <w:bCs/>
+          <w:sz w:val="20"/>
+          <w:szCs w:val="20"/>
+        </w:rPr>
         <w:tab/>
       </w:r>
       <w:r>
@@ -1777,48 +2295,39 @@
           <w:sz w:val="20"/>
           <w:szCs w:val="20"/>
         </w:rPr>
-        <w:t xml:space="preserve">es decir, a </w:t>
-      </w:r>
-      <w:r>
-        <w:rPr>
-          <w:rFonts w:asciiTheme="majorHAnsi" w:hAnsiTheme="majorHAnsi" w:cstheme="majorHAnsi"/>
-          <w:b/>
-          <w:bCs/>
-          <w:sz w:val="20"/>
-          <w:szCs w:val="20"/>
-        </w:rPr>
-        <w:fldChar w:fldCharType="begin"/>
-        <w:instrText xml:space="preserve"> MERGEFIELD NOMBRES_COMPLETOS_DEL_PROPIETARIO </w:instrText>
-        <w:fldChar w:fldCharType="separate"/>
-      </w:r>
-      <w:r>
-        <w:rPr>
-          <w:rFonts w:asciiTheme="majorHAnsi" w:hAnsiTheme="majorHAnsi" w:cstheme="majorHAnsi"/>
-          <w:b/>
-          <w:bCs/>
-          <w:noProof/>
-          <w:sz w:val="20"/>
-          <w:szCs w:val="20"/>
-        </w:rPr>
-        <w:t>{NOMBRE_PROP}</w:t>
-      </w:r>
-      <w:r>
-        <w:rPr>
-          <w:rFonts w:asciiTheme="majorHAnsi" w:hAnsiTheme="majorHAnsi" w:cstheme="majorHAnsi"/>
-          <w:b/>
-          <w:bCs/>
-          <w:sz w:val="20"/>
-          <w:szCs w:val="20"/>
-        </w:rPr>
-        <w:fldChar w:fldCharType="end"/>
-      </w:r>
-      <w:r>
-        <w:rPr>
-          <w:rFonts w:asciiTheme="majorHAnsi" w:hAnsiTheme="majorHAnsi" w:cstheme="majorHAnsi"/>
-          <w:sz w:val="20"/>
-          <w:szCs w:val="20"/>
-        </w:rPr>
-        <w:t>, en los términos y condiciones estipulados en el contrato del Encargo Fiduciario.</w:t>
+        <w:t>es decir, a</w:t>
+      </w:r>
+      <w:r>
+        <w:rPr>
+          <w:rFonts w:asciiTheme="majorHAnsi" w:hAnsiTheme="majorHAnsi" w:cstheme="majorHAnsi"/>
+          <w:sz w:val="20"/>
+          <w:szCs w:val="20"/>
+        </w:rPr>
+        <w:t xml:space="preserve"> </w:t>
+      </w:r>
+      <w:r>
+        <w:rPr>
+          <w:rFonts w:asciiTheme="majorHAnsi" w:hAnsiTheme="majorHAnsi" w:cstheme="majorHAnsi"/>
+          <w:sz w:val="20"/>
+          <w:szCs w:val="20"/>
+        </w:rPr>
+        <w:t>{NOMBRE_PROP}, en</w:t>
+      </w:r>
+      <w:r>
+        <w:rPr>
+          <w:rFonts w:asciiTheme="majorHAnsi" w:hAnsiTheme="majorHAnsi" w:cstheme="majorHAnsi"/>
+          <w:sz w:val="20"/>
+          <w:szCs w:val="20"/>
+        </w:rPr>
+        <w:t/>
+      </w:r>
+      <w:r>
+        <w:rPr>
+          <w:rFonts w:asciiTheme="majorHAnsi" w:hAnsiTheme="majorHAnsi" w:cstheme="majorHAnsi"/>
+          <w:sz w:val="20"/>
+          <w:szCs w:val="20"/>
+        </w:rPr>
+        <w:t xml:space="preserve"> los términos y condiciones estipulados en el contrato del Encargo Fiduciario.</w:t>
       </w:r>
     </w:p>
     <w:p>
@@ -1840,6 +2349,15 @@
           <w:szCs w:val="20"/>
         </w:rPr>
         <w:t xml:space="preserve">ENCARGO FIDUCIARIO: </w:t>
+      </w:r>
+      <w:r>
+        <w:rPr>
+          <w:rFonts w:asciiTheme="majorHAnsi" w:hAnsiTheme="majorHAnsi" w:cstheme="majorHAnsi"/>
+          <w:b/>
+          <w:bCs/>
+          <w:sz w:val="20"/>
+          <w:szCs w:val="20"/>
+        </w:rPr>
         <w:tab/>
       </w:r>
       <w:r>
@@ -1858,39 +2376,53 @@
           <w:sz w:val="20"/>
           <w:szCs w:val="20"/>
         </w:rPr>
-        <w:t xml:space="preserve">ENCARGO FIDUCIARIO AC - </w:t>
-        <w:fldChar w:fldCharType="begin"/>
-        <w:instrText xml:space="preserve"> MERGEFIELD PLACA_DEL_AUTO </w:instrText>
-        <w:fldChar w:fldCharType="separate"/>
-      </w:r>
-      <w:r>
-        <w:rPr>
-          <w:rFonts w:asciiTheme="majorHAnsi" w:hAnsiTheme="majorHAnsi" w:cstheme="majorHAnsi"/>
-          <w:b/>
-          <w:bCs/>
-          <w:noProof/>
-          <w:sz w:val="20"/>
-          <w:szCs w:val="20"/>
-        </w:rPr>
-        <w:t>{PLACA}</w:t>
-      </w:r>
-      <w:r>
-        <w:rPr>
-          <w:rFonts w:asciiTheme="majorHAnsi" w:hAnsiTheme="majorHAnsi" w:cstheme="majorHAnsi"/>
-          <w:b/>
-          <w:bCs/>
-          <w:sz w:val="20"/>
-          <w:szCs w:val="20"/>
-        </w:rPr>
-        <w:fldChar w:fldCharType="end"/>
-      </w:r>
-      <w:r>
-        <w:rPr>
-          <w:rFonts w:asciiTheme="majorHAnsi" w:hAnsiTheme="majorHAnsi" w:cstheme="majorHAnsi"/>
-          <w:sz w:val="20"/>
-          <w:szCs w:val="20"/>
-        </w:rPr>
-        <w:t xml:space="preserve"> mediante el cual la fiduciaria tiene un poder amplio y suficiente para suscribir los documentos públicos o privados necesario para efectuar la transferencia del VEHICULO. </w:t>
+        <w:t xml:space="preserve">ENCARGO FIDUCIARIO </w:t>
+      </w:r>
+      <w:r>
+        <w:rPr>
+          <w:rFonts w:asciiTheme="majorHAnsi" w:hAnsiTheme="majorHAnsi" w:cstheme="majorHAnsi"/>
+          <w:b/>
+          <w:bCs/>
+          <w:sz w:val="20"/>
+          <w:szCs w:val="20"/>
+        </w:rPr>
+        <w:t>DLL</w:t>
+      </w:r>
+      <w:r>
+        <w:rPr>
+          <w:rFonts w:asciiTheme="majorHAnsi" w:hAnsiTheme="majorHAnsi" w:cstheme="majorHAnsi"/>
+          <w:b/>
+          <w:bCs/>
+          <w:sz w:val="20"/>
+          <w:szCs w:val="20"/>
+        </w:rPr>
+        <w:t xml:space="preserve"> - </w:t>
+      </w:r>
+      <w:r>
+        <w:rPr>
+          <w:rFonts w:asciiTheme="majorHAnsi" w:hAnsiTheme="majorHAnsi" w:cstheme="majorHAnsi"/>
+          <w:b/>
+          <w:bCs/>
+          <w:sz w:val="20"/>
+          <w:szCs w:val="20"/>
+        </w:rPr>
+        <w:t>{PLACA_SIN_GUION}</w:t>
+      </w:r>
+      <w:r>
+        <w:rPr>
+          <w:rFonts w:asciiTheme="majorHAnsi" w:hAnsiTheme="majorHAnsi" w:cstheme="majorHAnsi"/>
+          <w:sz w:val="20"/>
+          <w:szCs w:val="20"/>
+        </w:rPr>
+        <w:t xml:space="preserve"> </w:t>
+      </w:r>
+      <w:r>
+        <w:rPr>
+          <w:rFonts w:asciiTheme="majorHAnsi" w:hAnsiTheme="majorHAnsi" w:cstheme="majorHAnsi"/>
+          <w:sz w:val="20"/>
+          <w:szCs w:val="20"/>
+        </w:rPr>
+        <w:t xml:space="preserve">mediante el cual la fiduciaria tiene un poder amplio y suficiente para suscribir los documentos públicos o privados necesario para efectuar la transferencia del VEHICULO. </w:t>
       </w:r>
     </w:p>
     <w:p>
@@ -1924,15 +2456,45 @@
           <w:sz w:val="20"/>
           <w:szCs w:val="20"/>
         </w:rPr>
-        <w:t xml:space="preserve">GENERADOR DE INSTRUCCIONES: </w:t>
-      </w:r>
-      <w:r>
-        <w:rPr>
-          <w:rFonts w:asciiTheme="majorHAnsi" w:hAnsiTheme="majorHAnsi" w:cstheme="majorHAnsi"/>
-          <w:sz w:val="20"/>
-          <w:szCs w:val="20"/>
-        </w:rPr>
-        <w:t>Se entenderá inicialmente  al señor Luis Joaquín Coronel Beltran en adelante denominado AUTOCORP, o a las personas designadas por este, quienes en virtud del contrato de comercialización e intermediación suscrito con la parte CONSTITUYENTE efectúa la recepción y verificación física del VEHICULO, poniendo sus conocimientos e infraestructura técnico-administrativa, para lograr la comercialización del VEHICULO de propiedad del CONSTITUYENTE, que para el efecto lo contrata. Para ello suscribirá con el CONSTITUYENTE, la correspondiente documentación de entrega y recepción del VEHICULO, así como los términos y condiciones de negociación de VEHICULO.</w:t>
+        <w:t>GENERADOR DE INSTRUCCIONES</w:t>
+      </w:r>
+      <w:r>
+        <w:rPr>
+          <w:rFonts w:asciiTheme="majorHAnsi" w:hAnsiTheme="majorHAnsi" w:cstheme="majorHAnsi"/>
+          <w:b/>
+          <w:bCs/>
+          <w:sz w:val="20"/>
+          <w:szCs w:val="20"/>
+        </w:rPr>
+        <w:t>:</w:t>
+      </w:r>
+      <w:r>
+        <w:rPr>
+          <w:rFonts w:asciiTheme="majorHAnsi" w:hAnsiTheme="majorHAnsi" w:cstheme="majorHAnsi"/>
+          <w:b/>
+          <w:bCs/>
+          <w:sz w:val="20"/>
+          <w:szCs w:val="20"/>
+        </w:rPr>
+        <w:t xml:space="preserve"> </w:t>
+      </w:r>
+      <w:r>
+        <w:rPr>
+          <w:rFonts w:asciiTheme="majorHAnsi" w:hAnsiTheme="majorHAnsi" w:cstheme="majorHAnsi"/>
+          <w:b/>
+          <w:bCs/>
+          <w:sz w:val="20"/>
+          <w:szCs w:val="20"/>
+        </w:rPr>
+        <w:tab/>
+      </w:r>
+      <w:r>
+        <w:rPr>
+          <w:rFonts w:asciiTheme="majorHAnsi" w:hAnsiTheme="majorHAnsi" w:cstheme="majorHAnsi"/>
+          <w:sz w:val="20"/>
+          <w:szCs w:val="20"/>
+        </w:rPr>
+        <w:t>Se entenderá inicialmente a DILIGENCIAS LEGALES SEMINUEVOS DILILEG CIA. LTDA. representado por BILLY NIKE BROWN BELTRÁN en adelante DILILEG, al señor Billy Nike Brown Beltrán en adelante denominado DILILEG, o a las personas designadas por este, quienes en virtud del contrato de comercialización e intermediación suscrito con la parte CONSTITUYENTE efectúa la recepción y verificación física del VEHICULO, poniendo sus conocimientos e infraestructura técnico-administrativa, para lograr la comercialización del VEHICULO de propiedad de los CONSTITUYENTES, que para el efecto lo contrata. Para ello suscribirá con los CONSTITUYENTES, la correspondiente documentación de entrega y recepción del VEHICULO, así como los términos y condiciones de negociación de VEHICULO.</w:t>
       </w:r>
     </w:p>
     <w:p>
@@ -1941,10 +2503,22 @@
         <w:jc w:val="both"/>
         <w:rPr>
           <w:rFonts w:asciiTheme="majorHAnsi" w:hAnsiTheme="majorHAnsi" w:cstheme="majorHAnsi"/>
-          <w:sz w:val="20"/>
-          <w:szCs w:val="20"/>
-        </w:rPr>
-      </w:pPr>
+          <w:b/>
+          <w:bCs/>
+          <w:sz w:val="20"/>
+          <w:szCs w:val="20"/>
+        </w:rPr>
+      </w:pPr>
+      <w:r>
+        <w:rPr>
+          <w:rFonts w:asciiTheme="majorHAnsi" w:hAnsiTheme="majorHAnsi" w:cstheme="majorHAnsi"/>
+          <w:b/>
+          <w:bCs/>
+          <w:sz w:val="20"/>
+          <w:szCs w:val="20"/>
+        </w:rPr>
+        <w:t xml:space="preserve">DOCUMENTO DE </w:t>
+      </w:r>
     </w:p>
     <w:p>
       <w:pPr>
@@ -1952,21 +2526,111 @@
         <w:jc w:val="both"/>
         <w:rPr>
           <w:rFonts w:asciiTheme="majorHAnsi" w:hAnsiTheme="majorHAnsi" w:cstheme="majorHAnsi"/>
-          <w:b/>
-          <w:bCs/>
-          <w:sz w:val="20"/>
-          <w:szCs w:val="20"/>
-        </w:rPr>
-      </w:pPr>
-      <w:r>
-        <w:rPr>
-          <w:rFonts w:asciiTheme="majorHAnsi" w:hAnsiTheme="majorHAnsi" w:cstheme="majorHAnsi"/>
-          <w:b/>
-          <w:bCs/>
-          <w:sz w:val="20"/>
-          <w:szCs w:val="20"/>
-        </w:rPr>
-        <w:t xml:space="preserve">DOCUMENTO DE </w:t>
+          <w:sz w:val="20"/>
+          <w:szCs w:val="20"/>
+        </w:rPr>
+      </w:pPr>
+      <w:r>
+        <w:rPr>
+          <w:rFonts w:asciiTheme="majorHAnsi" w:hAnsiTheme="majorHAnsi" w:cstheme="majorHAnsi"/>
+          <w:b/>
+          <w:bCs/>
+          <w:sz w:val="20"/>
+          <w:szCs w:val="20"/>
+        </w:rPr>
+        <w:t>INTERMEDIACION:</w:t>
+      </w:r>
+      <w:r>
+        <w:rPr>
+          <w:rFonts w:asciiTheme="majorHAnsi" w:hAnsiTheme="majorHAnsi" w:cstheme="majorHAnsi"/>
+          <w:b/>
+          <w:bCs/>
+          <w:sz w:val="20"/>
+          <w:szCs w:val="20"/>
+        </w:rPr>
+        <w:tab/>
+      </w:r>
+      <w:r>
+        <w:rPr>
+          <w:rFonts w:asciiTheme="majorHAnsi" w:hAnsiTheme="majorHAnsi" w:cstheme="majorHAnsi"/>
+          <w:sz w:val="20"/>
+          <w:szCs w:val="20"/>
+        </w:rPr>
+        <w:t>Es/son el/los contrato/s y demás documentos o formulario que permiten la entrega, custodia, tenencia y gestión de comercialización e intermediación</w:t>
+      </w:r>
+      <w:r>
+        <w:rPr>
+          <w:rFonts w:asciiTheme="majorHAnsi" w:hAnsiTheme="majorHAnsi" w:cstheme="majorHAnsi"/>
+          <w:b/>
+          <w:bCs/>
+          <w:sz w:val="20"/>
+          <w:szCs w:val="20"/>
+        </w:rPr>
+        <w:t xml:space="preserve"> </w:t>
+      </w:r>
+      <w:r>
+        <w:rPr>
+          <w:rFonts w:asciiTheme="majorHAnsi" w:hAnsiTheme="majorHAnsi" w:cstheme="majorHAnsi"/>
+          <w:sz w:val="20"/>
+          <w:szCs w:val="20"/>
+        </w:rPr>
+        <w:t xml:space="preserve">que realizará el </w:t>
+      </w:r>
+      <w:r>
+        <w:rPr>
+          <w:rFonts w:asciiTheme="majorHAnsi" w:hAnsiTheme="majorHAnsi" w:cstheme="majorHAnsi"/>
+          <w:sz w:val="20"/>
+          <w:szCs w:val="20"/>
+        </w:rPr>
+        <w:t>GENERADOR DE INSTRUCCIONES</w:t>
+      </w:r>
+      <w:r>
+        <w:rPr>
+          <w:rFonts w:asciiTheme="majorHAnsi" w:hAnsiTheme="majorHAnsi" w:cstheme="majorHAnsi"/>
+          <w:sz w:val="20"/>
+          <w:szCs w:val="20"/>
+        </w:rPr>
+        <w:t xml:space="preserve"> </w:t>
+      </w:r>
+      <w:r>
+        <w:rPr>
+          <w:rFonts w:asciiTheme="majorHAnsi" w:hAnsiTheme="majorHAnsi" w:cstheme="majorHAnsi"/>
+          <w:sz w:val="20"/>
+          <w:szCs w:val="20"/>
+        </w:rPr>
+        <w:t>directa o indirec</w:t>
+      </w:r>
+      <w:r>
+        <w:rPr>
+          <w:rFonts w:asciiTheme="majorHAnsi" w:hAnsiTheme="majorHAnsi" w:cstheme="majorHAnsi"/>
+          <w:sz w:val="20"/>
+          <w:szCs w:val="20"/>
+        </w:rPr>
+        <w:t xml:space="preserve">tamente. </w:t>
+      </w:r>
+      <w:r>
+        <w:rPr>
+          <w:rFonts w:asciiTheme="majorHAnsi" w:hAnsiTheme="majorHAnsi" w:cstheme="majorHAnsi"/>
+          <w:sz w:val="20"/>
+          <w:szCs w:val="20"/>
+        </w:rPr>
+        <w:t xml:space="preserve">Estos documentos serán suscritos entre el CONSTITUYENTE y el </w:t>
+      </w:r>
+      <w:r>
+        <w:rPr>
+          <w:rFonts w:asciiTheme="majorHAnsi" w:hAnsiTheme="majorHAnsi" w:cstheme="majorHAnsi"/>
+          <w:sz w:val="20"/>
+          <w:szCs w:val="20"/>
+        </w:rPr>
+        <w:t>GENERADOR DE INSTRUCCIONES</w:t>
+      </w:r>
+      <w:r>
+        <w:rPr>
+          <w:rFonts w:asciiTheme="majorHAnsi" w:hAnsiTheme="majorHAnsi" w:cstheme="majorHAnsi"/>
+          <w:sz w:val="20"/>
+          <w:szCs w:val="20"/>
+        </w:rPr>
+        <w:t xml:space="preserve">. </w:t>
       </w:r>
     </w:p>
     <w:p>
@@ -1975,29 +2639,12 @@
         <w:jc w:val="both"/>
         <w:rPr>
           <w:rFonts w:asciiTheme="majorHAnsi" w:hAnsiTheme="majorHAnsi" w:cstheme="majorHAnsi"/>
-          <w:sz w:val="20"/>
-          <w:szCs w:val="20"/>
-        </w:rPr>
-      </w:pPr>
-      <w:r>
-        <w:rPr>
-          <w:rFonts w:asciiTheme="majorHAnsi" w:hAnsiTheme="majorHAnsi" w:cstheme="majorHAnsi"/>
-          <w:b/>
-          <w:bCs/>
-          <w:sz w:val="20"/>
-          <w:szCs w:val="20"/>
-        </w:rPr>
-        <w:t>INTERMEDIACION:</w:t>
-        <w:tab/>
-      </w:r>
-      <w:r>
-        <w:rPr>
-          <w:rFonts w:asciiTheme="majorHAnsi" w:hAnsiTheme="majorHAnsi" w:cstheme="majorHAnsi"/>
-          <w:sz w:val="20"/>
-          <w:szCs w:val="20"/>
-        </w:rPr>
-        <w:t>Es/son el/los contrato/s y demás documentos o formulario que permiten la entrega, custodia, tenencia y gestión de comercialización e intermediación</w:t>
-      </w:r>
+          <w:b/>
+          <w:bCs/>
+          <w:sz w:val="20"/>
+          <w:szCs w:val="20"/>
+        </w:rPr>
+      </w:pPr>
       <w:r>
         <w:rPr>
           <w:rFonts w:asciiTheme="majorHAnsi" w:hAnsiTheme="majorHAnsi" w:cstheme="majorHAnsi"/>
@@ -2008,14 +2655,6 @@
         </w:rPr>
         <w:t xml:space="preserve"> </w:t>
       </w:r>
-      <w:r>
-        <w:rPr>
-          <w:rFonts w:asciiTheme="majorHAnsi" w:hAnsiTheme="majorHAnsi" w:cstheme="majorHAnsi"/>
-          <w:sz w:val="20"/>
-          <w:szCs w:val="20"/>
-        </w:rPr>
-        <w:t xml:space="preserve">que realizará el GENERADOR DE INSTRUCCIONES directa o indirectamente. Estos documentos serán suscritos entre el CONSTITUYENTE y el GENERADOR DE INSTRUCCIONES. </w:t>
-      </w:r>
     </w:p>
     <w:p>
       <w:pPr>
@@ -2023,90 +2662,74 @@
         <w:jc w:val="both"/>
         <w:rPr>
           <w:rFonts w:asciiTheme="majorHAnsi" w:hAnsiTheme="majorHAnsi" w:cstheme="majorHAnsi"/>
-          <w:b/>
-          <w:bCs/>
-          <w:sz w:val="20"/>
-          <w:szCs w:val="20"/>
-        </w:rPr>
-      </w:pPr>
-      <w:r>
-        <w:rPr>
-          <w:rFonts w:asciiTheme="majorHAnsi" w:hAnsiTheme="majorHAnsi" w:cstheme="majorHAnsi"/>
-          <w:b/>
-          <w:bCs/>
+          <w:sz w:val="20"/>
+          <w:szCs w:val="20"/>
+        </w:rPr>
+      </w:pPr>
+      <w:r>
+        <w:rPr>
+          <w:rFonts w:asciiTheme="majorHAnsi" w:hAnsiTheme="majorHAnsi" w:cstheme="majorHAnsi"/>
+          <w:b/>
+          <w:bCs/>
+          <w:sz w:val="20"/>
+          <w:szCs w:val="20"/>
+        </w:rPr>
+        <w:t>VEHICULO:</w:t>
+      </w:r>
+      <w:r>
+        <w:rPr>
+          <w:rFonts w:asciiTheme="majorHAnsi" w:hAnsiTheme="majorHAnsi" w:cstheme="majorHAnsi"/>
           <w:sz w:val="20"/>
           <w:szCs w:val="20"/>
         </w:rPr>
         <w:t xml:space="preserve"> </w:t>
       </w:r>
-    </w:p>
-    <w:p>
-      <w:pPr>
-        <w:ind w:left="2832" w:hanging="2832"/>
-        <w:jc w:val="both"/>
-        <w:rPr>
-          <w:rFonts w:asciiTheme="majorHAnsi" w:hAnsiTheme="majorHAnsi" w:cstheme="majorHAnsi"/>
-          <w:sz w:val="20"/>
-          <w:szCs w:val="20"/>
-        </w:rPr>
-      </w:pPr>
-      <w:r>
-        <w:rPr>
-          <w:rFonts w:asciiTheme="majorHAnsi" w:hAnsiTheme="majorHAnsi" w:cstheme="majorHAnsi"/>
-          <w:b/>
-          <w:bCs/>
-          <w:sz w:val="20"/>
-          <w:szCs w:val="20"/>
-        </w:rPr>
-        <w:t>VEHICULO:</w:t>
-      </w:r>
-      <w:r>
-        <w:rPr>
-          <w:rFonts w:asciiTheme="majorHAnsi" w:hAnsiTheme="majorHAnsi" w:cstheme="majorHAnsi"/>
-          <w:sz w:val="20"/>
-          <w:szCs w:val="20"/>
-        </w:rPr>
-        <w:t xml:space="preserve"> </w:t>
+      <w:r>
+        <w:rPr>
+          <w:rFonts w:asciiTheme="majorHAnsi" w:hAnsiTheme="majorHAnsi" w:cstheme="majorHAnsi"/>
+          <w:sz w:val="20"/>
+          <w:szCs w:val="20"/>
+        </w:rPr>
         <w:tab/>
         <w:t>Se entenderá como tal al vehículo automotor detallado a continuación:</w:t>
       </w:r>
     </w:p>
     <w:p>
       <w:pPr>
-        <w:ind w:left="2832" w:hanging="2832"/>
-        <w:jc w:val="both"/>
-        <w:rPr>
-          <w:rFonts w:asciiTheme="majorHAnsi" w:hAnsiTheme="majorHAnsi" w:cstheme="majorHAnsi"/>
-          <w:sz w:val="20"/>
-          <w:szCs w:val="20"/>
-        </w:rPr>
-      </w:pPr>
-    </w:p>
-    <w:p>
-      <w:pPr>
-        <w:ind w:left="2832" w:hanging="2832"/>
-        <w:jc w:val="both"/>
-        <w:rPr>
-          <w:rFonts w:asciiTheme="majorHAnsi" w:hAnsiTheme="majorHAnsi" w:cstheme="majorHAnsi"/>
-          <w:sz w:val="20"/>
-          <w:szCs w:val="20"/>
-        </w:rPr>
-      </w:pPr>
-    </w:p>
-    <w:p>
-      <w:pPr>
-        <w:ind w:left="2832" w:hanging="2832"/>
-        <w:jc w:val="both"/>
-        <w:rPr>
-          <w:rFonts w:asciiTheme="majorHAnsi" w:hAnsiTheme="majorHAnsi" w:cstheme="majorHAnsi"/>
-          <w:sz w:val="20"/>
-          <w:szCs w:val="20"/>
-        </w:rPr>
-      </w:pPr>
-    </w:p>
-    <w:p>
-      <w:pPr>
-        <w:ind w:left="3540"/>
+        <w:rPr>
+          <w:rFonts w:asciiTheme="majorHAnsi" w:hAnsiTheme="majorHAnsi" w:cstheme="majorHAnsi"/>
+          <w:b/>
+          <w:bCs/>
+          <w:sz w:val="20"/>
+          <w:szCs w:val="20"/>
+        </w:rPr>
+      </w:pPr>
+    </w:p>
+    <w:p>
+      <w:pPr>
+        <w:rPr>
+          <w:rFonts w:asciiTheme="majorHAnsi" w:hAnsiTheme="majorHAnsi" w:cstheme="majorHAnsi"/>
+          <w:b/>
+          <w:bCs/>
+          <w:sz w:val="20"/>
+          <w:szCs w:val="20"/>
+        </w:rPr>
+      </w:pPr>
+    </w:p>
+    <w:p>
+      <w:pPr>
+        <w:rPr>
+          <w:rFonts w:asciiTheme="majorHAnsi" w:hAnsiTheme="majorHAnsi" w:cstheme="majorHAnsi"/>
+          <w:b/>
+          <w:bCs/>
+          <w:sz w:val="20"/>
+          <w:szCs w:val="20"/>
+        </w:rPr>
+      </w:pPr>
+    </w:p>
+    <w:p>
+      <w:pPr>
+        <w:ind w:left="3540" w:firstLine="708"/>
         <w:rPr>
           <w:rFonts w:asciiTheme="majorHAnsi" w:hAnsiTheme="majorHAnsi" w:cstheme="majorHAnsi"/>
           <w:sz w:val="20"/>
@@ -2130,33 +2753,16 @@
           <w:sz w:val="20"/>
           <w:szCs w:val="20"/>
         </w:rPr>
-        <w:fldChar w:fldCharType="begin"/>
-        <w:instrText xml:space="preserve"> MERGEFIELD MARCA_DEL_AUTO </w:instrText>
-        <w:fldChar w:fldCharType="separate"/>
-      </w:r>
-      <w:r>
-        <w:rPr>
-          <w:rFonts w:asciiTheme="majorHAnsi" w:hAnsiTheme="majorHAnsi" w:cstheme="majorHAnsi"/>
-          <w:noProof/>
-          <w:sz w:val="20"/>
-          <w:szCs w:val="20"/>
-        </w:rPr>
         <w:t>{MARCA}</w:t>
       </w:r>
-      <w:r>
-        <w:rPr>
-          <w:rFonts w:asciiTheme="majorHAnsi" w:hAnsiTheme="majorHAnsi" w:cstheme="majorHAnsi"/>
-          <w:sz w:val="20"/>
-          <w:szCs w:val="20"/>
-        </w:rPr>
-        <w:fldChar w:fldCharType="end"/>
-      </w:r>
-    </w:p>
-    <w:p>
-      <w:pPr>
-        <w:ind w:left="3540"/>
-        <w:rPr>
-          <w:rFonts w:asciiTheme="majorHAnsi" w:hAnsiTheme="majorHAnsi" w:cstheme="majorHAnsi"/>
+    </w:p>
+    <w:p>
+      <w:pPr>
+        <w:ind w:left="4248"/>
+        <w:rPr>
+          <w:rFonts w:asciiTheme="majorHAnsi" w:hAnsiTheme="majorHAnsi" w:cstheme="majorHAnsi"/>
+          <w:b/>
+          <w:bCs/>
           <w:sz w:val="20"/>
           <w:szCs w:val="20"/>
         </w:rPr>
@@ -2177,33 +2783,52 @@
           <w:sz w:val="20"/>
           <w:szCs w:val="20"/>
         </w:rPr>
-        <w:fldChar w:fldCharType="begin"/>
-        <w:instrText xml:space="preserve"> MERGEFIELD MODELO_DEL_AUTO </w:instrText>
-        <w:fldChar w:fldCharType="separate"/>
-      </w:r>
-      <w:r>
-        <w:rPr>
-          <w:rFonts w:asciiTheme="majorHAnsi" w:hAnsiTheme="majorHAnsi" w:cstheme="majorHAnsi"/>
-          <w:noProof/>
-          <w:sz w:val="20"/>
-          <w:szCs w:val="20"/>
-        </w:rPr>
         <w:t>{MODELO}</w:t>
       </w:r>
       <w:r>
         <w:rPr>
           <w:rFonts w:asciiTheme="majorHAnsi" w:hAnsiTheme="majorHAnsi" w:cstheme="majorHAnsi"/>
-          <w:sz w:val="20"/>
-          <w:szCs w:val="20"/>
-        </w:rPr>
-        <w:fldChar w:fldCharType="end"/>
-      </w:r>
-    </w:p>
-    <w:p>
-      <w:pPr>
-        <w:ind w:left="3540"/>
-        <w:rPr>
-          <w:rFonts w:asciiTheme="majorHAnsi" w:hAnsiTheme="majorHAnsi" w:cstheme="majorHAnsi"/>
+          <w:b/>
+          <w:bCs/>
+          <w:sz w:val="20"/>
+          <w:szCs w:val="20"/>
+        </w:rPr>
+        <w:t/>
+      </w:r>
+      <w:r>
+        <w:rPr>
+          <w:rFonts w:asciiTheme="majorHAnsi" w:hAnsiTheme="majorHAnsi" w:cstheme="majorHAnsi"/>
+          <w:sz w:val="20"/>
+          <w:szCs w:val="20"/>
+        </w:rPr>
+        <w:t/>
+      </w:r>
+      <w:r>
+        <w:rPr>
+          <w:rFonts w:asciiTheme="majorHAnsi" w:hAnsiTheme="majorHAnsi" w:cstheme="majorHAnsi"/>
+          <w:b/>
+          <w:bCs/>
+          <w:sz w:val="20"/>
+          <w:szCs w:val="20"/>
+        </w:rPr>
+        <w:t/>
+      </w:r>
+      <w:r>
+        <w:rPr>
+          <w:rFonts w:asciiTheme="majorHAnsi" w:hAnsiTheme="majorHAnsi" w:cstheme="majorHAnsi"/>
+          <w:sz w:val="20"/>
+          <w:szCs w:val="20"/>
+        </w:rPr>
+        <w:t/>
+      </w:r>
+    </w:p>
+    <w:p>
+      <w:pPr>
+        <w:ind w:left="3540" w:firstLine="708"/>
+        <w:rPr>
+          <w:rFonts w:asciiTheme="majorHAnsi" w:hAnsiTheme="majorHAnsi" w:cstheme="majorHAnsi"/>
+          <w:b/>
+          <w:bCs/>
           <w:sz w:val="20"/>
           <w:szCs w:val="20"/>
         </w:rPr>
@@ -2224,171 +2849,102 @@
           <w:sz w:val="20"/>
           <w:szCs w:val="20"/>
         </w:rPr>
-        <w:fldChar w:fldCharType="begin"/>
-        <w:instrText xml:space="preserve"> MERGEFIELD AÑO_DE_FABRICACIÓN </w:instrText>
-        <w:fldChar w:fldCharType="separate"/>
-      </w:r>
-      <w:r>
-        <w:rPr>
-          <w:rFonts w:asciiTheme="majorHAnsi" w:hAnsiTheme="majorHAnsi" w:cstheme="majorHAnsi"/>
-          <w:noProof/>
-          <w:sz w:val="20"/>
-          <w:szCs w:val="20"/>
-        </w:rPr>
         <w:t>{ANIO}</w:t>
       </w:r>
-      <w:r>
-        <w:rPr>
-          <w:rFonts w:asciiTheme="majorHAnsi" w:hAnsiTheme="majorHAnsi" w:cstheme="majorHAnsi"/>
-          <w:sz w:val="20"/>
-          <w:szCs w:val="20"/>
-        </w:rPr>
-        <w:fldChar w:fldCharType="end"/>
-      </w:r>
-    </w:p>
-    <w:p>
-      <w:pPr>
-        <w:ind w:left="3540"/>
-        <w:rPr>
-          <w:rFonts w:asciiTheme="majorHAnsi" w:hAnsiTheme="majorHAnsi" w:cstheme="majorHAnsi"/>
-          <w:b/>
-          <w:bCs/>
-          <w:sz w:val="20"/>
-          <w:szCs w:val="20"/>
-        </w:rPr>
-      </w:pPr>
-      <w:r>
-        <w:rPr>
-          <w:rFonts w:asciiTheme="majorHAnsi" w:hAnsiTheme="majorHAnsi" w:cstheme="majorHAnsi"/>
-          <w:b/>
-          <w:bCs/>
-          <w:sz w:val="20"/>
-          <w:szCs w:val="20"/>
-        </w:rPr>
-        <w:t xml:space="preserve">Chasis:    </w:t>
-      </w:r>
-      <w:r>
-        <w:rPr>
-          <w:rFonts w:asciiTheme="majorHAnsi" w:hAnsiTheme="majorHAnsi" w:cstheme="majorHAnsi"/>
-          <w:sz w:val="20"/>
-          <w:szCs w:val="20"/>
-        </w:rPr>
-        <w:fldChar w:fldCharType="begin"/>
-        <w:instrText xml:space="preserve"> MERGEFIELD N_DE_CHASIS </w:instrText>
-        <w:fldChar w:fldCharType="separate"/>
-      </w:r>
-      <w:r>
-        <w:rPr>
-          <w:rFonts w:asciiTheme="majorHAnsi" w:hAnsiTheme="majorHAnsi" w:cstheme="majorHAnsi"/>
-          <w:noProof/>
-          <w:sz w:val="20"/>
-          <w:szCs w:val="20"/>
+    </w:p>
+    <w:p>
+      <w:pPr>
+        <w:ind w:left="3540" w:firstLine="708"/>
+        <w:rPr>
+          <w:rFonts w:asciiTheme="majorHAnsi" w:hAnsiTheme="majorHAnsi" w:cstheme="majorHAnsi"/>
+          <w:sz w:val="20"/>
+          <w:szCs w:val="20"/>
+          <w:lang w:val="en-US"/>
+        </w:rPr>
+      </w:pPr>
+      <w:r>
+        <w:rPr>
+          <w:rFonts w:asciiTheme="majorHAnsi" w:hAnsiTheme="majorHAnsi" w:cstheme="majorHAnsi"/>
+          <w:b/>
+          <w:bCs/>
+          <w:sz w:val="20"/>
+          <w:szCs w:val="20"/>
+          <w:lang w:val="en-US"/>
+        </w:rPr>
+        <w:t xml:space="preserve">Chasis: </w:t>
+      </w:r>
+      <w:r>
+        <w:rPr>
+          <w:rFonts w:asciiTheme="majorHAnsi" w:hAnsiTheme="majorHAnsi" w:cstheme="majorHAnsi"/>
+          <w:sz w:val="20"/>
+          <w:szCs w:val="20"/>
+          <w:lang w:val="en-US"/>
         </w:rPr>
         <w:t>{CHASIS}</w:t>
       </w:r>
-      <w:r>
-        <w:rPr>
-          <w:rFonts w:asciiTheme="majorHAnsi" w:hAnsiTheme="majorHAnsi" w:cstheme="majorHAnsi"/>
-          <w:sz w:val="20"/>
-          <w:szCs w:val="20"/>
-        </w:rPr>
-        <w:fldChar w:fldCharType="end"/>
-      </w:r>
-    </w:p>
-    <w:p>
-      <w:pPr>
-        <w:ind w:left="3540"/>
-        <w:rPr>
-          <w:rFonts w:asciiTheme="majorHAnsi" w:hAnsiTheme="majorHAnsi" w:cstheme="majorHAnsi"/>
-          <w:b/>
-          <w:bCs/>
-          <w:sz w:val="20"/>
-          <w:szCs w:val="20"/>
-        </w:rPr>
-      </w:pPr>
-      <w:r>
-        <w:rPr>
-          <w:rFonts w:asciiTheme="majorHAnsi" w:hAnsiTheme="majorHAnsi" w:cstheme="majorHAnsi"/>
-          <w:b/>
-          <w:bCs/>
-          <w:sz w:val="20"/>
-          <w:szCs w:val="20"/>
-        </w:rPr>
-        <w:t xml:space="preserve">Motor:    </w:t>
-      </w:r>
-      <w:r>
-        <w:rPr>
-          <w:rFonts w:asciiTheme="majorHAnsi" w:hAnsiTheme="majorHAnsi" w:cstheme="majorHAnsi"/>
-          <w:sz w:val="20"/>
-          <w:szCs w:val="20"/>
-        </w:rPr>
-        <w:fldChar w:fldCharType="begin"/>
-        <w:instrText xml:space="preserve"> MERGEFIELD N_DE_MOTOR </w:instrText>
-        <w:fldChar w:fldCharType="separate"/>
-      </w:r>
-      <w:r>
-        <w:rPr>
-          <w:rFonts w:asciiTheme="majorHAnsi" w:hAnsiTheme="majorHAnsi" w:cstheme="majorHAnsi"/>
-          <w:noProof/>
-          <w:sz w:val="20"/>
-          <w:szCs w:val="20"/>
+    </w:p>
+    <w:p>
+      <w:pPr>
+        <w:ind w:left="3540" w:firstLine="708"/>
+        <w:rPr>
+          <w:rFonts w:asciiTheme="majorHAnsi" w:hAnsiTheme="majorHAnsi" w:cstheme="majorHAnsi"/>
+          <w:b/>
+          <w:bCs/>
+          <w:sz w:val="20"/>
+          <w:szCs w:val="20"/>
+          <w:lang w:val="en-US"/>
+        </w:rPr>
+      </w:pPr>
+      <w:r>
+        <w:rPr>
+          <w:rFonts w:asciiTheme="majorHAnsi" w:hAnsiTheme="majorHAnsi" w:cstheme="majorHAnsi"/>
+          <w:b/>
+          <w:bCs/>
+          <w:sz w:val="20"/>
+          <w:szCs w:val="20"/>
+          <w:lang w:val="en-US"/>
+        </w:rPr>
+        <w:t xml:space="preserve">Motor: </w:t>
+      </w:r>
+      <w:r>
+        <w:rPr>
+          <w:rFonts w:asciiTheme="majorHAnsi" w:hAnsiTheme="majorHAnsi" w:cstheme="majorHAnsi"/>
+          <w:sz w:val="20"/>
+          <w:szCs w:val="20"/>
+          <w:lang w:val="en-US"/>
         </w:rPr>
         <w:t>{MOTOR}</w:t>
       </w:r>
-      <w:r>
-        <w:rPr>
-          <w:rFonts w:asciiTheme="majorHAnsi" w:hAnsiTheme="majorHAnsi" w:cstheme="majorHAnsi"/>
-          <w:sz w:val="20"/>
-          <w:szCs w:val="20"/>
-        </w:rPr>
-        <w:fldChar w:fldCharType="end"/>
-      </w:r>
-    </w:p>
-    <w:p>
-      <w:pPr>
-        <w:ind w:left="3540"/>
-        <w:rPr>
-          <w:rFonts w:asciiTheme="majorHAnsi" w:hAnsiTheme="majorHAnsi" w:cstheme="majorHAnsi"/>
-          <w:sz w:val="20"/>
-          <w:szCs w:val="20"/>
-        </w:rPr>
-      </w:pPr>
-      <w:r>
-        <w:rPr>
-          <w:rFonts w:asciiTheme="majorHAnsi" w:hAnsiTheme="majorHAnsi" w:cstheme="majorHAnsi"/>
-          <w:b/>
-          <w:bCs/>
-          <w:sz w:val="20"/>
-          <w:szCs w:val="20"/>
-        </w:rPr>
-        <w:t xml:space="preserve">Placa:      </w:t>
-      </w:r>
-      <w:r>
-        <w:rPr>
-          <w:rFonts w:asciiTheme="majorHAnsi" w:hAnsiTheme="majorHAnsi" w:cstheme="majorHAnsi"/>
-          <w:sz w:val="20"/>
-          <w:szCs w:val="20"/>
-        </w:rPr>
-        <w:fldChar w:fldCharType="begin"/>
-        <w:instrText xml:space="preserve"> MERGEFIELD PLACA_DEL_AUTO </w:instrText>
-        <w:fldChar w:fldCharType="separate"/>
-      </w:r>
-      <w:r>
-        <w:rPr>
-          <w:rFonts w:asciiTheme="majorHAnsi" w:hAnsiTheme="majorHAnsi" w:cstheme="majorHAnsi"/>
-          <w:noProof/>
-          <w:sz w:val="20"/>
-          <w:szCs w:val="20"/>
-        </w:rPr>
-        <w:t>{PLACA}</w:t>
-      </w:r>
-      <w:r>
-        <w:rPr>
-          <w:rFonts w:asciiTheme="majorHAnsi" w:hAnsiTheme="majorHAnsi" w:cstheme="majorHAnsi"/>
-          <w:sz w:val="20"/>
-          <w:szCs w:val="20"/>
-        </w:rPr>
-        <w:fldChar w:fldCharType="end"/>
+    </w:p>
+    <w:p>
+      <w:pPr>
+        <w:ind w:left="3540" w:firstLine="708"/>
+        <w:rPr>
+          <w:rFonts w:asciiTheme="majorHAnsi" w:hAnsiTheme="majorHAnsi" w:cstheme="majorHAnsi"/>
+          <w:sz w:val="20"/>
+          <w:szCs w:val="20"/>
+          <w:lang w:val="en-US"/>
+        </w:rPr>
+      </w:pPr>
+      <w:r>
+        <w:rPr>
+          <w:rFonts w:asciiTheme="majorHAnsi" w:hAnsiTheme="majorHAnsi" w:cstheme="majorHAnsi"/>
+          <w:b/>
+          <w:bCs/>
+          <w:sz w:val="20"/>
+          <w:szCs w:val="20"/>
+          <w:lang w:val="en-US"/>
+        </w:rPr>
+        <w:t xml:space="preserve">Placa:   </w:t>
+      </w:r>
+      <w:r>
+        <w:rPr>
+          <w:rFonts w:asciiTheme="majorHAnsi" w:hAnsiTheme="majorHAnsi" w:cstheme="majorHAnsi"/>
+          <w:sz w:val="20"/>
+          <w:szCs w:val="20"/>
+          <w:lang w:val="en-US"/>
+        </w:rPr>
+        <w:t>{PLACA_SIN_GUION}</w:t>
       </w:r>
     </w:p>
     <w:p>
@@ -2399,6 +2955,7 @@
           <w:rFonts w:asciiTheme="majorHAnsi" w:hAnsiTheme="majorHAnsi" w:cstheme="majorHAnsi"/>
           <w:sz w:val="20"/>
           <w:szCs w:val="20"/>
+          <w:lang w:val="en-US"/>
         </w:rPr>
       </w:pPr>
     </w:p>
@@ -2412,6 +2969,7 @@
           <w:bCs/>
           <w:sz w:val="20"/>
           <w:szCs w:val="20"/>
+          <w:lang w:val="en-US"/>
         </w:rPr>
       </w:pPr>
     </w:p>
@@ -2445,6 +3003,13 @@
           <w:szCs w:val="20"/>
         </w:rPr>
         <w:t xml:space="preserve">: </w:t>
+      </w:r>
+      <w:r>
+        <w:rPr>
+          <w:rFonts w:asciiTheme="majorHAnsi" w:hAnsiTheme="majorHAnsi" w:cstheme="majorHAnsi"/>
+          <w:sz w:val="20"/>
+          <w:szCs w:val="20"/>
+        </w:rPr>
         <w:tab/>
         <w:t xml:space="preserve">Es la compañía ANEFI S.A. ADMINISTRADORA DE FONDOS Y FIDEICOMISOS. </w:t>
       </w:r>
@@ -2470,7 +3035,25 @@
           <w:sz w:val="20"/>
           <w:szCs w:val="20"/>
         </w:rPr>
-        <w:t>CLÁUSULA SEGUNDA. - ANTECEDENTES:</w:t>
+        <w:t xml:space="preserve">CLÁUSULA </w:t>
+      </w:r>
+      <w:r>
+        <w:rPr>
+          <w:rFonts w:asciiTheme="majorHAnsi" w:hAnsiTheme="majorHAnsi" w:cstheme="majorHAnsi"/>
+          <w:b/>
+          <w:sz w:val="20"/>
+          <w:szCs w:val="20"/>
+        </w:rPr>
+        <w:t>SEGUNDA. -</w:t>
+      </w:r>
+      <w:r>
+        <w:rPr>
+          <w:rFonts w:asciiTheme="majorHAnsi" w:hAnsiTheme="majorHAnsi" w:cstheme="majorHAnsi"/>
+          <w:b/>
+          <w:sz w:val="20"/>
+          <w:szCs w:val="20"/>
+        </w:rPr>
+        <w:t xml:space="preserve"> ANTECEDENTES:</w:t>
       </w:r>
     </w:p>
     <w:p>
@@ -2504,6 +3087,13 @@
           <w:szCs w:val="20"/>
         </w:rPr>
         <w:t xml:space="preserve"> </w:t>
+      </w:r>
+      <w:r>
+        <w:rPr>
+          <w:rFonts w:asciiTheme="majorHAnsi" w:hAnsiTheme="majorHAnsi" w:cstheme="majorHAnsi"/>
+          <w:sz w:val="20"/>
+          <w:szCs w:val="20"/>
+        </w:rPr>
         <w:tab/>
         <w:t>La compañía ANEFI S.A., ADMINISTRADORA DE FONDOS  Y FIDEICOMISOS, es una sociedad cuyo objeto social es administrar negocios fiduciarios y actuar como agente de manejo de procesos de titularización, constituida mediante escritura pública otorgada el 04 de marzo de 1994, ante el Notario Décimo Octavo del cantón Quito, doctor Enrique Díaz Ballesteros e inscrita en el Registro Mercantil del mismo cantón, el 29 de marzo del 1994, y fue autorizada a funcionar por la Superintendencia de Compañías mediante Resolución número noventa y cuatro punto uno punto cinco punto dos punto mil doscientos ochenta y siete (No. 94.1.5.2.1287) de fecha catorce de junio de mil novecientos noventa y cuatro, e inscrita en el Registro Provisional del Mercado de Valores y de la Información Pública, bajo el número noventa y cuatro punto uno punto ocho punto AF punto cero cinco (94.1.8.AF.05) de la sección respectiva. Mediante escritura pública celebrada el tres de mayo del dos mil trece, inscrita en el Registro Mercantil del cantón Quito el día quince de mayo del dos mil trece, la compañía reformó su estatuto social y, entre otros aspectos, cambió su denominación anterior (ADMINISTRADORA DE FONDOS Y FIDEICOMISOS PRODUFONDOS S.A.) por el de ANEFI S.A. ADMINISTRADORA DE FONDOS Y FIDEICOMISOS.</w:t>
       </w:r>
@@ -2518,8 +3108,6 @@
         <w:jc w:val="both"/>
         <w:rPr>
           <w:rFonts w:asciiTheme="majorHAnsi" w:hAnsiTheme="majorHAnsi" w:cstheme="majorHAnsi"/>
-          <w:b/>
-          <w:bCs/>
           <w:sz w:val="20"/>
           <w:szCs w:val="20"/>
         </w:rPr>
@@ -2533,6 +3121,15 @@
           <w:szCs w:val="20"/>
         </w:rPr>
         <w:t>2.2</w:t>
+      </w:r>
+      <w:r>
+        <w:rPr>
+          <w:rFonts w:asciiTheme="majorHAnsi" w:hAnsiTheme="majorHAnsi" w:cstheme="majorHAnsi"/>
+          <w:b/>
+          <w:bCs/>
+          <w:sz w:val="20"/>
+          <w:szCs w:val="20"/>
+        </w:rPr>
         <w:tab/>
       </w:r>
       <w:r>
@@ -2559,7 +3156,53 @@
           <w:sz w:val="20"/>
           <w:szCs w:val="20"/>
         </w:rPr>
-        <w:t xml:space="preserve">documento privado suscrito el {FECHA_CONTRATO_DIA} de {FECHA_CONTRATO_MES} del {FECHA_CONTRATO_ANIO}</w:t>
+        <w:t xml:space="preserve">documento privado suscrito el </w:t>
+      </w:r>
+      <w:r>
+        <w:rPr>
+          <w:rFonts w:asciiTheme="majorHAnsi" w:hAnsiTheme="majorHAnsi" w:cstheme="majorHAnsi"/>
+          <w:b/>
+          <w:bCs/>
+          <w:sz w:val="20"/>
+          <w:szCs w:val="20"/>
+        </w:rPr>
+        <w:t>{FECHA_DIA}</w:t>
+      </w:r>
+      <w:r>
+        <w:rPr>
+          <w:rFonts w:asciiTheme="majorHAnsi" w:hAnsiTheme="majorHAnsi" w:cstheme="majorHAnsi"/>
+          <w:sz w:val="20"/>
+          <w:szCs w:val="20"/>
+        </w:rPr>
+        <w:t xml:space="preserve"> de </w:t>
+      </w:r>
+      <w:r>
+        <w:rPr>
+          <w:rFonts w:asciiTheme="majorHAnsi" w:hAnsiTheme="majorHAnsi" w:cstheme="majorHAnsi"/>
+          <w:b/>
+          <w:bCs/>
+          <w:sz w:val="20"/>
+          <w:szCs w:val="20"/>
+        </w:rPr>
+        <w:t>{FECHA_MES}</w:t>
+      </w:r>
+      <w:r>
+        <w:rPr>
+          <w:rFonts w:asciiTheme="majorHAnsi" w:hAnsiTheme="majorHAnsi" w:cstheme="majorHAnsi"/>
+          <w:sz w:val="20"/>
+          <w:szCs w:val="20"/>
+        </w:rPr>
+        <w:t xml:space="preserve"> del </w:t>
+      </w:r>
+      <w:r>
+        <w:rPr>
+          <w:rFonts w:asciiTheme="majorHAnsi" w:hAnsiTheme="majorHAnsi" w:cstheme="majorHAnsi"/>
+          <w:b/>
+          <w:bCs/>
+          <w:sz w:val="20"/>
+          <w:szCs w:val="20"/>
+        </w:rPr>
+        <w:t>{FECHA_ANIO}</w:t>
       </w:r>
       <w:r>
         <w:rPr>
@@ -2593,6 +3236,87 @@
           <w:szCs w:val="20"/>
         </w:rPr>
         <w:t xml:space="preserve">2.3. </w:t>
+      </w:r>
+      <w:r>
+        <w:rPr>
+          <w:rFonts w:asciiTheme="majorHAnsi" w:hAnsiTheme="majorHAnsi" w:cstheme="majorHAnsi"/>
+          <w:b/>
+          <w:bCs/>
+          <w:sz w:val="20"/>
+          <w:szCs w:val="20"/>
+        </w:rPr>
+        <w:tab/>
+      </w:r>
+      <w:r>
+        <w:rPr>
+          <w:rFonts w:asciiTheme="majorHAnsi" w:hAnsiTheme="majorHAnsi" w:cstheme="majorHAnsi"/>
+          <w:sz w:val="20"/>
+          <w:szCs w:val="20"/>
+        </w:rPr>
+        <w:tab/>
+        <w:t>Las compañías AUTOCOR-AUTOPLAZA S.A.S., AUTOCOR AUTOEVOLUCION S.A.S; así como, el señor LUIS JOAQUIN CORONEL BELTRÁN, desarrollan actividades relacionadas con la comercialización de vehículos y, por razones de eficiencia operativa y centralización de su gestión, considerando su vinculación accionarial, han otorgado poder suficiente a favor de la compañía DILIGENCIAS LEGALES SEMINUEVOS DILILEG CIA. LTDA, quién también forma parte del referido grupo empresarial. En virtud de dichos poderes y, para efectos del presente encargo fiduciario, DILIGENCIAS LEGALES SEMINUEVOS DILILEG CIA. LTDA, tendrá la calidad de GENERADOR DE INSTRUCCIONES, facultad que ejercerá a través de su representante legal o de la persona que este designe expresamente para el efecto, dentro del alcance de las facultades conferidas y de conformidad con los términos y condiciones establecidos en el presente contrato</w:t>
+      </w:r>
+      <w:r>
+        <w:rPr>
+          <w:rFonts w:asciiTheme="majorHAnsi" w:hAnsiTheme="majorHAnsi" w:cstheme="majorHAnsi"/>
+          <w:sz w:val="20"/>
+          <w:szCs w:val="20"/>
+        </w:rPr>
+        <w:t>.</w:t>
+      </w:r>
+    </w:p>
+    <w:p>
+      <w:pPr>
+        <w:autoSpaceDE w:val="0"/>
+        <w:autoSpaceDN w:val="0"/>
+        <w:adjustRightInd w:val="0"/>
+        <w:spacing w:before="240" w:after="240"/>
+        <w:ind w:left="705" w:right="18" w:hanging="705"/>
+        <w:jc w:val="both"/>
+        <w:rPr>
+          <w:rFonts w:asciiTheme="majorHAnsi" w:hAnsiTheme="majorHAnsi" w:cstheme="majorHAnsi"/>
+          <w:sz w:val="20"/>
+          <w:szCs w:val="20"/>
+        </w:rPr>
+      </w:pPr>
+      <w:r>
+        <w:rPr>
+          <w:rFonts w:asciiTheme="majorHAnsi" w:hAnsiTheme="majorHAnsi" w:cstheme="majorHAnsi"/>
+          <w:b/>
+          <w:bCs/>
+          <w:sz w:val="20"/>
+          <w:szCs w:val="20"/>
+        </w:rPr>
+        <w:t>2.</w:t>
+      </w:r>
+      <w:r>
+        <w:rPr>
+          <w:rFonts w:asciiTheme="majorHAnsi" w:hAnsiTheme="majorHAnsi" w:cstheme="majorHAnsi"/>
+          <w:b/>
+          <w:bCs/>
+          <w:sz w:val="20"/>
+          <w:szCs w:val="20"/>
+        </w:rPr>
+        <w:t>4</w:t>
+      </w:r>
+      <w:r>
+        <w:rPr>
+          <w:rFonts w:asciiTheme="majorHAnsi" w:hAnsiTheme="majorHAnsi" w:cstheme="majorHAnsi"/>
+          <w:b/>
+          <w:bCs/>
+          <w:sz w:val="20"/>
+          <w:szCs w:val="20"/>
+        </w:rPr>
+        <w:t xml:space="preserve">. </w:t>
+      </w:r>
+      <w:r>
+        <w:rPr>
+          <w:rFonts w:asciiTheme="majorHAnsi" w:hAnsiTheme="majorHAnsi" w:cstheme="majorHAnsi"/>
+          <w:b/>
+          <w:bCs/>
+          <w:sz w:val="20"/>
+          <w:szCs w:val="20"/>
+        </w:rPr>
         <w:tab/>
       </w:r>
       <w:r>
@@ -2626,7 +3350,34 @@
           <w:sz w:val="20"/>
           <w:szCs w:val="20"/>
         </w:rPr>
-        <w:t xml:space="preserve">CLÁUSULA TERCERA.- ENCARGO FIDUCIARIO IRREVOCABLE: </w:t>
+        <w:t xml:space="preserve">CLÁUSULA </w:t>
+      </w:r>
+      <w:r>
+        <w:rPr>
+          <w:rFonts w:asciiTheme="majorHAnsi" w:hAnsiTheme="majorHAnsi" w:cstheme="majorHAnsi"/>
+          <w:b/>
+          <w:sz w:val="20"/>
+          <w:szCs w:val="20"/>
+        </w:rPr>
+        <w:t>TERCERA. -</w:t>
+      </w:r>
+      <w:r>
+        <w:rPr>
+          <w:rFonts w:asciiTheme="majorHAnsi" w:hAnsiTheme="majorHAnsi" w:cstheme="majorHAnsi"/>
+          <w:b/>
+          <w:sz w:val="20"/>
+          <w:szCs w:val="20"/>
+        </w:rPr>
+        <w:t xml:space="preserve"> ENCARGO FIDUCIARIO IRREVOCABLE:</w:t>
+      </w:r>
+      <w:r>
+        <w:rPr>
+          <w:rFonts w:asciiTheme="majorHAnsi" w:hAnsiTheme="majorHAnsi" w:cstheme="majorHAnsi"/>
+          <w:b/>
+          <w:sz w:val="20"/>
+          <w:szCs w:val="20"/>
+        </w:rPr>
+        <w:t xml:space="preserve"> </w:t>
       </w:r>
       <w:r>
         <w:rPr>
@@ -2643,29 +3394,43 @@
           <w:sz w:val="20"/>
           <w:szCs w:val="20"/>
         </w:rPr>
-        <w:t xml:space="preserve">“ENCARGO FIDUCIARIO AC- </w:t>
-        <w:fldChar w:fldCharType="begin"/>
-        <w:instrText xml:space="preserve"> MERGEFIELD PLACA_DEL_AUTO </w:instrText>
-        <w:fldChar w:fldCharType="separate"/>
-      </w:r>
-      <w:r>
-        <w:rPr>
-          <w:rFonts w:asciiTheme="majorHAnsi" w:hAnsiTheme="majorHAnsi" w:cstheme="majorHAnsi"/>
-          <w:b/>
-          <w:noProof/>
-          <w:sz w:val="20"/>
-          <w:szCs w:val="20"/>
-        </w:rPr>
-        <w:t>{PLACA}</w:t>
-      </w:r>
-      <w:r>
-        <w:rPr>
-          <w:rFonts w:asciiTheme="majorHAnsi" w:hAnsiTheme="majorHAnsi" w:cstheme="majorHAnsi"/>
-          <w:b/>
-          <w:sz w:val="20"/>
-          <w:szCs w:val="20"/>
-        </w:rPr>
-        <w:fldChar w:fldCharType="end"/>
+        <w:t xml:space="preserve">“ENCARGO FIDUCIARIO </w:t>
+      </w:r>
+      <w:r>
+        <w:rPr>
+          <w:rFonts w:asciiTheme="majorHAnsi" w:hAnsiTheme="majorHAnsi" w:cstheme="majorHAnsi"/>
+          <w:b/>
+          <w:sz w:val="20"/>
+          <w:szCs w:val="20"/>
+        </w:rPr>
+        <w:t>DLL</w:t>
+      </w:r>
+      <w:r>
+        <w:rPr>
+          <w:rFonts w:asciiTheme="majorHAnsi" w:hAnsiTheme="majorHAnsi" w:cstheme="majorHAnsi"/>
+          <w:b/>
+          <w:sz w:val="20"/>
+          <w:szCs w:val="20"/>
+        </w:rPr>
+        <w:t xml:space="preserve">- </w:t>
+      </w:r>
+      <w:r>
+        <w:rPr>
+          <w:rFonts w:asciiTheme="majorHAnsi" w:hAnsiTheme="majorHAnsi" w:cstheme="majorHAnsi"/>
+          <w:b/>
+          <w:bCs/>
+          <w:sz w:val="20"/>
+          <w:szCs w:val="20"/>
+        </w:rPr>
+        <w:t>{PLACA_SIN_GUION}</w:t>
+      </w:r>
+      <w:r>
+        <w:rPr>
+          <w:rFonts w:asciiTheme="majorHAnsi" w:hAnsiTheme="majorHAnsi" w:cstheme="majorHAnsi"/>
+          <w:b/>
+          <w:sz w:val="20"/>
+          <w:szCs w:val="20"/>
+        </w:rPr>
         <w:t>”</w:t>
       </w:r>
       <w:r>
@@ -2697,7 +3462,79 @@
           <w:sz w:val="20"/>
           <w:szCs w:val="20"/>
         </w:rPr>
-        <w:t xml:space="preserve">El ENCARGO es un MANDATO IRREVOCABLE, en virtud del cual la parte CONSTITUYENTE imparte un conjunto de instrucciones a la FIDUCIARIA, para que, de manera irrevocable, con carácter temporal y por cuenta de esta, ejecute el cumplimiento de las instrucciones impartidas y que constan señaladas en la cláusula cuarta del presente contrato. </w:t>
+        <w:t>El ENCARGO es</w:t>
+      </w:r>
+      <w:r>
+        <w:rPr>
+          <w:rFonts w:asciiTheme="majorHAnsi" w:hAnsiTheme="majorHAnsi" w:cstheme="majorHAnsi"/>
+          <w:sz w:val="20"/>
+          <w:szCs w:val="20"/>
+        </w:rPr>
+        <w:t xml:space="preserve"> un</w:t>
+      </w:r>
+      <w:r>
+        <w:rPr>
+          <w:rFonts w:asciiTheme="majorHAnsi" w:hAnsiTheme="majorHAnsi" w:cstheme="majorHAnsi"/>
+          <w:sz w:val="20"/>
+          <w:szCs w:val="20"/>
+        </w:rPr>
+        <w:t xml:space="preserve"> MANDATO IRREVOCABLE, en virtud del cual </w:t>
+      </w:r>
+      <w:r>
+        <w:rPr>
+          <w:rFonts w:asciiTheme="majorHAnsi" w:hAnsiTheme="majorHAnsi" w:cstheme="majorHAnsi"/>
+          <w:sz w:val="20"/>
+          <w:szCs w:val="20"/>
+        </w:rPr>
+        <w:t xml:space="preserve">la </w:t>
+      </w:r>
+      <w:r>
+        <w:rPr>
+          <w:rFonts w:asciiTheme="majorHAnsi" w:hAnsiTheme="majorHAnsi" w:cstheme="majorHAnsi"/>
+          <w:sz w:val="20"/>
+          <w:szCs w:val="20"/>
+        </w:rPr>
+        <w:t>parte CONSTITUYENTE</w:t>
+      </w:r>
+      <w:r>
+        <w:rPr>
+          <w:rFonts w:asciiTheme="majorHAnsi" w:hAnsiTheme="majorHAnsi" w:cstheme="majorHAnsi"/>
+          <w:sz w:val="20"/>
+          <w:szCs w:val="20"/>
+        </w:rPr>
+        <w:t xml:space="preserve"> imparte un conjunto de instrucciones a la FIDUCIARIA, para que, de manera irrevocable, con carácter temporal y por cuenta de esta, ejecute el cumplimiento de las instrucciones impartidas y que consta</w:t>
+      </w:r>
+      <w:r>
+        <w:rPr>
+          <w:rFonts w:asciiTheme="majorHAnsi" w:hAnsiTheme="majorHAnsi" w:cstheme="majorHAnsi"/>
+          <w:sz w:val="20"/>
+          <w:szCs w:val="20"/>
+        </w:rPr>
+        <w:t>n</w:t>
+      </w:r>
+      <w:r>
+        <w:rPr>
+          <w:rFonts w:asciiTheme="majorHAnsi" w:hAnsiTheme="majorHAnsi" w:cstheme="majorHAnsi"/>
+          <w:sz w:val="20"/>
+          <w:szCs w:val="20"/>
+        </w:rPr>
+        <w:t xml:space="preserve"> señalad</w:t>
+      </w:r>
+      <w:r>
+        <w:rPr>
+          <w:rFonts w:asciiTheme="majorHAnsi" w:hAnsiTheme="majorHAnsi" w:cstheme="majorHAnsi"/>
+          <w:sz w:val="20"/>
+          <w:szCs w:val="20"/>
+        </w:rPr>
+        <w:t>as</w:t>
+      </w:r>
+      <w:r>
+        <w:rPr>
+          <w:rFonts w:asciiTheme="majorHAnsi" w:hAnsiTheme="majorHAnsi" w:cstheme="majorHAnsi"/>
+          <w:sz w:val="20"/>
+          <w:szCs w:val="20"/>
+        </w:rPr>
+        <w:t xml:space="preserve"> en la cláusula cuarta del presente contrato. </w:t>
       </w:r>
     </w:p>
     <w:p>
@@ -2722,56 +3559,7 @@
           <w:sz w:val="20"/>
           <w:szCs w:val="20"/>
         </w:rPr>
-        <w:t xml:space="preserve">CLÁUSULA CUARTA.- OBJETO DEL ENCARGO E INSTRUCCIONES ESPECÍFICAS: </w:t>
-      </w:r>
-      <w:r>
-        <w:rPr>
-          <w:rFonts w:asciiTheme="majorHAnsi" w:hAnsiTheme="majorHAnsi" w:cstheme="majorHAnsi"/>
-          <w:bCs/>
-          <w:sz w:val="20"/>
-          <w:szCs w:val="20"/>
-        </w:rPr>
-        <w:t xml:space="preserve">El presente ENCARGO FIDUCIARIO, tiene por objeto entregar a la FIDUCIARIA un poder amplio y suficiente para que por cuenta y orden de la parte CONSTITUYENTE </w:t>
-      </w:r>
-      <w:r>
-        <w:rPr>
-          <w:rFonts w:asciiTheme="majorHAnsi" w:hAnsiTheme="majorHAnsi" w:cstheme="majorHAnsi"/>
-          <w:b/>
-          <w:sz w:val="20"/>
-          <w:szCs w:val="20"/>
-        </w:rPr>
-        <w:fldChar w:fldCharType="begin"/>
-        <w:instrText xml:space="preserve"> MERGEFIELD NOMBRES_COMPLETOS_DEL_PROPIETARIO </w:instrText>
-        <w:fldChar w:fldCharType="separate"/>
-      </w:r>
-      <w:r>
-        <w:rPr>
-          <w:rFonts w:asciiTheme="majorHAnsi" w:hAnsiTheme="majorHAnsi" w:cstheme="majorHAnsi"/>
-          <w:b/>
-          <w:noProof/>
-          <w:sz w:val="20"/>
-          <w:szCs w:val="20"/>
-        </w:rPr>
-        <w:t>{NOMBRE_PROP}</w:t>
-      </w:r>
-      <w:r>
-        <w:rPr>
-          <w:rFonts w:asciiTheme="majorHAnsi" w:hAnsiTheme="majorHAnsi" w:cstheme="majorHAnsi"/>
-          <w:b/>
-          <w:sz w:val="20"/>
-          <w:szCs w:val="20"/>
-        </w:rPr>
-        <w:fldChar w:fldCharType="end"/>
-        <w:t xml:space="preserve">, </w:t>
-      </w:r>
-      <w:r>
-        <w:rPr>
-          <w:rFonts w:asciiTheme="majorHAnsi" w:hAnsiTheme="majorHAnsi" w:cstheme="majorHAnsi"/>
-          <w:bCs/>
-          <w:sz w:val="20"/>
-          <w:szCs w:val="20"/>
-        </w:rPr>
-        <w:t>suscriba los documentos público o privados necesarios para perfeccionar la</w:t>
+        <w:t>CLÁUSULA CUARTA.- OBJETO DEL ENCARGO E INSTRUCCIONES ESPECÍFICAS:</w:t>
       </w:r>
       <w:r>
         <w:rPr>
@@ -2789,15 +3577,301 @@
           <w:sz w:val="20"/>
           <w:szCs w:val="20"/>
         </w:rPr>
-        <w:t xml:space="preserve">transferencia de dominio del VEHICULO que comercialice  el GENERADOR DE INSTRUCCIONES, aclarando que cualquier observación o limitación que se presente  para el cumplimiento de esta transferencia será de responsabilidad absoluta de la parte CONSTITUYENTE teniendo la obligación de  sanearla o solventarla. Para el cumplimiento del objeto antes señalado la parte CONSTITUYENTE encarga a la FIDUCIARIA para que </w:t>
-      </w:r>
-      <w:r>
-        <w:rPr>
-          <w:rFonts w:asciiTheme="majorHAnsi" w:hAnsiTheme="majorHAnsi" w:cstheme="majorHAnsi"/>
-          <w:sz w:val="20"/>
-          <w:szCs w:val="20"/>
-        </w:rPr>
-        <w:t xml:space="preserve">ejecute las instrucciones requeridas por el GENERADOR DE INSTRUCCIONES y que constan detalladas a continuación: </w:t>
+        <w:t xml:space="preserve">El presente ENCARGO FIDUCIARIO, tiene por objeto entregar a la FIDUCIARIA un poder amplio y suficiente para que </w:t>
+      </w:r>
+      <w:r>
+        <w:rPr>
+          <w:rFonts w:asciiTheme="majorHAnsi" w:hAnsiTheme="majorHAnsi" w:cstheme="majorHAnsi"/>
+          <w:bCs/>
+          <w:sz w:val="20"/>
+          <w:szCs w:val="20"/>
+        </w:rPr>
+        <w:t>por cuenta y orden de</w:t>
+      </w:r>
+      <w:r>
+        <w:rPr>
+          <w:rFonts w:asciiTheme="majorHAnsi" w:hAnsiTheme="majorHAnsi" w:cstheme="majorHAnsi"/>
+          <w:bCs/>
+          <w:sz w:val="20"/>
+          <w:szCs w:val="20"/>
+        </w:rPr>
+        <w:t xml:space="preserve"> la parte CONSTITUYENTE </w:t>
+      </w:r>
+      <w:r>
+        <w:rPr>
+          <w:rFonts w:asciiTheme="majorHAnsi" w:hAnsiTheme="majorHAnsi" w:cstheme="majorHAnsi"/>
+          <w:bCs/>
+          <w:sz w:val="20"/>
+          <w:szCs w:val="20"/>
+        </w:rPr>
+        <w:t xml:space="preserve">{NOMBRE_PROP}, </w:t>
+      </w:r>
+      <w:r>
+        <w:rPr>
+          <w:rFonts w:asciiTheme="majorHAnsi" w:hAnsiTheme="majorHAnsi" w:cstheme="majorHAnsi"/>
+          <w:bCs/>
+          <w:sz w:val="20"/>
+          <w:szCs w:val="20"/>
+        </w:rPr>
+        <w:t>suscriba</w:t>
+      </w:r>
+      <w:r>
+        <w:rPr>
+          <w:rFonts w:asciiTheme="majorHAnsi" w:hAnsiTheme="majorHAnsi" w:cstheme="majorHAnsi"/>
+          <w:bCs/>
+          <w:sz w:val="20"/>
+          <w:szCs w:val="20"/>
+        </w:rPr>
+        <w:t xml:space="preserve"> los documentos público o privados necesarios para perfeccionar </w:t>
+      </w:r>
+      <w:r>
+        <w:rPr>
+          <w:rFonts w:asciiTheme="majorHAnsi" w:hAnsiTheme="majorHAnsi" w:cstheme="majorHAnsi"/>
+          <w:bCs/>
+          <w:sz w:val="20"/>
+          <w:szCs w:val="20"/>
+        </w:rPr>
+        <w:t>l</w:t>
+      </w:r>
+      <w:r>
+        <w:rPr>
+          <w:rFonts w:asciiTheme="majorHAnsi" w:hAnsiTheme="majorHAnsi" w:cstheme="majorHAnsi"/>
+          <w:bCs/>
+          <w:sz w:val="20"/>
+          <w:szCs w:val="20"/>
+        </w:rPr>
+        <w:t>a</w:t>
+      </w:r>
+      <w:r>
+        <w:rPr>
+          <w:rFonts w:asciiTheme="majorHAnsi" w:hAnsiTheme="majorHAnsi" w:cstheme="majorHAnsi"/>
+          <w:bCs/>
+          <w:sz w:val="20"/>
+          <w:szCs w:val="20"/>
+        </w:rPr>
+        <w:t xml:space="preserve"> transferencia de dominio del VEHICULO que </w:t>
+      </w:r>
+      <w:r>
+        <w:rPr>
+          <w:rFonts w:asciiTheme="majorHAnsi" w:hAnsiTheme="majorHAnsi" w:cstheme="majorHAnsi"/>
+          <w:bCs/>
+          <w:sz w:val="20"/>
+          <w:szCs w:val="20"/>
+        </w:rPr>
+        <w:t>comercialice</w:t>
+      </w:r>
+      <w:r>
+        <w:rPr>
+          <w:rFonts w:asciiTheme="majorHAnsi" w:hAnsiTheme="majorHAnsi" w:cstheme="majorHAnsi"/>
+          <w:bCs/>
+          <w:sz w:val="20"/>
+          <w:szCs w:val="20"/>
+        </w:rPr>
+        <w:t xml:space="preserve"> </w:t>
+      </w:r>
+      <w:r>
+        <w:rPr>
+          <w:rFonts w:asciiTheme="majorHAnsi" w:hAnsiTheme="majorHAnsi" w:cstheme="majorHAnsi"/>
+          <w:bCs/>
+          <w:sz w:val="20"/>
+          <w:szCs w:val="20"/>
+        </w:rPr>
+        <w:t xml:space="preserve"> el</w:t>
+      </w:r>
+      <w:r>
+        <w:rPr>
+          <w:rFonts w:asciiTheme="majorHAnsi" w:hAnsiTheme="majorHAnsi" w:cstheme="majorHAnsi"/>
+          <w:bCs/>
+          <w:sz w:val="20"/>
+          <w:szCs w:val="20"/>
+        </w:rPr>
+        <w:t xml:space="preserve"> </w:t>
+      </w:r>
+      <w:r>
+        <w:rPr>
+          <w:rFonts w:asciiTheme="majorHAnsi" w:hAnsiTheme="majorHAnsi" w:cstheme="majorHAnsi"/>
+          <w:bCs/>
+          <w:sz w:val="20"/>
+          <w:szCs w:val="20"/>
+        </w:rPr>
+        <w:t>GENERADO</w:t>
+      </w:r>
+      <w:r>
+        <w:rPr>
+          <w:rFonts w:asciiTheme="majorHAnsi" w:hAnsiTheme="majorHAnsi" w:cstheme="majorHAnsi"/>
+          <w:bCs/>
+          <w:sz w:val="20"/>
+          <w:szCs w:val="20"/>
+        </w:rPr>
+        <w:t>R</w:t>
+      </w:r>
+      <w:r>
+        <w:rPr>
+          <w:rFonts w:asciiTheme="majorHAnsi" w:hAnsiTheme="majorHAnsi" w:cstheme="majorHAnsi"/>
+          <w:bCs/>
+          <w:sz w:val="20"/>
+          <w:szCs w:val="20"/>
+        </w:rPr>
+        <w:t xml:space="preserve"> DE INSTRUCCIONES</w:t>
+      </w:r>
+      <w:r>
+        <w:rPr>
+          <w:rFonts w:asciiTheme="majorHAnsi" w:hAnsiTheme="majorHAnsi" w:cstheme="majorHAnsi"/>
+          <w:bCs/>
+          <w:sz w:val="20"/>
+          <w:szCs w:val="20"/>
+        </w:rPr>
+        <w:t xml:space="preserve">, aclarando que cualquier observación o limitación que se presente </w:t>
+      </w:r>
+      <w:r>
+        <w:rPr>
+          <w:rFonts w:asciiTheme="majorHAnsi" w:hAnsiTheme="majorHAnsi" w:cstheme="majorHAnsi"/>
+          <w:bCs/>
+          <w:sz w:val="20"/>
+          <w:szCs w:val="20"/>
+        </w:rPr>
+        <w:t xml:space="preserve"> para el cumplimiento de esta transferencia </w:t>
+      </w:r>
+      <w:r>
+        <w:rPr>
+          <w:rFonts w:asciiTheme="majorHAnsi" w:hAnsiTheme="majorHAnsi" w:cstheme="majorHAnsi"/>
+          <w:bCs/>
+          <w:sz w:val="20"/>
+          <w:szCs w:val="20"/>
+        </w:rPr>
+        <w:t>será de responsabilidad absoluta de</w:t>
+      </w:r>
+      <w:r>
+        <w:rPr>
+          <w:rFonts w:asciiTheme="majorHAnsi" w:hAnsiTheme="majorHAnsi" w:cstheme="majorHAnsi"/>
+          <w:bCs/>
+          <w:sz w:val="20"/>
+          <w:szCs w:val="20"/>
+        </w:rPr>
+        <w:t xml:space="preserve"> </w:t>
+      </w:r>
+      <w:r>
+        <w:rPr>
+          <w:rFonts w:asciiTheme="majorHAnsi" w:hAnsiTheme="majorHAnsi" w:cstheme="majorHAnsi"/>
+          <w:bCs/>
+          <w:sz w:val="20"/>
+          <w:szCs w:val="20"/>
+        </w:rPr>
+        <w:t xml:space="preserve">la parte </w:t>
+      </w:r>
+      <w:r>
+        <w:rPr>
+          <w:rFonts w:asciiTheme="majorHAnsi" w:hAnsiTheme="majorHAnsi" w:cstheme="majorHAnsi"/>
+          <w:bCs/>
+          <w:sz w:val="20"/>
+          <w:szCs w:val="20"/>
+        </w:rPr>
+        <w:t>CONSTITUY</w:t>
+      </w:r>
+      <w:r>
+        <w:rPr>
+          <w:rFonts w:asciiTheme="majorHAnsi" w:hAnsiTheme="majorHAnsi" w:cstheme="majorHAnsi"/>
+          <w:bCs/>
+          <w:sz w:val="20"/>
+          <w:szCs w:val="20"/>
+        </w:rPr>
+        <w:t>E</w:t>
+      </w:r>
+      <w:r>
+        <w:rPr>
+          <w:rFonts w:asciiTheme="majorHAnsi" w:hAnsiTheme="majorHAnsi" w:cstheme="majorHAnsi"/>
+          <w:bCs/>
+          <w:sz w:val="20"/>
+          <w:szCs w:val="20"/>
+        </w:rPr>
+        <w:t xml:space="preserve">NTE </w:t>
+      </w:r>
+      <w:r>
+        <w:rPr>
+          <w:rFonts w:asciiTheme="majorHAnsi" w:hAnsiTheme="majorHAnsi" w:cstheme="majorHAnsi"/>
+          <w:bCs/>
+          <w:sz w:val="20"/>
+          <w:szCs w:val="20"/>
+        </w:rPr>
+        <w:t xml:space="preserve">teniendo la obligación de </w:t>
+      </w:r>
+      <w:r>
+        <w:rPr>
+          <w:rFonts w:asciiTheme="majorHAnsi" w:hAnsiTheme="majorHAnsi" w:cstheme="majorHAnsi"/>
+          <w:bCs/>
+          <w:sz w:val="20"/>
+          <w:szCs w:val="20"/>
+        </w:rPr>
+        <w:t xml:space="preserve"> sanearla o solventarla</w:t>
+      </w:r>
+      <w:r>
+        <w:rPr>
+          <w:rFonts w:asciiTheme="majorHAnsi" w:hAnsiTheme="majorHAnsi" w:cstheme="majorHAnsi"/>
+          <w:bCs/>
+          <w:sz w:val="20"/>
+          <w:szCs w:val="20"/>
+        </w:rPr>
+        <w:t xml:space="preserve">. Para el cumplimiento del </w:t>
+      </w:r>
+      <w:r>
+        <w:rPr>
+          <w:rFonts w:asciiTheme="majorHAnsi" w:hAnsiTheme="majorHAnsi" w:cstheme="majorHAnsi"/>
+          <w:bCs/>
+          <w:sz w:val="20"/>
+          <w:szCs w:val="20"/>
+        </w:rPr>
+        <w:t xml:space="preserve">objeto antes señalado </w:t>
+      </w:r>
+      <w:r>
+        <w:rPr>
+          <w:rFonts w:asciiTheme="majorHAnsi" w:hAnsiTheme="majorHAnsi" w:cstheme="majorHAnsi"/>
+          <w:bCs/>
+          <w:sz w:val="20"/>
+          <w:szCs w:val="20"/>
+        </w:rPr>
+        <w:t xml:space="preserve">la parte </w:t>
+      </w:r>
+      <w:r>
+        <w:rPr>
+          <w:rFonts w:asciiTheme="majorHAnsi" w:hAnsiTheme="majorHAnsi" w:cstheme="majorHAnsi"/>
+          <w:bCs/>
+          <w:sz w:val="20"/>
+          <w:szCs w:val="20"/>
+        </w:rPr>
+        <w:t>CONSTITUYENTE encarga a la FIDUCIARIA para que</w:t>
+      </w:r>
+      <w:r>
+        <w:rPr>
+          <w:rFonts w:asciiTheme="majorHAnsi" w:hAnsiTheme="majorHAnsi" w:cstheme="majorHAnsi"/>
+          <w:bCs/>
+          <w:sz w:val="20"/>
+          <w:szCs w:val="20"/>
+        </w:rPr>
+        <w:t xml:space="preserve"> </w:t>
+      </w:r>
+      <w:r>
+        <w:rPr>
+          <w:rFonts w:asciiTheme="majorHAnsi" w:hAnsiTheme="majorHAnsi" w:cstheme="majorHAnsi"/>
+          <w:sz w:val="20"/>
+          <w:szCs w:val="20"/>
+        </w:rPr>
+        <w:t xml:space="preserve">ejecute las instrucciones requeridas por el </w:t>
+      </w:r>
+      <w:r>
+        <w:rPr>
+          <w:rFonts w:asciiTheme="majorHAnsi" w:hAnsiTheme="majorHAnsi" w:cstheme="majorHAnsi"/>
+          <w:sz w:val="20"/>
+          <w:szCs w:val="20"/>
+        </w:rPr>
+        <w:t xml:space="preserve">GENERADOR DE INSTRUCCIONES </w:t>
+      </w:r>
+      <w:r>
+        <w:rPr>
+          <w:rFonts w:asciiTheme="majorHAnsi" w:hAnsiTheme="majorHAnsi" w:cstheme="majorHAnsi"/>
+          <w:sz w:val="20"/>
+          <w:szCs w:val="20"/>
+        </w:rPr>
+        <w:t xml:space="preserve">y que constan detalladas a continuación: </w:t>
       </w:r>
     </w:p>
     <w:p>
@@ -2823,7 +3897,23 @@
           <w:lang w:val="es-ES_tradnl"/>
         </w:rPr>
         <w:t>4.1</w:t>
+      </w:r>
+      <w:r>
+        <w:rPr>
+          <w:rFonts w:asciiTheme="majorHAnsi" w:hAnsiTheme="majorHAnsi" w:cstheme="majorHAnsi"/>
+          <w:sz w:val="20"/>
+          <w:szCs w:val="20"/>
+          <w:lang w:val="es-ES_tradnl"/>
+        </w:rPr>
         <w:tab/>
+      </w:r>
+      <w:r>
+        <w:rPr>
+          <w:rFonts w:asciiTheme="majorHAnsi" w:hAnsiTheme="majorHAnsi" w:cstheme="majorHAnsi"/>
+          <w:sz w:val="20"/>
+          <w:szCs w:val="20"/>
+          <w:lang w:val="es-ES_tradnl"/>
+        </w:rPr>
         <w:t>Notificar al GENERADOR DE INSTRUCCIONES de la constitución del presente ENCARGO y su designación como GENERADOR DE INSTRUCCIONES conforme lo establecido en la cláusula primera del presente contrato.</w:t>
       </w:r>
     </w:p>
@@ -2849,7 +3939,23 @@
           <w:lang w:val="es-ES_tradnl"/>
         </w:rPr>
         <w:t xml:space="preserve">4.2. </w:t>
+      </w:r>
+      <w:r>
+        <w:rPr>
+          <w:rFonts w:asciiTheme="majorHAnsi" w:hAnsiTheme="majorHAnsi" w:cstheme="majorHAnsi"/>
+          <w:sz w:val="20"/>
+          <w:szCs w:val="20"/>
+          <w:lang w:val="es-ES_tradnl"/>
+        </w:rPr>
         <w:tab/>
+      </w:r>
+      <w:r>
+        <w:rPr>
+          <w:rFonts w:asciiTheme="majorHAnsi" w:hAnsiTheme="majorHAnsi" w:cstheme="majorHAnsi"/>
+          <w:sz w:val="20"/>
+          <w:szCs w:val="20"/>
+          <w:lang w:val="es-ES_tradnl"/>
+        </w:rPr>
         <w:t xml:space="preserve">Suscribir </w:t>
       </w:r>
       <w:r>
@@ -2863,21 +3969,22 @@
     </w:p>
     <w:p>
       <w:pPr>
-        <w:ind w:left="4248"/>
-        <w:rPr>
-          <w:rFonts w:asciiTheme="majorHAnsi" w:hAnsiTheme="majorHAnsi" w:cstheme="majorHAnsi"/>
-          <w:sz w:val="20"/>
-          <w:szCs w:val="20"/>
-        </w:rPr>
-      </w:pPr>
-      <w:r>
-        <w:rPr>
-          <w:rFonts w:asciiTheme="majorHAnsi" w:hAnsiTheme="majorHAnsi" w:cstheme="majorHAnsi"/>
-          <w:b/>
-          <w:bCs/>
-          <w:sz w:val="20"/>
-          <w:szCs w:val="20"/>
-        </w:rPr>
+        <w:ind w:left="3540" w:firstLine="708"/>
+        <w:rPr>
+          <w:rFonts w:asciiTheme="majorHAnsi" w:hAnsiTheme="majorHAnsi" w:cstheme="majorHAnsi"/>
+          <w:sz w:val="20"/>
+          <w:szCs w:val="20"/>
+        </w:rPr>
+      </w:pPr>
+      <w:r>
+        <w:rPr>
+          <w:rFonts w:asciiTheme="majorHAnsi" w:hAnsiTheme="majorHAnsi" w:cstheme="majorHAnsi"/>
+          <w:b/>
+          <w:bCs/>
+          <w:sz w:val="20"/>
+          <w:szCs w:val="20"/>
+        </w:rPr>
+        <w:lastRenderedPageBreak/>
         <w:t xml:space="preserve">Marca:   </w:t>
       </w:r>
       <w:r>
@@ -2886,31 +3993,12 @@
           <w:sz w:val="20"/>
           <w:szCs w:val="20"/>
         </w:rPr>
-        <w:fldChar w:fldCharType="begin"/>
-        <w:instrText xml:space="preserve"> MERGEFIELD MARCA_DEL_AUTO </w:instrText>
-        <w:fldChar w:fldCharType="separate"/>
-      </w:r>
-      <w:r>
-        <w:rPr>
-          <w:rFonts w:asciiTheme="majorHAnsi" w:hAnsiTheme="majorHAnsi" w:cstheme="majorHAnsi"/>
-          <w:noProof/>
-          <w:sz w:val="20"/>
-          <w:szCs w:val="20"/>
-        </w:rPr>
         <w:t>{MARCA}</w:t>
       </w:r>
-      <w:r>
-        <w:rPr>
-          <w:rFonts w:asciiTheme="majorHAnsi" w:hAnsiTheme="majorHAnsi" w:cstheme="majorHAnsi"/>
-          <w:sz w:val="20"/>
-          <w:szCs w:val="20"/>
-        </w:rPr>
-        <w:fldChar w:fldCharType="end"/>
-      </w:r>
-    </w:p>
-    <w:p>
-      <w:pPr>
-        <w:ind w:left="4248"/>
+    </w:p>
+    <w:p>
+      <w:pPr>
+        <w:ind w:left="3540" w:firstLine="708"/>
         <w:rPr>
           <w:rFonts w:asciiTheme="majorHAnsi" w:hAnsiTheme="majorHAnsi" w:cstheme="majorHAnsi"/>
           <w:b/>
@@ -2935,31 +4023,12 @@
           <w:sz w:val="20"/>
           <w:szCs w:val="20"/>
         </w:rPr>
-        <w:fldChar w:fldCharType="begin"/>
-        <w:instrText xml:space="preserve"> MERGEFIELD MODELO_DEL_AUTO </w:instrText>
-        <w:fldChar w:fldCharType="separate"/>
-      </w:r>
-      <w:r>
-        <w:rPr>
-          <w:rFonts w:asciiTheme="majorHAnsi" w:hAnsiTheme="majorHAnsi" w:cstheme="majorHAnsi"/>
-          <w:noProof/>
-          <w:sz w:val="20"/>
-          <w:szCs w:val="20"/>
-        </w:rPr>
         <w:t>{MODELO}</w:t>
       </w:r>
-      <w:r>
-        <w:rPr>
-          <w:rFonts w:asciiTheme="majorHAnsi" w:hAnsiTheme="majorHAnsi" w:cstheme="majorHAnsi"/>
-          <w:sz w:val="20"/>
-          <w:szCs w:val="20"/>
-        </w:rPr>
-        <w:fldChar w:fldCharType="end"/>
-      </w:r>
-    </w:p>
-    <w:p>
-      <w:pPr>
-        <w:ind w:left="4248"/>
+    </w:p>
+    <w:p>
+      <w:pPr>
+        <w:ind w:left="3540" w:firstLine="708"/>
         <w:rPr>
           <w:rFonts w:asciiTheme="majorHAnsi" w:hAnsiTheme="majorHAnsi" w:cstheme="majorHAnsi"/>
           <w:b/>
@@ -2984,140 +4053,91 @@
           <w:sz w:val="20"/>
           <w:szCs w:val="20"/>
         </w:rPr>
-        <w:fldChar w:fldCharType="begin"/>
-        <w:instrText xml:space="preserve"> MERGEFIELD AÑO_DE_FABRICACIÓN </w:instrText>
-        <w:fldChar w:fldCharType="separate"/>
-      </w:r>
-      <w:r>
-        <w:rPr>
-          <w:rFonts w:asciiTheme="majorHAnsi" w:hAnsiTheme="majorHAnsi" w:cstheme="majorHAnsi"/>
-          <w:noProof/>
-          <w:sz w:val="20"/>
-          <w:szCs w:val="20"/>
-        </w:rPr>
         <w:t>{ANIO}</w:t>
       </w:r>
-      <w:r>
-        <w:rPr>
-          <w:rFonts w:asciiTheme="majorHAnsi" w:hAnsiTheme="majorHAnsi" w:cstheme="majorHAnsi"/>
-          <w:sz w:val="20"/>
-          <w:szCs w:val="20"/>
-        </w:rPr>
-        <w:fldChar w:fldCharType="end"/>
-      </w:r>
-    </w:p>
-    <w:p>
-      <w:pPr>
-        <w:ind w:left="4248"/>
-        <w:rPr>
-          <w:rFonts w:asciiTheme="majorHAnsi" w:hAnsiTheme="majorHAnsi" w:cstheme="majorHAnsi"/>
-          <w:sz w:val="20"/>
-          <w:szCs w:val="20"/>
-        </w:rPr>
-      </w:pPr>
-      <w:r>
-        <w:rPr>
-          <w:rFonts w:asciiTheme="majorHAnsi" w:hAnsiTheme="majorHAnsi" w:cstheme="majorHAnsi"/>
-          <w:b/>
-          <w:bCs/>
-          <w:sz w:val="20"/>
-          <w:szCs w:val="20"/>
-        </w:rPr>
-        <w:t xml:space="preserve">Chasis:    </w:t>
-      </w:r>
-      <w:r>
-        <w:rPr>
-          <w:rFonts w:asciiTheme="majorHAnsi" w:hAnsiTheme="majorHAnsi" w:cstheme="majorHAnsi"/>
-          <w:sz w:val="20"/>
-          <w:szCs w:val="20"/>
-        </w:rPr>
-        <w:fldChar w:fldCharType="begin"/>
-        <w:instrText xml:space="preserve"> MERGEFIELD N_DE_CHASIS </w:instrText>
-        <w:fldChar w:fldCharType="separate"/>
-      </w:r>
-      <w:r>
-        <w:rPr>
-          <w:rFonts w:asciiTheme="majorHAnsi" w:hAnsiTheme="majorHAnsi" w:cstheme="majorHAnsi"/>
-          <w:noProof/>
-          <w:sz w:val="20"/>
-          <w:szCs w:val="20"/>
+    </w:p>
+    <w:p>
+      <w:pPr>
+        <w:ind w:left="3540" w:firstLine="708"/>
+        <w:rPr>
+          <w:rFonts w:asciiTheme="majorHAnsi" w:hAnsiTheme="majorHAnsi" w:cstheme="majorHAnsi"/>
+          <w:sz w:val="20"/>
+          <w:szCs w:val="20"/>
+          <w:lang w:val="en-US"/>
+        </w:rPr>
+      </w:pPr>
+      <w:r>
+        <w:rPr>
+          <w:rFonts w:asciiTheme="majorHAnsi" w:hAnsiTheme="majorHAnsi" w:cstheme="majorHAnsi"/>
+          <w:b/>
+          <w:bCs/>
+          <w:sz w:val="20"/>
+          <w:szCs w:val="20"/>
+          <w:lang w:val="en-US"/>
+        </w:rPr>
+        <w:t xml:space="preserve">Chasis: </w:t>
+      </w:r>
+      <w:r>
+        <w:rPr>
+          <w:rFonts w:asciiTheme="majorHAnsi" w:hAnsiTheme="majorHAnsi" w:cstheme="majorHAnsi"/>
+          <w:sz w:val="20"/>
+          <w:szCs w:val="20"/>
+          <w:lang w:val="en-US"/>
         </w:rPr>
         <w:t>{CHASIS}</w:t>
       </w:r>
-      <w:r>
-        <w:rPr>
-          <w:rFonts w:asciiTheme="majorHAnsi" w:hAnsiTheme="majorHAnsi" w:cstheme="majorHAnsi"/>
-          <w:sz w:val="20"/>
-          <w:szCs w:val="20"/>
-        </w:rPr>
-        <w:fldChar w:fldCharType="end"/>
-      </w:r>
-    </w:p>
-    <w:p>
-      <w:pPr>
-        <w:ind w:left="4248"/>
-        <w:rPr>
-          <w:rFonts w:asciiTheme="majorHAnsi" w:hAnsiTheme="majorHAnsi" w:cstheme="majorHAnsi"/>
-          <w:b/>
-          <w:bCs/>
-          <w:sz w:val="20"/>
-          <w:szCs w:val="20"/>
-        </w:rPr>
-      </w:pPr>
-      <w:r>
-        <w:rPr>
-          <w:rFonts w:asciiTheme="majorHAnsi" w:hAnsiTheme="majorHAnsi" w:cstheme="majorHAnsi"/>
-          <w:b/>
-          <w:bCs/>
-          <w:sz w:val="20"/>
-          <w:szCs w:val="20"/>
-        </w:rPr>
-        <w:t xml:space="preserve">Motor:   </w:t>
-      </w:r>
-      <w:r>
-        <w:rPr>
-          <w:rFonts w:asciiTheme="majorHAnsi" w:hAnsiTheme="majorHAnsi" w:cstheme="majorHAnsi"/>
-          <w:sz w:val="20"/>
-          <w:szCs w:val="20"/>
-        </w:rPr>
-        <w:fldChar w:fldCharType="begin"/>
-        <w:instrText xml:space="preserve"> MERGEFIELD N_DE_MOTOR </w:instrText>
-        <w:fldChar w:fldCharType="separate"/>
-      </w:r>
-      <w:r>
-        <w:rPr>
-          <w:rFonts w:asciiTheme="majorHAnsi" w:hAnsiTheme="majorHAnsi" w:cstheme="majorHAnsi"/>
-          <w:noProof/>
-          <w:sz w:val="20"/>
-          <w:szCs w:val="20"/>
+    </w:p>
+    <w:p>
+      <w:pPr>
+        <w:ind w:left="3540" w:firstLine="708"/>
+        <w:rPr>
+          <w:rFonts w:asciiTheme="majorHAnsi" w:hAnsiTheme="majorHAnsi" w:cstheme="majorHAnsi"/>
+          <w:b/>
+          <w:bCs/>
+          <w:sz w:val="20"/>
+          <w:szCs w:val="20"/>
+          <w:lang w:val="en-US"/>
+        </w:rPr>
+      </w:pPr>
+      <w:r>
+        <w:rPr>
+          <w:rFonts w:asciiTheme="majorHAnsi" w:hAnsiTheme="majorHAnsi" w:cstheme="majorHAnsi"/>
+          <w:b/>
+          <w:bCs/>
+          <w:sz w:val="20"/>
+          <w:szCs w:val="20"/>
+          <w:lang w:val="en-US"/>
+        </w:rPr>
+        <w:t xml:space="preserve">Motor: </w:t>
+      </w:r>
+      <w:r>
+        <w:rPr>
+          <w:rFonts w:asciiTheme="majorHAnsi" w:hAnsiTheme="majorHAnsi" w:cstheme="majorHAnsi"/>
+          <w:sz w:val="20"/>
+          <w:szCs w:val="20"/>
+          <w:lang w:val="en-US"/>
         </w:rPr>
         <w:t>{MOTOR}</w:t>
       </w:r>
-      <w:r>
-        <w:rPr>
-          <w:rFonts w:asciiTheme="majorHAnsi" w:hAnsiTheme="majorHAnsi" w:cstheme="majorHAnsi"/>
-          <w:sz w:val="20"/>
-          <w:szCs w:val="20"/>
-        </w:rPr>
-        <w:fldChar w:fldCharType="end"/>
-      </w:r>
-    </w:p>
-    <w:p>
-      <w:pPr>
-        <w:ind w:left="4248"/>
-        <w:rPr>
-          <w:rFonts w:asciiTheme="majorHAnsi" w:hAnsiTheme="majorHAnsi" w:cstheme="majorHAnsi"/>
-          <w:sz w:val="20"/>
-          <w:szCs w:val="20"/>
-        </w:rPr>
-      </w:pPr>
-      <w:r>
-        <w:rPr>
-          <w:rFonts w:asciiTheme="majorHAnsi" w:hAnsiTheme="majorHAnsi" w:cstheme="majorHAnsi"/>
-          <w:b/>
-          <w:bCs/>
-          <w:sz w:val="20"/>
-          <w:szCs w:val="20"/>
+    </w:p>
+    <w:p>
+      <w:pPr>
+        <w:ind w:left="3540" w:firstLine="708"/>
+        <w:rPr>
+          <w:rFonts w:asciiTheme="majorHAnsi" w:hAnsiTheme="majorHAnsi" w:cstheme="majorHAnsi"/>
+          <w:sz w:val="20"/>
+          <w:szCs w:val="20"/>
+          <w:lang w:val="en-US"/>
+        </w:rPr>
+      </w:pPr>
+      <w:r>
+        <w:rPr>
+          <w:rFonts w:asciiTheme="majorHAnsi" w:hAnsiTheme="majorHAnsi" w:cstheme="majorHAnsi"/>
+          <w:b/>
+          <w:bCs/>
+          <w:sz w:val="20"/>
+          <w:szCs w:val="20"/>
+          <w:lang w:val="en-US"/>
         </w:rPr>
         <w:t xml:space="preserve">Placa:   </w:t>
       </w:r>
@@ -3126,27 +4146,9 @@
           <w:rFonts w:asciiTheme="majorHAnsi" w:hAnsiTheme="majorHAnsi" w:cstheme="majorHAnsi"/>
           <w:sz w:val="20"/>
           <w:szCs w:val="20"/>
-        </w:rPr>
-        <w:fldChar w:fldCharType="begin"/>
-        <w:instrText xml:space="preserve"> MERGEFIELD PLACA_DEL_AUTO </w:instrText>
-        <w:fldChar w:fldCharType="separate"/>
-      </w:r>
-      <w:r>
-        <w:rPr>
-          <w:rFonts w:asciiTheme="majorHAnsi" w:hAnsiTheme="majorHAnsi" w:cstheme="majorHAnsi"/>
-          <w:noProof/>
-          <w:sz w:val="20"/>
-          <w:szCs w:val="20"/>
-        </w:rPr>
-        <w:t>{PLACA}</w:t>
-      </w:r>
-      <w:r>
-        <w:rPr>
-          <w:rFonts w:asciiTheme="majorHAnsi" w:hAnsiTheme="majorHAnsi" w:cstheme="majorHAnsi"/>
-          <w:sz w:val="20"/>
-          <w:szCs w:val="20"/>
-        </w:rPr>
-        <w:fldChar w:fldCharType="end"/>
+          <w:lang w:val="en-US"/>
+        </w:rPr>
+        <w:t>{PLACA_SIN_GUION}</w:t>
       </w:r>
     </w:p>
     <w:p>
@@ -3157,6 +4159,7 @@
           <w:rFonts w:asciiTheme="majorHAnsi" w:hAnsiTheme="majorHAnsi" w:cstheme="majorHAnsi"/>
           <w:sz w:val="20"/>
           <w:szCs w:val="20"/>
+          <w:lang w:val="en-US"/>
         </w:rPr>
       </w:pPr>
     </w:p>
@@ -3180,7 +4183,6 @@
           <w:sz w:val="20"/>
           <w:szCs w:val="20"/>
         </w:rPr>
-        <w:lastRenderedPageBreak/>
         <w:t xml:space="preserve">Para ejecutar la venta del VEHICULO, deberá acogerse a las condiciones que instruya el </w:t>
       </w:r>
       <w:bookmarkStart w:id="0" w:name="_Hlk155887172"/>
@@ -3216,7 +4218,39 @@
           <w:sz w:val="20"/>
           <w:szCs w:val="20"/>
         </w:rPr>
-        <w:t xml:space="preserve">CONSTITUYENTE y el GENERADOR DE INSTRUCCIONES, en cuanto al precio, condiciones de pago y demás detalles de la transacción. Aclarando que la Fiduciaria no está facultada a recibir lo recursos producto de la transferencia de dominio siendo el GENERADOR DE INSTRUCCIONES en virtud del contrato de intermediación suscritos, el facultado a verificar la licitud de dichos recursos y dar el destino y uso de los mismos, conforme los términos establecidos entre ambas partes.  </w:t>
+        <w:t xml:space="preserve">CONSTITUYENTE y el GENERADOR DE INSTRUCCIONES, en cuanto al precio, condiciones de pago y demás detalles de la transacción. Aclarando que la Fiduciaria no está facultada a recibir lo recursos producto de la transferencia de dominio siendo el GENERADOR DE INSTRUCCIONES en virtud del contrato de intermediación suscritos, el facultado a verificar la </w:t>
+      </w:r>
+      <w:r>
+        <w:rPr>
+          <w:rFonts w:asciiTheme="majorHAnsi" w:hAnsiTheme="majorHAnsi" w:cstheme="majorHAnsi"/>
+          <w:sz w:val="20"/>
+          <w:szCs w:val="20"/>
+        </w:rPr>
+        <w:t>licitud</w:t>
+      </w:r>
+      <w:r>
+        <w:rPr>
+          <w:rFonts w:asciiTheme="majorHAnsi" w:hAnsiTheme="majorHAnsi" w:cstheme="majorHAnsi"/>
+          <w:sz w:val="20"/>
+          <w:szCs w:val="20"/>
+        </w:rPr>
+        <w:t xml:space="preserve"> de dichos recursos y dar el destino y uso de </w:t>
+      </w:r>
+      <w:r>
+        <w:rPr>
+          <w:rFonts w:asciiTheme="majorHAnsi" w:hAnsiTheme="majorHAnsi" w:cstheme="majorHAnsi"/>
+          <w:sz w:val="20"/>
+          <w:szCs w:val="20"/>
+        </w:rPr>
+        <w:t>estos</w:t>
+      </w:r>
+      <w:r>
+        <w:rPr>
+          <w:rFonts w:asciiTheme="majorHAnsi" w:hAnsiTheme="majorHAnsi" w:cstheme="majorHAnsi"/>
+          <w:sz w:val="20"/>
+          <w:szCs w:val="20"/>
+        </w:rPr>
+        <w:t xml:space="preserve">, conforme los términos establecidos entre ambas partes.  </w:t>
       </w:r>
     </w:p>
     <w:p>
@@ -3241,8 +4275,42 @@
           <w:szCs w:val="20"/>
           <w:lang w:val="es-ES_tradnl"/>
         </w:rPr>
-        <w:t>4.3.</w:t>
+        <w:t>4.</w:t>
+      </w:r>
+      <w:r>
+        <w:rPr>
+          <w:rFonts w:asciiTheme="majorHAnsi" w:hAnsiTheme="majorHAnsi" w:cstheme="majorHAnsi"/>
+          <w:sz w:val="20"/>
+          <w:szCs w:val="20"/>
+          <w:lang w:val="es-ES_tradnl"/>
+        </w:rPr>
+        <w:t>3</w:t>
+      </w:r>
+      <w:r>
+        <w:rPr>
+          <w:rFonts w:asciiTheme="majorHAnsi" w:hAnsiTheme="majorHAnsi" w:cstheme="majorHAnsi"/>
+          <w:sz w:val="20"/>
+          <w:szCs w:val="20"/>
+          <w:lang w:val="es-ES_tradnl"/>
+        </w:rPr>
+        <w:t>.</w:t>
+      </w:r>
+      <w:r>
+        <w:rPr>
+          <w:rFonts w:asciiTheme="majorHAnsi" w:hAnsiTheme="majorHAnsi" w:cstheme="majorHAnsi"/>
+          <w:sz w:val="20"/>
+          <w:szCs w:val="20"/>
+          <w:lang w:val="es-ES_tradnl"/>
+        </w:rPr>
         <w:tab/>
+      </w:r>
+      <w:r>
+        <w:rPr>
+          <w:rFonts w:asciiTheme="majorHAnsi" w:hAnsiTheme="majorHAnsi" w:cstheme="majorHAnsi"/>
+          <w:sz w:val="20"/>
+          <w:szCs w:val="20"/>
+          <w:lang w:val="es-ES_tradnl"/>
+        </w:rPr>
         <w:t xml:space="preserve">Suscribir </w:t>
       </w:r>
       <w:r>
@@ -3274,9 +4342,96 @@
           <w:sz w:val="20"/>
           <w:szCs w:val="20"/>
         </w:rPr>
-        <w:t xml:space="preserve">4.4. </w:t>
+        <w:t>4.</w:t>
+      </w:r>
+      <w:r>
+        <w:rPr>
+          <w:rFonts w:asciiTheme="majorHAnsi" w:hAnsiTheme="majorHAnsi" w:cstheme="majorHAnsi"/>
+          <w:sz w:val="20"/>
+          <w:szCs w:val="20"/>
+        </w:rPr>
+        <w:t>4</w:t>
+      </w:r>
+      <w:r>
+        <w:rPr>
+          <w:rFonts w:asciiTheme="majorHAnsi" w:hAnsiTheme="majorHAnsi" w:cstheme="majorHAnsi"/>
+          <w:sz w:val="20"/>
+          <w:szCs w:val="20"/>
+        </w:rPr>
+        <w:t xml:space="preserve">. </w:t>
+      </w:r>
+      <w:r>
+        <w:rPr>
+          <w:rFonts w:asciiTheme="majorHAnsi" w:hAnsiTheme="majorHAnsi" w:cstheme="majorHAnsi"/>
+          <w:sz w:val="20"/>
+          <w:szCs w:val="20"/>
+        </w:rPr>
         <w:tab/>
-        <w:t>Suscribir los documentos públicos y privados, tales como formularios UAFE, que se requiera para el reconocimiento de firma y rubrica, de acuerdo con la información proporcionada por la parte CONSTITUYENTE a la FIDUCIARIA.</w:t>
+        <w:t>Suscribir los documentos públicos y privados</w:t>
+      </w:r>
+      <w:r>
+        <w:rPr>
+          <w:rFonts w:asciiTheme="majorHAnsi" w:hAnsiTheme="majorHAnsi" w:cstheme="majorHAnsi"/>
+          <w:sz w:val="20"/>
+          <w:szCs w:val="20"/>
+        </w:rPr>
+        <w:t>, tales como formularios UAFE</w:t>
+      </w:r>
+      <w:r>
+        <w:rPr>
+          <w:rFonts w:asciiTheme="majorHAnsi" w:hAnsiTheme="majorHAnsi" w:cstheme="majorHAnsi"/>
+          <w:sz w:val="20"/>
+          <w:szCs w:val="20"/>
+        </w:rPr>
+        <w:t xml:space="preserve">, que se requiera para el reconocimiento de firma y </w:t>
+      </w:r>
+      <w:r>
+        <w:rPr>
+          <w:rFonts w:asciiTheme="majorHAnsi" w:hAnsiTheme="majorHAnsi" w:cstheme="majorHAnsi"/>
+          <w:sz w:val="20"/>
+          <w:szCs w:val="20"/>
+        </w:rPr>
+        <w:t>rubrica, de</w:t>
+      </w:r>
+      <w:r>
+        <w:rPr>
+          <w:rFonts w:asciiTheme="majorHAnsi" w:hAnsiTheme="majorHAnsi" w:cstheme="majorHAnsi"/>
+          <w:sz w:val="20"/>
+          <w:szCs w:val="20"/>
+        </w:rPr>
+        <w:t xml:space="preserve"> acuerdo</w:t>
+      </w:r>
+      <w:r>
+        <w:rPr>
+          <w:rFonts w:asciiTheme="majorHAnsi" w:hAnsiTheme="majorHAnsi" w:cstheme="majorHAnsi"/>
+          <w:sz w:val="20"/>
+          <w:szCs w:val="20"/>
+        </w:rPr>
+        <w:t xml:space="preserve"> con la información proporcionada </w:t>
+      </w:r>
+      <w:r>
+        <w:rPr>
+          <w:rFonts w:asciiTheme="majorHAnsi" w:hAnsiTheme="majorHAnsi" w:cstheme="majorHAnsi"/>
+          <w:sz w:val="20"/>
+          <w:szCs w:val="20"/>
+        </w:rPr>
+        <w:t xml:space="preserve">por la parte CONSTITUYENTE </w:t>
+      </w:r>
+      <w:r>
+        <w:rPr>
+          <w:rFonts w:asciiTheme="majorHAnsi" w:hAnsiTheme="majorHAnsi" w:cstheme="majorHAnsi"/>
+          <w:sz w:val="20"/>
+          <w:szCs w:val="20"/>
+        </w:rPr>
+        <w:t xml:space="preserve">a la </w:t>
+      </w:r>
+      <w:r>
+        <w:rPr>
+          <w:rFonts w:asciiTheme="majorHAnsi" w:hAnsiTheme="majorHAnsi" w:cstheme="majorHAnsi"/>
+          <w:sz w:val="20"/>
+          <w:szCs w:val="20"/>
+        </w:rPr>
+        <w:t>FIDUCIARIA.</w:t>
       </w:r>
     </w:p>
     <w:p>
@@ -3299,9 +4454,47 @@
           <w:sz w:val="20"/>
           <w:szCs w:val="20"/>
         </w:rPr>
-        <w:t xml:space="preserve">4.5. </w:t>
+        <w:t>4.</w:t>
+      </w:r>
+      <w:r>
+        <w:rPr>
+          <w:rFonts w:asciiTheme="majorHAnsi" w:hAnsiTheme="majorHAnsi" w:cstheme="majorHAnsi"/>
+          <w:sz w:val="20"/>
+          <w:szCs w:val="20"/>
+        </w:rPr>
+        <w:t>5</w:t>
+      </w:r>
+      <w:r>
+        <w:rPr>
+          <w:rFonts w:asciiTheme="majorHAnsi" w:hAnsiTheme="majorHAnsi" w:cstheme="majorHAnsi"/>
+          <w:sz w:val="20"/>
+          <w:szCs w:val="20"/>
+        </w:rPr>
+        <w:t xml:space="preserve">. </w:t>
+      </w:r>
+      <w:r>
+        <w:rPr>
+          <w:rFonts w:asciiTheme="majorHAnsi" w:hAnsiTheme="majorHAnsi" w:cstheme="majorHAnsi"/>
+          <w:sz w:val="20"/>
+          <w:szCs w:val="20"/>
+        </w:rPr>
         <w:tab/>
-        <w:t>Por instrucción del GENERADOR DE INSTRUCCIONES solicitar la actualización del propietario del VEHICULO en la ANT y demás instituciones públicas correspondientes.</w:t>
+      </w:r>
+      <w:r>
+        <w:rPr>
+          <w:rFonts w:asciiTheme="majorHAnsi" w:hAnsiTheme="majorHAnsi" w:cstheme="majorHAnsi"/>
+          <w:sz w:val="20"/>
+          <w:szCs w:val="20"/>
+        </w:rPr>
+        <w:t>Por instrucción del GENERADOR DE INSTRUCCIONES, s</w:t>
+      </w:r>
+      <w:r>
+        <w:rPr>
+          <w:rFonts w:asciiTheme="majorHAnsi" w:hAnsiTheme="majorHAnsi" w:cstheme="majorHAnsi"/>
+          <w:sz w:val="20"/>
+          <w:szCs w:val="20"/>
+        </w:rPr>
+        <w:t xml:space="preserve">olicitar la actualización de propietario del VEHICULO en la ANT y demás instituciones públicas correspondientes. </w:t>
       </w:r>
     </w:p>
     <w:p>
@@ -3324,9 +4517,63 @@
           <w:sz w:val="20"/>
           <w:szCs w:val="20"/>
         </w:rPr>
-        <w:t>4.6.</w:t>
+        <w:t>4.</w:t>
+      </w:r>
+      <w:r>
+        <w:rPr>
+          <w:rFonts w:asciiTheme="majorHAnsi" w:hAnsiTheme="majorHAnsi" w:cstheme="majorHAnsi"/>
+          <w:sz w:val="20"/>
+          <w:szCs w:val="20"/>
+        </w:rPr>
+        <w:t>6</w:t>
+      </w:r>
+      <w:r>
+        <w:rPr>
+          <w:rFonts w:asciiTheme="majorHAnsi" w:hAnsiTheme="majorHAnsi" w:cstheme="majorHAnsi"/>
+          <w:sz w:val="20"/>
+          <w:szCs w:val="20"/>
+        </w:rPr>
+        <w:t>.</w:t>
+      </w:r>
+      <w:r>
+        <w:rPr>
+          <w:rFonts w:asciiTheme="majorHAnsi" w:hAnsiTheme="majorHAnsi" w:cstheme="majorHAnsi"/>
+          <w:sz w:val="20"/>
+          <w:szCs w:val="20"/>
+        </w:rPr>
         <w:tab/>
-        <w:t xml:space="preserve">Solicitar ante la ANT y demás instituciones públicas correspondientes, el traspaso de multas, bloqueos, desbloqueos y demás obligaciones que pesen sobre el VEHICULO, siempre y cuando medie la instrucción del GENERADOR DE INSTRUCCIONES. </w:t>
+      </w:r>
+      <w:r>
+        <w:rPr>
+          <w:rFonts w:asciiTheme="majorHAnsi" w:hAnsiTheme="majorHAnsi" w:cstheme="majorHAnsi"/>
+          <w:sz w:val="20"/>
+          <w:szCs w:val="20"/>
+        </w:rPr>
+        <w:t xml:space="preserve">Por instrucción del GENERADOR DE INSTRUCCIONES </w:t>
+      </w:r>
+      <w:r>
+        <w:rPr>
+          <w:rFonts w:asciiTheme="majorHAnsi" w:hAnsiTheme="majorHAnsi" w:cstheme="majorHAnsi"/>
+          <w:sz w:val="20"/>
+          <w:szCs w:val="20"/>
+        </w:rPr>
+        <w:t xml:space="preserve">Solicitar ante la ANT y demás instituciones públicas correspondientes, el traspaso de multas, bloqueos, desbloqueos y demás obligaciones que pesen sobre el VEHICULO, siempre y cuando medie la instrucción del </w:t>
+      </w:r>
+      <w:r>
+        <w:rPr>
+          <w:rFonts w:asciiTheme="majorHAnsi" w:hAnsiTheme="majorHAnsi" w:cstheme="majorHAnsi"/>
+          <w:sz w:val="20"/>
+          <w:szCs w:val="20"/>
+        </w:rPr>
+        <w:t>GENERADOR DE INSTRUCCIONES</w:t>
+      </w:r>
+      <w:r>
+        <w:rPr>
+          <w:rFonts w:asciiTheme="majorHAnsi" w:hAnsiTheme="majorHAnsi" w:cstheme="majorHAnsi"/>
+          <w:sz w:val="20"/>
+          <w:szCs w:val="20"/>
+        </w:rPr>
+        <w:t xml:space="preserve">. </w:t>
       </w:r>
     </w:p>
     <w:p>
@@ -3349,10 +4596,151 @@
           <w:sz w:val="20"/>
           <w:szCs w:val="20"/>
         </w:rPr>
-        <w:t>4.7.</w:t>
+        <w:t>4.</w:t>
+      </w:r>
+      <w:r>
+        <w:rPr>
+          <w:rFonts w:asciiTheme="majorHAnsi" w:hAnsiTheme="majorHAnsi" w:cstheme="majorHAnsi"/>
+          <w:sz w:val="20"/>
+          <w:szCs w:val="20"/>
+        </w:rPr>
+        <w:t>7</w:t>
+      </w:r>
+      <w:r>
+        <w:rPr>
+          <w:rFonts w:asciiTheme="majorHAnsi" w:hAnsiTheme="majorHAnsi" w:cstheme="majorHAnsi"/>
+          <w:sz w:val="20"/>
+          <w:szCs w:val="20"/>
+        </w:rPr>
+        <w:t>.</w:t>
+      </w:r>
+      <w:r>
+        <w:rPr>
+          <w:rFonts w:asciiTheme="majorHAnsi" w:hAnsiTheme="majorHAnsi" w:cstheme="majorHAnsi"/>
+          <w:sz w:val="20"/>
+          <w:szCs w:val="20"/>
+        </w:rPr>
         <w:tab/>
+      </w:r>
+      <w:r>
+        <w:rPr>
+          <w:rFonts w:asciiTheme="majorHAnsi" w:hAnsiTheme="majorHAnsi" w:cstheme="majorHAnsi"/>
+          <w:sz w:val="20"/>
+          <w:szCs w:val="20"/>
+        </w:rPr>
         <w:tab/>
-        <w:t xml:space="preserve">Una vez que se haya cumplido con las instrucciones dadas en el numeral 4.2 y 4.3, notificar a la parte Constituyente mediante la entrega de la rendición final de cuenta, a la dirección de correo electrónico registrada en el presente contrato, sobre el cumplimiento de dichas instrucciones. </w:t>
+      </w:r>
+      <w:r>
+        <w:rPr>
+          <w:rFonts w:asciiTheme="majorHAnsi" w:hAnsiTheme="majorHAnsi" w:cstheme="majorHAnsi"/>
+          <w:sz w:val="20"/>
+          <w:szCs w:val="20"/>
+        </w:rPr>
+        <w:t>Una vez que se haya cumplido con las instrucciones dadas en el numeral 4.</w:t>
+      </w:r>
+      <w:r>
+        <w:rPr>
+          <w:rFonts w:asciiTheme="majorHAnsi" w:hAnsiTheme="majorHAnsi" w:cstheme="majorHAnsi"/>
+          <w:sz w:val="20"/>
+          <w:szCs w:val="20"/>
+        </w:rPr>
+        <w:t>2</w:t>
+      </w:r>
+      <w:r>
+        <w:rPr>
+          <w:rFonts w:asciiTheme="majorHAnsi" w:hAnsiTheme="majorHAnsi" w:cstheme="majorHAnsi"/>
+          <w:sz w:val="20"/>
+          <w:szCs w:val="20"/>
+        </w:rPr>
+        <w:t xml:space="preserve"> y 4.</w:t>
+      </w:r>
+      <w:r>
+        <w:rPr>
+          <w:rFonts w:asciiTheme="majorHAnsi" w:hAnsiTheme="majorHAnsi" w:cstheme="majorHAnsi"/>
+          <w:sz w:val="20"/>
+          <w:szCs w:val="20"/>
+        </w:rPr>
+        <w:t>3</w:t>
+      </w:r>
+      <w:r>
+        <w:rPr>
+          <w:rFonts w:asciiTheme="majorHAnsi" w:hAnsiTheme="majorHAnsi" w:cstheme="majorHAnsi"/>
+          <w:sz w:val="20"/>
+          <w:szCs w:val="20"/>
+        </w:rPr>
+        <w:t>, notificar a</w:t>
+      </w:r>
+      <w:r>
+        <w:rPr>
+          <w:rFonts w:asciiTheme="majorHAnsi" w:hAnsiTheme="majorHAnsi" w:cstheme="majorHAnsi"/>
+          <w:sz w:val="20"/>
+          <w:szCs w:val="20"/>
+        </w:rPr>
+        <w:t xml:space="preserve"> </w:t>
+      </w:r>
+      <w:r>
+        <w:rPr>
+          <w:rFonts w:asciiTheme="majorHAnsi" w:hAnsiTheme="majorHAnsi" w:cstheme="majorHAnsi"/>
+          <w:sz w:val="20"/>
+          <w:szCs w:val="20"/>
+        </w:rPr>
+        <w:t>l</w:t>
+      </w:r>
+      <w:r>
+        <w:rPr>
+          <w:rFonts w:asciiTheme="majorHAnsi" w:hAnsiTheme="majorHAnsi" w:cstheme="majorHAnsi"/>
+          <w:sz w:val="20"/>
+          <w:szCs w:val="20"/>
+        </w:rPr>
+        <w:t>a parte</w:t>
+      </w:r>
+      <w:r>
+        <w:rPr>
+          <w:rFonts w:asciiTheme="majorHAnsi" w:hAnsiTheme="majorHAnsi" w:cstheme="majorHAnsi"/>
+          <w:sz w:val="20"/>
+          <w:szCs w:val="20"/>
+        </w:rPr>
+        <w:t xml:space="preserve"> Constituyente </w:t>
+      </w:r>
+      <w:r>
+        <w:rPr>
+          <w:rFonts w:asciiTheme="majorHAnsi" w:hAnsiTheme="majorHAnsi" w:cstheme="majorHAnsi"/>
+          <w:sz w:val="20"/>
+          <w:szCs w:val="20"/>
+        </w:rPr>
+        <w:t xml:space="preserve">mediante la entrega de la rendición final de cuenta, </w:t>
+      </w:r>
+      <w:r>
+        <w:rPr>
+          <w:rFonts w:asciiTheme="majorHAnsi" w:hAnsiTheme="majorHAnsi" w:cstheme="majorHAnsi"/>
+          <w:sz w:val="20"/>
+          <w:szCs w:val="20"/>
+        </w:rPr>
+        <w:t>a la dirección de correo electrónico registrada en el presente contrato, sobre el cumplimiento de</w:t>
+      </w:r>
+      <w:r>
+        <w:rPr>
+          <w:rFonts w:asciiTheme="majorHAnsi" w:hAnsiTheme="majorHAnsi" w:cstheme="majorHAnsi"/>
+          <w:sz w:val="20"/>
+          <w:szCs w:val="20"/>
+        </w:rPr>
+        <w:t xml:space="preserve"> dichas </w:t>
+      </w:r>
+      <w:r>
+        <w:rPr>
+          <w:rFonts w:asciiTheme="majorHAnsi" w:hAnsiTheme="majorHAnsi" w:cstheme="majorHAnsi"/>
+          <w:sz w:val="20"/>
+          <w:szCs w:val="20"/>
+        </w:rPr>
+        <w:t>instrucciones</w:t>
+      </w:r>
+      <w:r>
+        <w:rPr>
+          <w:rFonts w:asciiTheme="majorHAnsi" w:hAnsiTheme="majorHAnsi" w:cstheme="majorHAnsi"/>
+          <w:sz w:val="20"/>
+          <w:szCs w:val="20"/>
+        </w:rPr>
+        <w:t xml:space="preserve">. </w:t>
       </w:r>
     </w:p>
     <w:p>
@@ -3375,9 +4763,48 @@
           <w:sz w:val="20"/>
           <w:szCs w:val="20"/>
         </w:rPr>
-        <w:t xml:space="preserve">4.8. </w:t>
+        <w:t>4.</w:t>
+      </w:r>
+      <w:r>
+        <w:rPr>
+          <w:rFonts w:asciiTheme="majorHAnsi" w:hAnsiTheme="majorHAnsi" w:cstheme="majorHAnsi"/>
+          <w:sz w:val="20"/>
+          <w:szCs w:val="20"/>
+        </w:rPr>
+        <w:t>8</w:t>
+      </w:r>
+      <w:r>
+        <w:rPr>
+          <w:rFonts w:asciiTheme="majorHAnsi" w:hAnsiTheme="majorHAnsi" w:cstheme="majorHAnsi"/>
+          <w:sz w:val="20"/>
+          <w:szCs w:val="20"/>
+        </w:rPr>
+        <w:t xml:space="preserve">. </w:t>
+      </w:r>
+      <w:r>
+        <w:rPr>
+          <w:rFonts w:asciiTheme="majorHAnsi" w:hAnsiTheme="majorHAnsi" w:cstheme="majorHAnsi"/>
+          <w:sz w:val="20"/>
+          <w:szCs w:val="20"/>
+        </w:rPr>
         <w:tab/>
-        <w:t xml:space="preserve">Proceder con la liquidación del ENCARGO una vez que haya pasado tres meses posteriores a la suscrición del contrato de venta del VEHICULO. </w:t>
+        <w:t>Proceder con la liquidación del ENCARGO una vez que haya pasado</w:t>
+      </w:r>
+      <w:r>
+        <w:rPr>
+          <w:rFonts w:asciiTheme="majorHAnsi" w:hAnsiTheme="majorHAnsi" w:cstheme="majorHAnsi"/>
+          <w:sz w:val="20"/>
+          <w:szCs w:val="20"/>
+        </w:rPr>
+        <w:t xml:space="preserve"> tres meses posteriores a la suscrición del contrato de </w:t>
+      </w:r>
+      <w:r>
+        <w:rPr>
+          <w:rFonts w:asciiTheme="majorHAnsi" w:hAnsiTheme="majorHAnsi" w:cstheme="majorHAnsi"/>
+          <w:sz w:val="20"/>
+          <w:szCs w:val="20"/>
+        </w:rPr>
+        <w:t xml:space="preserve">venta del VEHICULO. </w:t>
       </w:r>
     </w:p>
     <w:p>
@@ -3400,9 +4827,87 @@
           <w:sz w:val="20"/>
           <w:szCs w:val="20"/>
         </w:rPr>
-        <w:t xml:space="preserve">4.9. </w:t>
+        <w:t>4.</w:t>
+      </w:r>
+      <w:r>
+        <w:rPr>
+          <w:rFonts w:asciiTheme="majorHAnsi" w:hAnsiTheme="majorHAnsi" w:cstheme="majorHAnsi"/>
+          <w:sz w:val="20"/>
+          <w:szCs w:val="20"/>
+        </w:rPr>
+        <w:t>9</w:t>
+      </w:r>
+      <w:r>
+        <w:rPr>
+          <w:rFonts w:asciiTheme="majorHAnsi" w:hAnsiTheme="majorHAnsi" w:cstheme="majorHAnsi"/>
+          <w:sz w:val="20"/>
+          <w:szCs w:val="20"/>
+        </w:rPr>
+        <w:t xml:space="preserve">. </w:t>
+      </w:r>
+      <w:r>
+        <w:rPr>
+          <w:rFonts w:asciiTheme="majorHAnsi" w:hAnsiTheme="majorHAnsi" w:cstheme="majorHAnsi"/>
+          <w:sz w:val="20"/>
+          <w:szCs w:val="20"/>
+        </w:rPr>
         <w:tab/>
-        <w:t xml:space="preserve">En virtud de las instrucciones antes señaladas, la FIDUCIARIA tiene poder amplio y suficiente para comparecer ante Notarias Públicas, registros públicos y ante cualquier entidad pública o privada que se requiera para el perfeccionamiento de los contratos de compra o venta y por ende la transferencia de dominio del VEHICULO. </w:t>
+      </w:r>
+      <w:r>
+        <w:rPr>
+          <w:rFonts w:asciiTheme="majorHAnsi" w:hAnsiTheme="majorHAnsi" w:cstheme="majorHAnsi"/>
+          <w:sz w:val="20"/>
+          <w:szCs w:val="20"/>
+        </w:rPr>
+        <w:t>En virtud de las instrucciones antes señaladas</w:t>
+      </w:r>
+      <w:r>
+        <w:rPr>
+          <w:rFonts w:asciiTheme="majorHAnsi" w:hAnsiTheme="majorHAnsi" w:cstheme="majorHAnsi"/>
+          <w:sz w:val="20"/>
+          <w:szCs w:val="20"/>
+        </w:rPr>
+        <w:t>,</w:t>
+      </w:r>
+      <w:r>
+        <w:rPr>
+          <w:rFonts w:asciiTheme="majorHAnsi" w:hAnsiTheme="majorHAnsi" w:cstheme="majorHAnsi"/>
+          <w:sz w:val="20"/>
+          <w:szCs w:val="20"/>
+        </w:rPr>
+        <w:t xml:space="preserve"> </w:t>
+      </w:r>
+      <w:r>
+        <w:rPr>
+          <w:rFonts w:asciiTheme="majorHAnsi" w:hAnsiTheme="majorHAnsi" w:cstheme="majorHAnsi"/>
+          <w:sz w:val="20"/>
+          <w:szCs w:val="20"/>
+        </w:rPr>
+        <w:t>l</w:t>
+      </w:r>
+      <w:r>
+        <w:rPr>
+          <w:rFonts w:asciiTheme="majorHAnsi" w:hAnsiTheme="majorHAnsi" w:cstheme="majorHAnsi"/>
+          <w:sz w:val="20"/>
+          <w:szCs w:val="20"/>
+        </w:rPr>
+        <w:t xml:space="preserve">a FIDUCIARIA tiene poder </w:t>
+      </w:r>
+      <w:r>
+        <w:rPr>
+          <w:rFonts w:asciiTheme="majorHAnsi" w:hAnsiTheme="majorHAnsi" w:cstheme="majorHAnsi"/>
+          <w:sz w:val="20"/>
+          <w:szCs w:val="20"/>
+        </w:rPr>
+        <w:t xml:space="preserve">amplio y suficiente </w:t>
+      </w:r>
+      <w:r>
+        <w:rPr>
+          <w:rFonts w:asciiTheme="majorHAnsi" w:hAnsiTheme="majorHAnsi" w:cstheme="majorHAnsi"/>
+          <w:sz w:val="20"/>
+          <w:szCs w:val="20"/>
+        </w:rPr>
+        <w:t xml:space="preserve">para comparecer ante Notarias Públicas, registros públicos y ante cualquier entidad pública o privada que se requiera para el perfeccionamiento de los contratos de compra o venta y por ende la transferencia de dominio del VEHICULO. </w:t>
       </w:r>
     </w:p>
     <w:p>
@@ -3425,9 +4930,191 @@
           <w:sz w:val="20"/>
           <w:szCs w:val="20"/>
         </w:rPr>
-        <w:t xml:space="preserve">4.10. </w:t>
+        <w:t>4.</w:t>
+      </w:r>
+      <w:r>
+        <w:rPr>
+          <w:rFonts w:asciiTheme="majorHAnsi" w:hAnsiTheme="majorHAnsi" w:cstheme="majorHAnsi"/>
+          <w:sz w:val="20"/>
+          <w:szCs w:val="20"/>
+        </w:rPr>
+        <w:t>10</w:t>
+      </w:r>
+      <w:r>
+        <w:rPr>
+          <w:rFonts w:asciiTheme="majorHAnsi" w:hAnsiTheme="majorHAnsi" w:cstheme="majorHAnsi"/>
+          <w:sz w:val="20"/>
+          <w:szCs w:val="20"/>
+        </w:rPr>
+        <w:t>.</w:t>
+      </w:r>
+      <w:r>
+        <w:rPr>
+          <w:rFonts w:asciiTheme="majorHAnsi" w:hAnsiTheme="majorHAnsi" w:cstheme="majorHAnsi"/>
+          <w:sz w:val="20"/>
+          <w:szCs w:val="20"/>
+        </w:rPr>
+        <w:t xml:space="preserve"> </w:t>
+      </w:r>
+      <w:r>
+        <w:rPr>
+          <w:rFonts w:asciiTheme="majorHAnsi" w:hAnsiTheme="majorHAnsi" w:cstheme="majorHAnsi"/>
+          <w:sz w:val="20"/>
+          <w:szCs w:val="20"/>
+        </w:rPr>
         <w:tab/>
-        <w:t xml:space="preserve">En el caso específico de que el VEHICULO se encuentre prendado o sujeto a algún gravamen, el/la CONSTITUYENTE autoriza a la FIDUCIARIA a suscribir todos los actos o documentos necesarios para levantar y cancelar tales prendas, limitaciones de dominio, gravámenes o prohibiciones enajenar, sin perjuicio de que en última instancia es responsabilidad directa de el/la CONSTITUYENTE entregar y sanear cualquier limitación que posee sobre el VEHICULO previa su comercialización. </w:t>
+      </w:r>
+      <w:r>
+        <w:rPr>
+          <w:rFonts w:asciiTheme="majorHAnsi" w:hAnsiTheme="majorHAnsi" w:cstheme="majorHAnsi"/>
+          <w:sz w:val="20"/>
+          <w:szCs w:val="20"/>
+        </w:rPr>
+        <w:t xml:space="preserve">En el caso </w:t>
+      </w:r>
+      <w:r>
+        <w:rPr>
+          <w:rFonts w:asciiTheme="majorHAnsi" w:hAnsiTheme="majorHAnsi" w:cstheme="majorHAnsi"/>
+          <w:sz w:val="20"/>
+          <w:szCs w:val="20"/>
+        </w:rPr>
+        <w:t>específico</w:t>
+      </w:r>
+      <w:r>
+        <w:rPr>
+          <w:rFonts w:asciiTheme="majorHAnsi" w:hAnsiTheme="majorHAnsi" w:cstheme="majorHAnsi"/>
+          <w:sz w:val="20"/>
+          <w:szCs w:val="20"/>
+        </w:rPr>
+        <w:t xml:space="preserve"> de que el VEH</w:t>
+      </w:r>
+      <w:r>
+        <w:rPr>
+          <w:rFonts w:asciiTheme="majorHAnsi" w:hAnsiTheme="majorHAnsi" w:cstheme="majorHAnsi"/>
+          <w:sz w:val="20"/>
+          <w:szCs w:val="20"/>
+        </w:rPr>
+        <w:t>IC</w:t>
+      </w:r>
+      <w:r>
+        <w:rPr>
+          <w:rFonts w:asciiTheme="majorHAnsi" w:hAnsiTheme="majorHAnsi" w:cstheme="majorHAnsi"/>
+          <w:sz w:val="20"/>
+          <w:szCs w:val="20"/>
+        </w:rPr>
+        <w:t>ULO</w:t>
+      </w:r>
+      <w:r>
+        <w:rPr>
+          <w:rFonts w:asciiTheme="majorHAnsi" w:hAnsiTheme="majorHAnsi" w:cstheme="majorHAnsi"/>
+          <w:sz w:val="20"/>
+          <w:szCs w:val="20"/>
+        </w:rPr>
+        <w:t xml:space="preserve"> </w:t>
+      </w:r>
+      <w:r>
+        <w:rPr>
+          <w:rFonts w:asciiTheme="majorHAnsi" w:hAnsiTheme="majorHAnsi" w:cstheme="majorHAnsi"/>
+          <w:sz w:val="20"/>
+          <w:szCs w:val="20"/>
+        </w:rPr>
+        <w:t>se encuentre prendado o sujeto a algún gravamen, el</w:t>
+      </w:r>
+      <w:r>
+        <w:rPr>
+          <w:rFonts w:asciiTheme="majorHAnsi" w:hAnsiTheme="majorHAnsi" w:cstheme="majorHAnsi"/>
+          <w:sz w:val="20"/>
+          <w:szCs w:val="20"/>
+        </w:rPr>
+        <w:t>/la</w:t>
+      </w:r>
+      <w:r>
+        <w:rPr>
+          <w:rFonts w:asciiTheme="majorHAnsi" w:hAnsiTheme="majorHAnsi" w:cstheme="majorHAnsi"/>
+          <w:sz w:val="20"/>
+          <w:szCs w:val="20"/>
+        </w:rPr>
+        <w:t xml:space="preserve"> CONSTITUYENTE autoriza a la FIDUCIARIA a suscribir todos los actos o documentos necesarios para levantar y cancelar tales prendas, limitaciones de dominio, gravámenes o prohibiciones enajenar, sin perjuicio de que en última instancia e</w:t>
+      </w:r>
+      <w:r>
+        <w:rPr>
+          <w:rFonts w:asciiTheme="majorHAnsi" w:hAnsiTheme="majorHAnsi" w:cstheme="majorHAnsi"/>
+          <w:sz w:val="20"/>
+          <w:szCs w:val="20"/>
+        </w:rPr>
+        <w:t>s</w:t>
+      </w:r>
+      <w:r>
+        <w:rPr>
+          <w:rFonts w:asciiTheme="majorHAnsi" w:hAnsiTheme="majorHAnsi" w:cstheme="majorHAnsi"/>
+          <w:sz w:val="20"/>
+          <w:szCs w:val="20"/>
+        </w:rPr>
+        <w:t xml:space="preserve"> </w:t>
+      </w:r>
+      <w:r>
+        <w:rPr>
+          <w:rFonts w:asciiTheme="majorHAnsi" w:hAnsiTheme="majorHAnsi" w:cstheme="majorHAnsi"/>
+          <w:sz w:val="20"/>
+          <w:szCs w:val="20"/>
+        </w:rPr>
+        <w:t>responsabilidad</w:t>
+      </w:r>
+      <w:r>
+        <w:rPr>
+          <w:rFonts w:asciiTheme="majorHAnsi" w:hAnsiTheme="majorHAnsi" w:cstheme="majorHAnsi"/>
+          <w:sz w:val="20"/>
+          <w:szCs w:val="20"/>
+        </w:rPr>
+        <w:t xml:space="preserve"> directa de</w:t>
+      </w:r>
+      <w:r>
+        <w:rPr>
+          <w:rFonts w:asciiTheme="majorHAnsi" w:hAnsiTheme="majorHAnsi" w:cstheme="majorHAnsi"/>
+          <w:sz w:val="20"/>
+          <w:szCs w:val="20"/>
+        </w:rPr>
+        <w:t xml:space="preserve"> e</w:t>
+      </w:r>
+      <w:r>
+        <w:rPr>
+          <w:rFonts w:asciiTheme="majorHAnsi" w:hAnsiTheme="majorHAnsi" w:cstheme="majorHAnsi"/>
+          <w:sz w:val="20"/>
+          <w:szCs w:val="20"/>
+        </w:rPr>
+        <w:t>l</w:t>
+      </w:r>
+      <w:r>
+        <w:rPr>
+          <w:rFonts w:asciiTheme="majorHAnsi" w:hAnsiTheme="majorHAnsi" w:cstheme="majorHAnsi"/>
+          <w:sz w:val="20"/>
+          <w:szCs w:val="20"/>
+        </w:rPr>
+        <w:t>/la</w:t>
+      </w:r>
+      <w:r>
+        <w:rPr>
+          <w:rFonts w:asciiTheme="majorHAnsi" w:hAnsiTheme="majorHAnsi" w:cstheme="majorHAnsi"/>
+          <w:sz w:val="20"/>
+          <w:szCs w:val="20"/>
+        </w:rPr>
+        <w:t xml:space="preserve"> CONSTITUYENTE entregar y sanear cualquier limitación que </w:t>
+      </w:r>
+      <w:r>
+        <w:rPr>
+          <w:rFonts w:asciiTheme="majorHAnsi" w:hAnsiTheme="majorHAnsi" w:cstheme="majorHAnsi"/>
+          <w:sz w:val="20"/>
+          <w:szCs w:val="20"/>
+        </w:rPr>
+        <w:t>posee</w:t>
+      </w:r>
+      <w:r>
+        <w:rPr>
+          <w:rFonts w:asciiTheme="majorHAnsi" w:hAnsiTheme="majorHAnsi" w:cstheme="majorHAnsi"/>
+          <w:sz w:val="20"/>
+          <w:szCs w:val="20"/>
+        </w:rPr>
+        <w:t xml:space="preserve"> sobre el VEHICULO previa su comercialización. </w:t>
       </w:r>
     </w:p>
     <w:p>
@@ -3450,8 +5137,38 @@
           <w:sz w:val="20"/>
           <w:szCs w:val="20"/>
         </w:rPr>
-        <w:t>4.11.</w:t>
+        <w:t>4.1</w:t>
+      </w:r>
+      <w:r>
+        <w:rPr>
+          <w:rFonts w:asciiTheme="majorHAnsi" w:hAnsiTheme="majorHAnsi" w:cstheme="majorHAnsi"/>
+          <w:sz w:val="20"/>
+          <w:szCs w:val="20"/>
+        </w:rPr>
+        <w:t>1</w:t>
+      </w:r>
+      <w:r>
+        <w:rPr>
+          <w:rFonts w:asciiTheme="majorHAnsi" w:hAnsiTheme="majorHAnsi" w:cstheme="majorHAnsi"/>
+          <w:sz w:val="20"/>
+          <w:szCs w:val="20"/>
+        </w:rPr>
+        <w:t>.</w:t>
+      </w:r>
+      <w:r>
+        <w:rPr>
+          <w:rFonts w:asciiTheme="majorHAnsi" w:hAnsiTheme="majorHAnsi" w:cstheme="majorHAnsi"/>
+          <w:sz w:val="20"/>
+          <w:szCs w:val="20"/>
+        </w:rPr>
         <w:tab/>
+      </w:r>
+      <w:r>
+        <w:rPr>
+          <w:rFonts w:asciiTheme="majorHAnsi" w:hAnsiTheme="majorHAnsi" w:cstheme="majorHAnsi"/>
+          <w:sz w:val="20"/>
+          <w:szCs w:val="20"/>
+        </w:rPr>
         <w:tab/>
         <w:t>Las demás establecidas en el presente instrumento y en la Ley.</w:t>
       </w:r>
@@ -3480,7 +5197,25 @@
           <w:sz w:val="20"/>
           <w:szCs w:val="20"/>
         </w:rPr>
-        <w:t>CLÁUSULA QUINTA.- D</w:t>
+        <w:t xml:space="preserve">CLÁUSULA </w:t>
+      </w:r>
+      <w:r>
+        <w:rPr>
+          <w:rFonts w:asciiTheme="majorHAnsi" w:hAnsiTheme="majorHAnsi" w:cstheme="majorHAnsi"/>
+          <w:b/>
+          <w:sz w:val="20"/>
+          <w:szCs w:val="20"/>
+        </w:rPr>
+        <w:t>QUINTA. -</w:t>
+      </w:r>
+      <w:r>
+        <w:rPr>
+          <w:rFonts w:asciiTheme="majorHAnsi" w:hAnsiTheme="majorHAnsi" w:cstheme="majorHAnsi"/>
+          <w:b/>
+          <w:sz w:val="20"/>
+          <w:szCs w:val="20"/>
+        </w:rPr>
+        <w:t xml:space="preserve"> D</w:t>
       </w:r>
       <w:r>
         <w:rPr>
@@ -3532,6 +5267,16 @@
           <w:lang w:val="es-ES_tradnl"/>
         </w:rPr>
         <w:t xml:space="preserve"> </w:t>
+      </w:r>
+      <w:r>
+        <w:rPr>
+          <w:rFonts w:asciiTheme="majorHAnsi" w:hAnsiTheme="majorHAnsi" w:cstheme="majorHAnsi"/>
+          <w:bCs/>
+          <w:spacing w:val="-3"/>
+          <w:sz w:val="20"/>
+          <w:szCs w:val="20"/>
+          <w:lang w:val="es-ES_tradnl"/>
+        </w:rPr>
         <w:tab/>
       </w:r>
       <w:r>
@@ -3591,6 +5336,16 @@
           <w:lang w:val="es-ES_tradnl"/>
         </w:rPr>
         <w:t>5.1.1</w:t>
+      </w:r>
+      <w:r>
+        <w:rPr>
+          <w:rFonts w:asciiTheme="majorHAnsi" w:hAnsiTheme="majorHAnsi" w:cstheme="majorHAnsi"/>
+          <w:bCs/>
+          <w:spacing w:val="-3"/>
+          <w:sz w:val="20"/>
+          <w:szCs w:val="20"/>
+          <w:lang w:val="es-ES_tradnl"/>
+        </w:rPr>
         <w:tab/>
         <w:t>Cobrar las sumas que tenga derecho a percibir por concepto de comisiones y gastos conforme lo establecido en el presente contrato.</w:t>
       </w:r>
@@ -3639,7 +5394,47 @@
           <w:szCs w:val="20"/>
           <w:lang w:val="es-ES"/>
         </w:rPr>
-        <w:t>Exigir a el/la CONSTITUYENTE el cumplimiento de todas las obligaciones que contraen por medio de este contrato.</w:t>
+        <w:t xml:space="preserve">Exigir a </w:t>
+      </w:r>
+      <w:r>
+        <w:rPr>
+          <w:rFonts w:asciiTheme="majorHAnsi" w:hAnsiTheme="majorHAnsi" w:cstheme="majorHAnsi"/>
+          <w:spacing w:val="-3"/>
+          <w:sz w:val="20"/>
+          <w:szCs w:val="20"/>
+          <w:lang w:val="es-ES"/>
+        </w:rPr>
+        <w:t>él</w:t>
+      </w:r>
+      <w:r>
+        <w:rPr>
+          <w:rFonts w:asciiTheme="majorHAnsi" w:hAnsiTheme="majorHAnsi" w:cstheme="majorHAnsi"/>
+          <w:spacing w:val="-3"/>
+          <w:sz w:val="20"/>
+          <w:szCs w:val="20"/>
+          <w:lang w:val="es-ES"/>
+        </w:rPr>
+        <w:t xml:space="preserve">/la CONSTITUYENTE el cumplimiento de todas las </w:t>
+      </w:r>
+      <w:r>
+        <w:rPr>
+          <w:rFonts w:asciiTheme="majorHAnsi" w:hAnsiTheme="majorHAnsi" w:cstheme="majorHAnsi"/>
+          <w:spacing w:val="-3"/>
+          <w:sz w:val="20"/>
+          <w:szCs w:val="20"/>
+          <w:lang w:val="es-ES"/>
+        </w:rPr>
+        <w:t xml:space="preserve">obligaciones </w:t>
+      </w:r>
+      <w:r>
+        <w:rPr>
+          <w:rFonts w:asciiTheme="majorHAnsi" w:hAnsiTheme="majorHAnsi" w:cstheme="majorHAnsi"/>
+          <w:spacing w:val="-3"/>
+          <w:sz w:val="20"/>
+          <w:szCs w:val="20"/>
+          <w:lang w:val="es-ES"/>
+        </w:rPr>
+        <w:t>que contraen por medio de este contrato.</w:t>
       </w:r>
     </w:p>
     <w:p>
@@ -3668,6 +5463,16 @@
           <w:lang w:val="es-ES_tradnl"/>
         </w:rPr>
         <w:t>5.1.3</w:t>
+      </w:r>
+      <w:r>
+        <w:rPr>
+          <w:rFonts w:asciiTheme="majorHAnsi" w:hAnsiTheme="majorHAnsi" w:cstheme="majorHAnsi"/>
+          <w:bCs/>
+          <w:spacing w:val="-3"/>
+          <w:sz w:val="20"/>
+          <w:szCs w:val="20"/>
+          <w:lang w:val="es-ES_tradnl"/>
+        </w:rPr>
         <w:tab/>
         <w:t xml:space="preserve">Realizar libre e incondicionalmente las gestiones encomendadas en virtud del presente contrato. </w:t>
       </w:r>
@@ -3698,8 +5503,39 @@
           <w:lang w:val="es-ES_tradnl"/>
         </w:rPr>
         <w:t>5.1.4</w:t>
+      </w:r>
+      <w:r>
+        <w:rPr>
+          <w:rFonts w:asciiTheme="majorHAnsi" w:hAnsiTheme="majorHAnsi" w:cstheme="majorHAnsi"/>
+          <w:bCs/>
+          <w:spacing w:val="-3"/>
+          <w:sz w:val="20"/>
+          <w:szCs w:val="20"/>
+          <w:lang w:val="es-ES_tradnl"/>
+        </w:rPr>
         <w:tab/>
-        <w:t xml:space="preserve">Actuar por cuenta y en nombre de el/la CONSTITUYENTE en cumplimiento del presente mandato y las instrucciones irrevocables y expresamente impartidas en el presente contrato. </w:t>
+      </w:r>
+      <w:r>
+        <w:rPr>
+          <w:rFonts w:asciiTheme="majorHAnsi" w:hAnsiTheme="majorHAnsi" w:cstheme="majorHAnsi"/>
+          <w:bCs/>
+          <w:spacing w:val="-3"/>
+          <w:sz w:val="20"/>
+          <w:szCs w:val="20"/>
+          <w:lang w:val="es-ES_tradnl"/>
+        </w:rPr>
+        <w:t xml:space="preserve">Actuar por cuenta y en nombre de el/la CONSTITUYENTE en cumplimiento del presente mandato y las instrucciones irrevocables </w:t>
+      </w:r>
+      <w:r>
+        <w:rPr>
+          <w:rFonts w:asciiTheme="majorHAnsi" w:hAnsiTheme="majorHAnsi" w:cstheme="majorHAnsi"/>
+          <w:bCs/>
+          <w:spacing w:val="-3"/>
+          <w:sz w:val="20"/>
+          <w:szCs w:val="20"/>
+          <w:lang w:val="es-ES_tradnl"/>
+        </w:rPr>
+        <w:t xml:space="preserve">y expresamente impartidas en el presente contrato. </w:t>
       </w:r>
     </w:p>
     <w:p>
@@ -3727,7 +5563,28 @@
           <w:szCs w:val="20"/>
           <w:lang w:val="es-ES_tradnl"/>
         </w:rPr>
-        <w:t>5.1.5</w:t>
+        <w:t>5.1.</w:t>
+      </w:r>
+      <w:r>
+        <w:rPr>
+          <w:rFonts w:asciiTheme="majorHAnsi" w:hAnsiTheme="majorHAnsi" w:cstheme="majorHAnsi"/>
+          <w:bCs/>
+          <w:spacing w:val="-3"/>
+          <w:sz w:val="20"/>
+          <w:szCs w:val="20"/>
+          <w:lang w:val="es-ES_tradnl"/>
+        </w:rPr>
+        <w:t>5</w:t>
+      </w:r>
+      <w:r>
+        <w:rPr>
+          <w:rFonts w:asciiTheme="majorHAnsi" w:hAnsiTheme="majorHAnsi" w:cstheme="majorHAnsi"/>
+          <w:bCs/>
+          <w:spacing w:val="-3"/>
+          <w:sz w:val="20"/>
+          <w:szCs w:val="20"/>
+          <w:lang w:val="es-ES_tradnl"/>
+        </w:rPr>
         <w:tab/>
         <w:t xml:space="preserve">Los demás establecidos por la Ley o este instrumento. </w:t>
       </w:r>
@@ -3797,7 +5654,31 @@
           <w:u w:val="single"/>
           <w:lang w:val="es-ES_tradnl"/>
         </w:rPr>
-        <w:t>Constituyen obligaciones de la FIDUCIARIA, las siguientes:</w:t>
+        <w:t xml:space="preserve">Constituyen </w:t>
+      </w:r>
+      <w:r>
+        <w:rPr>
+          <w:rFonts w:asciiTheme="majorHAnsi" w:hAnsiTheme="majorHAnsi" w:cstheme="majorHAnsi"/>
+          <w:bCs/>
+          <w:spacing w:val="-3"/>
+          <w:sz w:val="20"/>
+          <w:szCs w:val="20"/>
+          <w:u w:val="single"/>
+          <w:lang w:val="es-ES_tradnl"/>
+        </w:rPr>
+        <w:t>obligaciones</w:t>
+      </w:r>
+      <w:r>
+        <w:rPr>
+          <w:rFonts w:asciiTheme="majorHAnsi" w:hAnsiTheme="majorHAnsi" w:cstheme="majorHAnsi"/>
+          <w:bCs/>
+          <w:spacing w:val="-3"/>
+          <w:sz w:val="20"/>
+          <w:szCs w:val="20"/>
+          <w:u w:val="single"/>
+          <w:lang w:val="es-ES_tradnl"/>
+        </w:rPr>
+        <w:t xml:space="preserve"> de la FIDUCIARIA, las siguientes:</w:t>
       </w:r>
       <w:r>
         <w:rPr>
@@ -3854,6 +5735,16 @@
           <w:lang w:val="es-ES_tradnl"/>
         </w:rPr>
         <w:t>5.2.1</w:t>
+      </w:r>
+      <w:r>
+        <w:rPr>
+          <w:rFonts w:asciiTheme="majorHAnsi" w:hAnsiTheme="majorHAnsi" w:cstheme="majorHAnsi"/>
+          <w:bCs/>
+          <w:spacing w:val="-3"/>
+          <w:sz w:val="20"/>
+          <w:szCs w:val="20"/>
+          <w:lang w:val="es-ES_tradnl"/>
+        </w:rPr>
         <w:tab/>
         <w:t>Cumplir con el MANDATO conferido por medio del presente contrato.</w:t>
       </w:r>
@@ -3884,8 +5775,40 @@
           <w:lang w:val="es-ES_tradnl"/>
         </w:rPr>
         <w:t>5.2.2</w:t>
+      </w:r>
+      <w:r>
+        <w:rPr>
+          <w:rFonts w:asciiTheme="majorHAnsi" w:hAnsiTheme="majorHAnsi" w:cstheme="majorHAnsi"/>
+          <w:bCs/>
+          <w:spacing w:val="-3"/>
+          <w:sz w:val="20"/>
+          <w:szCs w:val="20"/>
+          <w:lang w:val="es-ES_tradnl"/>
+        </w:rPr>
         <w:tab/>
-        <w:t xml:space="preserve">Manejar la información entregada en forma confidencial. La FIDUCIARIA guardará la debida reserva y sigilo sobre el MANDATO conferido y las excepciones de ley. </w:t>
+        <w:t xml:space="preserve">Manejar la información entregada en forma confidencial. La FIDUCIARIA guardará la debida reserva y sigilo sobre el MANDATO conferido </w:t>
+      </w:r>
+      <w:r>
+        <w:rPr>
+          <w:rFonts w:asciiTheme="majorHAnsi" w:hAnsiTheme="majorHAnsi" w:cstheme="majorHAnsi"/>
+          <w:bCs/>
+          <w:spacing w:val="-3"/>
+          <w:sz w:val="20"/>
+          <w:szCs w:val="20"/>
+          <w:lang w:val="es-ES_tradnl"/>
+        </w:rPr>
+        <w:t>y las excepciones de ley</w:t>
+      </w:r>
+      <w:r>
+        <w:rPr>
+          <w:rFonts w:asciiTheme="majorHAnsi" w:hAnsiTheme="majorHAnsi" w:cstheme="majorHAnsi"/>
+          <w:bCs/>
+          <w:spacing w:val="-3"/>
+          <w:sz w:val="20"/>
+          <w:szCs w:val="20"/>
+          <w:lang w:val="es-ES_tradnl"/>
+        </w:rPr>
+        <w:t xml:space="preserve">. </w:t>
       </w:r>
     </w:p>
     <w:p>
@@ -3914,8 +5837,40 @@
           <w:lang w:val="es-ES_tradnl"/>
         </w:rPr>
         <w:t>5.2.3</w:t>
+      </w:r>
+      <w:r>
+        <w:rPr>
+          <w:rFonts w:asciiTheme="majorHAnsi" w:hAnsiTheme="majorHAnsi" w:cstheme="majorHAnsi"/>
+          <w:bCs/>
+          <w:spacing w:val="-3"/>
+          <w:sz w:val="20"/>
+          <w:szCs w:val="20"/>
+          <w:lang w:val="es-ES_tradnl"/>
+        </w:rPr>
         <w:tab/>
-        <w:t>Actuar con honradez y prudencia en virtud del MANDATO conferido en el presente ENCARGO.</w:t>
+        <w:t xml:space="preserve">Actuar con honradez y prudencia en virtud del MANDATO conferido en </w:t>
+      </w:r>
+      <w:r>
+        <w:rPr>
+          <w:rFonts w:asciiTheme="majorHAnsi" w:hAnsiTheme="majorHAnsi" w:cstheme="majorHAnsi"/>
+          <w:bCs/>
+          <w:spacing w:val="-3"/>
+          <w:sz w:val="20"/>
+          <w:szCs w:val="20"/>
+          <w:lang w:val="es-ES_tradnl"/>
+        </w:rPr>
+        <w:t xml:space="preserve">el </w:t>
+      </w:r>
+      <w:r>
+        <w:rPr>
+          <w:rFonts w:asciiTheme="majorHAnsi" w:hAnsiTheme="majorHAnsi" w:cstheme="majorHAnsi"/>
+          <w:bCs/>
+          <w:spacing w:val="-3"/>
+          <w:sz w:val="20"/>
+          <w:szCs w:val="20"/>
+          <w:lang w:val="es-ES_tradnl"/>
+        </w:rPr>
+        <w:t>presente ENCARGO.</w:t>
       </w:r>
     </w:p>
     <w:p>
@@ -3941,6 +5896,7 @@
           <w:szCs w:val="20"/>
           <w:lang w:val="es-ES"/>
         </w:rPr>
+        <w:lastRenderedPageBreak/>
         <w:t>5.2.4</w:t>
       </w:r>
       <w:r>
@@ -3962,7 +5918,27 @@
           <w:szCs w:val="20"/>
           <w:lang w:val="es-ES"/>
         </w:rPr>
-        <w:t>Comunicar a el/la CONSTITUYENTE y BENEFICIARIO sobre cualquier hecho o información relevante relacionada al ENCARGO FIDUCIARIO.</w:t>
+        <w:t xml:space="preserve">Comunicar a </w:t>
+      </w:r>
+      <w:r>
+        <w:rPr>
+          <w:rFonts w:asciiTheme="majorHAnsi" w:hAnsiTheme="majorHAnsi" w:cstheme="majorHAnsi"/>
+          <w:spacing w:val="-3"/>
+          <w:sz w:val="20"/>
+          <w:szCs w:val="20"/>
+          <w:lang w:val="es-ES"/>
+        </w:rPr>
+        <w:t>él</w:t>
+      </w:r>
+      <w:r>
+        <w:rPr>
+          <w:rFonts w:asciiTheme="majorHAnsi" w:hAnsiTheme="majorHAnsi" w:cstheme="majorHAnsi"/>
+          <w:spacing w:val="-3"/>
+          <w:sz w:val="20"/>
+          <w:szCs w:val="20"/>
+          <w:lang w:val="es-ES"/>
+        </w:rPr>
+        <w:t>/la CONSTITUYENTE y BENEFICIARIO sobre cualquier hecho o información relevante relacionada al ENCARGO FIDUCIARIO.</w:t>
       </w:r>
     </w:p>
     <w:p>
@@ -3991,6 +5967,16 @@
           <w:lang w:val="es-ES_tradnl"/>
         </w:rPr>
         <w:t>5.2.5</w:t>
+      </w:r>
+      <w:r>
+        <w:rPr>
+          <w:rFonts w:asciiTheme="majorHAnsi" w:hAnsiTheme="majorHAnsi" w:cstheme="majorHAnsi"/>
+          <w:bCs/>
+          <w:spacing w:val="-3"/>
+          <w:sz w:val="20"/>
+          <w:szCs w:val="20"/>
+          <w:lang w:val="es-ES_tradnl"/>
+        </w:rPr>
         <w:tab/>
         <w:t xml:space="preserve">Cumplir con las demás obligaciones y los derechos establecidos en la Ley y en este instrumento. </w:t>
       </w:r>
@@ -4024,7 +6010,67 @@
           <w:szCs w:val="20"/>
           <w:lang w:val="es-ES"/>
         </w:rPr>
-        <w:t>CLÁUSULA SEXTA.- DERECHOS Y OBLIGACIONES DE LA PARTE  CONSTITUYENTE  Y BENEFICIARIO:</w:t>
+        <w:t xml:space="preserve">CLÁUSULA </w:t>
+      </w:r>
+      <w:r>
+        <w:rPr>
+          <w:rFonts w:asciiTheme="majorHAnsi" w:hAnsiTheme="majorHAnsi" w:cstheme="majorHAnsi"/>
+          <w:b/>
+          <w:bCs/>
+          <w:spacing w:val="-3"/>
+          <w:sz w:val="20"/>
+          <w:szCs w:val="20"/>
+          <w:lang w:val="es-ES"/>
+        </w:rPr>
+        <w:t>SEXTA. -</w:t>
+      </w:r>
+      <w:r>
+        <w:rPr>
+          <w:rFonts w:asciiTheme="majorHAnsi" w:hAnsiTheme="majorHAnsi" w:cstheme="majorHAnsi"/>
+          <w:b/>
+          <w:bCs/>
+          <w:spacing w:val="-3"/>
+          <w:sz w:val="20"/>
+          <w:szCs w:val="20"/>
+          <w:lang w:val="es-ES"/>
+        </w:rPr>
+        <w:t xml:space="preserve"> DERECHOS Y OBLIGACIONES DE</w:t>
+      </w:r>
+      <w:r>
+        <w:rPr>
+          <w:rFonts w:asciiTheme="majorHAnsi" w:hAnsiTheme="majorHAnsi" w:cstheme="majorHAnsi"/>
+          <w:b/>
+          <w:bCs/>
+          <w:spacing w:val="-3"/>
+          <w:sz w:val="20"/>
+          <w:szCs w:val="20"/>
+          <w:lang w:val="es-ES"/>
+        </w:rPr>
+        <w:t xml:space="preserve"> LA </w:t>
+      </w:r>
+      <w:r>
+        <w:rPr>
+          <w:rFonts w:asciiTheme="majorHAnsi" w:hAnsiTheme="majorHAnsi" w:cstheme="majorHAnsi"/>
+          <w:b/>
+          <w:bCs/>
+          <w:spacing w:val="-3"/>
+          <w:sz w:val="20"/>
+          <w:szCs w:val="20"/>
+          <w:lang w:val="es-ES"/>
+        </w:rPr>
+        <w:t>PARTE CONSTITUYENTE Y</w:t>
+      </w:r>
+      <w:r>
+        <w:rPr>
+          <w:rFonts w:asciiTheme="majorHAnsi" w:hAnsiTheme="majorHAnsi" w:cstheme="majorHAnsi"/>
+          <w:b/>
+          <w:bCs/>
+          <w:spacing w:val="-3"/>
+          <w:sz w:val="20"/>
+          <w:szCs w:val="20"/>
+          <w:lang w:val="es-ES"/>
+        </w:rPr>
+        <w:t xml:space="preserve"> BENEFICIARIO:</w:t>
       </w:r>
     </w:p>
     <w:p>
@@ -4077,7 +6123,55 @@
           <w:u w:val="single"/>
           <w:lang w:val="es-ES_tradnl"/>
         </w:rPr>
-        <w:t>Son derechos de la parte CONSTITUYENTE y BENEFICIARIO(S) los siguientes:</w:t>
+        <w:t xml:space="preserve">Son derechos de </w:t>
+      </w:r>
+      <w:r>
+        <w:rPr>
+          <w:rFonts w:asciiTheme="majorHAnsi" w:hAnsiTheme="majorHAnsi" w:cstheme="majorHAnsi"/>
+          <w:bCs/>
+          <w:spacing w:val="-3"/>
+          <w:sz w:val="20"/>
+          <w:szCs w:val="20"/>
+          <w:u w:val="single"/>
+          <w:lang w:val="es-ES_tradnl"/>
+        </w:rPr>
+        <w:t xml:space="preserve">la parte </w:t>
+      </w:r>
+      <w:r>
+        <w:rPr>
+          <w:rFonts w:asciiTheme="majorHAnsi" w:hAnsiTheme="majorHAnsi" w:cstheme="majorHAnsi"/>
+          <w:bCs/>
+          <w:spacing w:val="-3"/>
+          <w:sz w:val="20"/>
+          <w:szCs w:val="20"/>
+          <w:u w:val="single"/>
+          <w:lang w:val="es-ES_tradnl"/>
+        </w:rPr>
+        <w:t>CONSTITUYENTE</w:t>
+      </w:r>
+      <w:r>
+        <w:rPr>
+          <w:rFonts w:asciiTheme="majorHAnsi" w:hAnsiTheme="majorHAnsi" w:cstheme="majorHAnsi"/>
+          <w:bCs/>
+          <w:spacing w:val="-3"/>
+          <w:sz w:val="20"/>
+          <w:szCs w:val="20"/>
+          <w:u w:val="single"/>
+          <w:lang w:val="es-ES_tradnl"/>
+        </w:rPr>
+        <w:t xml:space="preserve"> </w:t>
+      </w:r>
+      <w:r>
+        <w:rPr>
+          <w:rFonts w:asciiTheme="majorHAnsi" w:hAnsiTheme="majorHAnsi" w:cstheme="majorHAnsi"/>
+          <w:bCs/>
+          <w:spacing w:val="-3"/>
+          <w:sz w:val="20"/>
+          <w:szCs w:val="20"/>
+          <w:u w:val="single"/>
+          <w:lang w:val="es-ES_tradnl"/>
+        </w:rPr>
+        <w:t>y BENEFICIARIO(S) los siguientes:</w:t>
       </w:r>
     </w:p>
     <w:p>
@@ -4130,7 +6224,6 @@
           <w:szCs w:val="20"/>
           <w:lang w:val="es-ES_tradnl"/>
         </w:rPr>
-        <w:lastRenderedPageBreak/>
         <w:t>Exigir a la FIDUCIARIA el cumplimiento de las obligaciones asumidas en virtud de la cláusula cuarta del presente instrumento, entendido que sus responsabilidades son de medio y no de resultado;</w:t>
       </w:r>
     </w:p>
@@ -4281,7 +6374,43 @@
           <w:u w:val="single"/>
           <w:lang w:val="es-ES_tradnl"/>
         </w:rPr>
-        <w:t>la parte CONSTITUYENTE y BENEFICIARIO(S)</w:t>
+        <w:t xml:space="preserve">la parte </w:t>
+      </w:r>
+      <w:r>
+        <w:rPr>
+          <w:rFonts w:asciiTheme="majorHAnsi" w:hAnsiTheme="majorHAnsi" w:cstheme="majorHAnsi"/>
+          <w:bCs/>
+          <w:spacing w:val="-3"/>
+          <w:sz w:val="20"/>
+          <w:szCs w:val="20"/>
+          <w:u w:val="single"/>
+          <w:lang w:val="es-ES_tradnl"/>
+        </w:rPr>
+        <w:t>CONSTITUYENTE</w:t>
+      </w:r>
+      <w:r>
+        <w:rPr>
+          <w:rFonts w:asciiTheme="majorHAnsi" w:hAnsiTheme="majorHAnsi" w:cstheme="majorHAnsi"/>
+          <w:bCs/>
+          <w:spacing w:val="-3"/>
+          <w:sz w:val="20"/>
+          <w:szCs w:val="20"/>
+          <w:u w:val="single"/>
+          <w:lang w:val="es-ES_tradnl"/>
+        </w:rPr>
+        <w:t xml:space="preserve"> </w:t>
+      </w:r>
+      <w:r>
+        <w:rPr>
+          <w:rFonts w:asciiTheme="majorHAnsi" w:hAnsiTheme="majorHAnsi" w:cstheme="majorHAnsi"/>
+          <w:bCs/>
+          <w:spacing w:val="-3"/>
+          <w:sz w:val="20"/>
+          <w:szCs w:val="20"/>
+          <w:u w:val="single"/>
+          <w:lang w:val="es-ES_tradnl"/>
+        </w:rPr>
+        <w:t>y BENEFICIARIO(S)</w:t>
       </w:r>
       <w:r>
         <w:rPr>
@@ -4392,7 +6521,157 @@
           <w:szCs w:val="20"/>
           <w:lang w:val="es-ES_tradnl"/>
         </w:rPr>
-        <w:t>No interponer reclamo o acción de cualquier naturaleza en contra de la FIDUCIARIA o sus representante, mandatarios, empleados o funcionarios, por efectos del cumplimiento de las instrucciones impartidas mediante este instrumento, salvo que exista un incumplimiento de la FIDUCIARIA a las obligaciones derivadas del presente contrato.</w:t>
+        <w:t xml:space="preserve">No interponer </w:t>
+      </w:r>
+      <w:r>
+        <w:rPr>
+          <w:rFonts w:asciiTheme="majorHAnsi" w:hAnsiTheme="majorHAnsi" w:cstheme="majorHAnsi"/>
+          <w:spacing w:val="-3"/>
+          <w:sz w:val="20"/>
+          <w:szCs w:val="20"/>
+          <w:lang w:val="es-ES_tradnl"/>
+        </w:rPr>
+        <w:t xml:space="preserve">reclamo o acción de cualquier naturaleza </w:t>
+      </w:r>
+      <w:r>
+        <w:rPr>
+          <w:rFonts w:asciiTheme="majorHAnsi" w:hAnsiTheme="majorHAnsi" w:cstheme="majorHAnsi"/>
+          <w:spacing w:val="-3"/>
+          <w:sz w:val="20"/>
+          <w:szCs w:val="20"/>
+          <w:lang w:val="es-ES_tradnl"/>
+        </w:rPr>
+        <w:t xml:space="preserve">en contra de la FIDUCIARIA o sus representante, mandatarios, </w:t>
+      </w:r>
+      <w:r>
+        <w:rPr>
+          <w:rFonts w:asciiTheme="majorHAnsi" w:hAnsiTheme="majorHAnsi" w:cstheme="majorHAnsi"/>
+          <w:spacing w:val="-3"/>
+          <w:sz w:val="20"/>
+          <w:szCs w:val="20"/>
+          <w:lang w:val="es-ES_tradnl"/>
+        </w:rPr>
+        <w:t>empleados</w:t>
+      </w:r>
+      <w:r>
+        <w:rPr>
+          <w:rFonts w:asciiTheme="majorHAnsi" w:hAnsiTheme="majorHAnsi" w:cstheme="majorHAnsi"/>
+          <w:spacing w:val="-3"/>
+          <w:sz w:val="20"/>
+          <w:szCs w:val="20"/>
+          <w:lang w:val="es-ES_tradnl"/>
+        </w:rPr>
+        <w:t xml:space="preserve"> o funcionarios, por efectos del </w:t>
+      </w:r>
+      <w:r>
+        <w:rPr>
+          <w:rFonts w:asciiTheme="majorHAnsi" w:hAnsiTheme="majorHAnsi" w:cstheme="majorHAnsi"/>
+          <w:spacing w:val="-3"/>
+          <w:sz w:val="20"/>
+          <w:szCs w:val="20"/>
+          <w:lang w:val="es-ES_tradnl"/>
+        </w:rPr>
+        <w:t>cumplimiento</w:t>
+      </w:r>
+      <w:r>
+        <w:rPr>
+          <w:rFonts w:asciiTheme="majorHAnsi" w:hAnsiTheme="majorHAnsi" w:cstheme="majorHAnsi"/>
+          <w:spacing w:val="-3"/>
+          <w:sz w:val="20"/>
+          <w:szCs w:val="20"/>
+          <w:lang w:val="es-ES_tradnl"/>
+        </w:rPr>
+        <w:t xml:space="preserve"> de las instrucciones </w:t>
+      </w:r>
+      <w:r>
+        <w:rPr>
+          <w:rFonts w:asciiTheme="majorHAnsi" w:hAnsiTheme="majorHAnsi" w:cstheme="majorHAnsi"/>
+          <w:spacing w:val="-3"/>
+          <w:sz w:val="20"/>
+          <w:szCs w:val="20"/>
+          <w:lang w:val="es-ES_tradnl"/>
+        </w:rPr>
+        <w:t>impartidas</w:t>
+      </w:r>
+      <w:r>
+        <w:rPr>
+          <w:rFonts w:asciiTheme="majorHAnsi" w:hAnsiTheme="majorHAnsi" w:cstheme="majorHAnsi"/>
+          <w:spacing w:val="-3"/>
+          <w:sz w:val="20"/>
+          <w:szCs w:val="20"/>
+          <w:lang w:val="es-ES_tradnl"/>
+        </w:rPr>
+        <w:t xml:space="preserve"> </w:t>
+      </w:r>
+      <w:r>
+        <w:rPr>
+          <w:rFonts w:asciiTheme="majorHAnsi" w:hAnsiTheme="majorHAnsi" w:cstheme="majorHAnsi"/>
+          <w:spacing w:val="-3"/>
+          <w:sz w:val="20"/>
+          <w:szCs w:val="20"/>
+          <w:lang w:val="es-ES_tradnl"/>
+        </w:rPr>
+        <w:t>mediante</w:t>
+      </w:r>
+      <w:r>
+        <w:rPr>
+          <w:rFonts w:asciiTheme="majorHAnsi" w:hAnsiTheme="majorHAnsi" w:cstheme="majorHAnsi"/>
+          <w:spacing w:val="-3"/>
+          <w:sz w:val="20"/>
+          <w:szCs w:val="20"/>
+          <w:lang w:val="es-ES_tradnl"/>
+        </w:rPr>
+        <w:t xml:space="preserve"> este </w:t>
+      </w:r>
+      <w:r>
+        <w:rPr>
+          <w:rFonts w:asciiTheme="majorHAnsi" w:hAnsiTheme="majorHAnsi" w:cstheme="majorHAnsi"/>
+          <w:spacing w:val="-3"/>
+          <w:sz w:val="20"/>
+          <w:szCs w:val="20"/>
+          <w:lang w:val="es-ES_tradnl"/>
+        </w:rPr>
+        <w:t>instrumento</w:t>
+      </w:r>
+      <w:r>
+        <w:rPr>
+          <w:rFonts w:asciiTheme="majorHAnsi" w:hAnsiTheme="majorHAnsi" w:cstheme="majorHAnsi"/>
+          <w:spacing w:val="-3"/>
+          <w:sz w:val="20"/>
+          <w:szCs w:val="20"/>
+          <w:lang w:val="es-ES_tradnl"/>
+        </w:rPr>
+        <w:t xml:space="preserve">, </w:t>
+      </w:r>
+      <w:r>
+        <w:rPr>
+          <w:rFonts w:asciiTheme="majorHAnsi" w:hAnsiTheme="majorHAnsi" w:cstheme="majorHAnsi"/>
+          <w:spacing w:val="-3"/>
+          <w:sz w:val="20"/>
+          <w:szCs w:val="20"/>
+          <w:lang w:val="es-ES_tradnl"/>
+        </w:rPr>
+        <w:t>salvo</w:t>
+      </w:r>
+      <w:r>
+        <w:rPr>
+          <w:rFonts w:asciiTheme="majorHAnsi" w:hAnsiTheme="majorHAnsi" w:cstheme="majorHAnsi"/>
+          <w:spacing w:val="-3"/>
+          <w:sz w:val="20"/>
+          <w:szCs w:val="20"/>
+          <w:lang w:val="es-ES_tradnl"/>
+        </w:rPr>
+        <w:t xml:space="preserve"> que exista un incumplimiento de la FIDUCIARIA a las obligaciones </w:t>
+      </w:r>
+      <w:r>
+        <w:rPr>
+          <w:rFonts w:asciiTheme="majorHAnsi" w:hAnsiTheme="majorHAnsi" w:cstheme="majorHAnsi"/>
+          <w:spacing w:val="-3"/>
+          <w:sz w:val="20"/>
+          <w:szCs w:val="20"/>
+          <w:lang w:val="es-ES_tradnl"/>
+        </w:rPr>
+        <w:t>derivadas del presente contrato.</w:t>
       </w:r>
     </w:p>
     <w:p>
@@ -4421,7 +6700,57 @@
           <w:szCs w:val="20"/>
           <w:lang w:val="es-ES_tradnl"/>
         </w:rPr>
-        <w:t xml:space="preserve">Permitir y facilitar el desarrollo del ENCARGO, en los términos de este contrato. Siendo en última instancia el responsable absoluto de levantar o cancelar, obligaciones, limitaciones o prohibiciones que pesen sobre el VEHICULO previo a su comercialización. </w:t>
+        <w:t xml:space="preserve">Permitir y facilitar el desarrollo del ENCARGO, en los términos de este contrato. </w:t>
+      </w:r>
+      <w:r>
+        <w:rPr>
+          <w:rFonts w:asciiTheme="majorHAnsi" w:hAnsiTheme="majorHAnsi" w:cstheme="majorHAnsi"/>
+          <w:spacing w:val="-3"/>
+          <w:sz w:val="20"/>
+          <w:szCs w:val="20"/>
+          <w:lang w:val="es-ES_tradnl"/>
+        </w:rPr>
+        <w:t xml:space="preserve">Siendo en </w:t>
+      </w:r>
+      <w:r>
+        <w:rPr>
+          <w:rFonts w:asciiTheme="majorHAnsi" w:hAnsiTheme="majorHAnsi" w:cstheme="majorHAnsi"/>
+          <w:spacing w:val="-3"/>
+          <w:sz w:val="20"/>
+          <w:szCs w:val="20"/>
+          <w:lang w:val="es-ES_tradnl"/>
+        </w:rPr>
+        <w:t>última</w:t>
+      </w:r>
+      <w:r>
+        <w:rPr>
+          <w:rFonts w:asciiTheme="majorHAnsi" w:hAnsiTheme="majorHAnsi" w:cstheme="majorHAnsi"/>
+          <w:spacing w:val="-3"/>
+          <w:sz w:val="20"/>
+          <w:szCs w:val="20"/>
+          <w:lang w:val="es-ES_tradnl"/>
+        </w:rPr>
+        <w:t xml:space="preserve"> instancia el responsable absoluto de levantar o </w:t>
+      </w:r>
+      <w:r>
+        <w:rPr>
+          <w:rFonts w:asciiTheme="majorHAnsi" w:hAnsiTheme="majorHAnsi" w:cstheme="majorHAnsi"/>
+          <w:spacing w:val="-3"/>
+          <w:sz w:val="20"/>
+          <w:szCs w:val="20"/>
+          <w:lang w:val="es-ES_tradnl"/>
+        </w:rPr>
+        <w:t>cancelar</w:t>
+      </w:r>
+      <w:r>
+        <w:rPr>
+          <w:rFonts w:asciiTheme="majorHAnsi" w:hAnsiTheme="majorHAnsi" w:cstheme="majorHAnsi"/>
+          <w:spacing w:val="-3"/>
+          <w:sz w:val="20"/>
+          <w:szCs w:val="20"/>
+          <w:lang w:val="es-ES_tradnl"/>
+        </w:rPr>
+        <w:t xml:space="preserve">, obligaciones, limitaciones o prohibiciones que pesen sobre el VEHICULO previo a su comercialización. </w:t>
       </w:r>
     </w:p>
     <w:p>
@@ -4450,7 +6779,55 @@
           <w:szCs w:val="20"/>
           <w:lang w:val="es-ES"/>
         </w:rPr>
-        <w:t xml:space="preserve">CLÁUSULA SÉPTIMA.- DERECHOS Y OBLIGACIONES DEL GENERADOR DE INSTRUCCIONES: </w:t>
+        <w:t xml:space="preserve">CLÁUSULA </w:t>
+      </w:r>
+      <w:r>
+        <w:rPr>
+          <w:rFonts w:asciiTheme="majorHAnsi" w:hAnsiTheme="majorHAnsi" w:cstheme="majorHAnsi"/>
+          <w:b/>
+          <w:bCs/>
+          <w:spacing w:val="-3"/>
+          <w:sz w:val="20"/>
+          <w:szCs w:val="20"/>
+          <w:lang w:val="es-ES"/>
+        </w:rPr>
+        <w:t>SÉPTIMA. -</w:t>
+      </w:r>
+      <w:r>
+        <w:rPr>
+          <w:rFonts w:asciiTheme="majorHAnsi" w:hAnsiTheme="majorHAnsi" w:cstheme="majorHAnsi"/>
+          <w:b/>
+          <w:bCs/>
+          <w:spacing w:val="-3"/>
+          <w:sz w:val="20"/>
+          <w:szCs w:val="20"/>
+          <w:lang w:val="es-ES"/>
+        </w:rPr>
+        <w:t xml:space="preserve"> DERECHOS Y OBLIGACIONES DEL </w:t>
+      </w:r>
+      <w:r>
+        <w:rPr>
+          <w:rFonts w:asciiTheme="majorHAnsi" w:hAnsiTheme="majorHAnsi" w:cstheme="majorHAnsi"/>
+          <w:b/>
+          <w:bCs/>
+          <w:spacing w:val="-3"/>
+          <w:sz w:val="20"/>
+          <w:szCs w:val="20"/>
+          <w:lang w:val="es-ES"/>
+        </w:rPr>
+        <w:t>GENERADOR DE INSTRUCCIONES</w:t>
+      </w:r>
+      <w:r>
+        <w:rPr>
+          <w:rFonts w:asciiTheme="majorHAnsi" w:hAnsiTheme="majorHAnsi" w:cstheme="majorHAnsi"/>
+          <w:b/>
+          <w:bCs/>
+          <w:spacing w:val="-3"/>
+          <w:sz w:val="20"/>
+          <w:szCs w:val="20"/>
+          <w:lang w:val="es-ES"/>
+        </w:rPr>
+        <w:t xml:space="preserve">: </w:t>
       </w:r>
     </w:p>
     <w:p>
@@ -4484,7 +6861,25 @@
           <w:szCs w:val="20"/>
           <w:u w:val="single"/>
         </w:rPr>
-        <w:t>Serán derechos del GENERADOR DE INSTRUCCIONES:</w:t>
+        <w:t xml:space="preserve">Serán derechos del </w:t>
+      </w:r>
+      <w:r>
+        <w:rPr>
+          <w:rFonts w:asciiTheme="majorHAnsi" w:hAnsiTheme="majorHAnsi" w:cstheme="majorHAnsi"/>
+          <w:sz w:val="20"/>
+          <w:szCs w:val="20"/>
+          <w:u w:val="single"/>
+        </w:rPr>
+        <w:t>GENERADOR DE INSTRUCCIONES</w:t>
+      </w:r>
+      <w:r>
+        <w:rPr>
+          <w:rFonts w:asciiTheme="majorHAnsi" w:hAnsiTheme="majorHAnsi" w:cstheme="majorHAnsi"/>
+          <w:sz w:val="20"/>
+          <w:szCs w:val="20"/>
+          <w:u w:val="single"/>
+        </w:rPr>
+        <w:t>:</w:t>
       </w:r>
     </w:p>
     <w:p>
@@ -4592,7 +6987,25 @@
           <w:szCs w:val="20"/>
           <w:u w:val="single"/>
         </w:rPr>
-        <w:t>Serán obligaciones del GENERADOR DE INSTRUCCIONES:</w:t>
+        <w:t xml:space="preserve">Serán obligaciones del </w:t>
+      </w:r>
+      <w:r>
+        <w:rPr>
+          <w:rFonts w:asciiTheme="majorHAnsi" w:hAnsiTheme="majorHAnsi" w:cstheme="majorHAnsi"/>
+          <w:sz w:val="20"/>
+          <w:szCs w:val="20"/>
+          <w:u w:val="single"/>
+        </w:rPr>
+        <w:t>GENERADOR DE INSTRUCCIONES</w:t>
+      </w:r>
+      <w:r>
+        <w:rPr>
+          <w:rFonts w:asciiTheme="majorHAnsi" w:hAnsiTheme="majorHAnsi" w:cstheme="majorHAnsi"/>
+          <w:sz w:val="20"/>
+          <w:szCs w:val="20"/>
+          <w:u w:val="single"/>
+        </w:rPr>
+        <w:t>:</w:t>
       </w:r>
     </w:p>
     <w:p>
@@ -4661,7 +7074,23 @@
           <w:sz w:val="20"/>
           <w:szCs w:val="20"/>
         </w:rPr>
-        <w:t xml:space="preserve">7.2.3. Los demás determinados en la Ley y el presente contrato. </w:t>
+        <w:t>7.2.</w:t>
+      </w:r>
+      <w:r>
+        <w:rPr>
+          <w:rFonts w:asciiTheme="majorHAnsi" w:hAnsiTheme="majorHAnsi" w:cstheme="majorHAnsi"/>
+          <w:sz w:val="20"/>
+          <w:szCs w:val="20"/>
+        </w:rPr>
+        <w:t>3</w:t>
+      </w:r>
+      <w:r>
+        <w:rPr>
+          <w:rFonts w:asciiTheme="majorHAnsi" w:hAnsiTheme="majorHAnsi" w:cstheme="majorHAnsi"/>
+          <w:sz w:val="20"/>
+          <w:szCs w:val="20"/>
+        </w:rPr>
+        <w:t xml:space="preserve">. Los demás determinados en la Ley y el presente contrato. </w:t>
       </w:r>
     </w:p>
     <w:p>
@@ -4690,7 +7119,43 @@
           <w:szCs w:val="20"/>
           <w:lang w:val="es-ES"/>
         </w:rPr>
-        <w:t xml:space="preserve">CLÁUSULA OCTAVA.- HONORARIOS: </w:t>
+        <w:t xml:space="preserve">CLÁUSULA </w:t>
+      </w:r>
+      <w:r>
+        <w:rPr>
+          <w:rFonts w:asciiTheme="majorHAnsi" w:hAnsiTheme="majorHAnsi" w:cstheme="majorHAnsi"/>
+          <w:b/>
+          <w:bCs/>
+          <w:spacing w:val="-3"/>
+          <w:sz w:val="20"/>
+          <w:szCs w:val="20"/>
+          <w:lang w:val="es-ES"/>
+        </w:rPr>
+        <w:t>OCTAVA. -</w:t>
+      </w:r>
+      <w:r>
+        <w:rPr>
+          <w:rFonts w:asciiTheme="majorHAnsi" w:hAnsiTheme="majorHAnsi" w:cstheme="majorHAnsi"/>
+          <w:b/>
+          <w:bCs/>
+          <w:spacing w:val="-3"/>
+          <w:sz w:val="20"/>
+          <w:szCs w:val="20"/>
+          <w:lang w:val="es-ES"/>
+        </w:rPr>
+        <w:t xml:space="preserve"> HONORARIOS:</w:t>
+      </w:r>
+      <w:r>
+        <w:rPr>
+          <w:rFonts w:asciiTheme="majorHAnsi" w:hAnsiTheme="majorHAnsi" w:cstheme="majorHAnsi"/>
+          <w:b/>
+          <w:bCs/>
+          <w:spacing w:val="-3"/>
+          <w:sz w:val="20"/>
+          <w:szCs w:val="20"/>
+          <w:lang w:val="es-ES"/>
+        </w:rPr>
+        <w:t xml:space="preserve"> </w:t>
       </w:r>
       <w:r>
         <w:rPr>
@@ -4723,7 +7188,52 @@
           <w:szCs w:val="20"/>
           <w:lang w:val="es-ES_tradnl"/>
         </w:rPr>
-        <w:t>8.1. Por la estructuración, administración y liquidación del presente encargo fiduciario una comisión única de USD$ 35,00 (TREINTA Y CINCO DÓLARES DE LOS ESTADOS UNIDOS DE AMÉRICA).</w:t>
+        <w:t xml:space="preserve">8.1. Por la estructuración, administración y liquidación del presente encargo fiduciario una comisión única de USD$ </w:t>
+      </w:r>
+      <w:r>
+        <w:rPr>
+          <w:rFonts w:asciiTheme="majorHAnsi" w:hAnsiTheme="majorHAnsi" w:cstheme="majorHAnsi"/>
+          <w:sz w:val="20"/>
+          <w:szCs w:val="20"/>
+          <w:lang w:val="es-ES_tradnl"/>
+        </w:rPr>
+        <w:t>4</w:t>
+      </w:r>
+      <w:r>
+        <w:rPr>
+          <w:rFonts w:asciiTheme="majorHAnsi" w:hAnsiTheme="majorHAnsi" w:cstheme="majorHAnsi"/>
+          <w:sz w:val="20"/>
+          <w:szCs w:val="20"/>
+          <w:lang w:val="es-ES_tradnl"/>
+        </w:rPr>
+        <w:t>0</w:t>
+      </w:r>
+      <w:r>
+        <w:rPr>
+          <w:rFonts w:asciiTheme="majorHAnsi" w:hAnsiTheme="majorHAnsi" w:cstheme="majorHAnsi"/>
+          <w:sz w:val="20"/>
+          <w:szCs w:val="20"/>
+          <w:lang w:val="es-ES_tradnl"/>
+        </w:rPr>
+        <w:t>,00 (</w:t>
+      </w:r>
+      <w:r>
+        <w:rPr>
+          <w:rFonts w:asciiTheme="majorHAnsi" w:hAnsiTheme="majorHAnsi" w:cstheme="majorHAnsi"/>
+          <w:sz w:val="20"/>
+          <w:szCs w:val="20"/>
+          <w:lang w:val="es-ES_tradnl"/>
+        </w:rPr>
+        <w:t xml:space="preserve">CUARENTA </w:t>
+      </w:r>
+      <w:r>
+        <w:rPr>
+          <w:rFonts w:asciiTheme="majorHAnsi" w:hAnsiTheme="majorHAnsi" w:cstheme="majorHAnsi"/>
+          <w:sz w:val="20"/>
+          <w:szCs w:val="20"/>
+          <w:lang w:val="es-ES_tradnl"/>
+        </w:rPr>
+        <w:t>DÓLARES DE LOS ESTADOS UNIDOS DE AMÉRICA).</w:t>
       </w:r>
     </w:p>
     <w:p>
@@ -4771,7 +7281,43 @@
           <w:szCs w:val="20"/>
           <w:lang w:val="es-ES"/>
         </w:rPr>
-        <w:t xml:space="preserve">CLÁUSULA NOVENA.- DECLARACIONES ESPECIALES DE EL/LOS/LAS CONSTITUYENTE(S): </w:t>
+        <w:t xml:space="preserve">CLÁUSULA </w:t>
+      </w:r>
+      <w:r>
+        <w:rPr>
+          <w:rFonts w:asciiTheme="majorHAnsi" w:hAnsiTheme="majorHAnsi" w:cstheme="majorHAnsi"/>
+          <w:b/>
+          <w:bCs/>
+          <w:spacing w:val="-3"/>
+          <w:sz w:val="20"/>
+          <w:szCs w:val="20"/>
+          <w:lang w:val="es-ES"/>
+        </w:rPr>
+        <w:t>NOVENA. -</w:t>
+      </w:r>
+      <w:r>
+        <w:rPr>
+          <w:rFonts w:asciiTheme="majorHAnsi" w:hAnsiTheme="majorHAnsi" w:cstheme="majorHAnsi"/>
+          <w:b/>
+          <w:bCs/>
+          <w:spacing w:val="-3"/>
+          <w:sz w:val="20"/>
+          <w:szCs w:val="20"/>
+          <w:lang w:val="es-ES"/>
+        </w:rPr>
+        <w:t xml:space="preserve"> DECLARACIONES ESPECIALES DE EL/LOS/LAS CONSTITUYENTE(S):</w:t>
+      </w:r>
+      <w:r>
+        <w:rPr>
+          <w:rFonts w:asciiTheme="majorHAnsi" w:hAnsiTheme="majorHAnsi" w:cstheme="majorHAnsi"/>
+          <w:b/>
+          <w:bCs/>
+          <w:spacing w:val="-3"/>
+          <w:sz w:val="20"/>
+          <w:szCs w:val="20"/>
+          <w:lang w:val="es-ES"/>
+        </w:rPr>
+        <w:t xml:space="preserve"> </w:t>
       </w:r>
       <w:r>
         <w:rPr>
@@ -4860,7 +7406,25 @@
           <w:lang w:val="es-ES_tradnl"/>
         </w:rPr>
         <w:t>9.1.</w:t>
+      </w:r>
+      <w:r>
+        <w:rPr>
+          <w:rFonts w:asciiTheme="majorHAnsi" w:hAnsiTheme="majorHAnsi" w:cstheme="majorHAnsi"/>
+          <w:spacing w:val="-2"/>
+          <w:sz w:val="20"/>
+          <w:szCs w:val="20"/>
+          <w:lang w:val="es-ES_tradnl"/>
+        </w:rPr>
         <w:tab/>
+      </w:r>
+      <w:r>
+        <w:rPr>
+          <w:rFonts w:asciiTheme="majorHAnsi" w:hAnsiTheme="majorHAnsi" w:cstheme="majorHAnsi"/>
+          <w:spacing w:val="-2"/>
+          <w:sz w:val="20"/>
+          <w:szCs w:val="20"/>
+          <w:lang w:val="es-ES_tradnl"/>
+        </w:rPr>
         <w:t xml:space="preserve">Que no existe(n) impedimentos legales para otorgar el presente MANDATO. </w:t>
       </w:r>
     </w:p>
@@ -4885,7 +7449,17 @@
           <w:szCs w:val="20"/>
           <w:lang w:val="es-ES_tradnl"/>
         </w:rPr>
+        <w:lastRenderedPageBreak/>
         <w:t>9.2.</w:t>
+      </w:r>
+      <w:r>
+        <w:rPr>
+          <w:rFonts w:asciiTheme="majorHAnsi" w:hAnsiTheme="majorHAnsi" w:cstheme="majorHAnsi"/>
+          <w:spacing w:val="-2"/>
+          <w:sz w:val="20"/>
+          <w:szCs w:val="20"/>
+          <w:lang w:val="es-ES_tradnl"/>
+        </w:rPr>
         <w:tab/>
         <w:t>Que suscribe(n) este contrato libre y voluntariamente por así convenir a sus intereses y que conoce(n) y acepta(n) en todas sus partes el contenido del presente contrato.</w:t>
       </w:r>
@@ -4912,6 +7486,15 @@
           <w:lang w:val="es-ES_tradnl"/>
         </w:rPr>
         <w:t>9.3.</w:t>
+      </w:r>
+      <w:r>
+        <w:rPr>
+          <w:rFonts w:asciiTheme="majorHAnsi" w:hAnsiTheme="majorHAnsi" w:cstheme="majorHAnsi"/>
+          <w:spacing w:val="-2"/>
+          <w:sz w:val="20"/>
+          <w:szCs w:val="20"/>
+          <w:lang w:val="es-ES_tradnl"/>
+        </w:rPr>
         <w:tab/>
         <w:t>Que la constitución del presente ENCARGO no tiene por objeto perjudicar a terceros.</w:t>
       </w:r>
@@ -4938,6 +7521,15 @@
           <w:lang w:val="es-ES_tradnl"/>
         </w:rPr>
         <w:t>9.4.</w:t>
+      </w:r>
+      <w:r>
+        <w:rPr>
+          <w:rFonts w:asciiTheme="majorHAnsi" w:hAnsiTheme="majorHAnsi" w:cstheme="majorHAnsi"/>
+          <w:spacing w:val="-2"/>
+          <w:sz w:val="20"/>
+          <w:szCs w:val="20"/>
+          <w:lang w:val="es-ES_tradnl"/>
+        </w:rPr>
         <w:tab/>
         <w:t xml:space="preserve">Que conoce(n) que el alcance de la responsabilidad de la FIDUCIARIA no irá más allá de lo previsto en la Ley de Mercado de Valores, su Reglamento y la </w:t>
       </w:r>
@@ -4982,6 +7574,15 @@
           <w:lang w:val="es-ES_tradnl"/>
         </w:rPr>
         <w:t>9.5.</w:t>
+      </w:r>
+      <w:r>
+        <w:rPr>
+          <w:rFonts w:asciiTheme="majorHAnsi" w:hAnsiTheme="majorHAnsi" w:cstheme="majorHAnsi"/>
+          <w:spacing w:val="-3"/>
+          <w:sz w:val="20"/>
+          <w:szCs w:val="20"/>
+          <w:lang w:val="es-ES_tradnl"/>
+        </w:rPr>
         <w:tab/>
         <w:t xml:space="preserve">Que </w:t>
       </w:r>
@@ -5015,6 +7616,14 @@
           <w:lang w:val="es-ES_tradnl"/>
         </w:rPr>
         <w:t>9.6.</w:t>
+      </w:r>
+      <w:r>
+        <w:rPr>
+          <w:rFonts w:asciiTheme="majorHAnsi" w:hAnsiTheme="majorHAnsi" w:cstheme="majorHAnsi"/>
+          <w:sz w:val="20"/>
+          <w:szCs w:val="20"/>
+          <w:lang w:val="es-ES_tradnl"/>
+        </w:rPr>
         <w:tab/>
         <w:t>Que ha(n) analizado la figura del encargo fiduciario y se han asesorado sobre sus alcances, obligaciones y restricciones, liberando de cualquier responsabilidad a la FIDUCIARIA sobre este aspecto.</w:t>
       </w:r>
@@ -5038,8 +7647,15 @@
           <w:szCs w:val="20"/>
           <w:lang w:val="es-ES_tradnl"/>
         </w:rPr>
-        <w:lastRenderedPageBreak/>
         <w:t>9.7</w:t>
+      </w:r>
+      <w:r>
+        <w:rPr>
+          <w:rFonts w:asciiTheme="majorHAnsi" w:hAnsiTheme="majorHAnsi" w:cstheme="majorHAnsi"/>
+          <w:sz w:val="20"/>
+          <w:szCs w:val="20"/>
+          <w:lang w:val="es-ES_tradnl"/>
+        </w:rPr>
         <w:tab/>
         <w:t>Que reconocen la naturaleza irrevocable del presente contrato y del MANDATO contenido en el mismo, y que conocen que las mismas deberán ser cumplidas por la FIDUCIARIA.</w:t>
       </w:r>
@@ -5063,9 +7679,61 @@
           <w:szCs w:val="20"/>
           <w:lang w:val="es-ES_tradnl"/>
         </w:rPr>
-        <w:t xml:space="preserve">9.8  </w:t>
+        <w:t xml:space="preserve">9.8 </w:t>
+      </w:r>
+      <w:r>
+        <w:rPr>
+          <w:rFonts w:asciiTheme="majorHAnsi" w:hAnsiTheme="majorHAnsi" w:cstheme="majorHAnsi"/>
+          <w:sz w:val="20"/>
+          <w:szCs w:val="20"/>
+          <w:lang w:val="es-ES_tradnl"/>
+        </w:rPr>
         <w:tab/>
-        <w:t xml:space="preserve">Que, conoce y acepta que las instrucciones para la ejecución del presente MANDATO serán impartidas por el </w:t>
+      </w:r>
+      <w:r>
+        <w:rPr>
+          <w:rFonts w:asciiTheme="majorHAnsi" w:hAnsiTheme="majorHAnsi" w:cstheme="majorHAnsi"/>
+          <w:sz w:val="20"/>
+          <w:szCs w:val="20"/>
+          <w:lang w:val="es-ES_tradnl"/>
+        </w:rPr>
+        <w:t>Que, conoce y acepta que las instrucciones para l</w:t>
+      </w:r>
+      <w:r>
+        <w:rPr>
+          <w:rFonts w:asciiTheme="majorHAnsi" w:hAnsiTheme="majorHAnsi" w:cstheme="majorHAnsi"/>
+          <w:sz w:val="20"/>
+          <w:szCs w:val="20"/>
+          <w:lang w:val="es-ES_tradnl"/>
+        </w:rPr>
+        <w:t xml:space="preserve">a </w:t>
+      </w:r>
+      <w:r>
+        <w:rPr>
+          <w:rFonts w:asciiTheme="majorHAnsi" w:hAnsiTheme="majorHAnsi" w:cstheme="majorHAnsi"/>
+          <w:sz w:val="20"/>
+          <w:szCs w:val="20"/>
+          <w:lang w:val="es-ES_tradnl"/>
+        </w:rPr>
+        <w:t>ejecución del presente MANDATO será</w:t>
+      </w:r>
+      <w:r>
+        <w:rPr>
+          <w:rFonts w:asciiTheme="majorHAnsi" w:hAnsiTheme="majorHAnsi" w:cstheme="majorHAnsi"/>
+          <w:sz w:val="20"/>
+          <w:szCs w:val="20"/>
+          <w:lang w:val="es-ES_tradnl"/>
+        </w:rPr>
+        <w:t>n</w:t>
+      </w:r>
+      <w:r>
+        <w:rPr>
+          <w:rFonts w:asciiTheme="majorHAnsi" w:hAnsiTheme="majorHAnsi" w:cstheme="majorHAnsi"/>
+          <w:sz w:val="20"/>
+          <w:szCs w:val="20"/>
+          <w:lang w:val="es-ES_tradnl"/>
+        </w:rPr>
+        <w:t xml:space="preserve"> impartidas por el </w:t>
       </w:r>
       <w:r>
         <w:rPr>
@@ -5111,7 +7779,43 @@
           <w:szCs w:val="20"/>
           <w:lang w:val="es-ES"/>
         </w:rPr>
-        <w:t xml:space="preserve">CLÁUSULA DÉCIMA.- NATURALEZA DE LAS OBLIGACIONES DE LA FIDUCIARIA: </w:t>
+        <w:t xml:space="preserve">CLÁUSULA </w:t>
+      </w:r>
+      <w:r>
+        <w:rPr>
+          <w:rFonts w:asciiTheme="majorHAnsi" w:hAnsiTheme="majorHAnsi" w:cstheme="majorHAnsi"/>
+          <w:b/>
+          <w:bCs/>
+          <w:spacing w:val="-3"/>
+          <w:sz w:val="20"/>
+          <w:szCs w:val="20"/>
+          <w:lang w:val="es-ES"/>
+        </w:rPr>
+        <w:t>DÉCIMA. -</w:t>
+      </w:r>
+      <w:r>
+        <w:rPr>
+          <w:rFonts w:asciiTheme="majorHAnsi" w:hAnsiTheme="majorHAnsi" w:cstheme="majorHAnsi"/>
+          <w:b/>
+          <w:bCs/>
+          <w:spacing w:val="-3"/>
+          <w:sz w:val="20"/>
+          <w:szCs w:val="20"/>
+          <w:lang w:val="es-ES"/>
+        </w:rPr>
+        <w:t xml:space="preserve"> NATURALEZA DE LAS OBLIGACIONES DE LA FIDUCIARIA:</w:t>
+      </w:r>
+      <w:r>
+        <w:rPr>
+          <w:rFonts w:asciiTheme="majorHAnsi" w:hAnsiTheme="majorHAnsi" w:cstheme="majorHAnsi"/>
+          <w:b/>
+          <w:bCs/>
+          <w:spacing w:val="-3"/>
+          <w:sz w:val="20"/>
+          <w:szCs w:val="20"/>
+          <w:lang w:val="es-ES"/>
+        </w:rPr>
+        <w:t xml:space="preserve"> </w:t>
       </w:r>
       <w:r>
         <w:rPr>
@@ -5148,17 +7852,113 @@
           <w:szCs w:val="20"/>
           <w:lang w:val="es-ES"/>
         </w:rPr>
-        <w:t xml:space="preserve">CLÁUSULA DÉCIMA PRIMERA.- PLAZO: </w:t>
-      </w:r>
-      <w:r>
-        <w:rPr>
-          <w:rFonts w:asciiTheme="majorHAnsi" w:hAnsiTheme="majorHAnsi" w:cstheme="majorHAnsi"/>
+        <w:t xml:space="preserve">CLÁUSULA DÉCIMA </w:t>
+      </w:r>
+      <w:r>
+        <w:rPr>
+          <w:rFonts w:asciiTheme="majorHAnsi" w:hAnsiTheme="majorHAnsi" w:cstheme="majorHAnsi"/>
+          <w:b/>
+          <w:bCs/>
           <w:spacing w:val="-3"/>
           <w:sz w:val="20"/>
           <w:szCs w:val="20"/>
           <w:lang w:val="es-ES"/>
         </w:rPr>
-        <w:t>El plazo de vigencia del presente ENCARGO está supeditado hasta tres (3) meses posteriores al cumplimiento efectivo de lo dispuesto en el numeral 4.2 y 4,3 del presente contrato. Sin embargo, de lo anterior, por disposición legal ningún negocio fiduciario podrá ser excedente del plazo de 80 años.</w:t>
+        <w:t>PRIMERA. -</w:t>
+      </w:r>
+      <w:r>
+        <w:rPr>
+          <w:rFonts w:asciiTheme="majorHAnsi" w:hAnsiTheme="majorHAnsi" w:cstheme="majorHAnsi"/>
+          <w:b/>
+          <w:bCs/>
+          <w:spacing w:val="-3"/>
+          <w:sz w:val="20"/>
+          <w:szCs w:val="20"/>
+          <w:lang w:val="es-ES"/>
+        </w:rPr>
+        <w:t xml:space="preserve"> PLAZO:</w:t>
+      </w:r>
+      <w:r>
+        <w:rPr>
+          <w:rFonts w:asciiTheme="majorHAnsi" w:hAnsiTheme="majorHAnsi" w:cstheme="majorHAnsi"/>
+          <w:b/>
+          <w:bCs/>
+          <w:spacing w:val="-3"/>
+          <w:sz w:val="20"/>
+          <w:szCs w:val="20"/>
+          <w:lang w:val="es-ES"/>
+        </w:rPr>
+        <w:t xml:space="preserve"> </w:t>
+      </w:r>
+      <w:r>
+        <w:rPr>
+          <w:rFonts w:asciiTheme="majorHAnsi" w:hAnsiTheme="majorHAnsi" w:cstheme="majorHAnsi"/>
+          <w:spacing w:val="-3"/>
+          <w:sz w:val="20"/>
+          <w:szCs w:val="20"/>
+          <w:lang w:val="es-ES"/>
+        </w:rPr>
+        <w:t xml:space="preserve">El plazo de vigencia del presente ENCARGO está supeditado hasta </w:t>
+      </w:r>
+      <w:r>
+        <w:rPr>
+          <w:rFonts w:asciiTheme="majorHAnsi" w:hAnsiTheme="majorHAnsi" w:cstheme="majorHAnsi"/>
+          <w:spacing w:val="-3"/>
+          <w:sz w:val="20"/>
+          <w:szCs w:val="20"/>
+          <w:lang w:val="es-ES"/>
+        </w:rPr>
+        <w:t>tres</w:t>
+      </w:r>
+      <w:r>
+        <w:rPr>
+          <w:rFonts w:asciiTheme="majorHAnsi" w:hAnsiTheme="majorHAnsi" w:cstheme="majorHAnsi"/>
+          <w:spacing w:val="-3"/>
+          <w:sz w:val="20"/>
+          <w:szCs w:val="20"/>
+          <w:lang w:val="es-ES"/>
+        </w:rPr>
+        <w:t xml:space="preserve"> (</w:t>
+      </w:r>
+      <w:r>
+        <w:rPr>
+          <w:rFonts w:asciiTheme="majorHAnsi" w:hAnsiTheme="majorHAnsi" w:cstheme="majorHAnsi"/>
+          <w:spacing w:val="-3"/>
+          <w:sz w:val="20"/>
+          <w:szCs w:val="20"/>
+          <w:lang w:val="es-ES"/>
+        </w:rPr>
+        <w:t>3</w:t>
+      </w:r>
+      <w:r>
+        <w:rPr>
+          <w:rFonts w:asciiTheme="majorHAnsi" w:hAnsiTheme="majorHAnsi" w:cstheme="majorHAnsi"/>
+          <w:spacing w:val="-3"/>
+          <w:sz w:val="20"/>
+          <w:szCs w:val="20"/>
+          <w:lang w:val="es-ES"/>
+        </w:rPr>
+        <w:t>) meses posteriores al cumplimiento efectivo de lo dispuesto en el numeral 4.</w:t>
+      </w:r>
+      <w:r>
+        <w:rPr>
+          <w:rFonts w:asciiTheme="majorHAnsi" w:hAnsiTheme="majorHAnsi" w:cstheme="majorHAnsi"/>
+          <w:spacing w:val="-3"/>
+          <w:sz w:val="20"/>
+          <w:szCs w:val="20"/>
+          <w:lang w:val="es-ES"/>
+        </w:rPr>
+        <w:t>2 y 4,3</w:t>
+      </w:r>
+      <w:r>
+        <w:rPr>
+          <w:rFonts w:asciiTheme="majorHAnsi" w:hAnsiTheme="majorHAnsi" w:cstheme="majorHAnsi"/>
+          <w:spacing w:val="-3"/>
+          <w:sz w:val="20"/>
+          <w:szCs w:val="20"/>
+          <w:lang w:val="es-ES"/>
+        </w:rPr>
+        <w:t xml:space="preserve"> del presente contrato. Sin embargo, de lo anterior, por disposición legal ningún negocio fiduciario podrá ser excedente del plazo de 80 años.</w:t>
       </w:r>
     </w:p>
     <w:p>
@@ -5182,7 +7982,37 @@
           <w:sz w:val="20"/>
           <w:szCs w:val="20"/>
         </w:rPr>
-        <w:t xml:space="preserve">CLÁUSULA DÉCIMA SEGUNDA.- CAUSALES DE TERMINACIÓN DEL ENCARGO: </w:t>
+        <w:t xml:space="preserve">CLÁUSULA DÉCIMA </w:t>
+      </w:r>
+      <w:r>
+        <w:rPr>
+          <w:rFonts w:asciiTheme="majorHAnsi" w:hAnsiTheme="majorHAnsi" w:cstheme="majorHAnsi"/>
+          <w:b/>
+          <w:spacing w:val="-3"/>
+          <w:sz w:val="20"/>
+          <w:szCs w:val="20"/>
+        </w:rPr>
+        <w:t>SEGUNDA. -</w:t>
+      </w:r>
+      <w:r>
+        <w:rPr>
+          <w:rFonts w:asciiTheme="majorHAnsi" w:hAnsiTheme="majorHAnsi" w:cstheme="majorHAnsi"/>
+          <w:b/>
+          <w:spacing w:val="-3"/>
+          <w:sz w:val="20"/>
+          <w:szCs w:val="20"/>
+        </w:rPr>
+        <w:t xml:space="preserve"> CAUSALES DE TERMINACIÓN DEL ENCARGO:</w:t>
+      </w:r>
+      <w:r>
+        <w:rPr>
+          <w:rFonts w:asciiTheme="majorHAnsi" w:hAnsiTheme="majorHAnsi" w:cstheme="majorHAnsi"/>
+          <w:b/>
+          <w:spacing w:val="-3"/>
+          <w:sz w:val="20"/>
+          <w:szCs w:val="20"/>
+        </w:rPr>
+        <w:t xml:space="preserve"> </w:t>
       </w:r>
       <w:r>
         <w:rPr>
@@ -5261,7 +8091,52 @@
           <w:sz w:val="20"/>
           <w:szCs w:val="20"/>
         </w:rPr>
-        <w:t xml:space="preserve">Por haberse cumplido el objeto para el cual se constituyó o el plazo determinado en el presente contrato. </w:t>
+        <w:t xml:space="preserve">Por haberse cumplido </w:t>
+      </w:r>
+      <w:r>
+        <w:rPr>
+          <w:rFonts w:asciiTheme="majorHAnsi" w:hAnsiTheme="majorHAnsi" w:cstheme="majorHAnsi"/>
+          <w:spacing w:val="-3"/>
+          <w:sz w:val="20"/>
+          <w:szCs w:val="20"/>
+        </w:rPr>
+        <w:t>el objeto para el cual se constituy</w:t>
+      </w:r>
+      <w:r>
+        <w:rPr>
+          <w:rFonts w:asciiTheme="majorHAnsi" w:hAnsiTheme="majorHAnsi" w:cstheme="majorHAnsi"/>
+          <w:spacing w:val="-3"/>
+          <w:sz w:val="20"/>
+          <w:szCs w:val="20"/>
+        </w:rPr>
+        <w:t xml:space="preserve">ó o </w:t>
+      </w:r>
+      <w:r>
+        <w:rPr>
+          <w:rFonts w:asciiTheme="majorHAnsi" w:hAnsiTheme="majorHAnsi" w:cstheme="majorHAnsi"/>
+          <w:spacing w:val="-3"/>
+          <w:sz w:val="20"/>
+          <w:szCs w:val="20"/>
+        </w:rPr>
+        <w:t xml:space="preserve">el </w:t>
+      </w:r>
+      <w:r>
+        <w:rPr>
+          <w:rFonts w:asciiTheme="majorHAnsi" w:hAnsiTheme="majorHAnsi" w:cstheme="majorHAnsi"/>
+          <w:spacing w:val="-3"/>
+          <w:sz w:val="20"/>
+          <w:szCs w:val="20"/>
+        </w:rPr>
+        <w:t>plazo determinado en el presente contrato</w:t>
+      </w:r>
+      <w:r>
+        <w:rPr>
+          <w:rFonts w:asciiTheme="majorHAnsi" w:hAnsiTheme="majorHAnsi" w:cstheme="majorHAnsi"/>
+          <w:spacing w:val="-3"/>
+          <w:sz w:val="20"/>
+          <w:szCs w:val="20"/>
+        </w:rPr>
+        <w:t xml:space="preserve">. </w:t>
       </w:r>
     </w:p>
     <w:p>
@@ -5307,7 +8182,16 @@
           <w:sz w:val="20"/>
           <w:szCs w:val="20"/>
         </w:rPr>
-        <w:t xml:space="preserve"> y la FIDUCIARIA.</w:t>
+        <w:t xml:space="preserve"> </w:t>
+      </w:r>
+      <w:r>
+        <w:rPr>
+          <w:rFonts w:asciiTheme="majorHAnsi" w:hAnsiTheme="majorHAnsi" w:cstheme="majorHAnsi"/>
+          <w:spacing w:val="-3"/>
+          <w:sz w:val="20"/>
+          <w:szCs w:val="20"/>
+        </w:rPr>
+        <w:t>y la FIDUCIARIA.</w:t>
       </w:r>
     </w:p>
     <w:p>
@@ -5464,17 +8348,67 @@
           <w:sz w:val="20"/>
           <w:szCs w:val="20"/>
         </w:rPr>
-        <w:t xml:space="preserve">CLÁUSULA DÉCIMA TERCERA.- PROCEDIMIENTO DE LIQUIDACIÓN DEL ENCARGO FIDUCIARIO: </w:t>
-      </w:r>
-      <w:r>
-        <w:rPr>
-          <w:rFonts w:asciiTheme="majorHAnsi" w:hAnsiTheme="majorHAnsi" w:cstheme="majorHAnsi"/>
-          <w:bCs/>
-          <w:spacing w:val="-3"/>
-          <w:sz w:val="20"/>
-          <w:szCs w:val="20"/>
-        </w:rPr>
-        <w:t xml:space="preserve">Una vez cumplidas las causales de liquidación antes detalladas, ANEFI continuará el siguiente proceso.  </w:t>
+        <w:t xml:space="preserve">CLÁUSULA DÉCIMA </w:t>
+      </w:r>
+      <w:r>
+        <w:rPr>
+          <w:rFonts w:asciiTheme="majorHAnsi" w:hAnsiTheme="majorHAnsi" w:cstheme="majorHAnsi"/>
+          <w:b/>
+          <w:spacing w:val="-3"/>
+          <w:sz w:val="20"/>
+          <w:szCs w:val="20"/>
+        </w:rPr>
+        <w:t>TERCERA. -</w:t>
+      </w:r>
+      <w:r>
+        <w:rPr>
+          <w:rFonts w:asciiTheme="majorHAnsi" w:hAnsiTheme="majorHAnsi" w:cstheme="majorHAnsi"/>
+          <w:b/>
+          <w:spacing w:val="-3"/>
+          <w:sz w:val="20"/>
+          <w:szCs w:val="20"/>
+        </w:rPr>
+        <w:t xml:space="preserve"> PROCEDIMIENTO DE LIQUIDACIÓN DEL ENCARGO FIDUCIARIO:</w:t>
+      </w:r>
+      <w:r>
+        <w:rPr>
+          <w:rFonts w:asciiTheme="majorHAnsi" w:hAnsiTheme="majorHAnsi" w:cstheme="majorHAnsi"/>
+          <w:b/>
+          <w:spacing w:val="-3"/>
+          <w:sz w:val="20"/>
+          <w:szCs w:val="20"/>
+        </w:rPr>
+        <w:t xml:space="preserve"> </w:t>
+      </w:r>
+      <w:r>
+        <w:rPr>
+          <w:rFonts w:asciiTheme="majorHAnsi" w:hAnsiTheme="majorHAnsi" w:cstheme="majorHAnsi"/>
+          <w:bCs/>
+          <w:spacing w:val="-3"/>
+          <w:sz w:val="20"/>
+          <w:szCs w:val="20"/>
+        </w:rPr>
+        <w:t>Una vez cumplidas las causales de liquidación antes detalladas, ANEFI continuar</w:t>
+      </w:r>
+      <w:r>
+        <w:rPr>
+          <w:rFonts w:asciiTheme="majorHAnsi" w:hAnsiTheme="majorHAnsi" w:cstheme="majorHAnsi"/>
+          <w:bCs/>
+          <w:spacing w:val="-3"/>
+          <w:sz w:val="20"/>
+          <w:szCs w:val="20"/>
+        </w:rPr>
+        <w:t>á</w:t>
+      </w:r>
+      <w:r>
+        <w:rPr>
+          <w:rFonts w:asciiTheme="majorHAnsi" w:hAnsiTheme="majorHAnsi" w:cstheme="majorHAnsi"/>
+          <w:bCs/>
+          <w:spacing w:val="-3"/>
+          <w:sz w:val="20"/>
+          <w:szCs w:val="20"/>
+        </w:rPr>
+        <w:t xml:space="preserve"> el siguiente proceso.  </w:t>
       </w:r>
     </w:p>
     <w:p>
@@ -5510,8 +8444,66 @@
           <w:szCs w:val="20"/>
         </w:rPr>
         <w:t xml:space="preserve"> </w:t>
+      </w:r>
+      <w:r>
+        <w:rPr>
+          <w:rFonts w:asciiTheme="majorHAnsi" w:hAnsiTheme="majorHAnsi" w:cstheme="majorHAnsi"/>
+          <w:bCs/>
+          <w:spacing w:val="-3"/>
+          <w:sz w:val="20"/>
+          <w:szCs w:val="20"/>
+        </w:rPr>
         <w:tab/>
-        <w:t xml:space="preserve">La FIDUCIARIA rendirá cuenta final de su gestión de acuerdo a lo establecido en el presente contrato. La rendición final de cuentas se entenderá aprobada automáticamente si no es objetada dentro de los 5 días hábiles siguientes al envío de la misma a las direcciones electrónicas determinadas para notificaciones en el presente contrato. </w:t>
+      </w:r>
+      <w:r>
+        <w:rPr>
+          <w:rFonts w:asciiTheme="majorHAnsi" w:hAnsiTheme="majorHAnsi" w:cstheme="majorHAnsi"/>
+          <w:bCs/>
+          <w:spacing w:val="-3"/>
+          <w:sz w:val="20"/>
+          <w:szCs w:val="20"/>
+        </w:rPr>
+        <w:t xml:space="preserve">La FIDUCIARIA rendirá cuenta final de su gestión </w:t>
+      </w:r>
+      <w:r>
+        <w:rPr>
+          <w:rFonts w:asciiTheme="majorHAnsi" w:hAnsiTheme="majorHAnsi" w:cstheme="majorHAnsi"/>
+          <w:bCs/>
+          <w:spacing w:val="-3"/>
+          <w:sz w:val="20"/>
+          <w:szCs w:val="20"/>
+        </w:rPr>
+        <w:t>de acuerdo con</w:t>
+      </w:r>
+      <w:r>
+        <w:rPr>
+          <w:rFonts w:asciiTheme="majorHAnsi" w:hAnsiTheme="majorHAnsi" w:cstheme="majorHAnsi"/>
+          <w:bCs/>
+          <w:spacing w:val="-3"/>
+          <w:sz w:val="20"/>
+          <w:szCs w:val="20"/>
+        </w:rPr>
+        <w:t xml:space="preserve"> lo establecido en el presente contrato. La rendición final de cuentas se entenderá aprobada automáticamente si no es objetada dentro de los 5 días hábiles siguientes al envío de </w:t>
+      </w:r>
+      <w:r>
+        <w:rPr>
+          <w:rFonts w:asciiTheme="majorHAnsi" w:hAnsiTheme="majorHAnsi" w:cstheme="majorHAnsi"/>
+          <w:bCs/>
+          <w:spacing w:val="-3"/>
+          <w:sz w:val="20"/>
+          <w:szCs w:val="20"/>
+        </w:rPr>
+        <w:t>esta</w:t>
+      </w:r>
+      <w:r>
+        <w:rPr>
+          <w:rFonts w:asciiTheme="majorHAnsi" w:hAnsiTheme="majorHAnsi" w:cstheme="majorHAnsi"/>
+          <w:bCs/>
+          <w:spacing w:val="-3"/>
+          <w:sz w:val="20"/>
+          <w:szCs w:val="20"/>
+        </w:rPr>
+        <w:t xml:space="preserve"> a las direcciones electrónicas determinadas para notificaciones en el presente contrato. </w:t>
       </w:r>
     </w:p>
     <w:p>
@@ -5536,7 +8528,36 @@
           <w:sz w:val="20"/>
           <w:szCs w:val="20"/>
         </w:rPr>
-        <w:t>13.2.</w:t>
+        <w:t>13.</w:t>
+      </w:r>
+      <w:r>
+        <w:rPr>
+          <w:rFonts w:asciiTheme="majorHAnsi" w:hAnsiTheme="majorHAnsi" w:cstheme="majorHAnsi"/>
+          <w:b/>
+          <w:spacing w:val="-3"/>
+          <w:sz w:val="20"/>
+          <w:szCs w:val="20"/>
+        </w:rPr>
+        <w:t>2</w:t>
+      </w:r>
+      <w:r>
+        <w:rPr>
+          <w:rFonts w:asciiTheme="majorHAnsi" w:hAnsiTheme="majorHAnsi" w:cstheme="majorHAnsi"/>
+          <w:b/>
+          <w:spacing w:val="-3"/>
+          <w:sz w:val="20"/>
+          <w:szCs w:val="20"/>
+        </w:rPr>
+        <w:t>.</w:t>
+      </w:r>
+      <w:r>
+        <w:rPr>
+          <w:rFonts w:asciiTheme="majorHAnsi" w:hAnsiTheme="majorHAnsi" w:cstheme="majorHAnsi"/>
+          <w:b/>
+          <w:spacing w:val="-3"/>
+          <w:sz w:val="20"/>
+          <w:szCs w:val="20"/>
+        </w:rPr>
         <w:tab/>
       </w:r>
       <w:r>
@@ -5572,7 +8593,36 @@
           <w:sz w:val="20"/>
           <w:szCs w:val="20"/>
         </w:rPr>
-        <w:t>13.3.</w:t>
+        <w:t>13.</w:t>
+      </w:r>
+      <w:r>
+        <w:rPr>
+          <w:rFonts w:asciiTheme="majorHAnsi" w:hAnsiTheme="majorHAnsi" w:cstheme="majorHAnsi"/>
+          <w:b/>
+          <w:spacing w:val="-3"/>
+          <w:sz w:val="20"/>
+          <w:szCs w:val="20"/>
+        </w:rPr>
+        <w:t>3</w:t>
+      </w:r>
+      <w:r>
+        <w:rPr>
+          <w:rFonts w:asciiTheme="majorHAnsi" w:hAnsiTheme="majorHAnsi" w:cstheme="majorHAnsi"/>
+          <w:b/>
+          <w:spacing w:val="-3"/>
+          <w:sz w:val="20"/>
+          <w:szCs w:val="20"/>
+        </w:rPr>
+        <w:t>.</w:t>
+      </w:r>
+      <w:r>
+        <w:rPr>
+          <w:rFonts w:asciiTheme="majorHAnsi" w:hAnsiTheme="majorHAnsi" w:cstheme="majorHAnsi"/>
+          <w:b/>
+          <w:spacing w:val="-3"/>
+          <w:sz w:val="20"/>
+          <w:szCs w:val="20"/>
+        </w:rPr>
         <w:tab/>
       </w:r>
       <w:r>
@@ -5609,17 +8659,70 @@
           <w:szCs w:val="20"/>
           <w:lang w:val="es-ES_tradnl"/>
         </w:rPr>
-        <w:t xml:space="preserve">CLÁUSULA DÉCIMA CUARTA.- GASTOS: </w:t>
-      </w:r>
-      <w:r>
-        <w:rPr>
-          <w:rFonts w:asciiTheme="majorHAnsi" w:hAnsiTheme="majorHAnsi" w:cstheme="majorHAnsi"/>
+        <w:t xml:space="preserve">CLÁUSULA DÉCIMA </w:t>
+      </w:r>
+      <w:r>
+        <w:rPr>
+          <w:rFonts w:asciiTheme="majorHAnsi" w:hAnsiTheme="majorHAnsi" w:cstheme="majorHAnsi"/>
+          <w:b/>
           <w:spacing w:val="-2"/>
           <w:sz w:val="20"/>
           <w:szCs w:val="20"/>
           <w:lang w:val="es-ES_tradnl"/>
         </w:rPr>
-        <w:t xml:space="preserve">Todos los gastos que demanden la celebración, liquidación y administración de este instrumento y su perfeccionamiento serán de cuenta de </w:t>
+        <w:t>CUARTA. -</w:t>
+      </w:r>
+      <w:r>
+        <w:rPr>
+          <w:rFonts w:asciiTheme="majorHAnsi" w:hAnsiTheme="majorHAnsi" w:cstheme="majorHAnsi"/>
+          <w:b/>
+          <w:spacing w:val="-2"/>
+          <w:sz w:val="20"/>
+          <w:szCs w:val="20"/>
+          <w:lang w:val="es-ES_tradnl"/>
+        </w:rPr>
+        <w:t xml:space="preserve"> GASTOS:</w:t>
+      </w:r>
+      <w:r>
+        <w:rPr>
+          <w:rFonts w:asciiTheme="majorHAnsi" w:hAnsiTheme="majorHAnsi" w:cstheme="majorHAnsi"/>
+          <w:b/>
+          <w:spacing w:val="-2"/>
+          <w:sz w:val="20"/>
+          <w:szCs w:val="20"/>
+          <w:lang w:val="es-ES_tradnl"/>
+        </w:rPr>
+        <w:t xml:space="preserve"> </w:t>
+      </w:r>
+      <w:r>
+        <w:rPr>
+          <w:rFonts w:asciiTheme="majorHAnsi" w:hAnsiTheme="majorHAnsi" w:cstheme="majorHAnsi"/>
+          <w:spacing w:val="-2"/>
+          <w:sz w:val="20"/>
+          <w:szCs w:val="20"/>
+          <w:lang w:val="es-ES_tradnl"/>
+        </w:rPr>
+        <w:t xml:space="preserve">Todos los gastos que demanden la celebración, liquidación y administración de este instrumento y su perfeccionamiento serán </w:t>
+      </w:r>
+      <w:r>
+        <w:rPr>
+          <w:rFonts w:asciiTheme="majorHAnsi" w:hAnsiTheme="majorHAnsi" w:cstheme="majorHAnsi"/>
+          <w:spacing w:val="-2"/>
+          <w:sz w:val="20"/>
+          <w:szCs w:val="20"/>
+          <w:lang w:val="es-ES_tradnl"/>
+        </w:rPr>
+        <w:t>dé</w:t>
+      </w:r>
+      <w:r>
+        <w:rPr>
+          <w:rFonts w:asciiTheme="majorHAnsi" w:hAnsiTheme="majorHAnsi" w:cstheme="majorHAnsi"/>
+          <w:spacing w:val="-2"/>
+          <w:sz w:val="20"/>
+          <w:szCs w:val="20"/>
+          <w:lang w:val="es-ES_tradnl"/>
+        </w:rPr>
+        <w:t xml:space="preserve"> cuenta de </w:t>
       </w:r>
       <w:r>
         <w:rPr>
@@ -5673,7 +8776,29 @@
           <w:szCs w:val="20"/>
           <w:lang w:val="es-ES_tradnl"/>
         </w:rPr>
-        <w:t xml:space="preserve">CLÁUSULA DÉCIMA QUINTA.- </w:t>
+        <w:t xml:space="preserve">CLÁUSULA DÉCIMA </w:t>
+      </w:r>
+      <w:r>
+        <w:rPr>
+          <w:rFonts w:asciiTheme="majorHAnsi" w:hAnsiTheme="majorHAnsi" w:cstheme="majorHAnsi"/>
+          <w:b/>
+          <w:spacing w:val="-3"/>
+          <w:sz w:val="20"/>
+          <w:szCs w:val="20"/>
+          <w:lang w:val="es-ES_tradnl"/>
+        </w:rPr>
+        <w:t>QUINTA. -</w:t>
+      </w:r>
+      <w:r>
+        <w:rPr>
+          <w:rFonts w:asciiTheme="majorHAnsi" w:hAnsiTheme="majorHAnsi" w:cstheme="majorHAnsi"/>
+          <w:b/>
+          <w:spacing w:val="-3"/>
+          <w:sz w:val="20"/>
+          <w:szCs w:val="20"/>
+          <w:lang w:val="es-ES_tradnl"/>
+        </w:rPr>
+        <w:t xml:space="preserve"> </w:t>
       </w:r>
       <w:r>
         <w:rPr>
@@ -5684,18 +8809,29 @@
           <w:szCs w:val="20"/>
           <w:lang w:val="es-ES_tradnl"/>
         </w:rPr>
-        <w:t xml:space="preserve">RESPONSABILIDAD DE LA FIDUCIARIA: </w:t>
-      </w:r>
-      <w:r>
-        <w:rPr>
-          <w:rFonts w:asciiTheme="majorHAnsi" w:hAnsiTheme="majorHAnsi" w:cstheme="majorHAnsi"/>
-          <w:b/>
-          <w:bCs/>
+        <w:t>RESPONSABILIDAD DE LA FIDUCIARIA:</w:t>
+      </w:r>
+      <w:r>
+        <w:rPr>
+          <w:rFonts w:asciiTheme="majorHAnsi" w:hAnsiTheme="majorHAnsi" w:cstheme="majorHAnsi"/>
+          <w:b/>
           <w:spacing w:val="-2"/>
           <w:sz w:val="20"/>
           <w:szCs w:val="20"/>
           <w:lang w:val="es-ES_tradnl"/>
         </w:rPr>
+        <w:t xml:space="preserve"> </w:t>
+      </w:r>
+      <w:r>
+        <w:rPr>
+          <w:rFonts w:asciiTheme="majorHAnsi" w:hAnsiTheme="majorHAnsi" w:cstheme="majorHAnsi"/>
+          <w:b/>
+          <w:bCs/>
+          <w:spacing w:val="-2"/>
+          <w:sz w:val="20"/>
+          <w:szCs w:val="20"/>
+          <w:lang w:val="es-ES_tradnl"/>
+        </w:rPr>
         <w:t xml:space="preserve">a) </w:t>
       </w:r>
       <w:r>
@@ -5706,7 +8842,17 @@
           <w:szCs w:val="20"/>
           <w:lang w:val="es-ES_tradnl"/>
         </w:rPr>
-        <w:t xml:space="preserve">La FIDUCIARIA no será responsable de hechos, actos u omisiones de </w:t>
+        <w:t>La</w:t>
+      </w:r>
+      <w:r>
+        <w:rPr>
+          <w:rFonts w:asciiTheme="majorHAnsi" w:hAnsiTheme="majorHAnsi" w:cstheme="majorHAnsi"/>
+          <w:spacing w:val="-2"/>
+          <w:sz w:val="20"/>
+          <w:szCs w:val="20"/>
+          <w:lang w:val="es-ES_tradnl"/>
+        </w:rPr>
+        <w:t xml:space="preserve"> FIDUCIARIA no será responsable de hechos, actos u omisiones de </w:t>
       </w:r>
       <w:r>
         <w:rPr>
@@ -5726,18 +8872,28 @@
           <w:szCs w:val="20"/>
           <w:lang w:val="es-ES_tradnl"/>
         </w:rPr>
-        <w:t xml:space="preserve">o de terceras personas que impidan o dificulten el cumplimiento del objeto de este ENCARGO. </w:t>
-      </w:r>
-      <w:r>
-        <w:rPr>
-          <w:rFonts w:asciiTheme="majorHAnsi" w:hAnsiTheme="majorHAnsi" w:cstheme="majorHAnsi"/>
-          <w:b/>
-          <w:bCs/>
+        <w:t>o de terceras personas que impidan o dificulten el cumplimiento del objeto de este ENCARGO.</w:t>
+      </w:r>
+      <w:r>
+        <w:rPr>
+          <w:rFonts w:asciiTheme="majorHAnsi" w:hAnsiTheme="majorHAnsi" w:cstheme="majorHAnsi"/>
           <w:spacing w:val="-2"/>
           <w:sz w:val="20"/>
           <w:szCs w:val="20"/>
           <w:lang w:val="es-ES_tradnl"/>
         </w:rPr>
+        <w:t xml:space="preserve"> </w:t>
+      </w:r>
+      <w:r>
+        <w:rPr>
+          <w:rFonts w:asciiTheme="majorHAnsi" w:hAnsiTheme="majorHAnsi" w:cstheme="majorHAnsi"/>
+          <w:b/>
+          <w:bCs/>
+          <w:spacing w:val="-2"/>
+          <w:sz w:val="20"/>
+          <w:szCs w:val="20"/>
+          <w:lang w:val="es-ES_tradnl"/>
+        </w:rPr>
         <w:t>b)</w:t>
       </w:r>
       <w:r>
@@ -5792,18 +8948,78 @@
           <w:szCs w:val="20"/>
           <w:lang w:val="es-ES_tradnl"/>
         </w:rPr>
-        <w:t xml:space="preserve">El/La CONSTITUYENE exonera a la FIDUCIARIA por su actuación en cumplimiento a cualquier reforma al ordenamiento jurídico vigente aplicable, así como por la expedición de cualquier norma que pudiere afectar al presente contrato. En caso de generarse costos, gastos o tributos por la ejecución del presente ENCARGO, los recursos para el pago de los mismos deberán ser provistos por el GENERADOR DE INSTRUCCIONES o el/la CONSTITUYENTE, dependiendo del responsable de las obligaciones generadas. </w:t>
-      </w:r>
-      <w:r>
-        <w:rPr>
-          <w:rFonts w:asciiTheme="majorHAnsi" w:hAnsiTheme="majorHAnsi" w:cstheme="majorHAnsi"/>
-          <w:b/>
-          <w:bCs/>
+        <w:t>El/La CONSTITUYENE exonera a la FIDUCIARIA por su actuación en cumplimiento a cualquier reforma al ordenamiento jurídico vigente aplicable</w:t>
+      </w:r>
+      <w:r>
+        <w:rPr>
+          <w:rFonts w:asciiTheme="majorHAnsi" w:hAnsiTheme="majorHAnsi" w:cstheme="majorHAnsi"/>
           <w:spacing w:val="-2"/>
           <w:sz w:val="20"/>
           <w:szCs w:val="20"/>
           <w:lang w:val="es-ES_tradnl"/>
         </w:rPr>
+        <w:t xml:space="preserve">, así como por la expedición de cualquier norma que pudiere afectar al presente contrato. En caso de generarse costos, gastos o tributos por la ejecución del presente </w:t>
+      </w:r>
+      <w:r>
+        <w:rPr>
+          <w:rFonts w:asciiTheme="majorHAnsi" w:hAnsiTheme="majorHAnsi" w:cstheme="majorHAnsi"/>
+          <w:spacing w:val="-2"/>
+          <w:sz w:val="20"/>
+          <w:szCs w:val="20"/>
+          <w:lang w:val="es-ES_tradnl"/>
+        </w:rPr>
+        <w:t xml:space="preserve">ENCARGO, los recursos para el pago de </w:t>
+      </w:r>
+      <w:r>
+        <w:rPr>
+          <w:rFonts w:asciiTheme="majorHAnsi" w:hAnsiTheme="majorHAnsi" w:cstheme="majorHAnsi"/>
+          <w:spacing w:val="-2"/>
+          <w:sz w:val="20"/>
+          <w:szCs w:val="20"/>
+          <w:lang w:val="es-ES_tradnl"/>
+        </w:rPr>
+        <w:t>estos</w:t>
+      </w:r>
+      <w:r>
+        <w:rPr>
+          <w:rFonts w:asciiTheme="majorHAnsi" w:hAnsiTheme="majorHAnsi" w:cstheme="majorHAnsi"/>
+          <w:spacing w:val="-2"/>
+          <w:sz w:val="20"/>
+          <w:szCs w:val="20"/>
+          <w:lang w:val="es-ES_tradnl"/>
+        </w:rPr>
+        <w:t xml:space="preserve"> deberán ser provistos por el </w:t>
+      </w:r>
+      <w:r>
+        <w:rPr>
+          <w:rFonts w:asciiTheme="majorHAnsi" w:hAnsiTheme="majorHAnsi" w:cstheme="majorHAnsi"/>
+          <w:spacing w:val="-2"/>
+          <w:sz w:val="20"/>
+          <w:szCs w:val="20"/>
+          <w:lang w:val="es-ES_tradnl"/>
+        </w:rPr>
+        <w:t xml:space="preserve">GENERADOR DE INSTRUCCIONES </w:t>
+      </w:r>
+      <w:r>
+        <w:rPr>
+          <w:rFonts w:asciiTheme="majorHAnsi" w:hAnsiTheme="majorHAnsi" w:cstheme="majorHAnsi"/>
+          <w:spacing w:val="-2"/>
+          <w:sz w:val="20"/>
+          <w:szCs w:val="20"/>
+          <w:lang w:val="es-ES_tradnl"/>
+        </w:rPr>
+        <w:t xml:space="preserve">o el/la CONSTITUYENTE, dependiendo del responsable de las obligaciones generadas. </w:t>
+      </w:r>
+      <w:r>
+        <w:rPr>
+          <w:rFonts w:asciiTheme="majorHAnsi" w:hAnsiTheme="majorHAnsi" w:cstheme="majorHAnsi"/>
+          <w:b/>
+          <w:bCs/>
+          <w:spacing w:val="-2"/>
+          <w:sz w:val="20"/>
+          <w:szCs w:val="20"/>
+          <w:lang w:val="es-ES_tradnl"/>
+        </w:rPr>
         <w:t xml:space="preserve">e) </w:t>
       </w:r>
       <w:r>
@@ -5814,18 +9030,128 @@
           <w:szCs w:val="20"/>
           <w:lang w:val="es-ES_tradnl"/>
         </w:rPr>
-        <w:t xml:space="preserve">El CONSTITUYENTE declara expresamente que ha sido informado respecto de la naturaleza del presente contrato y de los riesgos que este conlleva, que con el presente no se garantiza el éxito ni los resultados esperados y que podrían existir eventos y circunstancias ajenas que impidan o compliquen su cumplimiento, todo lo cual ha sido debidamente comunicado y expuesto a las partes, por lo que no podrá alegar desconocimientos del particular o interponer reclamos en tal sentido. </w:t>
-      </w:r>
-      <w:r>
-        <w:rPr>
-          <w:rFonts w:asciiTheme="majorHAnsi" w:hAnsiTheme="majorHAnsi" w:cstheme="majorHAnsi"/>
-          <w:b/>
-          <w:bCs/>
+        <w:t xml:space="preserve">El CONSTITUYENTE declara expresamente que ha </w:t>
+      </w:r>
+      <w:r>
+        <w:rPr>
+          <w:rFonts w:asciiTheme="majorHAnsi" w:hAnsiTheme="majorHAnsi" w:cstheme="majorHAnsi"/>
           <w:spacing w:val="-2"/>
           <w:sz w:val="20"/>
           <w:szCs w:val="20"/>
           <w:lang w:val="es-ES_tradnl"/>
         </w:rPr>
+        <w:t xml:space="preserve">sido informado respecto de la naturaleza del presente contrato y de los riesgos </w:t>
+      </w:r>
+      <w:r>
+        <w:rPr>
+          <w:rFonts w:asciiTheme="majorHAnsi" w:hAnsiTheme="majorHAnsi" w:cstheme="majorHAnsi"/>
+          <w:spacing w:val="-2"/>
+          <w:sz w:val="20"/>
+          <w:szCs w:val="20"/>
+          <w:lang w:val="es-ES_tradnl"/>
+        </w:rPr>
+        <w:t xml:space="preserve">que este conlleva, que </w:t>
+      </w:r>
+      <w:r>
+        <w:rPr>
+          <w:rFonts w:asciiTheme="majorHAnsi" w:hAnsiTheme="majorHAnsi" w:cstheme="majorHAnsi"/>
+          <w:spacing w:val="-2"/>
+          <w:sz w:val="20"/>
+          <w:szCs w:val="20"/>
+          <w:lang w:val="es-ES_tradnl"/>
+        </w:rPr>
+        <w:t xml:space="preserve">con </w:t>
+      </w:r>
+      <w:r>
+        <w:rPr>
+          <w:rFonts w:asciiTheme="majorHAnsi" w:hAnsiTheme="majorHAnsi" w:cstheme="majorHAnsi"/>
+          <w:spacing w:val="-2"/>
+          <w:sz w:val="20"/>
+          <w:szCs w:val="20"/>
+          <w:lang w:val="es-ES_tradnl"/>
+        </w:rPr>
+        <w:t>el presente</w:t>
+      </w:r>
+      <w:r>
+        <w:rPr>
+          <w:rFonts w:asciiTheme="majorHAnsi" w:hAnsiTheme="majorHAnsi" w:cstheme="majorHAnsi"/>
+          <w:spacing w:val="-2"/>
+          <w:sz w:val="20"/>
+          <w:szCs w:val="20"/>
+          <w:lang w:val="es-ES_tradnl"/>
+        </w:rPr>
+        <w:t xml:space="preserve"> no se garantiza el éxito ni los resultados </w:t>
+      </w:r>
+      <w:r>
+        <w:rPr>
+          <w:rFonts w:asciiTheme="majorHAnsi" w:hAnsiTheme="majorHAnsi" w:cstheme="majorHAnsi"/>
+          <w:spacing w:val="-2"/>
+          <w:sz w:val="20"/>
+          <w:szCs w:val="20"/>
+          <w:lang w:val="es-ES_tradnl"/>
+        </w:rPr>
+        <w:t>e</w:t>
+      </w:r>
+      <w:r>
+        <w:rPr>
+          <w:rFonts w:asciiTheme="majorHAnsi" w:hAnsiTheme="majorHAnsi" w:cstheme="majorHAnsi"/>
+          <w:spacing w:val="-2"/>
+          <w:sz w:val="20"/>
+          <w:szCs w:val="20"/>
+          <w:lang w:val="es-ES_tradnl"/>
+        </w:rPr>
+        <w:t xml:space="preserve">sperados y que podrían existir eventos y circunstancias ajenas que impidan o compliquen su cumplimiento, todo lo cual ha sido debidamente comunicado y expuesto a las partes, por lo que </w:t>
+      </w:r>
+      <w:r>
+        <w:rPr>
+          <w:rFonts w:asciiTheme="majorHAnsi" w:hAnsiTheme="majorHAnsi" w:cstheme="majorHAnsi"/>
+          <w:spacing w:val="-2"/>
+          <w:sz w:val="20"/>
+          <w:szCs w:val="20"/>
+          <w:lang w:val="es-ES_tradnl"/>
+        </w:rPr>
+        <w:t xml:space="preserve">no podrá alegar desconocimientos del particular o </w:t>
+      </w:r>
+      <w:r>
+        <w:rPr>
+          <w:rFonts w:asciiTheme="majorHAnsi" w:hAnsiTheme="majorHAnsi" w:cstheme="majorHAnsi"/>
+          <w:spacing w:val="-2"/>
+          <w:sz w:val="20"/>
+          <w:szCs w:val="20"/>
+          <w:lang w:val="es-ES_tradnl"/>
+        </w:rPr>
+        <w:t xml:space="preserve">interponer </w:t>
+      </w:r>
+      <w:r>
+        <w:rPr>
+          <w:rFonts w:asciiTheme="majorHAnsi" w:hAnsiTheme="majorHAnsi" w:cstheme="majorHAnsi"/>
+          <w:spacing w:val="-2"/>
+          <w:sz w:val="20"/>
+          <w:szCs w:val="20"/>
+          <w:lang w:val="es-ES_tradnl"/>
+        </w:rPr>
+        <w:t>reclamos en tal sentido</w:t>
+      </w:r>
+      <w:r>
+        <w:rPr>
+          <w:rFonts w:asciiTheme="majorHAnsi" w:hAnsiTheme="majorHAnsi" w:cstheme="majorHAnsi"/>
+          <w:spacing w:val="-2"/>
+          <w:sz w:val="20"/>
+          <w:szCs w:val="20"/>
+          <w:lang w:val="es-ES_tradnl"/>
+        </w:rPr>
+        <w:t xml:space="preserve">. </w:t>
+      </w:r>
+      <w:r>
+        <w:rPr>
+          <w:rFonts w:asciiTheme="majorHAnsi" w:hAnsiTheme="majorHAnsi" w:cstheme="majorHAnsi"/>
+          <w:b/>
+          <w:bCs/>
+          <w:spacing w:val="-2"/>
+          <w:sz w:val="20"/>
+          <w:szCs w:val="20"/>
+          <w:lang w:val="es-ES_tradnl"/>
+        </w:rPr>
         <w:t xml:space="preserve">f) </w:t>
       </w:r>
       <w:r>
@@ -5836,7 +9162,118 @@
           <w:szCs w:val="20"/>
           <w:lang w:val="es-ES_tradnl"/>
         </w:rPr>
-        <w:t xml:space="preserve">El presente ENCARGO no constituye el ejercicio de la actividad de intermediación o comercialización de vehículos, el cual es ejecutado por el GENERADOR DE INSTRUCCIONES, simplemente es el mecanismo elegido y aceptado por el/la CONSTITUYENTE para ejecutar el proceso operativo de desarrollo y perfeccionamiento del proceso de transferencia de dominio. </w:t>
+        <w:t xml:space="preserve">El presente ENCARGO no constituye el ejercicio de la actividad de intermediación o </w:t>
+      </w:r>
+      <w:r>
+        <w:rPr>
+          <w:rFonts w:asciiTheme="majorHAnsi" w:hAnsiTheme="majorHAnsi" w:cstheme="majorHAnsi"/>
+          <w:spacing w:val="-2"/>
+          <w:sz w:val="20"/>
+          <w:szCs w:val="20"/>
+          <w:lang w:val="es-ES_tradnl"/>
+        </w:rPr>
+        <w:t>comercialización</w:t>
+      </w:r>
+      <w:r>
+        <w:rPr>
+          <w:rFonts w:asciiTheme="majorHAnsi" w:hAnsiTheme="majorHAnsi" w:cstheme="majorHAnsi"/>
+          <w:spacing w:val="-2"/>
+          <w:sz w:val="20"/>
+          <w:szCs w:val="20"/>
+          <w:lang w:val="es-ES_tradnl"/>
+        </w:rPr>
+        <w:t xml:space="preserve"> de vehículos, el cual es ejecutado por el </w:t>
+      </w:r>
+      <w:r>
+        <w:rPr>
+          <w:rFonts w:asciiTheme="majorHAnsi" w:hAnsiTheme="majorHAnsi" w:cstheme="majorHAnsi"/>
+          <w:spacing w:val="-2"/>
+          <w:sz w:val="20"/>
+          <w:szCs w:val="20"/>
+          <w:lang w:val="es-ES_tradnl"/>
+        </w:rPr>
+        <w:t xml:space="preserve">GENERADOR </w:t>
+      </w:r>
+      <w:r>
+        <w:rPr>
+          <w:rFonts w:asciiTheme="majorHAnsi" w:hAnsiTheme="majorHAnsi" w:cstheme="majorHAnsi"/>
+          <w:spacing w:val="-2"/>
+          <w:sz w:val="20"/>
+          <w:szCs w:val="20"/>
+          <w:lang w:val="es-ES_tradnl"/>
+        </w:rPr>
+        <w:lastRenderedPageBreak/>
+        <w:t>DE INSTRUCCIONES</w:t>
+      </w:r>
+      <w:r>
+        <w:rPr>
+          <w:rFonts w:asciiTheme="majorHAnsi" w:hAnsiTheme="majorHAnsi" w:cstheme="majorHAnsi"/>
+          <w:spacing w:val="-2"/>
+          <w:sz w:val="20"/>
+          <w:szCs w:val="20"/>
+          <w:lang w:val="es-ES_tradnl"/>
+        </w:rPr>
+        <w:t xml:space="preserve">, </w:t>
+      </w:r>
+      <w:r>
+        <w:rPr>
+          <w:rFonts w:asciiTheme="majorHAnsi" w:hAnsiTheme="majorHAnsi" w:cstheme="majorHAnsi"/>
+          <w:spacing w:val="-2"/>
+          <w:sz w:val="20"/>
+          <w:szCs w:val="20"/>
+          <w:lang w:val="es-ES_tradnl"/>
+        </w:rPr>
+        <w:t>simplemente</w:t>
+      </w:r>
+      <w:r>
+        <w:rPr>
+          <w:rFonts w:asciiTheme="majorHAnsi" w:hAnsiTheme="majorHAnsi" w:cstheme="majorHAnsi"/>
+          <w:spacing w:val="-2"/>
+          <w:sz w:val="20"/>
+          <w:szCs w:val="20"/>
+          <w:lang w:val="es-ES_tradnl"/>
+        </w:rPr>
+        <w:t xml:space="preserve"> es el mecanismo elegido y </w:t>
+      </w:r>
+      <w:r>
+        <w:rPr>
+          <w:rFonts w:asciiTheme="majorHAnsi" w:hAnsiTheme="majorHAnsi" w:cstheme="majorHAnsi"/>
+          <w:spacing w:val="-2"/>
+          <w:sz w:val="20"/>
+          <w:szCs w:val="20"/>
+          <w:lang w:val="es-ES_tradnl"/>
+        </w:rPr>
+        <w:t xml:space="preserve">aceptado </w:t>
+      </w:r>
+      <w:r>
+        <w:rPr>
+          <w:rFonts w:asciiTheme="majorHAnsi" w:hAnsiTheme="majorHAnsi" w:cstheme="majorHAnsi"/>
+          <w:spacing w:val="-2"/>
+          <w:sz w:val="20"/>
+          <w:szCs w:val="20"/>
+          <w:lang w:val="es-ES_tradnl"/>
+        </w:rPr>
+        <w:t xml:space="preserve">por el/la CONSTITUYENTE </w:t>
+      </w:r>
+      <w:r>
+        <w:rPr>
+          <w:rFonts w:asciiTheme="majorHAnsi" w:hAnsiTheme="majorHAnsi" w:cstheme="majorHAnsi"/>
+          <w:spacing w:val="-2"/>
+          <w:sz w:val="20"/>
+          <w:szCs w:val="20"/>
+          <w:lang w:val="es-ES_tradnl"/>
+        </w:rPr>
+        <w:t>para ejecutar el proceso operativo de desarrollo y perfeccionamiento del proceso de transferencia de dominio.</w:t>
+      </w:r>
+      <w:r>
+        <w:rPr>
+          <w:rFonts w:asciiTheme="majorHAnsi" w:hAnsiTheme="majorHAnsi" w:cstheme="majorHAnsi"/>
+          <w:spacing w:val="-2"/>
+          <w:sz w:val="20"/>
+          <w:szCs w:val="20"/>
+          <w:lang w:val="es-ES_tradnl"/>
+        </w:rPr>
+        <w:t xml:space="preserve"> </w:t>
       </w:r>
     </w:p>
     <w:p>
@@ -5859,17 +9296,47 @@
           <w:szCs w:val="20"/>
           <w:lang w:val="es-ES_tradnl"/>
         </w:rPr>
-        <w:t xml:space="preserve">CLÁUSULA DÉCIMA SEXTA.- </w:t>
-      </w:r>
-      <w:r>
-        <w:rPr>
-          <w:rFonts w:asciiTheme="majorHAnsi" w:hAnsiTheme="majorHAnsi" w:cstheme="majorHAnsi"/>
-          <w:b/>
-          <w:spacing w:val="-3"/>
-          <w:sz w:val="20"/>
-          <w:szCs w:val="20"/>
-        </w:rPr>
-        <w:t xml:space="preserve">LEGISLACIÓN APLICABLE: </w:t>
+        <w:t xml:space="preserve">CLÁUSULA DÉCIMA </w:t>
+      </w:r>
+      <w:r>
+        <w:rPr>
+          <w:rFonts w:asciiTheme="majorHAnsi" w:hAnsiTheme="majorHAnsi" w:cstheme="majorHAnsi"/>
+          <w:b/>
+          <w:sz w:val="20"/>
+          <w:szCs w:val="20"/>
+          <w:lang w:val="es-ES_tradnl"/>
+        </w:rPr>
+        <w:t>SEXTA. -</w:t>
+      </w:r>
+      <w:r>
+        <w:rPr>
+          <w:rFonts w:asciiTheme="majorHAnsi" w:hAnsiTheme="majorHAnsi" w:cstheme="majorHAnsi"/>
+          <w:b/>
+          <w:sz w:val="20"/>
+          <w:szCs w:val="20"/>
+          <w:lang w:val="es-ES_tradnl"/>
+        </w:rPr>
+        <w:t xml:space="preserve"> </w:t>
+      </w:r>
+      <w:r>
+        <w:rPr>
+          <w:rFonts w:asciiTheme="majorHAnsi" w:hAnsiTheme="majorHAnsi" w:cstheme="majorHAnsi"/>
+          <w:b/>
+          <w:spacing w:val="-3"/>
+          <w:sz w:val="20"/>
+          <w:szCs w:val="20"/>
+        </w:rPr>
+        <w:t>LEGISLACIÓN APLICABLE:</w:t>
+      </w:r>
+      <w:r>
+        <w:rPr>
+          <w:rFonts w:asciiTheme="majorHAnsi" w:hAnsiTheme="majorHAnsi" w:cstheme="majorHAnsi"/>
+          <w:b/>
+          <w:spacing w:val="-3"/>
+          <w:sz w:val="20"/>
+          <w:szCs w:val="20"/>
+        </w:rPr>
+        <w:t xml:space="preserve"> </w:t>
       </w:r>
       <w:r>
         <w:rPr>
@@ -5913,8 +9380,52 @@
           <w:szCs w:val="20"/>
           <w:lang w:val="es-ES"/>
         </w:rPr>
-        <w:lastRenderedPageBreak/>
-        <w:t xml:space="preserve">CLÁUSULA DÉCIMA SÉPTIMA.- CONTRATACIÓN DE UN AUDITOR EXTERNO Y CUSTODIA: </w:t>
+        <w:t xml:space="preserve">CLÁUSULA DÉCIMA </w:t>
+      </w:r>
+      <w:r>
+        <w:rPr>
+          <w:rFonts w:cstheme="majorHAnsi"/>
+          <w:b/>
+          <w:bCs/>
+          <w:i w:val="0"/>
+          <w:iCs w:val="0"/>
+          <w:color w:val="000000" w:themeColor="text1"/>
+          <w:spacing w:val="-2"/>
+          <w:sz w:val="20"/>
+          <w:szCs w:val="20"/>
+          <w:lang w:val="es-ES"/>
+        </w:rPr>
+        <w:t>SÉPTIMA. -</w:t>
+      </w:r>
+      <w:r>
+        <w:rPr>
+          <w:rFonts w:cstheme="majorHAnsi"/>
+          <w:b/>
+          <w:bCs/>
+          <w:i w:val="0"/>
+          <w:iCs w:val="0"/>
+          <w:color w:val="000000" w:themeColor="text1"/>
+          <w:spacing w:val="-2"/>
+          <w:sz w:val="20"/>
+          <w:szCs w:val="20"/>
+          <w:lang w:val="es-ES"/>
+        </w:rPr>
+        <w:t xml:space="preserve"> CONTRATACIÓN DE UN AUDITOR EXTERNO Y CUSTODIA:</w:t>
+      </w:r>
+      <w:r>
+        <w:rPr>
+          <w:rFonts w:cstheme="majorHAnsi"/>
+          <w:b/>
+          <w:bCs/>
+          <w:i w:val="0"/>
+          <w:iCs w:val="0"/>
+          <w:color w:val="000000" w:themeColor="text1"/>
+          <w:spacing w:val="-2"/>
+          <w:sz w:val="20"/>
+          <w:szCs w:val="20"/>
+          <w:lang w:val="es-ES"/>
+        </w:rPr>
+        <w:t xml:space="preserve"> </w:t>
       </w:r>
       <w:r>
         <w:rPr>
@@ -5926,7 +9437,79 @@
           <w:szCs w:val="20"/>
           <w:lang w:eastAsia="es-MX"/>
         </w:rPr>
-        <w:t xml:space="preserve">En caso de que el/la/los CONSTITUYENTE(S) requieran que el ENCARGO sea sometido a la revisión de una firma auditora externa, la FIDUCIARIA designará a dicha firma auditora, caso en el cual los costos, gastos y honorarios que demande su contratación deberán ser asumidos por el/la/los CONSTITUYENTE(S). </w:t>
+        <w:t xml:space="preserve">En caso de que </w:t>
+      </w:r>
+      <w:r>
+        <w:rPr>
+          <w:rFonts w:eastAsia="Times New Roman" w:cstheme="majorHAnsi"/>
+          <w:i w:val="0"/>
+          <w:iCs w:val="0"/>
+          <w:color w:val="auto"/>
+          <w:sz w:val="20"/>
+          <w:szCs w:val="20"/>
+          <w:lang w:eastAsia="es-MX"/>
+        </w:rPr>
+        <w:t xml:space="preserve">el/la/los CONSTITUYENTE(S) </w:t>
+      </w:r>
+      <w:r>
+        <w:rPr>
+          <w:rFonts w:eastAsia="Times New Roman" w:cstheme="majorHAnsi"/>
+          <w:i w:val="0"/>
+          <w:iCs w:val="0"/>
+          <w:color w:val="auto"/>
+          <w:sz w:val="20"/>
+          <w:szCs w:val="20"/>
+          <w:lang w:eastAsia="es-MX"/>
+        </w:rPr>
+        <w:t>requieran que el ENCARGO sea sometido a la revisión de una firma auditora externa, la FIDUCIARIA designar</w:t>
+      </w:r>
+      <w:r>
+        <w:rPr>
+          <w:rFonts w:eastAsia="Times New Roman" w:cstheme="majorHAnsi"/>
+          <w:i w:val="0"/>
+          <w:iCs w:val="0"/>
+          <w:color w:val="auto"/>
+          <w:sz w:val="20"/>
+          <w:szCs w:val="20"/>
+          <w:lang w:eastAsia="es-MX"/>
+        </w:rPr>
+        <w:t>á</w:t>
+      </w:r>
+      <w:r>
+        <w:rPr>
+          <w:rFonts w:eastAsia="Times New Roman" w:cstheme="majorHAnsi"/>
+          <w:i w:val="0"/>
+          <w:iCs w:val="0"/>
+          <w:color w:val="auto"/>
+          <w:sz w:val="20"/>
+          <w:szCs w:val="20"/>
+          <w:lang w:eastAsia="es-MX"/>
+        </w:rPr>
+        <w:t xml:space="preserve"> a dicha firma auditora, caso en el cual los costos, gastos y honorarios que demande su contratación deberán ser asumidos por </w:t>
+      </w:r>
+      <w:r>
+        <w:rPr>
+          <w:rFonts w:eastAsia="Times New Roman" w:cstheme="majorHAnsi"/>
+          <w:i w:val="0"/>
+          <w:iCs w:val="0"/>
+          <w:color w:val="auto"/>
+          <w:sz w:val="20"/>
+          <w:szCs w:val="20"/>
+          <w:lang w:eastAsia="es-MX"/>
+        </w:rPr>
+        <w:t>el/la/los CONSTITUYENTE(S)</w:t>
+      </w:r>
+      <w:r>
+        <w:rPr>
+          <w:rFonts w:eastAsia="Times New Roman" w:cstheme="majorHAnsi"/>
+          <w:i w:val="0"/>
+          <w:iCs w:val="0"/>
+          <w:color w:val="auto"/>
+          <w:sz w:val="20"/>
+          <w:szCs w:val="20"/>
+          <w:lang w:eastAsia="es-MX"/>
+        </w:rPr>
+        <w:t xml:space="preserve">. </w:t>
       </w:r>
     </w:p>
     <w:p>
@@ -5965,7 +9548,34 @@
           <w:sz w:val="20"/>
           <w:szCs w:val="20"/>
         </w:rPr>
-        <w:t xml:space="preserve">DÉCIMA OCTAVA.- NULIDAD DE LAS ESTIPULACIONES CONTRACTUALES: </w:t>
+        <w:t xml:space="preserve">DÉCIMA </w:t>
+      </w:r>
+      <w:r>
+        <w:rPr>
+          <w:rFonts w:asciiTheme="majorHAnsi" w:hAnsiTheme="majorHAnsi" w:cstheme="majorHAnsi"/>
+          <w:b/>
+          <w:sz w:val="20"/>
+          <w:szCs w:val="20"/>
+        </w:rPr>
+        <w:t>OCTAVA. -</w:t>
+      </w:r>
+      <w:r>
+        <w:rPr>
+          <w:rFonts w:asciiTheme="majorHAnsi" w:hAnsiTheme="majorHAnsi" w:cstheme="majorHAnsi"/>
+          <w:b/>
+          <w:sz w:val="20"/>
+          <w:szCs w:val="20"/>
+        </w:rPr>
+        <w:t xml:space="preserve"> NULIDAD DE LAS ESTIPULACIONES CONTRACTUALES:</w:t>
+      </w:r>
+      <w:r>
+        <w:rPr>
+          <w:rFonts w:asciiTheme="majorHAnsi" w:hAnsiTheme="majorHAnsi" w:cstheme="majorHAnsi"/>
+          <w:b/>
+          <w:sz w:val="20"/>
+          <w:szCs w:val="20"/>
+        </w:rPr>
+        <w:t xml:space="preserve"> </w:t>
       </w:r>
       <w:r>
         <w:rPr>
@@ -5994,7 +9604,34 @@
           <w:sz w:val="20"/>
           <w:szCs w:val="20"/>
         </w:rPr>
-        <w:t xml:space="preserve">CLÁUSULA DÉCIMA NOVENA.- REFORMAS CONTRACTUALES: </w:t>
+        <w:t xml:space="preserve">CLÁUSULA DÉCIMA </w:t>
+      </w:r>
+      <w:r>
+        <w:rPr>
+          <w:rFonts w:asciiTheme="majorHAnsi" w:hAnsiTheme="majorHAnsi" w:cstheme="majorHAnsi"/>
+          <w:b/>
+          <w:sz w:val="20"/>
+          <w:szCs w:val="20"/>
+        </w:rPr>
+        <w:t>NOVENA. -</w:t>
+      </w:r>
+      <w:r>
+        <w:rPr>
+          <w:rFonts w:asciiTheme="majorHAnsi" w:hAnsiTheme="majorHAnsi" w:cstheme="majorHAnsi"/>
+          <w:b/>
+          <w:sz w:val="20"/>
+          <w:szCs w:val="20"/>
+        </w:rPr>
+        <w:t xml:space="preserve"> REFORMAS CONTRACTUALES:</w:t>
+      </w:r>
+      <w:r>
+        <w:rPr>
+          <w:rFonts w:asciiTheme="majorHAnsi" w:hAnsiTheme="majorHAnsi" w:cstheme="majorHAnsi"/>
+          <w:b/>
+          <w:sz w:val="20"/>
+          <w:szCs w:val="20"/>
+        </w:rPr>
+        <w:t xml:space="preserve"> </w:t>
       </w:r>
       <w:r>
         <w:rPr>
@@ -6026,7 +9663,23 @@
           <w:sz w:val="20"/>
           <w:szCs w:val="20"/>
         </w:rPr>
-        <w:t>Que exista la comunicación escrita del GENERADOR DE INSTRUCCIONES.</w:t>
+        <w:t xml:space="preserve">Que exista la comunicación escrita del </w:t>
+      </w:r>
+      <w:r>
+        <w:rPr>
+          <w:rFonts w:asciiTheme="majorHAnsi" w:hAnsiTheme="majorHAnsi" w:cstheme="majorHAnsi"/>
+          <w:sz w:val="20"/>
+          <w:szCs w:val="20"/>
+        </w:rPr>
+        <w:t>GENERADOR DE INSTRUCCIONES</w:t>
+      </w:r>
+      <w:r>
+        <w:rPr>
+          <w:rFonts w:asciiTheme="majorHAnsi" w:hAnsiTheme="majorHAnsi" w:cstheme="majorHAnsi"/>
+          <w:sz w:val="20"/>
+          <w:szCs w:val="20"/>
+        </w:rPr>
+        <w:t>.</w:t>
       </w:r>
     </w:p>
     <w:p>
@@ -6112,7 +9765,27 @@
           <w:sz w:val="20"/>
           <w:szCs w:val="20"/>
         </w:rPr>
-        <w:t xml:space="preserve">CLÁUSULA VIGÉSIMA.- </w:t>
+        <w:t xml:space="preserve">CLÁUSULA </w:t>
+      </w:r>
+      <w:r>
+        <w:rPr>
+          <w:rFonts w:asciiTheme="majorHAnsi" w:hAnsiTheme="majorHAnsi" w:cstheme="majorHAnsi"/>
+          <w:b/>
+          <w:bCs/>
+          <w:sz w:val="20"/>
+          <w:szCs w:val="20"/>
+        </w:rPr>
+        <w:t>VIGÉSIMA. -</w:t>
+      </w:r>
+      <w:r>
+        <w:rPr>
+          <w:rFonts w:asciiTheme="majorHAnsi" w:hAnsiTheme="majorHAnsi" w:cstheme="majorHAnsi"/>
+          <w:b/>
+          <w:bCs/>
+          <w:sz w:val="20"/>
+          <w:szCs w:val="20"/>
+        </w:rPr>
+        <w:t xml:space="preserve"> </w:t>
       </w:r>
       <w:r>
         <w:rPr>
@@ -6122,7 +9795,17 @@
           <w:sz w:val="20"/>
           <w:szCs w:val="20"/>
         </w:rPr>
-        <w:t xml:space="preserve">EXCLUSIÓN DE RESPONSABILIDAD DE LA SUPERINTENDENCIA DE COMPAÑÍAS, VALORES Y SEGUROS: </w:t>
+        <w:t>EXCLUSIÓN DE RESPONSABILIDAD DE LA SUPERINTENDENCIA DE COMPAÑÍAS, VALORES Y SEGUROS:</w:t>
+      </w:r>
+      <w:r>
+        <w:rPr>
+          <w:rFonts w:asciiTheme="majorHAnsi" w:eastAsia="Batang" w:hAnsiTheme="majorHAnsi" w:cstheme="majorHAnsi"/>
+          <w:b/>
+          <w:spacing w:val="-2"/>
+          <w:sz w:val="20"/>
+          <w:szCs w:val="20"/>
+        </w:rPr>
+        <w:t xml:space="preserve"> </w:t>
       </w:r>
       <w:r>
         <w:rPr>
@@ -6179,7 +9862,47 @@
           <w:sz w:val="20"/>
           <w:szCs w:val="20"/>
         </w:rPr>
-        <w:t xml:space="preserve"> El/La/Los CONSTITUYENTE declara que las instrucciones efectuadas por AUTOCORP en calidad de GENERADOR DE INSTRUCCIONES respecto de la administración y cumplimiento de la finalidad del presente contrato, provendrán a través de medios electrónicos, particularmente mediante el envío de mensajes de datos que serán remitidos desde la dirección de correo electrónico del </w:t>
+        <w:t xml:space="preserve"> </w:t>
+      </w:r>
+      <w:r>
+        <w:rPr>
+          <w:rFonts w:asciiTheme="majorHAnsi" w:hAnsiTheme="majorHAnsi" w:cstheme="majorHAnsi"/>
+          <w:sz w:val="20"/>
+          <w:szCs w:val="20"/>
+        </w:rPr>
+        <w:t xml:space="preserve">El/La/Los CONSTITUYENTE declara que las instrucciones efectuadas por </w:t>
+      </w:r>
+      <w:r>
+        <w:rPr>
+          <w:rFonts w:asciiTheme="majorHAnsi" w:hAnsiTheme="majorHAnsi" w:cstheme="majorHAnsi"/>
+          <w:sz w:val="18"/>
+          <w:szCs w:val="18"/>
+        </w:rPr>
+        <w:t>DILILEG</w:t>
+      </w:r>
+      <w:r>
+        <w:rPr>
+          <w:rFonts w:asciiTheme="majorHAnsi" w:hAnsiTheme="majorHAnsi" w:cstheme="majorHAnsi"/>
+          <w:sz w:val="20"/>
+          <w:szCs w:val="20"/>
+        </w:rPr>
+        <w:t xml:space="preserve"> en calidad de </w:t>
+      </w:r>
+      <w:r>
+        <w:rPr>
+          <w:rFonts w:asciiTheme="majorHAnsi" w:hAnsiTheme="majorHAnsi" w:cstheme="majorHAnsi"/>
+          <w:sz w:val="20"/>
+          <w:szCs w:val="20"/>
+        </w:rPr>
+        <w:t xml:space="preserve">GENERADOR DE INSTRUCCIONES </w:t>
+      </w:r>
+      <w:r>
+        <w:rPr>
+          <w:rFonts w:asciiTheme="majorHAnsi" w:hAnsiTheme="majorHAnsi" w:cstheme="majorHAnsi"/>
+          <w:sz w:val="20"/>
+          <w:szCs w:val="20"/>
+        </w:rPr>
+        <w:t xml:space="preserve">respecto de la administración y cumplimiento de la finalidad del presente contrato, provendrán a través de medios electrónicos, particularmente mediante el envío de mensajes de datos que serán remitidos desde la dirección de correo electrónico del </w:t>
       </w:r>
       <w:r>
         <w:rPr>
@@ -6238,7 +9961,43 @@
           <w:sz w:val="20"/>
           <w:szCs w:val="20"/>
         </w:rPr>
-        <w:t xml:space="preserve">.- RENDICIÓN DE CUENTAS: </w:t>
+        <w:t>. -</w:t>
+      </w:r>
+      <w:r>
+        <w:rPr>
+          <w:rFonts w:asciiTheme="majorHAnsi" w:hAnsiTheme="majorHAnsi" w:cstheme="majorHAnsi"/>
+          <w:b/>
+          <w:sz w:val="20"/>
+          <w:szCs w:val="20"/>
+        </w:rPr>
+        <w:t xml:space="preserve"> RENDICI</w:t>
+      </w:r>
+      <w:r>
+        <w:rPr>
+          <w:rFonts w:asciiTheme="majorHAnsi" w:hAnsiTheme="majorHAnsi" w:cstheme="majorHAnsi"/>
+          <w:b/>
+          <w:sz w:val="20"/>
+          <w:szCs w:val="20"/>
+        </w:rPr>
+        <w:t>Ó</w:t>
+      </w:r>
+      <w:r>
+        <w:rPr>
+          <w:rFonts w:asciiTheme="majorHAnsi" w:hAnsiTheme="majorHAnsi" w:cstheme="majorHAnsi"/>
+          <w:b/>
+          <w:sz w:val="20"/>
+          <w:szCs w:val="20"/>
+        </w:rPr>
+        <w:t>N DE CUENTAS:</w:t>
+      </w:r>
+      <w:r>
+        <w:rPr>
+          <w:rFonts w:asciiTheme="majorHAnsi" w:hAnsiTheme="majorHAnsi" w:cstheme="majorHAnsi"/>
+          <w:b/>
+          <w:sz w:val="20"/>
+          <w:szCs w:val="20"/>
+        </w:rPr>
+        <w:t xml:space="preserve"> </w:t>
       </w:r>
       <w:r>
         <w:rPr>
@@ -6288,7 +10047,16 @@
           <w:sz w:val="20"/>
           <w:szCs w:val="20"/>
         </w:rPr>
-        <w:t xml:space="preserve">.- TRATAMIENTO DE DATOS PERSONALES: </w:t>
+        <w:t xml:space="preserve">.- </w:t>
+      </w:r>
+      <w:r>
+        <w:rPr>
+          <w:rFonts w:asciiTheme="majorHAnsi" w:hAnsiTheme="majorHAnsi" w:cstheme="majorHAnsi"/>
+          <w:b/>
+          <w:sz w:val="20"/>
+          <w:szCs w:val="20"/>
+        </w:rPr>
+        <w:t xml:space="preserve">TRATAMIENTO DE DATOS PERSONALES: </w:t>
       </w:r>
       <w:r>
         <w:rPr>
@@ -6298,7 +10066,27 @@
           <w:szCs w:val="20"/>
           <w:lang w:val="es-MX"/>
         </w:rPr>
-        <w:t>De conformidad con lo dispuesto en la Ley Orgánica de Datos Personales, el/la/los CONSTITUYENTE(S) a la suscripción del presente contrato autoriza a ANEFI la recopilación y tratamiento de sus datos personales, tales como información personal, financiera, económica, social, crediticia, entre otras, autorizando en tal sentido a ANEFI el uso, ejecución, divulgación y almacenamiento de la información, cumpliendo con la normativa referente a la protección de datos personales; en especial, el correo electrónico y el número de teléfono celular o móvil proporcionados por el/la/los CONSTITUYENTE(S), con el fin de remitir a los mismos las notificaciones o confirmaciones de transacciones. ANEFI podrá solicitar a el/la/los CONSTITUYENTE(S) información y datos personales que serán almacenados, organizados y utilizados a fin de informar acerca de los servicios que brinda ANEFI, información comercial, nuevos servicios, campañas, así como su análisis para establecer tendencias de inversión o perfiles de nuestros clientes. El/La/Los CONSTITUYENTE(S) en su calidad de titular de los datos recolectados, autorizan a ANEFI para: (i) Usar los datos suministrados por ellos, a fin de remitir información comercial sobre los productos manejados por ANEFI a los correos electrónicos y/o teléfonos móviles registrados; y, (ii) Consultar y actualizar los datos personales, en cualquier tiempo, con el fin de mantener actualizada dicha información. El/La/Los CONSTITUYENTE(S) deberá ingresar datos verdaderos, reales, completos y actuales. En caso de que, por cualquier motivo el/la/los CONSTITUYENTE(S) entregue datos correspondientes a otras personas, se entenderá que tiene consentimiento expreso de dicha persona y que está otorga a ANEFI autorización para utilizar dicha información para las finalidades antes señaladas. El/La/Los CONSTITUYENTE(S) será el único responsable de cualquier daño o perjuicio, directo o indirecto que pudiere ocasionar a cualquier persona por la entrega de datos falsos, inexactos, incompletos o no actualizados, liberando a ANEFI de tal responsabilidad. El/La/Los CONSTITUYENTE(S) podrá ejercer los derechos de acceso, rectificación y actualización de sus datos inexactos o, en su caso, así como a solicitar la suspensión, limitación o eliminación de sus datos, para lo cual deberá comunicar por correo electrónico a la dirección protecciondedatos@anefi.com.ec, conforme lo dispuesto en la Ley Orgánica de Datos Personales.</w:t>
+        <w:t xml:space="preserve">De conformidad con lo dispuesto en la Ley Orgánica de Datos Personales, el/la/los CONSTITUYENTE(S) a la suscripción del presente contrato autoriza a ANEFI la recopilación y tratamiento de sus datos personales, tales como información personal, financiera, económica, social, crediticia, entre otras, autorizando en tal sentido a ANEFI el uso, ejecución, divulgación y almacenamiento de la información, cumpliendo con la normativa referente a la protección de datos personales; en especial, el correo electrónico y el número de teléfono celular o móvil proporcionados por el/la/los CONSTITUYENTE(S), con el fin de remitir a los mismos las notificaciones o confirmaciones de transacciones. ANEFI podrá solicitar a </w:t>
+      </w:r>
+      <w:r>
+        <w:rPr>
+          <w:rFonts w:asciiTheme="majorHAnsi" w:hAnsiTheme="majorHAnsi" w:cstheme="majorHAnsi"/>
+          <w:bCs/>
+          <w:sz w:val="20"/>
+          <w:szCs w:val="20"/>
+          <w:lang w:val="es-MX"/>
+        </w:rPr>
+        <w:t>él</w:t>
+      </w:r>
+      <w:r>
+        <w:rPr>
+          <w:rFonts w:asciiTheme="majorHAnsi" w:hAnsiTheme="majorHAnsi" w:cstheme="majorHAnsi"/>
+          <w:bCs/>
+          <w:sz w:val="20"/>
+          <w:szCs w:val="20"/>
+          <w:lang w:val="es-MX"/>
+        </w:rPr>
+        <w:t>/la/los CONSTITUYENTE(S) información y datos personales que serán almacenados, organizados y utilizados a fin de informar acerca de los servicios que brinda ANEFI, información comercial, nuevos servicios, campañas, así como su análisis para establecer tendencias de inversión o perfiles de nuestros clientes. El/La/Los CONSTITUYENTE(S) en su calidad de titular de los datos recolectados, autorizan a ANEFI para: (i) Usar los datos suministrados por ellos, a fin de remitir información comercial sobre los productos manejados por ANEFI a los correos electrónicos y/o teléfonos móviles registrados; y, (ii) Consultar y actualizar los datos personales, en cualquier tiempo, con el fin de mantener actualizada dicha información. El/La/Los CONSTITUYENTE(S) deberá ingresar datos verdaderos, reales, completos y actuales. En caso de que, por cualquier motivo el/la/los CONSTITUYENTE(S) entregue datos correspondientes a otras personas, se entenderá que tiene consentimiento expreso de dicha persona y que está otorga a ANEFI autorización para utilizar dicha información para las finalidades antes señaladas. El/La/Los CONSTITUYENTE(S) será el único responsable de cualquier daño o perjuicio, directo o indirecto que pudiere ocasionar a cualquier persona por la entrega de datos falsos, inexactos, incompletos o no actualizados, liberando a ANEFI de tal responsabilidad. El/La/Los CONSTITUYENTE(S) podrá ejercer los derechos de acceso, rectificación y actualización de sus datos inexactos o, en su caso, así como a solicitar la suspensión, limitación o eliminación de sus datos, para lo cual deberá comunicar por correo electrónico a la dirección protecciondedatos@anefi.com.ec, conforme lo dispuesto en la Ley Orgánica de Datos Personales.</w:t>
       </w:r>
     </w:p>
     <w:p>
@@ -6320,16 +10108,26 @@
           <w:sz w:val="20"/>
           <w:szCs w:val="20"/>
         </w:rPr>
-        <w:t>CLÁUSULA VIGÉSIMA CUARTA: CUMPLIMIENTO DE MANDATO EN CASO DE MUERTE DEL MANDANTE.-</w:t>
-      </w:r>
-      <w:r>
-        <w:rPr>
-          <w:rFonts w:asciiTheme="majorHAnsi" w:hAnsiTheme="majorHAnsi" w:cstheme="majorHAnsi"/>
-          <w:bCs/>
-          <w:sz w:val="20"/>
-          <w:szCs w:val="20"/>
-        </w:rPr>
-        <w:t xml:space="preserve"> En virtud de las obligaciones contractuales asumidas en mi calidad de CONSTITUYENTE y como VENDEDOR del vehículo antes detallado, toda vez que el negocio ha sido acordado y pactado con él COMERCIALIZADOR, en cuanto al acuerdo de cosa y precio, así como al pago que he recibido por la venta posterior de mi vehículo, autorizo y faculto a la FIDUCIARIA a que cumpla con el mandato expresado en las cláusulas precedentes, esto es en lo principal suscriba los contratos de transferencia de dominio del vehículo a favor de quien el COMERCIALIZADOR le instruya. Este mandato deberá ejecutarse incluso después de mi muerte, al amparo de lo establecido en el artículo 2072 y 2073 del Código Civil, como consecuencia lógica de la conclusión del negocio jurídico</w:t>
+        <w:t>CLÁUSULA VIGÉSIMA CUARTA: CUMPLIMENTO DE MANDATO EN CASO DE MUERTE DEL MANDATARIO.-</w:t>
+      </w:r>
+      <w:r>
+        <w:rPr>
+          <w:rFonts w:asciiTheme="majorHAnsi" w:hAnsiTheme="majorHAnsi" w:cstheme="majorHAnsi"/>
+          <w:bCs/>
+          <w:sz w:val="20"/>
+          <w:szCs w:val="20"/>
+        </w:rPr>
+        <w:t xml:space="preserve"> En virtud de las obligaciones contractuales asumidas en mi calidad de CONSTITUYENTE y como VENDEDOR del vehículo antes detallado, toda vez que el negocio ha sido acordado y pactado con él COMERCIALIZADOR, en cuanto al acuerdo de cosa y precio, así como al pago que </w:t>
+      </w:r>
+      <w:r>
+        <w:rPr>
+          <w:rFonts w:asciiTheme="majorHAnsi" w:hAnsiTheme="majorHAnsi" w:cstheme="majorHAnsi"/>
+          <w:bCs/>
+          <w:sz w:val="20"/>
+          <w:szCs w:val="20"/>
+        </w:rPr>
+        <w:lastRenderedPageBreak/>
+        <w:t>he recibido por la venta posterior de mi vehículo, autorizo y faculto a la FIDUCIARIA a que cumpla con el mandato expresado en las cláusulas precedentes, esto es en lo principal suscriba los contratos de transferencia de dominio del vehículo a favor de quien el COMERCIALIZADOR le instruya. Este mandato deberá ejecutarse incluso después de mi muerte, al amparo de lo establecido en el artículo 2072 y 2073 del Código Civil, como consecuencia lógica de la conclusión del negocio jurídico</w:t>
       </w:r>
     </w:p>
     <w:p>
@@ -6360,17 +10158,25 @@
           <w:szCs w:val="20"/>
           <w:lang w:val="es-ES_tradnl"/>
         </w:rPr>
-        <w:t xml:space="preserve">CONTROVERSIAS Y JURISDICCIÓN: </w:t>
-      </w:r>
-      <w:r>
-        <w:rPr>
-          <w:rFonts w:asciiTheme="majorHAnsi" w:hAnsiTheme="majorHAnsi" w:cstheme="majorHAnsi"/>
-          <w:sz w:val="20"/>
-          <w:szCs w:val="20"/>
-        </w:rPr>
-        <w:t xml:space="preserve">Las partes renuncian domicilio y someten su controversia al procedimiento arbitral previsto en la Ley de Arbitraje y Mediación y a la decisión de uno de los Tribunales de Arbitraje de la Cámara </w:t>
-        <w:lastRenderedPageBreak/>
-        <w:t>de Comercio de Quito con base en el Reglamento del Centro de Mediación de la Cámara de Comercio de Quito siguiendo para el efecto las siguientes normas:</w:t>
+        <w:t>CONTROVERSIAS Y JURISDICCIÓN:</w:t>
+      </w:r>
+      <w:r>
+        <w:rPr>
+          <w:rFonts w:asciiTheme="majorHAnsi" w:hAnsiTheme="majorHAnsi" w:cstheme="majorHAnsi"/>
+          <w:b/>
+          <w:sz w:val="20"/>
+          <w:szCs w:val="20"/>
+          <w:lang w:val="es-ES_tradnl"/>
+        </w:rPr>
+        <w:t xml:space="preserve"> </w:t>
+      </w:r>
+      <w:r>
+        <w:rPr>
+          <w:rFonts w:asciiTheme="majorHAnsi" w:hAnsiTheme="majorHAnsi" w:cstheme="majorHAnsi"/>
+          <w:sz w:val="20"/>
+          <w:szCs w:val="20"/>
+        </w:rPr>
+        <w:t>Las partes renuncian domicilio y someten su controversia al procedimiento arbitral previsto en la Ley de Arbitraje y Mediación y a la decisión de uno de los Tribunales de Arbitraje de la Cámara de Comercio de Quito con base en el Reglamento del Centro de Mediación de la Cámara de Comercio de Quito siguiendo para el efecto las siguientes normas:</w:t>
       </w:r>
     </w:p>
     <w:p>
@@ -6482,7 +10288,31 @@
           <w:sz w:val="20"/>
           <w:szCs w:val="20"/>
         </w:rPr>
-        <w:t>El Tribunal de Arbitraje estará integrado por un árbitro;</w:t>
+        <w:t xml:space="preserve">El Tribunal de Arbitraje estará integrado por </w:t>
+      </w:r>
+      <w:r>
+        <w:rPr>
+          <w:rFonts w:asciiTheme="majorHAnsi" w:hAnsiTheme="majorHAnsi" w:cstheme="majorHAnsi"/>
+          <w:sz w:val="20"/>
+          <w:szCs w:val="20"/>
+        </w:rPr>
+        <w:t>u</w:t>
+      </w:r>
+      <w:r>
+        <w:rPr>
+          <w:rFonts w:asciiTheme="majorHAnsi" w:hAnsiTheme="majorHAnsi" w:cstheme="majorHAnsi"/>
+          <w:sz w:val="20"/>
+          <w:szCs w:val="20"/>
+        </w:rPr>
+        <w:t xml:space="preserve">n </w:t>
+      </w:r>
+      <w:r>
+        <w:rPr>
+          <w:rFonts w:asciiTheme="majorHAnsi" w:hAnsiTheme="majorHAnsi" w:cstheme="majorHAnsi"/>
+          <w:sz w:val="20"/>
+          <w:szCs w:val="20"/>
+        </w:rPr>
+        <w:t>árbitro;</w:t>
       </w:r>
     </w:p>
     <w:p>
@@ -6546,16 +10376,47 @@
           <w:szCs w:val="20"/>
           <w:lang w:val="pt-BR"/>
         </w:rPr>
-        <w:t xml:space="preserve">CLÁUSULA VIGÉSIMA SEXTA.- </w:t>
-      </w:r>
-      <w:r>
-        <w:rPr>
-          <w:rFonts w:asciiTheme="majorHAnsi" w:hAnsiTheme="majorHAnsi" w:cstheme="majorHAnsi"/>
-          <w:b/>
-          <w:sz w:val="20"/>
-          <w:szCs w:val="20"/>
-        </w:rPr>
-        <w:t xml:space="preserve">NOTIFICACIONES: </w:t>
+        <w:t xml:space="preserve">CLÁUSULA VIGÉSIMA </w:t>
+      </w:r>
+      <w:r>
+        <w:rPr>
+          <w:rFonts w:asciiTheme="majorHAnsi" w:hAnsiTheme="majorHAnsi" w:cstheme="majorHAnsi"/>
+          <w:b/>
+          <w:bCs/>
+          <w:sz w:val="20"/>
+          <w:szCs w:val="20"/>
+          <w:lang w:val="pt-BR"/>
+        </w:rPr>
+        <w:t>SEXTA. -</w:t>
+      </w:r>
+      <w:r>
+        <w:rPr>
+          <w:rFonts w:asciiTheme="majorHAnsi" w:hAnsiTheme="majorHAnsi" w:cstheme="majorHAnsi"/>
+          <w:b/>
+          <w:bCs/>
+          <w:sz w:val="20"/>
+          <w:szCs w:val="20"/>
+          <w:lang w:val="pt-BR"/>
+        </w:rPr>
+        <w:t xml:space="preserve"> </w:t>
+      </w:r>
+      <w:r>
+        <w:rPr>
+          <w:rFonts w:asciiTheme="majorHAnsi" w:hAnsiTheme="majorHAnsi" w:cstheme="majorHAnsi"/>
+          <w:b/>
+          <w:sz w:val="20"/>
+          <w:szCs w:val="20"/>
+        </w:rPr>
+        <w:t>NOTIFICACIONES:</w:t>
+      </w:r>
+      <w:r>
+        <w:rPr>
+          <w:rFonts w:asciiTheme="majorHAnsi" w:hAnsiTheme="majorHAnsi" w:cstheme="majorHAnsi"/>
+          <w:b/>
+          <w:sz w:val="20"/>
+          <w:szCs w:val="20"/>
+        </w:rPr>
+        <w:t xml:space="preserve"> </w:t>
       </w:r>
       <w:r>
         <w:rPr>
@@ -6581,22 +10442,405 @@
           <w:sz w:val="20"/>
           <w:szCs w:val="20"/>
         </w:rPr>
-        <w:t>26.1</w:t>
+        <w:t>2</w:t>
+      </w:r>
+      <w:r>
+        <w:rPr>
+          <w:rFonts w:asciiTheme="majorHAnsi" w:hAnsiTheme="majorHAnsi" w:cstheme="majorHAnsi"/>
+          <w:sz w:val="20"/>
+          <w:szCs w:val="20"/>
+        </w:rPr>
+        <w:t>6</w:t>
+      </w:r>
+      <w:r>
+        <w:rPr>
+          <w:rFonts w:asciiTheme="majorHAnsi" w:hAnsiTheme="majorHAnsi" w:cstheme="majorHAnsi"/>
+          <w:sz w:val="20"/>
+          <w:szCs w:val="20"/>
+        </w:rPr>
+        <w:t>.1</w:t>
+      </w:r>
+      <w:r>
+        <w:rPr>
+          <w:rFonts w:asciiTheme="majorHAnsi" w:hAnsiTheme="majorHAnsi" w:cstheme="majorHAnsi"/>
+          <w:sz w:val="20"/>
+          <w:szCs w:val="20"/>
+        </w:rPr>
         <w:tab/>
-        <w:t xml:space="preserve">CONSTITUYENTE(S): dirección: </w:t>
-      </w:r>
-      <w:r>
-        <w:rPr>
-          <w:rFonts w:asciiTheme="majorHAnsi" w:hAnsiTheme="majorHAnsi" w:cstheme="majorHAnsi"/>
-          <w:b/>
-          <w:bCs/>
-          <w:sz w:val="20"/>
-          <w:szCs w:val="20"/>
-        </w:rPr>
-        <w:fldChar w:fldCharType="begin"/>
-        <w:instrText xml:space="preserve"> MERGEFIELD DIRECCIÓN_DE_DOMICILIO </w:instrText>
-        <w:fldChar w:fldCharType="separate"/>
-      </w:r>
+        <w:t>CONSTITUYENTE</w:t>
+      </w:r>
+      <w:r>
+        <w:rPr>
+          <w:rFonts w:asciiTheme="majorHAnsi" w:hAnsiTheme="majorHAnsi" w:cstheme="majorHAnsi"/>
+          <w:sz w:val="20"/>
+          <w:szCs w:val="20"/>
+        </w:rPr>
+        <w:t>(S)</w:t>
+      </w:r>
+      <w:r>
+        <w:rPr>
+          <w:rFonts w:asciiTheme="majorHAnsi" w:hAnsiTheme="majorHAnsi" w:cstheme="majorHAnsi"/>
+          <w:sz w:val="20"/>
+          <w:szCs w:val="20"/>
+        </w:rPr>
+        <w:t xml:space="preserve">: dirección: {DOMICILIO_PROP}, </w:t>
+      </w:r>
+      <w:r>
+        <w:rPr>
+          <w:rFonts w:asciiTheme="majorHAnsi" w:hAnsiTheme="majorHAnsi" w:cstheme="majorHAnsi"/>
+          <w:sz w:val="20"/>
+          <w:szCs w:val="20"/>
+        </w:rPr>
+        <w:t xml:space="preserve">teléfono: {TELEFONO_PROP}; </w:t>
+      </w:r>
+      <w:r>
+        <w:rPr>
+          <w:rFonts w:asciiTheme="majorHAnsi" w:hAnsiTheme="majorHAnsi" w:cstheme="majorHAnsi"/>
+          <w:sz w:val="20"/>
+          <w:szCs w:val="20"/>
+        </w:rPr>
+        <w:t>correo electrónico: {EMAIL_PROP}</w:t>
+      </w:r>
+    </w:p>
+    <w:p>
+      <w:pPr>
+        <w:jc w:val="both"/>
+        <w:rPr>
+          <w:rFonts w:asciiTheme="majorHAnsi" w:hAnsiTheme="majorHAnsi" w:cstheme="majorHAnsi"/>
+          <w:sz w:val="20"/>
+          <w:szCs w:val="20"/>
+        </w:rPr>
+      </w:pPr>
+      <w:r>
+        <w:rPr>
+          <w:rFonts w:asciiTheme="majorHAnsi" w:hAnsiTheme="majorHAnsi" w:cstheme="majorHAnsi"/>
+          <w:sz w:val="20"/>
+          <w:szCs w:val="20"/>
+        </w:rPr>
+        <w:t>2</w:t>
+      </w:r>
+      <w:r>
+        <w:rPr>
+          <w:rFonts w:asciiTheme="majorHAnsi" w:hAnsiTheme="majorHAnsi" w:cstheme="majorHAnsi"/>
+          <w:sz w:val="20"/>
+          <w:szCs w:val="20"/>
+        </w:rPr>
+        <w:t>6</w:t>
+      </w:r>
+      <w:r>
+        <w:rPr>
+          <w:rFonts w:asciiTheme="majorHAnsi" w:hAnsiTheme="majorHAnsi" w:cstheme="majorHAnsi"/>
+          <w:sz w:val="20"/>
+          <w:szCs w:val="20"/>
+        </w:rPr>
+        <w:t>.2</w:t>
+      </w:r>
+      <w:r>
+        <w:rPr>
+          <w:rFonts w:asciiTheme="majorHAnsi" w:hAnsiTheme="majorHAnsi" w:cstheme="majorHAnsi"/>
+          <w:sz w:val="20"/>
+          <w:szCs w:val="20"/>
+        </w:rPr>
+        <w:tab/>
+      </w:r>
+      <w:r>
+        <w:rPr>
+          <w:rFonts w:asciiTheme="majorHAnsi" w:hAnsiTheme="majorHAnsi" w:cstheme="majorHAnsi"/>
+          <w:spacing w:val="-2"/>
+          <w:sz w:val="20"/>
+          <w:szCs w:val="20"/>
+          <w:lang w:val="es-ES_tradnl"/>
+        </w:rPr>
+        <w:t>GENERADOR DE INSTRUCCIONES</w:t>
+      </w:r>
+      <w:r>
+        <w:rPr>
+          <w:rFonts w:asciiTheme="majorHAnsi" w:hAnsiTheme="majorHAnsi" w:cstheme="majorHAnsi"/>
+          <w:sz w:val="20"/>
+          <w:szCs w:val="20"/>
+        </w:rPr>
+        <w:t xml:space="preserve">: dirección: </w:t>
+      </w:r>
+      <w:r>
+        <w:rPr>
+          <w:rFonts w:asciiTheme="majorHAnsi" w:hAnsiTheme="majorHAnsi" w:cstheme="majorHAnsi"/>
+          <w:sz w:val="20"/>
+          <w:szCs w:val="20"/>
+        </w:rPr>
+        <w:t>{DOMICILIO_GENERADOR}</w:t>
+      </w:r>
+      <w:r>
+        <w:rPr>
+          <w:rFonts w:asciiTheme="majorHAnsi" w:hAnsiTheme="majorHAnsi" w:cstheme="majorHAnsi"/>
+          <w:sz w:val="20"/>
+          <w:szCs w:val="20"/>
+        </w:rPr>
+        <w:t xml:space="preserve">, </w:t>
+      </w:r>
+      <w:r>
+        <w:rPr>
+          <w:rFonts w:asciiTheme="majorHAnsi" w:hAnsiTheme="majorHAnsi" w:cstheme="majorHAnsi"/>
+          <w:sz w:val="20"/>
+          <w:szCs w:val="20"/>
+        </w:rPr>
+        <w:t xml:space="preserve">correos </w:t>
+      </w:r>
+      <w:r>
+        <w:rPr>
+          <w:rFonts w:asciiTheme="majorHAnsi" w:hAnsiTheme="majorHAnsi" w:cstheme="majorHAnsi"/>
+          <w:sz w:val="20"/>
+          <w:szCs w:val="20"/>
+        </w:rPr>
+        <w:t xml:space="preserve">electrónicos: </w:t>
+      </w:r>
+      <w:r>
+        <w:rPr>
+          <w:rFonts w:asciiTheme="majorHAnsi" w:hAnsiTheme="majorHAnsi" w:cstheme="majorHAnsi"/>
+          <w:sz w:val="20"/>
+          <w:szCs w:val="20"/>
+        </w:rPr>
+        <w:t>{EMAIL_GENERADOR}</w:t>
+      </w:r>
+      <w:r>
+        <w:rPr>
+          <w:rFonts w:asciiTheme="majorHAnsi" w:hAnsiTheme="majorHAnsi" w:cstheme="majorHAnsi"/>
+          <w:sz w:val="20"/>
+          <w:szCs w:val="20"/>
+        </w:rPr>
+        <w:t xml:space="preserve"> </w:t>
+      </w:r>
+      <w:r>
+        <w:rPr>
+          <w:rFonts w:asciiTheme="majorHAnsi" w:hAnsiTheme="majorHAnsi" w:cstheme="majorHAnsi"/>
+          <w:sz w:val="20"/>
+          <w:szCs w:val="20"/>
+        </w:rPr>
+        <w:t xml:space="preserve"> </w:t>
+      </w:r>
+    </w:p>
+    <w:p>
+      <w:pPr>
+        <w:jc w:val="both"/>
+        <w:rPr>
+          <w:rFonts w:asciiTheme="majorHAnsi" w:hAnsiTheme="majorHAnsi" w:cstheme="majorHAnsi"/>
+          <w:sz w:val="20"/>
+          <w:szCs w:val="20"/>
+        </w:rPr>
+      </w:pPr>
+      <w:r>
+        <w:rPr>
+          <w:rFonts w:asciiTheme="majorHAnsi" w:hAnsiTheme="majorHAnsi" w:cstheme="majorHAnsi"/>
+          <w:sz w:val="20"/>
+          <w:szCs w:val="20"/>
+        </w:rPr>
+        <w:t>2</w:t>
+      </w:r>
+      <w:r>
+        <w:rPr>
+          <w:rFonts w:asciiTheme="majorHAnsi" w:hAnsiTheme="majorHAnsi" w:cstheme="majorHAnsi"/>
+          <w:sz w:val="20"/>
+          <w:szCs w:val="20"/>
+        </w:rPr>
+        <w:t>6</w:t>
+      </w:r>
+      <w:r>
+        <w:rPr>
+          <w:rFonts w:asciiTheme="majorHAnsi" w:hAnsiTheme="majorHAnsi" w:cstheme="majorHAnsi"/>
+          <w:sz w:val="20"/>
+          <w:szCs w:val="20"/>
+        </w:rPr>
+        <w:t>.3</w:t>
+      </w:r>
+      <w:r>
+        <w:rPr>
+          <w:rFonts w:asciiTheme="majorHAnsi" w:hAnsiTheme="majorHAnsi" w:cstheme="majorHAnsi"/>
+          <w:sz w:val="20"/>
+          <w:szCs w:val="20"/>
+        </w:rPr>
+        <w:tab/>
+        <w:t xml:space="preserve">FIDUCIARIA: dirección: la Calle Checoslovaquia E10-195 y Av. Eloy Alfaro, Edificio Cuarzo, quinto piso, correo electrónico </w:t>
+      </w:r>
+      <w:r>
+        <w:rPr>
+          <w:rFonts w:asciiTheme="majorHAnsi" w:hAnsiTheme="majorHAnsi" w:cstheme="majorHAnsi"/>
+          <w:sz w:val="20"/>
+          <w:szCs w:val="20"/>
+        </w:rPr>
+        <w:t>{EMAIL_FIDUCIARIA}</w:t>
+      </w:r>
+      <w:r>
+        <w:rPr>
+          <w:rFonts w:asciiTheme="majorHAnsi" w:hAnsiTheme="majorHAnsi" w:cstheme="majorHAnsi"/>
+          <w:sz w:val="20"/>
+          <w:szCs w:val="20"/>
+        </w:rPr>
+        <w:t>.</w:t>
+      </w:r>
+    </w:p>
+    <w:p>
+      <w:pPr>
+        <w:spacing w:after="240"/>
+        <w:jc w:val="both"/>
+        <w:rPr>
+          <w:rFonts w:asciiTheme="majorHAnsi" w:hAnsiTheme="majorHAnsi" w:cstheme="majorHAnsi"/>
+          <w:sz w:val="20"/>
+          <w:szCs w:val="20"/>
+        </w:rPr>
+      </w:pPr>
+      <w:r>
+        <w:rPr>
+          <w:rFonts w:asciiTheme="majorHAnsi" w:hAnsiTheme="majorHAnsi" w:cstheme="majorHAnsi"/>
+          <w:sz w:val="20"/>
+          <w:szCs w:val="20"/>
+        </w:rPr>
+        <w:t>Cualquier cambio de dirección deberá ser notificado a la FIDUCIARIA dentro de las siguientes 72 horas de producido el cambio.</w:t>
+      </w:r>
+    </w:p>
+    <w:p>
+      <w:pPr>
+        <w:spacing w:after="240"/>
+        <w:jc w:val="both"/>
+        <w:rPr>
+          <w:rFonts w:asciiTheme="majorHAnsi" w:hAnsiTheme="majorHAnsi" w:cstheme="majorHAnsi"/>
+          <w:sz w:val="20"/>
+          <w:szCs w:val="20"/>
+        </w:rPr>
+      </w:pPr>
+      <w:r>
+        <w:rPr>
+          <w:rFonts w:asciiTheme="majorHAnsi" w:hAnsiTheme="majorHAnsi" w:cstheme="majorHAnsi"/>
+          <w:sz w:val="20"/>
+          <w:szCs w:val="20"/>
+        </w:rPr>
+        <w:t xml:space="preserve">En Quito, a los </w:t>
+      </w:r>
+      <w:r>
+        <w:rPr>
+          <w:rFonts w:asciiTheme="majorHAnsi" w:hAnsiTheme="majorHAnsi" w:cstheme="majorHAnsi"/>
+          <w:b/>
+          <w:bCs/>
+          <w:sz w:val="20"/>
+          <w:szCs w:val="20"/>
+        </w:rPr>
+        <w:t>{FECHA_DIA}</w:t>
+      </w:r>
+      <w:r>
+        <w:rPr>
+          <w:rFonts w:asciiTheme="majorHAnsi" w:hAnsiTheme="majorHAnsi" w:cstheme="majorHAnsi"/>
+          <w:sz w:val="20"/>
+          <w:szCs w:val="20"/>
+        </w:rPr>
+        <w:t xml:space="preserve"> días del mes de </w:t>
+      </w:r>
+      <w:r>
+        <w:rPr>
+          <w:rFonts w:asciiTheme="majorHAnsi" w:hAnsiTheme="majorHAnsi" w:cstheme="majorHAnsi"/>
+          <w:b/>
+          <w:bCs/>
+          <w:sz w:val="20"/>
+          <w:szCs w:val="20"/>
+        </w:rPr>
+        <w:t>{FECHA_MES}</w:t>
+      </w:r>
+      <w:r>
+        <w:rPr>
+          <w:rFonts w:asciiTheme="majorHAnsi" w:hAnsiTheme="majorHAnsi" w:cstheme="majorHAnsi"/>
+          <w:sz w:val="20"/>
+          <w:szCs w:val="20"/>
+        </w:rPr>
+        <w:t xml:space="preserve"> del </w:t>
+      </w:r>
+      <w:r>
+        <w:rPr>
+          <w:rFonts w:asciiTheme="majorHAnsi" w:hAnsiTheme="majorHAnsi" w:cstheme="majorHAnsi"/>
+          <w:b/>
+          <w:bCs/>
+          <w:sz w:val="20"/>
+          <w:szCs w:val="20"/>
+        </w:rPr>
+        <w:t>{FECHA_ANIO}</w:t>
+      </w:r>
+      <w:r>
+        <w:rPr>
+          <w:rFonts w:asciiTheme="majorHAnsi" w:hAnsiTheme="majorHAnsi" w:cstheme="majorHAnsi"/>
+          <w:b/>
+          <w:bCs/>
+          <w:sz w:val="20"/>
+          <w:szCs w:val="20"/>
+        </w:rPr>
+        <w:t xml:space="preserve"> </w:t>
+      </w:r>
+      <w:r>
+        <w:rPr>
+          <w:rFonts w:asciiTheme="majorHAnsi" w:hAnsiTheme="majorHAnsi" w:cstheme="majorHAnsi"/>
+          <w:sz w:val="20"/>
+          <w:szCs w:val="20"/>
+        </w:rPr>
+        <w:t>en tres ejemplares de igual contenido y valor.</w:t>
+      </w:r>
+    </w:p>
+    <w:p>
+      <w:pPr>
+        <w:spacing w:after="240"/>
+        <w:jc w:val="both"/>
+        <w:rPr>
+          <w:rFonts w:asciiTheme="majorHAnsi" w:hAnsiTheme="majorHAnsi" w:cstheme="majorHAnsi"/>
+          <w:sz w:val="20"/>
+          <w:szCs w:val="20"/>
+        </w:rPr>
+      </w:pPr>
+    </w:p>
+    <w:p>
+      <w:pPr>
+        <w:rPr>
+          <w:rFonts w:asciiTheme="majorHAnsi" w:hAnsiTheme="majorHAnsi" w:cstheme="majorHAnsi"/>
+          <w:sz w:val="20"/>
+          <w:szCs w:val="20"/>
+        </w:rPr>
+      </w:pPr>
+    </w:p>
+    <w:p>
+      <w:pPr>
+        <w:spacing w:after="240"/>
+        <w:jc w:val="both"/>
+        <w:rPr>
+          <w:rFonts w:asciiTheme="majorHAnsi" w:hAnsiTheme="majorHAnsi" w:cstheme="majorHAnsi"/>
+          <w:sz w:val="20"/>
+          <w:szCs w:val="20"/>
+        </w:rPr>
+      </w:pPr>
+    </w:p>
+    <w:p>
+      <w:pPr>
+        <w:ind w:left="5664"/>
+        <w:rPr>
+          <w:rFonts w:asciiTheme="majorHAnsi" w:hAnsiTheme="majorHAnsi" w:cstheme="majorHAnsi"/>
+          <w:b/>
+          <w:bCs/>
+          <w:sz w:val="20"/>
+          <w:szCs w:val="20"/>
+        </w:rPr>
+      </w:pPr>
+      <w:r>
+        <w:rPr>
+          <w:rFonts w:asciiTheme="majorHAnsi" w:hAnsiTheme="majorHAnsi" w:cstheme="majorHAnsi"/>
+          <w:sz w:val="20"/>
+          <w:szCs w:val="20"/>
+          <w:lang w:val="es-ES_tradnl"/>
+        </w:rPr>
+        <w:t xml:space="preserve">     </w:t>
+      </w:r>
+    </w:p>
+    <w:p>
+      <w:pPr>
+        <w:rPr>
+          <w:rFonts w:asciiTheme="majorHAnsi" w:hAnsiTheme="majorHAnsi" w:cstheme="majorHAnsi"/>
+          <w:b/>
+          <w:bCs/>
+          <w:sz w:val="20"/>
+          <w:szCs w:val="20"/>
+        </w:rPr>
+      </w:pPr>
       <w:r>
         <w:rPr>
           <w:rFonts w:asciiTheme="majorHAnsi" w:hAnsiTheme="majorHAnsi" w:cstheme="majorHAnsi"/>
@@ -6605,386 +10849,54 @@
           <w:noProof/>
           <w:sz w:val="20"/>
           <w:szCs w:val="20"/>
-        </w:rPr>
-        <w:t>{DOMICILIO_PROP}</w:t>
-      </w:r>
-      <w:r>
-        <w:rPr>
-          <w:rFonts w:asciiTheme="majorHAnsi" w:hAnsiTheme="majorHAnsi" w:cstheme="majorHAnsi"/>
-          <w:b/>
-          <w:bCs/>
-          <w:sz w:val="20"/>
-          <w:szCs w:val="20"/>
-        </w:rPr>
-        <w:fldChar w:fldCharType="end"/>
-        <w:t>,</w:t>
-      </w:r>
-      <w:r>
-        <w:rPr>
-          <w:rFonts w:asciiTheme="majorHAnsi" w:hAnsiTheme="majorHAnsi" w:cstheme="majorHAnsi"/>
-          <w:sz w:val="20"/>
-          <w:szCs w:val="20"/>
-        </w:rPr>
-        <w:t xml:space="preserve"> teléfono: </w:t>
-      </w:r>
-      <w:r>
-        <w:rPr>
-          <w:rFonts w:asciiTheme="majorHAnsi" w:hAnsiTheme="majorHAnsi" w:cstheme="majorHAnsi"/>
-          <w:b/>
-          <w:bCs/>
-          <w:sz w:val="20"/>
-          <w:szCs w:val="20"/>
-        </w:rPr>
-        <w:fldChar w:fldCharType="begin"/>
-        <w:instrText xml:space="preserve"> MERGEFIELD N_DE_CELULAR </w:instrText>
-        <w:fldChar w:fldCharType="separate"/>
-      </w:r>
-      <w:r>
-        <w:rPr>
-          <w:rFonts w:asciiTheme="majorHAnsi" w:hAnsiTheme="majorHAnsi" w:cstheme="majorHAnsi"/>
-          <w:b/>
-          <w:bCs/>
-          <w:noProof/>
-          <w:sz w:val="20"/>
-          <w:szCs w:val="20"/>
-        </w:rPr>
-        <w:t>{TELEFONO_PROP}</w:t>
-      </w:r>
-      <w:r>
-        <w:rPr>
-          <w:rFonts w:asciiTheme="majorHAnsi" w:hAnsiTheme="majorHAnsi" w:cstheme="majorHAnsi"/>
-          <w:b/>
-          <w:bCs/>
-          <w:sz w:val="20"/>
-          <w:szCs w:val="20"/>
-        </w:rPr>
-        <w:fldChar w:fldCharType="end"/>
-      </w:r>
-      <w:r>
-        <w:rPr>
-          <w:rFonts w:asciiTheme="majorHAnsi" w:hAnsiTheme="majorHAnsi" w:cstheme="majorHAnsi"/>
-          <w:sz w:val="20"/>
-          <w:szCs w:val="20"/>
-        </w:rPr>
-        <w:t xml:space="preserve">; correo electrónico: </w:t>
-      </w:r>
-      <w:r>
-        <w:rPr>
-          <w:rFonts w:asciiTheme="majorHAnsi" w:hAnsiTheme="majorHAnsi" w:cstheme="majorHAnsi"/>
-          <w:b/>
-          <w:bCs/>
-          <w:sz w:val="20"/>
-          <w:szCs w:val="20"/>
-        </w:rPr>
-        <w:fldChar w:fldCharType="begin"/>
-        <w:instrText xml:space="preserve"> MERGEFIELD CORREO_ELECTRONICO </w:instrText>
-        <w:fldChar w:fldCharType="separate"/>
-      </w:r>
-      <w:r>
-        <w:rPr>
-          <w:rFonts w:asciiTheme="majorHAnsi" w:hAnsiTheme="majorHAnsi" w:cstheme="majorHAnsi"/>
-          <w:b/>
-          <w:bCs/>
-          <w:noProof/>
-          <w:sz w:val="20"/>
-          <w:szCs w:val="20"/>
-        </w:rPr>
-        <w:t>{EMAIL_PROP}</w:t>
-      </w:r>
-      <w:r>
-        <w:rPr>
-          <w:rFonts w:asciiTheme="majorHAnsi" w:hAnsiTheme="majorHAnsi" w:cstheme="majorHAnsi"/>
-          <w:b/>
-          <w:bCs/>
-          <w:sz w:val="20"/>
-          <w:szCs w:val="20"/>
-        </w:rPr>
-        <w:fldChar w:fldCharType="end"/>
-      </w:r>
-    </w:p>
-    <w:p>
-      <w:pPr>
-        <w:jc w:val="both"/>
-        <w:rPr>
-          <w:rFonts w:asciiTheme="majorHAnsi" w:hAnsiTheme="majorHAnsi" w:cstheme="majorHAnsi"/>
-          <w:sz w:val="20"/>
-          <w:szCs w:val="20"/>
-        </w:rPr>
-      </w:pPr>
-      <w:r>
-        <w:rPr>
-          <w:rFonts w:asciiTheme="majorHAnsi" w:hAnsiTheme="majorHAnsi" w:cstheme="majorHAnsi"/>
-          <w:sz w:val="20"/>
-          <w:szCs w:val="20"/>
-        </w:rPr>
-        <w:t>26.2</w:t>
-        <w:tab/>
-      </w:r>
-      <w:r>
-        <w:rPr>
-          <w:rFonts w:asciiTheme="majorHAnsi" w:hAnsiTheme="majorHAnsi" w:cstheme="majorHAnsi"/>
-          <w:spacing w:val="-2"/>
-          <w:sz w:val="20"/>
-          <w:szCs w:val="20"/>
-          <w:lang w:val="es-ES_tradnl"/>
-        </w:rPr>
-        <w:t>GENERADOR DE INSTRUCCIONES</w:t>
-      </w:r>
-      <w:r>
-        <w:rPr>
-          <w:rFonts w:asciiTheme="majorHAnsi" w:hAnsiTheme="majorHAnsi" w:cstheme="majorHAnsi"/>
-          <w:sz w:val="20"/>
-          <w:szCs w:val="20"/>
-        </w:rPr>
-        <w:t xml:space="preserve">: dirección: </w:t>
-      </w:r>
-      <w:r>
-        <w:rPr>
-          <w:rFonts w:asciiTheme="majorHAnsi" w:hAnsiTheme="majorHAnsi" w:cstheme="majorHAnsi"/>
-          <w:b/>
-          <w:bCs/>
-          <w:sz w:val="20"/>
-          <w:szCs w:val="20"/>
-        </w:rPr>
-        <w:t>QUITO, 6 DE DICIEMBRE SN Y N61 SANTA LUCIA</w:t>
-      </w:r>
-      <w:r>
-        <w:rPr>
-          <w:rFonts w:asciiTheme="majorHAnsi" w:hAnsiTheme="majorHAnsi" w:cstheme="majorHAnsi"/>
-          <w:sz w:val="20"/>
-          <w:szCs w:val="20"/>
-        </w:rPr>
-        <w:t>, correos electrónicos: plopez@autocor.com.ec / gestiondocumental@autocor.com.ec | sortiz@autocor.com.ec</w:t>
-      </w:r>
-    </w:p>
-    <w:p>
-      <w:pPr>
-        <w:jc w:val="both"/>
-        <w:rPr>
-          <w:rFonts w:asciiTheme="majorHAnsi" w:hAnsiTheme="majorHAnsi" w:cstheme="majorHAnsi"/>
-          <w:sz w:val="20"/>
-          <w:szCs w:val="20"/>
-        </w:rPr>
-      </w:pPr>
-      <w:r>
-        <w:rPr>
-          <w:rFonts w:asciiTheme="majorHAnsi" w:hAnsiTheme="majorHAnsi" w:cstheme="majorHAnsi"/>
-          <w:sz w:val="20"/>
-          <w:szCs w:val="20"/>
-        </w:rPr>
-        <w:t>26.3</w:t>
-        <w:tab/>
-        <w:t>FIDUCIARIA: dirección: la Calle Checoslovaquia E10-195 y Av. Eloy Alfaro, Edificio Cuarzo, quinto piso, correo electrónico infouio@anefi.com.ec.</w:t>
-      </w:r>
-    </w:p>
-    <w:p>
-      <w:pPr>
-        <w:spacing w:after="240"/>
-        <w:jc w:val="both"/>
-        <w:rPr>
-          <w:rFonts w:asciiTheme="majorHAnsi" w:hAnsiTheme="majorHAnsi" w:cstheme="majorHAnsi"/>
-          <w:sz w:val="20"/>
-          <w:szCs w:val="20"/>
-        </w:rPr>
-      </w:pPr>
-      <w:r>
-        <w:rPr>
-          <w:rFonts w:asciiTheme="majorHAnsi" w:hAnsiTheme="majorHAnsi" w:cstheme="majorHAnsi"/>
-          <w:sz w:val="20"/>
-          <w:szCs w:val="20"/>
-        </w:rPr>
-        <w:t>Cualquier cambio de dirección deberá ser notificado a la FIDUCIARIA dentro de las siguientes 72 horas de producido el cambio.</w:t>
-      </w:r>
-    </w:p>
-    <w:p>
-      <w:pPr>
-        <w:spacing w:after="240"/>
-        <w:jc w:val="both"/>
-        <w:rPr>
-          <w:rFonts w:asciiTheme="majorHAnsi" w:hAnsiTheme="majorHAnsi" w:cstheme="majorHAnsi"/>
-          <w:sz w:val="20"/>
-          <w:szCs w:val="20"/>
-        </w:rPr>
-      </w:pPr>
-      <w:r>
-        <w:rPr>
-          <w:rFonts w:asciiTheme="majorHAnsi" w:hAnsiTheme="majorHAnsi" w:cstheme="majorHAnsi"/>
-          <w:sz w:val="20"/>
-          <w:szCs w:val="20"/>
-        </w:rPr>
-        <w:t xml:space="preserve">En Quito, a los {FECHA_DIA}</w:t>
-      </w:r>
-      <w:r>
-        <w:rPr>
-          <w:rFonts w:asciiTheme="majorHAnsi" w:hAnsiTheme="majorHAnsi" w:cstheme="majorHAnsi"/>
-          <w:b/>
-          <w:bCs/>
-          <w:sz w:val="20"/>
-          <w:szCs w:val="20"/>
-        </w:rPr>
-        <w:fldChar w:fldCharType="begin"/>
-        <w:instrText xml:space="preserve"> MERGEFIELD DIA_ </w:instrText>
-        <w:fldChar w:fldCharType="end"/>
-      </w:r>
-      <w:r>
-        <w:rPr>
-          <w:rFonts w:asciiTheme="majorHAnsi" w:hAnsiTheme="majorHAnsi" w:cstheme="majorHAnsi"/>
-          <w:sz w:val="20"/>
-          <w:szCs w:val="20"/>
-        </w:rPr>
-        <w:t xml:space="preserve"> días del mes de {FECHA_MES}</w:t>
-      </w:r>
-      <w:r>
-        <w:rPr>
-          <w:rFonts w:asciiTheme="majorHAnsi" w:hAnsiTheme="majorHAnsi" w:cstheme="majorHAnsi"/>
-          <w:b/>
-          <w:bCs/>
-          <w:sz w:val="20"/>
-          <w:szCs w:val="20"/>
-        </w:rPr>
-        <w:fldChar w:fldCharType="begin"/>
-        <w:instrText xml:space="preserve"> MERGEFIELD MES_ </w:instrText>
-        <w:fldChar w:fldCharType="end"/>
-      </w:r>
-      <w:r>
-        <w:rPr>
-          <w:rFonts w:asciiTheme="majorHAnsi" w:hAnsiTheme="majorHAnsi" w:cstheme="majorHAnsi"/>
-          <w:sz w:val="20"/>
-          <w:szCs w:val="20"/>
-        </w:rPr>
-        <w:t xml:space="preserve">del {FECHA_ANIO}</w:t>
-      </w:r>
-      <w:r>
-        <w:rPr>
-          <w:rFonts w:asciiTheme="majorHAnsi" w:hAnsiTheme="majorHAnsi" w:cstheme="majorHAnsi"/>
-          <w:b/>
-          <w:bCs/>
-          <w:sz w:val="20"/>
-          <w:szCs w:val="20"/>
-        </w:rPr>
-        <w:fldChar w:fldCharType="begin"/>
-        <w:instrText xml:space="preserve"> MERGEFIELD AÑO </w:instrText>
-        <w:fldChar w:fldCharType="end"/>
-        <w:t xml:space="preserve"> </w:t>
-      </w:r>
-      <w:r>
-        <w:rPr>
-          <w:rFonts w:asciiTheme="majorHAnsi" w:hAnsiTheme="majorHAnsi" w:cstheme="majorHAnsi"/>
-          <w:sz w:val="20"/>
-          <w:szCs w:val="20"/>
-        </w:rPr>
-        <w:t>en tres ejemplares de igual contenido y valor.</w:t>
-      </w:r>
-    </w:p>
-    <w:p>
-      <w:pPr>
-        <w:spacing w:after="240"/>
-        <w:jc w:val="both"/>
-        <w:rPr>
-          <w:rFonts w:asciiTheme="majorHAnsi" w:hAnsiTheme="majorHAnsi" w:cstheme="majorHAnsi"/>
-          <w:sz w:val="20"/>
-          <w:szCs w:val="20"/>
-        </w:rPr>
-      </w:pPr>
-    </w:p>
-    <w:p>
-      <w:pPr>
-        <w:rPr>
-          <w:rFonts w:asciiTheme="majorHAnsi" w:hAnsiTheme="majorHAnsi" w:cstheme="majorHAnsi"/>
-          <w:sz w:val="20"/>
-          <w:szCs w:val="20"/>
-        </w:rPr>
-      </w:pPr>
-    </w:p>
-    <w:p>
-      <w:pPr>
-        <w:ind w:left="4248" w:firstLine="708"/>
-        <w:rPr>
-          <w:rFonts w:asciiTheme="majorHAnsi" w:hAnsiTheme="majorHAnsi" w:cstheme="majorHAnsi"/>
-          <w:sz w:val="20"/>
-          <w:szCs w:val="20"/>
-        </w:rPr>
-      </w:pPr>
-      <w:r>
-        <w:rPr>
-          <w:noProof/>
-          <w:sz w:val="18"/>
-          <w:szCs w:val="18"/>
         </w:rPr>
         <mc:AlternateContent>
           <mc:Choice Requires="wps">
             <w:drawing>
-              <wp:anchor distT="0" distB="0" distL="114300" distR="114300" simplePos="0" relativeHeight="251661312" behindDoc="0" locked="0" layoutInCell="1" allowOverlap="1" wp14:anchorId="4EF93DB2" wp14:editId="56E45600">
+              <wp:anchor distT="0" distB="0" distL="114300" distR="114300" simplePos="0" relativeHeight="251661312" behindDoc="0" locked="0" layoutInCell="1" allowOverlap="1" wp14:anchorId="312F3A46" wp14:editId="3B553366">
                 <wp:simplePos x="0" y="0"/>
-                <wp:positionH relativeFrom="margin">
-                  <wp:align>left</wp:align>
+                <wp:positionH relativeFrom="column">
+                  <wp:posOffset>3589020</wp:posOffset>
                 </wp:positionH>
                 <wp:positionV relativeFrom="paragraph">
-                  <wp:posOffset>523875</wp:posOffset>
+                  <wp:posOffset>8890</wp:posOffset>
                 </wp:positionV>
-                <wp:extent cx="2600325" cy="1076325"/>
-                <wp:effectExtent l="0" t="0" r="9525" b="9525"/>
+                <wp:extent cx="2766060" cy="1043940"/>
+                <wp:effectExtent l="0" t="0" r="0" b="3810"/>
                 <wp:wrapNone/>
-                <wp:docPr id="491009627" name="Rectángulo 1"/>
+                <wp:docPr id="968324124" name="Cuadro de texto 1"/>
                 <wp:cNvGraphicFramePr/>
                 <a:graphic xmlns:a="http://schemas.openxmlformats.org/drawingml/2006/main">
                   <a:graphicData uri="http://schemas.microsoft.com/office/word/2010/wordprocessingShape">
                     <wps:wsp>
-                      <wps:cNvSpPr/>
+                      <wps:cNvSpPr txBox="1"/>
                       <wps:spPr>
                         <a:xfrm>
                           <a:off x="0" y="0"/>
-                          <a:ext cx="2600325" cy="1076325"/>
+                          <a:ext cx="2766060" cy="1043940"/>
                         </a:xfrm>
                         <a:prstGeom prst="rect">
                           <a:avLst/>
                         </a:prstGeom>
-                        <a:ln>
+                        <a:noFill/>
+                        <a:ln w="6350">
                           <a:noFill/>
                         </a:ln>
                       </wps:spPr>
-                      <wps:style>
-                        <a:lnRef idx="2">
-                          <a:schemeClr val="accent6"/>
-                        </a:lnRef>
-                        <a:fillRef idx="1">
-                          <a:schemeClr val="lt1"/>
-                        </a:fillRef>
-                        <a:effectRef idx="0">
-                          <a:schemeClr val="accent6"/>
-                        </a:effectRef>
-                        <a:fontRef idx="minor">
-                          <a:schemeClr val="dk1"/>
-                        </a:fontRef>
-                      </wps:style>
                       <wps:txbx>
                         <w:txbxContent>
                           <w:p>
                             <w:pPr>
-                              <w:tabs>
-                                <w:tab w:val="left" w:pos="6375"/>
-                              </w:tabs>
-                              <w:rPr>
-                                <w:rFonts w:asciiTheme="majorHAnsi" w:hAnsiTheme="majorHAnsi" w:cstheme="majorHAnsi"/>
-                                <w:b/>
-                                <w:bCs/>
-                                <w:sz w:val="18"/>
-                                <w:szCs w:val="18"/>
-                              </w:rPr>
+                              <w:pStyle w:val="Sinespaciado"/>
                             </w:pPr>
                             <w:r>
-                              <w:rPr>
-                                <w:rFonts w:asciiTheme="majorHAnsi" w:hAnsiTheme="majorHAnsi" w:cstheme="majorHAnsi"/>
-                                <w:b/>
-                                <w:bCs/>
-                                <w:sz w:val="18"/>
-                                <w:szCs w:val="18"/>
-                              </w:rPr>
-                              <w:t>--------------------------------------------------------------------</w:t>
+                              <w:t>________________________________</w:t>
                             </w:r>
                           </w:p>
                           <w:p>
                             <w:pPr>
+                              <w:pStyle w:val="Sinespaciado"/>
+                              <w:jc w:val="both"/>
                               <w:rPr>
                                 <w:rFonts w:asciiTheme="majorHAnsi" w:hAnsiTheme="majorHAnsi" w:cstheme="majorHAnsi"/>
                                 <w:b/>
@@ -7001,36 +10913,36 @@
                                 <w:sz w:val="20"/>
                                 <w:szCs w:val="20"/>
                               </w:rPr>
-                              <w:fldChar w:fldCharType="begin"/>
-                              <w:instrText xml:space="preserve"> MERGEFIELD NOMBRES_COMPLETOS_DEL_PROPIETARIO </w:instrText>
-                              <w:fldChar w:fldCharType="separate"/>
+                              <w:t>Andrea Elizabeth Pabón Venegas</w:t>
                             </w:r>
+                          </w:p>
+                          <w:p>
+                            <w:pPr>
+                              <w:pStyle w:val="Sinespaciado"/>
+                              <w:jc w:val="both"/>
+                              <w:rPr>
+                                <w:rFonts w:asciiTheme="majorHAnsi" w:hAnsiTheme="majorHAnsi" w:cstheme="majorHAnsi"/>
+                                <w:sz w:val="20"/>
+                                <w:szCs w:val="20"/>
+                              </w:rPr>
+                            </w:pPr>
                             <w:r>
+                              <w:rPr>
+                                <w:rFonts w:asciiTheme="majorHAnsi" w:hAnsiTheme="majorHAnsi" w:cstheme="majorHAnsi"/>
+                                <w:sz w:val="20"/>
+                                <w:szCs w:val="20"/>
+                              </w:rPr>
+                              <w:t>C.C. 172021489-7</w:t>
+                            </w:r>
+                          </w:p>
+                          <w:p>
+                            <w:pPr>
+                              <w:pStyle w:val="Sinespaciado"/>
+                              <w:jc w:val="both"/>
                               <w:rPr>
                                 <w:rFonts w:asciiTheme="majorHAnsi" w:hAnsiTheme="majorHAnsi" w:cstheme="majorHAnsi"/>
                                 <w:b/>
                                 <w:bCs/>
-                                <w:noProof/>
-                                <w:sz w:val="20"/>
-                                <w:szCs w:val="20"/>
-                              </w:rPr>
-                              <w:t>{NOMBRE_PROP}</w:t>
-                            </w:r>
-                            <w:r>
-                              <w:rPr>
-                                <w:rFonts w:asciiTheme="majorHAnsi" w:hAnsiTheme="majorHAnsi" w:cstheme="majorHAnsi"/>
-                                <w:b/>
-                                <w:bCs/>
-                                <w:sz w:val="20"/>
-                                <w:szCs w:val="20"/>
-                              </w:rPr>
-                              <w:fldChar w:fldCharType="end"/>
-                              <w:t>LA PARTE CONSTITUYENTE</w:t>
-                            </w:r>
-                          </w:p>
-                          <w:p>
-                            <w:pPr>
-                              <w:rPr>
                                 <w:sz w:val="20"/>
                                 <w:szCs w:val="20"/>
                               </w:rPr>
@@ -7043,36 +10955,41 @@
                                 <w:sz w:val="20"/>
                                 <w:szCs w:val="20"/>
                               </w:rPr>
-                              <w:t xml:space="preserve">C.C. </w:t>
-                              <w:fldChar w:fldCharType="begin"/>
-                              <w:instrText xml:space="preserve"> MERGEFIELD CÉDULA_DEL_PROPIETARIO </w:instrText>
-                              <w:fldChar w:fldCharType="separate"/>
+                              <w:t>Apoderada Especial</w:t>
                             </w:r>
+                          </w:p>
+                          <w:p>
+                            <w:pPr>
+                              <w:pStyle w:val="Sinespaciado"/>
+                              <w:jc w:val="both"/>
+                              <w:rPr>
+                                <w:rFonts w:asciiTheme="majorHAnsi" w:hAnsiTheme="majorHAnsi" w:cstheme="majorHAnsi"/>
+                                <w:sz w:val="20"/>
+                                <w:szCs w:val="20"/>
+                              </w:rPr>
+                            </w:pPr>
                             <w:r>
                               <w:rPr>
                                 <w:rFonts w:asciiTheme="majorHAnsi" w:hAnsiTheme="majorHAnsi" w:cstheme="majorHAnsi"/>
-                                <w:b/>
-                                <w:bCs/>
-                                <w:noProof/>
                                 <w:sz w:val="20"/>
                                 <w:szCs w:val="20"/>
                               </w:rPr>
-                              <w:t>{CI_PROP}</w:t>
+                              <w:t>ANEFI S.A. ADMINISTRADORA DE FONDOS y FIDEICOMISOS</w:t>
                             </w:r>
-                            <w:r>
+                          </w:p>
+                          <w:p>
+                            <w:pPr>
+                              <w:pStyle w:val="Sinespaciado"/>
                               <w:rPr>
                                 <w:rFonts w:asciiTheme="majorHAnsi" w:hAnsiTheme="majorHAnsi" w:cstheme="majorHAnsi"/>
-                                <w:b/>
-                                <w:bCs/>
                                 <w:sz w:val="20"/>
                                 <w:szCs w:val="20"/>
                               </w:rPr>
-                              <w:fldChar w:fldCharType="end"/>
-                            </w:r>
+                            </w:pPr>
                           </w:p>
                         </w:txbxContent>
                       </wps:txbx>
-                      <wps:bodyPr rot="0" spcFirstLastPara="0" vertOverflow="overflow" horzOverflow="overflow" vert="horz" wrap="square" lIns="91440" tIns="45720" rIns="91440" bIns="45720" numCol="1" spcCol="0" rtlCol="0" fromWordArt="0" anchor="ctr" anchorCtr="0" forceAA="0" compatLnSpc="1">
+                      <wps:bodyPr rot="0" spcFirstLastPara="0" vertOverflow="overflow" horzOverflow="overflow" vert="horz" wrap="square" lIns="91440" tIns="45720" rIns="91440" bIns="45720" numCol="1" spcCol="0" rtlCol="0" fromWordArt="0" anchor="t" anchorCtr="0" forceAA="0" compatLnSpc="1">
                         <a:prstTxWarp prst="textNoShape">
                           <a:avLst/>
                         </a:prstTxWarp>
@@ -7081,43 +10998,30 @@
                     </wps:wsp>
                   </a:graphicData>
                 </a:graphic>
-                <wp14:sizeRelH relativeFrom="margin">
-                  <wp14:pctWidth>0</wp14:pctWidth>
-                </wp14:sizeRelH>
               </wp:anchor>
             </w:drawing>
           </mc:Choice>
           <mc:Fallback>
             <w:pict>
-              <v:rect w14:anchorId="4EF93DB2" id="Rectángulo 1" o:spid="_x0000_s1026" style="position:absolute;left:0;text-align:left;margin-left:0;margin-top:41.25pt;width:204.75pt;height:84.75pt;z-index:251661312;visibility:visible;mso-wrap-style:square;mso-width-percent:0;mso-wrap-distance-left:9pt;mso-wrap-distance-top:0;mso-wrap-distance-right:9pt;mso-wrap-distance-bottom:0;mso-position-horizontal:left;mso-position-horizontal-relative:margin;mso-position-vertical:absolute;mso-position-vertical-relative:text;mso-width-percent:0;mso-width-relative:margin;v-text-anchor:middle" o:gfxdata="UEsDBBQABgAIAAAAIQC2gziS/gAAAOEBAAATAAAAW0NvbnRlbnRfVHlwZXNdLnhtbJSRQU7DMBBF&#10;90jcwfIWJU67QAgl6YK0S0CoHGBkTxKLZGx5TGhvj5O2G0SRWNoz/78nu9wcxkFMGNg6quQqL6RA&#10;0s5Y6ir5vt9lD1JwBDIwOMJKHpHlpr69KfdHjyxSmriSfYz+USnWPY7AufNIadK6MEJMx9ApD/oD&#10;OlTrorhX2lFEilmcO2RdNtjC5xDF9pCuTyYBB5bi6bQ4syoJ3g9WQ0ymaiLzg5KdCXlKLjvcW893&#10;SUOqXwnz5DrgnHtJTxOsQfEKIT7DmDSUCaxw7Rqn8787ZsmRM9e2VmPeBN4uqYvTtW7jvijg9N/y&#10;JsXecLq0q+WD6m8AAAD//wMAUEsDBBQABgAIAAAAIQA4/SH/1gAAAJQBAAALAAAAX3JlbHMvLnJl&#10;bHOkkMFqwzAMhu+DvYPRfXGawxijTi+j0GvpHsDYimMaW0Yy2fr2M4PBMnrbUb/Q94l/f/hMi1qR&#10;JVI2sOt6UJgd+ZiDgffL8ekFlFSbvV0oo4EbChzGx4f9GRdb25HMsYhqlCwG5lrLq9biZkxWOiqY&#10;22YiTra2kYMu1l1tQD30/bPm3wwYN0x18gb45AdQl1tp5j/sFB2T0FQ7R0nTNEV3j6o9feQzro1i&#10;OWA14Fm+Q8a1a8+Bvu/d/dMb2JY5uiPbhG/ktn4cqGU/er3pcvwCAAD//wMAUEsDBBQABgAIAAAA&#10;IQBgORS4XQIAABAFAAAOAAAAZHJzL2Uyb0RvYy54bWysVE1v2zAMvQ/YfxB0X21nbboFdYogRYcB&#10;RRusHXpWZCkxJosapcTOfv0o2XG7LqdhF5kUyccPP+rqumsM2yv0NdiSF2c5Z8pKqGq7Kfn3p9sP&#10;nzjzQdhKGLCq5Afl+fX8/bur1s3UBLZgKoWMQKyfta7k2xDcLMu83KpG+DNwypJRAzYikIqbrELR&#10;EnpjskmeT7MWsHIIUnlPtze9kc8TvtZKhgetvQrMlJxqC+nEdK7jmc2vxGyDwm1rOZQh/qGKRtSW&#10;ko5QNyIItsP6L6imlggedDiT0GSgdS1V6oG6KfI33TxuhVOpFxqOd+OY/P+Dlff7R7dCGkPr/MyT&#10;GLvoNDbxS/WxLg3rMA5LdYFJupxM8/zj5IIzSbYiv5xGhXCyl3CHPnxR0LAolBzpb6Qhif2dD73r&#10;0SVmMzaeFm5rY3prvMleCktSOBjVe39TmtVVLCWhJs6opUG2F/S3hZTKhulQkrHkHcM0gY+BxalA&#10;E4ohaPCNYSpxaQzMTwX+mXGMSFnBhjG4qS3gKYDqx5i59z923/cc2w/duht+1hqqwwoZQk9q7+Rt&#10;TXO+Ez6sBBKLie+0meGBDm2gLTkMEmdbwF+n7qM/kYusnLW0FSX3P3cCFWfmqyXafS7Oz+MaJeX8&#10;4nJCCr62rF9b7K5ZAv2Kgt4AJ5MY/YM5ihqheaYFXsSsZBJWUu6Sy4BHZRn6baUnQKrFIrnR6jgR&#10;7uyjkxE8Djjy6Kl7FugGsgXi6T0cN0jM3nCu942RFha7ALpOhIwj7uc6jJ7WLlF6eCLiXr/Wk9fL&#10;Qzb/DQAA//8DAFBLAwQUAAYACAAAACEA/XlRxOAAAAAHAQAADwAAAGRycy9kb3ducmV2LnhtbEyP&#10;wU7DMBBE70j8g7VI3KhNmtIS4lSoouLAARGo1KMbb5NAvE5jtw1/z3KC245mNPM2X46uEyccQutJ&#10;w+1EgUCqvG2p1vDxvr5ZgAjRkDWdJ9TwjQGWxeVFbjLrz/SGpzLWgksoZEZDE2OfSRmqBp0JE98j&#10;sbf3gzOR5VBLO5gzl7tOJkrdSWda4oXG9LhqsPoqj07Dy6c9pPX26XXazlfzzSF9Ltf7qdbXV+Pj&#10;A4iIY/wLwy8+o0PBTDt/JBtEp4EfiRoWyQwEu6m652OnIZklCmSRy//8xQ8AAAD//wMAUEsBAi0A&#10;FAAGAAgAAAAhALaDOJL+AAAA4QEAABMAAAAAAAAAAAAAAAAAAAAAAFtDb250ZW50X1R5cGVzXS54&#10;bWxQSwECLQAUAAYACAAAACEAOP0h/9YAAACUAQAACwAAAAAAAAAAAAAAAAAvAQAAX3JlbHMvLnJl&#10;bHNQSwECLQAUAAYACAAAACEAYDkUuF0CAAAQBQAADgAAAAAAAAAAAAAAAAAuAgAAZHJzL2Uyb0Rv&#10;Yy54bWxQSwECLQAUAAYACAAAACEA/XlRxOAAAAAHAQAADwAAAAAAAAAAAAAAAAC3BAAAZHJzL2Rv&#10;d25yZXYueG1sUEsFBgAAAAAEAAQA8wAAAMQFAAAAAA==&#10;" fillcolor="white [3201]" stroked="f" strokeweight="1pt">
+              <v:shapetype w14:anchorId="312F3A46" id="_x0000_t202" coordsize="21600,21600" o:spt="202" path="m,l,21600r21600,l21600,xe">
+                <v:stroke joinstyle="miter"/>
+                <v:path gradientshapeok="t" o:connecttype="rect"/>
+              </v:shapetype>
+              <v:shape id="Cuadro de texto 1" o:spid="_x0000_s1026" type="#_x0000_t202" style="position:absolute;margin-left:282.6pt;margin-top:.7pt;width:217.8pt;height:82.2pt;z-index:251661312;visibility:visible;mso-wrap-style:square;mso-wrap-distance-left:9pt;mso-wrap-distance-top:0;mso-wrap-distance-right:9pt;mso-wrap-distance-bottom:0;mso-position-horizontal:absolute;mso-position-horizontal-relative:text;mso-position-vertical:absolute;mso-position-vertical-relative:text;v-text-anchor:top" o:gfxdata="UEsDBBQABgAIAAAAIQC2gziS/gAAAOEBAAATAAAAW0NvbnRlbnRfVHlwZXNdLnhtbJSRQU7DMBBF&#10;90jcwfIWJU67QAgl6YK0S0CoHGBkTxKLZGx5TGhvj5O2G0SRWNoz/78nu9wcxkFMGNg6quQqL6RA&#10;0s5Y6ir5vt9lD1JwBDIwOMJKHpHlpr69KfdHjyxSmriSfYz+USnWPY7AufNIadK6MEJMx9ApD/oD&#10;OlTrorhX2lFEilmcO2RdNtjC5xDF9pCuTyYBB5bi6bQ4syoJ3g9WQ0ymaiLzg5KdCXlKLjvcW893&#10;SUOqXwnz5DrgnHtJTxOsQfEKIT7DmDSUCaxw7Rqn8787ZsmRM9e2VmPeBN4uqYvTtW7jvijg9N/y&#10;JsXecLq0q+WD6m8AAAD//wMAUEsDBBQABgAIAAAAIQA4/SH/1gAAAJQBAAALAAAAX3JlbHMvLnJl&#10;bHOkkMFqwzAMhu+DvYPRfXGawxijTi+j0GvpHsDYimMaW0Yy2fr2M4PBMnrbUb/Q94l/f/hMi1qR&#10;JVI2sOt6UJgd+ZiDgffL8ekFlFSbvV0oo4EbChzGx4f9GRdb25HMsYhqlCwG5lrLq9biZkxWOiqY&#10;22YiTra2kYMu1l1tQD30/bPm3wwYN0x18gb45AdQl1tp5j/sFB2T0FQ7R0nTNEV3j6o9feQzro1i&#10;OWA14Fm+Q8a1a8+Bvu/d/dMb2JY5uiPbhG/ktn4cqGU/er3pcvwCAAD//wMAUEsDBBQABgAIAAAA&#10;IQCtVw3fGAIAAC0EAAAOAAAAZHJzL2Uyb0RvYy54bWysU01vGyEQvVfqf0Dc6107jpOsvI7cRK4q&#10;RUkkp8oZs+BdCRgK2Lvur+/Arj+U9lT1AgNvmI/3hvl9pxXZC+cbMCUdj3JKhOFQNWZb0h9vqy+3&#10;lPjATMUUGFHSg/D0fvH507y1hZhADaoSjmAQ44vWlrQOwRZZ5nktNPMjsMIgKMFpFvDotlnlWIvR&#10;tcomeT7LWnCVdcCF93j72IN0keJLKXh4kdKLQFRJsbaQVpfWTVyzxZwVW8ds3fChDPYPVWjWGEx6&#10;CvXIAiM71/wRSjfcgQcZRhx0BlI2XKQesJtx/qGbdc2sSL0gOd6eaPL/Lyx/3q/tqyOh+wodChgJ&#10;aa0vPF7GfjrpdNyxUoI4Ung40Sa6QDheTm5ms3yGEEdsnE+v7qaJ2Oz83DofvgnQJBoldahLoovt&#10;n3zAlOh6dInZDKwapZI2ypC2pLOr6zw9OCH4Qhl8eC42WqHbdEMHG6gO2JiDXnNv+arB5E/Mh1fm&#10;UGQsGAc3vOAiFWASGCxKanC//nYf/ZF7RClpcWhK6n/umBOUqO8GVbkbT7F1EtJhen0zwYO7RDaX&#10;iNnpB8C5HOMXsTyZ0T+ooykd6Hec72XMihAzHHOXNBzNh9CPMv4PLpbL5IRzZVl4MmvLY+hIZ6T2&#10;rXtnzg78B5TuGY7jxYoPMvS+vRDLXQDZJI0iwT2rA+84k0m64f/Eob88J6/zL1/8BgAA//8DAFBL&#10;AwQUAAYACAAAACEAwHf0JeAAAAAKAQAADwAAAGRycy9kb3ducmV2LnhtbEyPzWrDMBCE74W+g9hA&#10;b40UUxvjWg7BEAqlPSTNpTfZ2tim+nEtJXH79N2cmtsO3zA7U65na9gZpzB4J2G1FMDQtV4PrpNw&#10;+Ng+5sBCVE4r4x1K+MEA6+r+rlSF9he3w/M+doxCXCiUhD7GseA8tD1aFZZ+REfs6CerIsmp43pS&#10;Fwq3hidCZNyqwdGHXo1Y99h+7U9Wwmu9fVe7JrH5r6lf3o6b8fvwmUr5sJg3z8AizvHfDNf6VB0q&#10;6tT4k9OBGQlpliZkJfAE7MqFELSloStLc+BVyW8nVH8AAAD//wMAUEsBAi0AFAAGAAgAAAAhALaD&#10;OJL+AAAA4QEAABMAAAAAAAAAAAAAAAAAAAAAAFtDb250ZW50X1R5cGVzXS54bWxQSwECLQAUAAYA&#10;CAAAACEAOP0h/9YAAACUAQAACwAAAAAAAAAAAAAAAAAvAQAAX3JlbHMvLnJlbHNQSwECLQAUAAYA&#10;CAAAACEArVcN3xgCAAAtBAAADgAAAAAAAAAAAAAAAAAuAgAAZHJzL2Uyb0RvYy54bWxQSwECLQAU&#10;AAYACAAAACEAwHf0JeAAAAAKAQAADwAAAAAAAAAAAAAAAAByBAAAZHJzL2Rvd25yZXYueG1sUEsF&#10;BgAAAAAEAAQA8wAAAH8FAAAAAA==&#10;" filled="f" stroked="f" strokeweight=".5pt">
                 <v:textbox>
                   <w:txbxContent>
                     <w:p>
                       <w:pPr>
-                        <w:tabs>
-                          <w:tab w:val="left" w:pos="6375"/>
-                        </w:tabs>
-                        <w:rPr>
-                          <w:rFonts w:asciiTheme="majorHAnsi" w:hAnsiTheme="majorHAnsi" w:cstheme="majorHAnsi"/>
-                          <w:b/>
-                          <w:bCs/>
-                          <w:sz w:val="18"/>
-                          <w:szCs w:val="18"/>
-                        </w:rPr>
+                        <w:pStyle w:val="Sinespaciado"/>
                       </w:pPr>
                       <w:r>
-                        <w:rPr>
-                          <w:rFonts w:asciiTheme="majorHAnsi" w:hAnsiTheme="majorHAnsi" w:cstheme="majorHAnsi"/>
-                          <w:b/>
-                          <w:bCs/>
-                          <w:sz w:val="18"/>
-                          <w:szCs w:val="18"/>
-                        </w:rPr>
-                        <w:t>--------------------------------------------------------------------</w:t>
+                        <w:t>________________________________</w:t>
                       </w:r>
                     </w:p>
                     <w:p>
                       <w:pPr>
+                        <w:pStyle w:val="Sinespaciado"/>
+                        <w:jc w:val="both"/>
                         <w:rPr>
                           <w:rFonts w:asciiTheme="majorHAnsi" w:hAnsiTheme="majorHAnsi" w:cstheme="majorHAnsi"/>
                           <w:b/>
@@ -7134,36 +11038,36 @@
                           <w:sz w:val="20"/>
                           <w:szCs w:val="20"/>
                         </w:rPr>
-                        <w:fldChar w:fldCharType="begin"/>
-                        <w:instrText xml:space="preserve"> MERGEFIELD NOMBRES_COMPLETOS_DEL_PROPIETARIO </w:instrText>
-                        <w:fldChar w:fldCharType="separate"/>
+                        <w:t>Andrea Elizabeth Pabón Venegas</w:t>
                       </w:r>
+                    </w:p>
+                    <w:p>
+                      <w:pPr>
+                        <w:pStyle w:val="Sinespaciado"/>
+                        <w:jc w:val="both"/>
+                        <w:rPr>
+                          <w:rFonts w:asciiTheme="majorHAnsi" w:hAnsiTheme="majorHAnsi" w:cstheme="majorHAnsi"/>
+                          <w:sz w:val="20"/>
+                          <w:szCs w:val="20"/>
+                        </w:rPr>
+                      </w:pPr>
                       <w:r>
+                        <w:rPr>
+                          <w:rFonts w:asciiTheme="majorHAnsi" w:hAnsiTheme="majorHAnsi" w:cstheme="majorHAnsi"/>
+                          <w:sz w:val="20"/>
+                          <w:szCs w:val="20"/>
+                        </w:rPr>
+                        <w:t>C.C. 172021489-7</w:t>
+                      </w:r>
+                    </w:p>
+                    <w:p>
+                      <w:pPr>
+                        <w:pStyle w:val="Sinespaciado"/>
+                        <w:jc w:val="both"/>
                         <w:rPr>
                           <w:rFonts w:asciiTheme="majorHAnsi" w:hAnsiTheme="majorHAnsi" w:cstheme="majorHAnsi"/>
                           <w:b/>
                           <w:bCs/>
-                          <w:noProof/>
-                          <w:sz w:val="20"/>
-                          <w:szCs w:val="20"/>
-                        </w:rPr>
-                        <w:t>{NOMBRE_PROP}</w:t>
-                      </w:r>
-                      <w:r>
-                        <w:rPr>
-                          <w:rFonts w:asciiTheme="majorHAnsi" w:hAnsiTheme="majorHAnsi" w:cstheme="majorHAnsi"/>
-                          <w:b/>
-                          <w:bCs/>
-                          <w:sz w:val="20"/>
-                          <w:szCs w:val="20"/>
-                        </w:rPr>
-                        <w:fldChar w:fldCharType="end"/>
-                        <w:t>LA PARTE CONSTITUYENTE</w:t>
-                      </w:r>
-                    </w:p>
-                    <w:p>
-                      <w:pPr>
-                        <w:rPr>
                           <w:sz w:val="20"/>
                           <w:szCs w:val="20"/>
                         </w:rPr>
@@ -7176,73 +11080,78 @@
                           <w:sz w:val="20"/>
                           <w:szCs w:val="20"/>
                         </w:rPr>
-                        <w:t xml:space="preserve">C.C. </w:t>
-                        <w:fldChar w:fldCharType="begin"/>
-                        <w:instrText xml:space="preserve"> MERGEFIELD CÉDULA_DEL_PROPIETARIO </w:instrText>
-                        <w:fldChar w:fldCharType="separate"/>
+                        <w:t>Apoderada Especial</w:t>
                       </w:r>
+                    </w:p>
+                    <w:p>
+                      <w:pPr>
+                        <w:pStyle w:val="Sinespaciado"/>
+                        <w:jc w:val="both"/>
+                        <w:rPr>
+                          <w:rFonts w:asciiTheme="majorHAnsi" w:hAnsiTheme="majorHAnsi" w:cstheme="majorHAnsi"/>
+                          <w:sz w:val="20"/>
+                          <w:szCs w:val="20"/>
+                        </w:rPr>
+                      </w:pPr>
                       <w:r>
                         <w:rPr>
                           <w:rFonts w:asciiTheme="majorHAnsi" w:hAnsiTheme="majorHAnsi" w:cstheme="majorHAnsi"/>
-                          <w:b/>
-                          <w:bCs/>
-                          <w:noProof/>
                           <w:sz w:val="20"/>
                           <w:szCs w:val="20"/>
                         </w:rPr>
-                        <w:t>{CI_PROP}</w:t>
+                        <w:t>ANEFI S.A. ADMINISTRADORA DE FONDOS y FIDEICOMISOS</w:t>
                       </w:r>
-                      <w:r>
+                    </w:p>
+                    <w:p>
+                      <w:pPr>
+                        <w:pStyle w:val="Sinespaciado"/>
                         <w:rPr>
                           <w:rFonts w:asciiTheme="majorHAnsi" w:hAnsiTheme="majorHAnsi" w:cstheme="majorHAnsi"/>
-                          <w:b/>
-                          <w:bCs/>
                           <w:sz w:val="20"/>
                           <w:szCs w:val="20"/>
                         </w:rPr>
-                        <w:fldChar w:fldCharType="end"/>
-                      </w:r>
+                      </w:pPr>
                     </w:p>
                   </w:txbxContent>
                 </v:textbox>
-                <w10:wrap anchorx="margin"/>
-              </v:rect>
+              </v:shape>
             </w:pict>
           </mc:Fallback>
         </mc:AlternateContent>
       </w:r>
       <w:r>
         <w:rPr>
+          <w:rFonts w:asciiTheme="majorHAnsi" w:hAnsiTheme="majorHAnsi" w:cstheme="majorHAnsi"/>
+          <w:b/>
+          <w:bCs/>
           <w:noProof/>
+          <w:sz w:val="20"/>
+          <w:szCs w:val="20"/>
         </w:rPr>
         <mc:AlternateContent>
           <mc:Choice Requires="wps">
             <w:drawing>
-              <wp:anchor distT="0" distB="0" distL="114300" distR="114300" simplePos="0" relativeHeight="251659264" behindDoc="0" locked="0" layoutInCell="1" allowOverlap="1" wp14:anchorId="5468A885" wp14:editId="2D556CB0">
+              <wp:anchor distT="0" distB="0" distL="114300" distR="114300" simplePos="0" relativeHeight="251659264" behindDoc="0" locked="0" layoutInCell="1" allowOverlap="1" wp14:anchorId="7DF6C4EE" wp14:editId="48236D96">
                 <wp:simplePos x="0" y="0"/>
-                <wp:positionH relativeFrom="margin">
-                  <wp:align>right</wp:align>
+                <wp:positionH relativeFrom="column">
+                  <wp:posOffset>152400</wp:posOffset>
                 </wp:positionH>
                 <wp:positionV relativeFrom="paragraph">
-                  <wp:posOffset>638175</wp:posOffset>
+                  <wp:posOffset>74295</wp:posOffset>
                 </wp:positionV>
-                <wp:extent cx="2809875" cy="1219200"/>
-                <wp:effectExtent l="0" t="0" r="0" b="0"/>
+                <wp:extent cx="2766060" cy="1043940"/>
+                <wp:effectExtent l="0" t="0" r="0" b="3810"/>
                 <wp:wrapNone/>
-                <wp:docPr id="1417403860" name="Cuadro de texto 1"/>
-                <wp:cNvGraphicFramePr>
-                  <a:graphicFrameLocks xmlns:a="http://schemas.openxmlformats.org/drawingml/2006/main"/>
-                </wp:cNvGraphicFramePr>
+                <wp:docPr id="1561125500" name="Cuadro de texto 1"/>
+                <wp:cNvGraphicFramePr/>
                 <a:graphic xmlns:a="http://schemas.openxmlformats.org/drawingml/2006/main">
                   <a:graphicData uri="http://schemas.microsoft.com/office/word/2010/wordprocessingShape">
                     <wps:wsp>
-                      <wps:cNvSpPr txBox="1">
-                        <a:spLocks/>
-                      </wps:cNvSpPr>
+                      <wps:cNvSpPr txBox="1"/>
                       <wps:spPr>
                         <a:xfrm>
                           <a:off x="0" y="0"/>
-                          <a:ext cx="2809875" cy="1219200"/>
+                          <a:ext cx="2766060" cy="1043940"/>
                         </a:xfrm>
                         <a:prstGeom prst="rect">
                           <a:avLst/>
@@ -7256,27 +11165,33 @@
                         <w:txbxContent>
                           <w:p>
                             <w:pPr>
+                              <w:pStyle w:val="Sinespaciado"/>
+                            </w:pPr>
+                            <w:r>
+                              <w:t>________________________________</w:t>
+                            </w:r>
+                          </w:p>
+                          <w:p>
+                            <w:pPr>
+                              <w:pStyle w:val="Sinespaciado"/>
                               <w:rPr>
                                 <w:rFonts w:asciiTheme="majorHAnsi" w:hAnsiTheme="majorHAnsi" w:cstheme="majorHAnsi"/>
-                                <w:b/>
-                                <w:bCs/>
-                                <w:sz w:val="21"/>
-                                <w:szCs w:val="21"/>
+                                <w:sz w:val="20"/>
+                                <w:szCs w:val="20"/>
                               </w:rPr>
                             </w:pPr>
                             <w:r>
                               <w:rPr>
                                 <w:rFonts w:asciiTheme="majorHAnsi" w:hAnsiTheme="majorHAnsi" w:cstheme="majorHAnsi"/>
-                                <w:b/>
-                                <w:bCs/>
-                                <w:sz w:val="21"/>
-                                <w:szCs w:val="21"/>
+                                <w:sz w:val="20"/>
+                                <w:szCs w:val="20"/>
                               </w:rPr>
-                              <w:t>____________________________________</w:t>
+                              <w:t>LA PARTE CONSTITUYENTE</w:t>
                             </w:r>
                           </w:p>
                           <w:p>
                             <w:pPr>
+                              <w:pStyle w:val="Sinespaciado"/>
                               <w:rPr>
                                 <w:rFonts w:asciiTheme="majorHAnsi" w:hAnsiTheme="majorHAnsi" w:cstheme="majorHAnsi"/>
                                 <w:b/>
@@ -7293,15 +11208,14 @@
                                 <w:sz w:val="20"/>
                                 <w:szCs w:val="20"/>
                               </w:rPr>
-                              <w:t>PABON VENEGAS ANDREA ELIZABЕTH</w:t>
+                              <w:t>{NOMBRE_PROP}</w:t>
                             </w:r>
                           </w:p>
                           <w:p>
                             <w:pPr>
+                              <w:pStyle w:val="Sinespaciado"/>
                               <w:rPr>
                                 <w:rFonts w:asciiTheme="majorHAnsi" w:hAnsiTheme="majorHAnsi" w:cstheme="majorHAnsi"/>
-                                <w:b/>
-                                <w:bCs/>
                                 <w:sz w:val="20"/>
                                 <w:szCs w:val="20"/>
                               </w:rPr>
@@ -7309,77 +11223,11 @@
                             <w:r>
                               <w:rPr>
                                 <w:rFonts w:asciiTheme="majorHAnsi" w:hAnsiTheme="majorHAnsi" w:cstheme="majorHAnsi"/>
-                                <w:b/>
-                                <w:bCs/>
                                 <w:sz w:val="20"/>
                                 <w:szCs w:val="20"/>
                               </w:rPr>
-                              <w:t xml:space="preserve">C.C. </w:t>
+                              <w:t>C.C. {CI_PROP}</w:t>
                             </w:r>
-                            <w:r>
-                              <w:rPr>
-                                <w:rFonts w:asciiTheme="majorHAnsi" w:hAnsiTheme="majorHAnsi" w:cstheme="majorHAnsi"/>
-                                <w:b/>
-                                <w:bCs/>
-                                <w:sz w:val="20"/>
-                                <w:szCs w:val="20"/>
-                                <w:lang w:val="es-ES_tradnl"/>
-                              </w:rPr>
-                              <w:t>1720214897</w:t>
-                            </w:r>
-                          </w:p>
-                          <w:p>
-                            <w:pPr>
-                              <w:rPr>
-                                <w:rFonts w:asciiTheme="majorHAnsi" w:hAnsiTheme="majorHAnsi" w:cstheme="majorHAnsi"/>
-                                <w:b/>
-                                <w:bCs/>
-                                <w:sz w:val="20"/>
-                                <w:szCs w:val="20"/>
-                              </w:rPr>
-                            </w:pPr>
-                            <w:r>
-                              <w:rPr>
-                                <w:rFonts w:asciiTheme="majorHAnsi" w:hAnsiTheme="majorHAnsi" w:cstheme="majorHAnsi"/>
-                                <w:b/>
-                                <w:bCs/>
-                                <w:sz w:val="20"/>
-                                <w:szCs w:val="20"/>
-                              </w:rPr>
-                              <w:t>Apoderado Especial</w:t>
-                            </w:r>
-                          </w:p>
-                          <w:p>
-                            <w:pPr>
-                              <w:rPr>
-                                <w:rFonts w:asciiTheme="majorHAnsi" w:hAnsiTheme="majorHAnsi" w:cstheme="majorHAnsi"/>
-                                <w:b/>
-                                <w:bCs/>
-                                <w:sz w:val="20"/>
-                                <w:szCs w:val="20"/>
-                              </w:rPr>
-                            </w:pPr>
-                            <w:r>
-                              <w:rPr>
-                                <w:rFonts w:asciiTheme="majorHAnsi" w:hAnsiTheme="majorHAnsi" w:cstheme="majorHAnsi"/>
-                                <w:b/>
-                                <w:bCs/>
-                                <w:sz w:val="20"/>
-                                <w:szCs w:val="20"/>
-                              </w:rPr>
-                              <w:t>ANEFI S.A. ADMINISTRADORA DE FONDOS y FIDEICOMISOS</w:t>
-                            </w:r>
-                          </w:p>
-                          <w:p>
-                            <w:pPr>
-                              <w:rPr>
-                                <w:rFonts w:asciiTheme="majorHAnsi" w:hAnsiTheme="majorHAnsi" w:cstheme="majorHAnsi"/>
-                                <w:b/>
-                                <w:bCs/>
-                                <w:sz w:val="21"/>
-                                <w:szCs w:val="21"/>
-                              </w:rPr>
-                            </w:pPr>
                           </w:p>
                         </w:txbxContent>
                       </wps:txbx>
@@ -7392,47 +11240,46 @@
                     </wps:wsp>
                   </a:graphicData>
                 </a:graphic>
-                <wp14:sizeRelH relativeFrom="margin">
-                  <wp14:pctWidth>0</wp14:pctWidth>
-                </wp14:sizeRelH>
-                <wp14:sizeRelV relativeFrom="margin">
-                  <wp14:pctHeight>0</wp14:pctHeight>
-                </wp14:sizeRelV>
               </wp:anchor>
             </w:drawing>
           </mc:Choice>
           <mc:Fallback>
             <w:pict>
-              <v:shapetype w14:anchorId="5468A885" id="_x0000_t202" coordsize="21600,21600" o:spt="202" path="m,l,21600r21600,l21600,xe">
-                <v:stroke joinstyle="miter"/>
-                <v:path gradientshapeok="t" o:connecttype="rect"/>
-              </v:shapetype>
-              <v:shape id="Cuadro de texto 1" o:spid="_x0000_s1027" type="#_x0000_t202" style="position:absolute;left:0;text-align:left;margin-left:170.05pt;margin-top:50.25pt;width:221.25pt;height:96pt;z-index:251659264;visibility:visible;mso-wrap-style:square;mso-width-percent:0;mso-height-percent:0;mso-wrap-distance-left:9pt;mso-wrap-distance-top:0;mso-wrap-distance-right:9pt;mso-wrap-distance-bottom:0;mso-position-horizontal:right;mso-position-horizontal-relative:margin;mso-position-vertical:absolute;mso-position-vertical-relative:text;mso-width-percent:0;mso-height-percent:0;mso-width-relative:margin;mso-height-relative:margin;v-text-anchor:top" o:gfxdata="UEsDBBQABgAIAAAAIQC2gziS/gAAAOEBAAATAAAAW0NvbnRlbnRfVHlwZXNdLnhtbJSRQU7DMBBF&#10;90jcwfIWJU67QAgl6YK0S0CoHGBkTxKLZGx5TGhvj5O2G0SRWNoz/78nu9wcxkFMGNg6quQqL6RA&#10;0s5Y6ir5vt9lD1JwBDIwOMJKHpHlpr69KfdHjyxSmriSfYz+USnWPY7AufNIadK6MEJMx9ApD/oD&#10;OlTrorhX2lFEilmcO2RdNtjC5xDF9pCuTyYBB5bi6bQ4syoJ3g9WQ0ymaiLzg5KdCXlKLjvcW893&#10;SUOqXwnz5DrgnHtJTxOsQfEKIT7DmDSUCaxw7Rqn8787ZsmRM9e2VmPeBN4uqYvTtW7jvijg9N/y&#10;JsXecLq0q+WD6m8AAAD//wMAUEsDBBQABgAIAAAAIQA4/SH/1gAAAJQBAAALAAAAX3JlbHMvLnJl&#10;bHOkkMFqwzAMhu+DvYPRfXGawxijTi+j0GvpHsDYimMaW0Yy2fr2M4PBMnrbUb/Q94l/f/hMi1qR&#10;JVI2sOt6UJgd+ZiDgffL8ekFlFSbvV0oo4EbChzGx4f9GRdb25HMsYhqlCwG5lrLq9biZkxWOiqY&#10;22YiTra2kYMu1l1tQD30/bPm3wwYN0x18gb45AdQl1tp5j/sFB2T0FQ7R0nTNEV3j6o9feQzro1i&#10;OWA14Fm+Q8a1a8+Bvu/d/dMb2JY5uiPbhG/ktn4cqGU/er3pcvwCAAD//wMAUEsDBBQABgAIAAAA&#10;IQD7o5maKQIAAE0EAAAOAAAAZHJzL2Uyb0RvYy54bWysVF1v2yAUfZ+0/4B4X2xnSZtYcaqsVaZJ&#10;UVspnfpMMMTWMJcBid39+l2w86FuT9Ne8IV7uR/nHLy46xpFjsK6GnRBs1FKidAcylrvC/r9Zf1p&#10;RonzTJdMgRYFfROO3i0/fli0JhdjqECVwhJMol3emoJW3ps8SRyvRMPcCIzQ6JRgG+Zxa/dJaVmL&#10;2RuVjNP0JmnBlsYCF87h6UPvpMuYX0rB/ZOUTniiCoq9+bjauO7CmiwXLN9bZqqaD22wf+iiYbXG&#10;oudUD8wzcrD1H6mamltwIP2IQ5OAlDUXcQacJkvfTbOtmBFxFgTHmTNM7v+l5Y/HrXm2xHdfoEMC&#10;4xDObID/cIhN0hqXDzEBU5c7jA6DdtI24YsjELyI2L6d8RSdJxwPx7N0PrudUsLRl42zOTIWEE8u&#10;1411/quAhgSjoBYJiy2w48b5PvQUEqppWNdKRdKUJm1Bbz5P03jh7MHkSg+d982Gtn2360hdhgnx&#10;djjZQfmGg1voNeEMX9fYw4Y5/8wsigBHQmH7J1ykAqwFg0VJBfbX385DPHKDXkpaFFVB3c8Ds4IS&#10;9U0ja/NsMgkqjJvJ9HaMG3vt2V179KG5B9Rthk/I8GiGeK9OprTQvKL+V6EqupjmWLug/mTe+17q&#10;+H64WK1iEOrOML/RW8NPfAeEX7pXZs1Ag0cGH+EkP5a/Y6OP7flYHTzIOlJ1QXWAHzUbyR7eV3gU&#10;1/sYdfkLLH8DAAD//wMAUEsDBBQABgAIAAAAIQA3v0J63gAAAAgBAAAPAAAAZHJzL2Rvd25yZXYu&#10;eG1sTI9PS8NAEMXvgt9hGcGb3TW0UmM2pQSKIHpo7cXbJDtNgvsnZrdt9NM7nuztzbzhze8Vq8lZ&#10;caIx9sFruJ8pEOSbYHrfati/b+6WIGJCb9AGTxq+KcKqvL4qMDfh7Ld02qVWcIiPOWroUhpyKWPT&#10;kcM4CwN59g5hdJh4HFtpRjxzuLMyU+pBOuw9f+hwoKqj5nN3dBpeqs0bbuvMLX9s9fx6WA9f+4+F&#10;1rc30/oJRKIp/R/DHz6jQ8lMdTh6E4XVwEUSb5VagGB7Ps9Y1BqyRxayLORlgfIXAAD//wMAUEsB&#10;Ai0AFAAGAAgAAAAhALaDOJL+AAAA4QEAABMAAAAAAAAAAAAAAAAAAAAAAFtDb250ZW50X1R5cGVz&#10;XS54bWxQSwECLQAUAAYACAAAACEAOP0h/9YAAACUAQAACwAAAAAAAAAAAAAAAAAvAQAAX3JlbHMv&#10;LnJlbHNQSwECLQAUAAYACAAAACEA+6OZmikCAABNBAAADgAAAAAAAAAAAAAAAAAuAgAAZHJzL2Uy&#10;b0RvYy54bWxQSwECLQAUAAYACAAAACEAN79Cet4AAAAIAQAADwAAAAAAAAAAAAAAAACDBAAAZHJz&#10;L2Rvd25yZXYueG1sUEsFBgAAAAAEAAQA8wAAAI4FAAAAAA==&#10;" filled="f" stroked="f" strokeweight=".5pt">
+              <v:shape w14:anchorId="7DF6C4EE" id="_x0000_s1027" type="#_x0000_t202" style="position:absolute;margin-left:12pt;margin-top:5.85pt;width:217.8pt;height:82.2pt;z-index:251659264;visibility:visible;mso-wrap-style:square;mso-wrap-distance-left:9pt;mso-wrap-distance-top:0;mso-wrap-distance-right:9pt;mso-wrap-distance-bottom:0;mso-position-horizontal:absolute;mso-position-horizontal-relative:text;mso-position-vertical:absolute;mso-position-vertical-relative:text;v-text-anchor:top" o:gfxdata="UEsDBBQABgAIAAAAIQC2gziS/gAAAOEBAAATAAAAW0NvbnRlbnRfVHlwZXNdLnhtbJSRQU7DMBBF&#10;90jcwfIWJU67QAgl6YK0S0CoHGBkTxKLZGx5TGhvj5O2G0SRWNoz/78nu9wcxkFMGNg6quQqL6RA&#10;0s5Y6ir5vt9lD1JwBDIwOMJKHpHlpr69KfdHjyxSmriSfYz+USnWPY7AufNIadK6MEJMx9ApD/oD&#10;OlTrorhX2lFEilmcO2RdNtjC5xDF9pCuTyYBB5bi6bQ4syoJ3g9WQ0ymaiLzg5KdCXlKLjvcW893&#10;SUOqXwnz5DrgnHtJTxOsQfEKIT7DmDSUCaxw7Rqn8787ZsmRM9e2VmPeBN4uqYvTtW7jvijg9N/y&#10;JsXecLq0q+WD6m8AAAD//wMAUEsDBBQABgAIAAAAIQA4/SH/1gAAAJQBAAALAAAAX3JlbHMvLnJl&#10;bHOkkMFqwzAMhu+DvYPRfXGawxijTi+j0GvpHsDYimMaW0Yy2fr2M4PBMnrbUb/Q94l/f/hMi1qR&#10;JVI2sOt6UJgd+ZiDgffL8ekFlFSbvV0oo4EbChzGx4f9GRdb25HMsYhqlCwG5lrLq9biZkxWOiqY&#10;22YiTra2kYMu1l1tQD30/bPm3wwYN0x18gb45AdQl1tp5j/sFB2T0FQ7R0nTNEV3j6o9feQzro1i&#10;OWA14Fm+Q8a1a8+Bvu/d/dMb2JY5uiPbhG/ktn4cqGU/er3pcvwCAAD//wMAUEsDBBQABgAIAAAA&#10;IQBhu+AHGgIAADQEAAAOAAAAZHJzL2Uyb0RvYy54bWysU01vGyEQvVfqf0Dc6107jpNYXkduIleV&#10;oiSSU+WMWfCuxDIUxt51f30H1l9Ke6p6gYE3zMd7w+y+awzbKR9qsAUfDnLOlJVQ1nZT8B9vyy+3&#10;nAUUthQGrCr4XgV+P//8ada6qRpBBaZUnlEQG6atK3iF6KZZFmSlGhEG4JQlUINvBNLRb7LSi5ai&#10;NyYb5fkka8GXzoNUIdDtYw/yeYqvtZL4onVQyEzBqTZMq0/rOq7ZfCamGy9cVctDGeIfqmhEbSnp&#10;KdSjQMG2vv4jVFNLDwE0DiQ0GWhdS5V6oG6G+YduVpVwKvVC5AR3oin8v7Dyebdyr55h9xU6EjAS&#10;0rowDXQZ++m0b+JOlTLCicL9iTbVIZN0ObqZTPIJQZKwYT6+uhsnYrPzc+cDflPQsGgU3JMuiS6x&#10;ewpIKcn16BKzWVjWxiRtjGVtwSdX13l6cELohbH08FxstLBbd6wuLxpZQ7mn/jz00gcnlzXV8CQC&#10;vgpPWlPdNL/4Qos2QLngYHFWgf/1t/voTxIQyllLs1Pw8HMrvOLMfLckzt1wTAwwTIfx9c2IDv4S&#10;WV8idts8AI3nkH6Kk8mM/miOpvbQvNOYL2JWgoSVlLvgeDQfsJ9o+iZSLRbJicbLCXyyKydj6Mhq&#10;ZPitexfeHWRAUvAZjlMmph/U6H17PRZbBF0nqSLPPasH+mk0k4KHbxRn//KcvM6fff4bAAD//wMA&#10;UEsDBBQABgAIAAAAIQAmrRpf4QAAAAkBAAAPAAAAZHJzL2Rvd25yZXYueG1sTI/BTsMwEETvSPyD&#10;tUjcqJOoTUuIU1WRKiQEh5ZeuG3ibRIR2yF228DXs5zKcWdGs2/y9WR6cabRd84qiGcRCLK1051t&#10;FBzetw8rED6g1dg7Swq+ycO6uL3JMdPuYnd03odGcIn1GSpoQxgyKX3dkkE/cwNZ9o5uNBj4HBup&#10;R7xwuellEkWpNNhZ/tDiQGVL9ef+ZBS8lNs33FWJWf305fPrcTN8HT4WSt3fTZsnEIGmcA3DHz6j&#10;Q8FMlTtZ7UWvIJnzlMB6vATB/nzxmIKoWFimMcgil/8XFL8AAAD//wMAUEsBAi0AFAAGAAgAAAAh&#10;ALaDOJL+AAAA4QEAABMAAAAAAAAAAAAAAAAAAAAAAFtDb250ZW50X1R5cGVzXS54bWxQSwECLQAU&#10;AAYACAAAACEAOP0h/9YAAACUAQAACwAAAAAAAAAAAAAAAAAvAQAAX3JlbHMvLnJlbHNQSwECLQAU&#10;AAYACAAAACEAYbvgBxoCAAA0BAAADgAAAAAAAAAAAAAAAAAuAgAAZHJzL2Uyb0RvYy54bWxQSwEC&#10;LQAUAAYACAAAACEAJq0aX+EAAAAJAQAADwAAAAAAAAAAAAAAAAB0BAAAZHJzL2Rvd25yZXYueG1s&#10;UEsFBgAAAAAEAAQA8wAAAIIFAAAAAA==&#10;" filled="f" stroked="f" strokeweight=".5pt">
                 <v:textbox>
                   <w:txbxContent>
                     <w:p>
                       <w:pPr>
+                        <w:pStyle w:val="Sinespaciado"/>
+                      </w:pPr>
+                      <w:r>
+                        <w:t>__________________</w:t>
+                      </w:r>
+                      <w:r>
+                        <w:t>______________</w:t>
+                      </w:r>
+                    </w:p>
+                    <w:p>
+                      <w:pPr>
+                        <w:pStyle w:val="Sinespaciado"/>
                         <w:rPr>
                           <w:rFonts w:asciiTheme="majorHAnsi" w:hAnsiTheme="majorHAnsi" w:cstheme="majorHAnsi"/>
-                          <w:b/>
-                          <w:bCs/>
-                          <w:sz w:val="21"/>
-                          <w:szCs w:val="21"/>
+                          <w:sz w:val="20"/>
+                          <w:szCs w:val="20"/>
                         </w:rPr>
                       </w:pPr>
                       <w:r>
                         <w:rPr>
                           <w:rFonts w:asciiTheme="majorHAnsi" w:hAnsiTheme="majorHAnsi" w:cstheme="majorHAnsi"/>
-                          <w:b/>
-                          <w:bCs/>
-                          <w:sz w:val="21"/>
-                          <w:szCs w:val="21"/>
+                          <w:sz w:val="20"/>
+                          <w:szCs w:val="20"/>
                         </w:rPr>
-                        <w:t>____________________________________</w:t>
+                        <w:t>LA PARTE CONSTITUYENTE</w:t>
                       </w:r>
                     </w:p>
                     <w:p>
                       <w:pPr>
+                        <w:pStyle w:val="Sinespaciado"/>
                         <w:rPr>
                           <w:rFonts w:asciiTheme="majorHAnsi" w:hAnsiTheme="majorHAnsi" w:cstheme="majorHAnsi"/>
                           <w:b/>
@@ -7449,15 +11296,14 @@
                           <w:sz w:val="20"/>
                           <w:szCs w:val="20"/>
                         </w:rPr>
-                        <w:t>PABON VENEGAS ANDREA ELIZABЕTH</w:t>
+                        <w:t>{NOMBRE_PROP}</w:t>
                       </w:r>
                     </w:p>
                     <w:p>
                       <w:pPr>
+                        <w:pStyle w:val="Sinespaciado"/>
                         <w:rPr>
                           <w:rFonts w:asciiTheme="majorHAnsi" w:hAnsiTheme="majorHAnsi" w:cstheme="majorHAnsi"/>
-                          <w:b/>
-                          <w:bCs/>
                           <w:sz w:val="20"/>
                           <w:szCs w:val="20"/>
                         </w:rPr>
@@ -7465,86 +11311,111 @@
                       <w:r>
                         <w:rPr>
                           <w:rFonts w:asciiTheme="majorHAnsi" w:hAnsiTheme="majorHAnsi" w:cstheme="majorHAnsi"/>
-                          <w:b/>
-                          <w:bCs/>
                           <w:sz w:val="20"/>
                           <w:szCs w:val="20"/>
                         </w:rPr>
-                        <w:t xml:space="preserve">C.C. </w:t>
+                        <w:t>C.C. {CI_PROP}</w:t>
                       </w:r>
-                      <w:r>
-                        <w:rPr>
-                          <w:rFonts w:asciiTheme="majorHAnsi" w:hAnsiTheme="majorHAnsi" w:cstheme="majorHAnsi"/>
-                          <w:b/>
-                          <w:bCs/>
-                          <w:sz w:val="20"/>
-                          <w:szCs w:val="20"/>
-                          <w:lang w:val="es-ES_tradnl"/>
-                        </w:rPr>
-                        <w:t>1720214897</w:t>
-                      </w:r>
-                    </w:p>
-                    <w:p>
-                      <w:pPr>
-                        <w:rPr>
-                          <w:rFonts w:asciiTheme="majorHAnsi" w:hAnsiTheme="majorHAnsi" w:cstheme="majorHAnsi"/>
-                          <w:b/>
-                          <w:bCs/>
-                          <w:sz w:val="20"/>
-                          <w:szCs w:val="20"/>
-                        </w:rPr>
-                      </w:pPr>
-                      <w:r>
-                        <w:rPr>
-                          <w:rFonts w:asciiTheme="majorHAnsi" w:hAnsiTheme="majorHAnsi" w:cstheme="majorHAnsi"/>
-                          <w:b/>
-                          <w:bCs/>
-                          <w:sz w:val="20"/>
-                          <w:szCs w:val="20"/>
-                        </w:rPr>
-                        <w:t>Apoderado Especial</w:t>
-                      </w:r>
-                    </w:p>
-                    <w:p>
-                      <w:pPr>
-                        <w:rPr>
-                          <w:rFonts w:asciiTheme="majorHAnsi" w:hAnsiTheme="majorHAnsi" w:cstheme="majorHAnsi"/>
-                          <w:b/>
-                          <w:bCs/>
-                          <w:sz w:val="20"/>
-                          <w:szCs w:val="20"/>
-                        </w:rPr>
-                      </w:pPr>
-                      <w:r>
-                        <w:rPr>
-                          <w:rFonts w:asciiTheme="majorHAnsi" w:hAnsiTheme="majorHAnsi" w:cstheme="majorHAnsi"/>
-                          <w:b/>
-                          <w:bCs/>
-                          <w:sz w:val="20"/>
-                          <w:szCs w:val="20"/>
-                        </w:rPr>
-                        <w:t>ANEFI S.A. ADMINISTRADORA DE FONDOS y FIDEICOMISOS</w:t>
-                      </w:r>
-                    </w:p>
-                    <w:p>
-                      <w:pPr>
-                        <w:rPr>
-                          <w:rFonts w:asciiTheme="majorHAnsi" w:hAnsiTheme="majorHAnsi" w:cstheme="majorHAnsi"/>
-                          <w:b/>
-                          <w:bCs/>
-                          <w:sz w:val="21"/>
-                          <w:szCs w:val="21"/>
-                        </w:rPr>
-                      </w:pPr>
                     </w:p>
                   </w:txbxContent>
                 </v:textbox>
-                <w10:wrap anchorx="margin"/>
               </v:shape>
             </w:pict>
           </mc:Fallback>
         </mc:AlternateContent>
       </w:r>
+      <w:r>
+        <w:rPr>
+          <w:rFonts w:asciiTheme="majorHAnsi" w:hAnsiTheme="majorHAnsi" w:cstheme="majorHAnsi"/>
+          <w:b/>
+          <w:bCs/>
+          <w:sz w:val="20"/>
+          <w:szCs w:val="20"/>
+        </w:rPr>
+        <w:t xml:space="preserve">  </w:t>
+      </w:r>
+    </w:p>
+    <w:p>
+      <w:pPr>
+        <w:tabs>
+          <w:tab w:val="left" w:pos="6600"/>
+        </w:tabs>
+        <w:rPr>
+          <w:rFonts w:asciiTheme="majorHAnsi" w:hAnsiTheme="majorHAnsi" w:cstheme="majorHAnsi"/>
+          <w:b/>
+          <w:bCs/>
+          <w:sz w:val="20"/>
+          <w:szCs w:val="20"/>
+        </w:rPr>
+      </w:pPr>
+      <w:r>
+        <w:rPr>
+          <w:rFonts w:asciiTheme="majorHAnsi" w:hAnsiTheme="majorHAnsi" w:cstheme="majorHAnsi"/>
+          <w:b/>
+          <w:bCs/>
+          <w:sz w:val="20"/>
+          <w:szCs w:val="20"/>
+        </w:rPr>
+        <w:tab/>
+      </w:r>
+    </w:p>
+    <w:p>
+      <w:pPr>
+        <w:tabs>
+          <w:tab w:val="left" w:pos="6600"/>
+        </w:tabs>
+        <w:rPr>
+          <w:rFonts w:asciiTheme="majorHAnsi" w:hAnsiTheme="majorHAnsi" w:cstheme="majorHAnsi"/>
+          <w:b/>
+          <w:bCs/>
+          <w:sz w:val="20"/>
+          <w:szCs w:val="20"/>
+        </w:rPr>
+      </w:pPr>
+    </w:p>
+    <w:p>
+      <w:pPr>
+        <w:tabs>
+          <w:tab w:val="left" w:pos="6600"/>
+        </w:tabs>
+        <w:rPr>
+          <w:rFonts w:asciiTheme="majorHAnsi" w:hAnsiTheme="majorHAnsi" w:cstheme="majorHAnsi"/>
+          <w:b/>
+          <w:bCs/>
+          <w:sz w:val="20"/>
+          <w:szCs w:val="20"/>
+        </w:rPr>
+      </w:pPr>
+      <w:r>
+        <w:rPr>
+          <w:rFonts w:asciiTheme="majorHAnsi" w:hAnsiTheme="majorHAnsi" w:cstheme="majorHAnsi"/>
+          <w:b/>
+          <w:bCs/>
+          <w:sz w:val="20"/>
+          <w:szCs w:val="20"/>
+        </w:rPr>
+        <w:t xml:space="preserve">                                                                                                                                       </w:t>
+      </w:r>
+    </w:p>
+    <w:p>
+      <w:pPr>
+        <w:jc w:val="center"/>
+        <w:rPr>
+          <w:rFonts w:asciiTheme="majorHAnsi" w:hAnsiTheme="majorHAnsi" w:cstheme="majorHAnsi"/>
+          <w:sz w:val="20"/>
+          <w:szCs w:val="20"/>
+        </w:rPr>
+      </w:pPr>
+    </w:p>
+    <w:p>
+      <w:pPr>
+        <w:ind w:left="4248" w:firstLine="708"/>
+        <w:rPr>
+          <w:rFonts w:asciiTheme="majorHAnsi" w:hAnsiTheme="majorHAnsi" w:cstheme="majorHAnsi"/>
+          <w:sz w:val="20"/>
+          <w:szCs w:val="20"/>
+        </w:rPr>
+      </w:pPr>
     </w:p>
     <w:sectPr>
       <w:pgSz w:w="11906" w:h="16838"/>
@@ -7557,7 +11428,7 @@
 </file>
 
 <file path=word/numbering.xml><?xml version="1.0" encoding="utf-8"?>
-<w:numbering xmlns:wpc="http://schemas.microsoft.com/office/word/2010/wordprocessingCanvas" xmlns:cx="http://schemas.microsoft.com/office/drawing/2014/chartex" xmlns:cx1="http://schemas.microsoft.com/office/drawing/2015/9/8/chartex" xmlns:cx2="http://schemas.microsoft.com/office/drawing/2015/10/21/chartex" xmlns:cx3="http://schemas.microsoft.com/office/drawing/2016/5/9/chartex" xmlns:cx4="http://schemas.microsoft.com/office/drawing/2016/5/10/chartex" xmlns:cx5="http://schemas.microsoft.com/office/drawing/2016/5/11/chartex" xmlns:cx6="http://schemas.microsoft.com/office/drawing/2016/5/12/chartex" xmlns:cx7="http://schemas.microsoft.com/office/drawing/2016/5/13/chartex" xmlns:cx8="http://schemas.microsoft.com/office/drawing/2016/5/14/chartex" xmlns:mc="http://schemas.openxmlformats.org/markup-compatibility/2006" xmlns:aink="http://schemas.microsoft.com/office/drawing/2016/ink" xmlns:am3d="http://schemas.microsoft.com/office/drawing/2017/model3d" xmlns:o="urn:schemas-microsoft-com:office:office" xmlns:oel="http://schemas.microsoft.com/office/2019/extlst" xmlns:r="http://schemas.openxmlformats.org/officeDocument/2006/relationships" xmlns:m="http://schemas.openxmlformats.org/officeDocument/2006/math" xmlns:v="urn:schemas-microsoft-com:vml" xmlns:wp14="http://schemas.microsoft.com/office/word/2010/wordprocessingDrawing" xmlns:wp="http://schemas.openxmlformats.org/drawingml/2006/wordprocessingDrawing" xmlns:w10="urn:schemas-microsoft-com:office:word" xmlns:w="http://schemas.openxmlformats.org/wordprocessingml/2006/main" xmlns:w14="http://schemas.microsoft.com/office/word/2010/wordml" xmlns:w15="http://schemas.microsoft.com/office/word/2012/wordml" xmlns:w16cex="http://schemas.microsoft.com/office/word/2018/wordml/cex" xmlns:w16cid="http://schemas.microsoft.com/office/word/2016/wordml/cid" xmlns:w16="http://schemas.microsoft.com/office/word/2018/wordml" xmlns:w16du="http://schemas.microsoft.com/office/word/2023/wordml/word16du" xmlns:w16sdtdh="http://schemas.microsoft.com/office/word/2020/wordml/sdtdatahash" xmlns:w16sdtfl="http://schemas.microsoft.com/office/word/2024/wordml/sdtformatlock" xmlns:w16se="http://schemas.microsoft.com/office/word/2015/wordml/symex" xmlns:wpg="http://schemas.microsoft.com/office/word/2010/wordprocessingGroup" xmlns:wpi="http://schemas.microsoft.com/office/word/2010/wordprocessingInk" xmlns:wne="http://schemas.microsoft.com/office/word/2006/wordml" xmlns:wps="http://schemas.microsoft.com/office/word/2010/wordprocessingShape" mc:Ignorable="w14 w15 w16se w16cid w16 w16cex w16sdtdh w16sdtfl w16du wp14">
+<w:numbering xmlns:wpc="http://schemas.microsoft.com/office/word/2010/wordprocessingCanvas" xmlns:cx="http://schemas.microsoft.com/office/drawing/2014/chartex" xmlns:cx1="http://schemas.microsoft.com/office/drawing/2015/9/8/chartex" xmlns:cx2="http://schemas.microsoft.com/office/drawing/2015/10/21/chartex" xmlns:cx3="http://schemas.microsoft.com/office/drawing/2016/5/9/chartex" xmlns:cx4="http://schemas.microsoft.com/office/drawing/2016/5/10/chartex" xmlns:cx5="http://schemas.microsoft.com/office/drawing/2016/5/11/chartex" xmlns:cx6="http://schemas.microsoft.com/office/drawing/2016/5/12/chartex" xmlns:cx7="http://schemas.microsoft.com/office/drawing/2016/5/13/chartex" xmlns:cx8="http://schemas.microsoft.com/office/drawing/2016/5/14/chartex" xmlns:mc="http://schemas.openxmlformats.org/markup-compatibility/2006" xmlns:aink="http://schemas.microsoft.com/office/drawing/2016/ink" xmlns:am3d="http://schemas.microsoft.com/office/drawing/2017/model3d" xmlns:o="urn:schemas-microsoft-com:office:office" xmlns:oel="http://schemas.microsoft.com/office/2019/extlst" xmlns:r="http://schemas.openxmlformats.org/officeDocument/2006/relationships" xmlns:m="http://schemas.openxmlformats.org/officeDocument/2006/math" xmlns:v="urn:schemas-microsoft-com:vml" xmlns:wp14="http://schemas.microsoft.com/office/word/2010/wordprocessingDrawing" xmlns:wp="http://schemas.openxmlformats.org/drawingml/2006/wordprocessingDrawing" xmlns:w10="urn:schemas-microsoft-com:office:word" xmlns:w="http://schemas.openxmlformats.org/wordprocessingml/2006/main" xmlns:w14="http://schemas.microsoft.com/office/word/2010/wordml" xmlns:w15="http://schemas.microsoft.com/office/word/2012/wordml" xmlns:w16cei="http://schemas.microsoft.com/office/word/2026/wordml/cei" xmlns:w16cex="http://schemas.microsoft.com/office/word/2018/wordml/cex" xmlns:w16cid="http://schemas.microsoft.com/office/word/2016/wordml/cid" xmlns:w16="http://schemas.microsoft.com/office/word/2018/wordml" xmlns:w16du="http://schemas.microsoft.com/office/word/2023/wordml/word16du" xmlns:w16sdtdh="http://schemas.microsoft.com/office/word/2020/wordml/sdtdatahash" xmlns:w16sdtfl="http://schemas.microsoft.com/office/word/2024/wordml/sdtformatlock" xmlns:w16se="http://schemas.microsoft.com/office/word/2015/wordml/symex" xmlns:wpg="http://schemas.microsoft.com/office/word/2010/wordprocessingGroup" xmlns:wpi="http://schemas.microsoft.com/office/word/2010/wordprocessingInk" xmlns:wne="http://schemas.microsoft.com/office/word/2006/wordml" xmlns:wps="http://schemas.microsoft.com/office/word/2010/wordprocessingShape" mc:Ignorable="w14 w15 w16se w16cid w16 w16cex w16sdtdh w16sdtfl w16du wp14">
   <w:abstractNum w:abstractNumId="0" w15:restartNumberingAfterBreak="0">
     <w:nsid w:val="0000384E"/>
     <w:multiLevelType w:val="multilevel"/>
@@ -9147,6 +13018,21 @@
       <w:shd w:val="clear" w:color="auto" w:fill="E1DFDD"/>
     </w:rPr>
   </w:style>
+  <w:style w:type="paragraph" w:styleId="Sinespaciado">
+    <w:name w:val="No Spacing"/>
+    <w:uiPriority w:val="1"/>
+    <w:qFormat/>
+    <w:rsid w:val="007A50A3"/>
+    <w:pPr>
+      <w:spacing w:after="0" w:line="240" w:lineRule="auto"/>
+    </w:pPr>
+    <w:rPr>
+      <w:rFonts w:ascii="Times New Roman" w:eastAsia="Times New Roman" w:hAnsi="Times New Roman" w:cs="Times New Roman"/>
+      <w:sz w:val="24"/>
+      <w:szCs w:val="24"/>
+      <w:lang w:eastAsia="es-MX"/>
+    </w:rPr>
+  </w:style>
 </w:styles>
 </file>
 
@@ -9446,10 +13332,6 @@
 </file>
 
 <file path=customXml/item1.xml><?xml version="1.0" encoding="utf-8"?>
-<b:Sources xmlns:b="http://schemas.openxmlformats.org/officeDocument/2006/bibliography" xmlns="http://schemas.openxmlformats.org/officeDocument/2006/bibliography" SelectedStyle="\APASixthEditionOfficeOnline.xsl" StyleName="APA" Version="6"/>
-</file>
-
-<file path=customXml/item2.xml><?xml version="1.0" encoding="utf-8"?>
 <p:properties xmlns:p="http://schemas.microsoft.com/office/2006/metadata/properties" xmlns:xsi="http://www.w3.org/2001/XMLSchema-instance" xmlns:pc="http://schemas.microsoft.com/office/infopath/2007/PartnerControls">
   <documentManagement>
     <TaxCatchAll xmlns="4c01af50-4897-4d3c-adc3-c1b75cd27eb2" xsi:nil="true"/>
@@ -9461,7 +13343,20 @@
 </p:properties>
 </file>
 
+<file path=customXml/item2.xml><?xml version="1.0" encoding="utf-8"?>
+<b:Sources xmlns:b="http://schemas.openxmlformats.org/officeDocument/2006/bibliography" xmlns="http://schemas.openxmlformats.org/officeDocument/2006/bibliography" SelectedStyle="\APASixthEditionOfficeOnline.xsl" StyleName="APA" Version="6"/>
+</file>
+
 <file path=customXml/item3.xml><?xml version="1.0" encoding="utf-8"?>
+<?mso-contentType ?>
+<FormTemplates xmlns="http://schemas.microsoft.com/sharepoint/v3/contenttype/forms">
+  <Display>DocumentLibraryForm</Display>
+  <Edit>DocumentLibraryForm</Edit>
+  <New>DocumentLibraryForm</New>
+</FormTemplates>
+</file>
+
+<file path=customXml/item4.xml><?xml version="1.0" encoding="utf-8"?>
 <ct:contentTypeSchema xmlns:ct="http://schemas.microsoft.com/office/2006/metadata/contentType" xmlns:ma="http://schemas.microsoft.com/office/2006/metadata/properties/metaAttributes" ct:_="" ma:_="" ma:contentTypeName="Documento" ma:contentTypeID="0x010100A990379C685AA7489E7E3593093AA4E0" ma:contentTypeVersion="19" ma:contentTypeDescription="Crear nuevo documento." ma:contentTypeScope="" ma:versionID="eeb5ed66cb448f97b18eb8e126642623">
   <xsd:schema xmlns:xsd="http://www.w3.org/2001/XMLSchema" xmlns:xs="http://www.w3.org/2001/XMLSchema" xmlns:p="http://schemas.microsoft.com/office/2006/metadata/properties" xmlns:ns2="b6ac00cd-0800-4421-be67-ae7be21d431b" xmlns:ns3="4c01af50-4897-4d3c-adc3-c1b75cd27eb2" targetNamespace="http://schemas.microsoft.com/office/2006/metadata/properties" ma:root="true" ma:fieldsID="ab0be4c72ba2dbf79ad51569774b96ed" ns2:_="" ns3:_="">
     <xsd:import namespace="b6ac00cd-0800-4421-be67-ae7be21d431b"/>
@@ -9722,24 +13617,7 @@
 </ct:contentTypeSchema>
 </file>
 
-<file path=customXml/item4.xml><?xml version="1.0" encoding="utf-8"?>
-<?mso-contentType ?>
-<FormTemplates xmlns="http://schemas.microsoft.com/sharepoint/v3/contenttype/forms">
-  <Display>DocumentLibraryForm</Display>
-  <Edit>DocumentLibraryForm</Edit>
-  <New>DocumentLibraryForm</New>
-</FormTemplates>
-</file>
-
 <file path=customXml/itemProps1.xml><?xml version="1.0" encoding="utf-8"?>
-<ds:datastoreItem xmlns:ds="http://schemas.openxmlformats.org/officeDocument/2006/customXml" ds:itemID="{5D74999D-CD66-499F-A2F7-EA219B78977C}">
-  <ds:schemaRefs>
-    <ds:schemaRef ds:uri="http://schemas.openxmlformats.org/officeDocument/2006/bibliography"/>
-  </ds:schemaRefs>
-</ds:datastoreItem>
-</file>
-
-<file path=customXml/itemProps2.xml><?xml version="1.0" encoding="utf-8"?>
 <ds:datastoreItem xmlns:ds="http://schemas.openxmlformats.org/officeDocument/2006/customXml" ds:itemID="{122F648D-284E-46CA-9E1E-B329281B0A57}">
   <ds:schemaRefs>
     <ds:schemaRef ds:uri="http://schemas.microsoft.com/office/2006/metadata/properties"/>
@@ -9750,7 +13628,23 @@
 </ds:datastoreItem>
 </file>
 
+<file path=customXml/itemProps2.xml><?xml version="1.0" encoding="utf-8"?>
+<ds:datastoreItem xmlns:ds="http://schemas.openxmlformats.org/officeDocument/2006/customXml" ds:itemID="{5D74999D-CD66-499F-A2F7-EA219B78977C}">
+  <ds:schemaRefs>
+    <ds:schemaRef ds:uri="http://schemas.openxmlformats.org/officeDocument/2006/bibliography"/>
+  </ds:schemaRefs>
+</ds:datastoreItem>
+</file>
+
 <file path=customXml/itemProps3.xml><?xml version="1.0" encoding="utf-8"?>
+<ds:datastoreItem xmlns:ds="http://schemas.openxmlformats.org/officeDocument/2006/customXml" ds:itemID="{42A580E2-3D29-4A7C-8E2A-F1D7300CB85A}">
+  <ds:schemaRefs>
+    <ds:schemaRef ds:uri="http://schemas.microsoft.com/sharepoint/v3/contenttype/forms"/>
+  </ds:schemaRefs>
+</ds:datastoreItem>
+</file>
+
+<file path=customXml/itemProps4.xml><?xml version="1.0" encoding="utf-8"?>
 <ds:datastoreItem xmlns:ds="http://schemas.openxmlformats.org/officeDocument/2006/customXml" ds:itemID="{0F4C41FF-338D-44A2-852D-8F68834BF89D}">
   <ds:schemaRefs>
     <ds:schemaRef ds:uri="http://schemas.microsoft.com/office/2006/metadata/contentType"/>
@@ -9767,12 +13661,4 @@
     <ds:schemaRef ds:uri="http://schemas.microsoft.com/internal/obd"/>
   </ds:schemaRefs>
 </ds:datastoreItem>
-</file>
-
-<file path=customXml/itemProps4.xml><?xml version="1.0" encoding="utf-8"?>
-<ds:datastoreItem xmlns:ds="http://schemas.openxmlformats.org/officeDocument/2006/customXml" ds:itemID="{42A580E2-3D29-4A7C-8E2A-F1D7300CB85A}">
-  <ds:schemaRefs>
-    <ds:schemaRef ds:uri="http://schemas.microsoft.com/sharepoint/v3/contenttype/forms"/>
-  </ds:schemaRefs>
-</ds:datastoreItem>
 </file>
--- a/templates/encargo-soltero.docx
+++ b/templates/encargo-soltero.docx
@@ -2735,6 +2735,7 @@
           <w:sz w:val="20"/>
           <w:szCs w:val="20"/>
         </w:rPr>
+        <w:keepNext/>
       </w:pPr>
       <w:r>
         <w:rPr>
@@ -3975,6 +3976,7 @@
           <w:sz w:val="20"/>
           <w:szCs w:val="20"/>
         </w:rPr>
+        <w:keepNext/>
       </w:pPr>
       <w:r>
         <w:rPr>

--- a/templates/encargo-soltero.docx
+++ b/templates/encargo-soltero.docx
@@ -1079,7 +1079,7 @@
           <w:szCs w:val="18"/>
           <w:lang w:val="es-ES_tradnl"/>
         </w:rPr>
-        <w:t>{EMAIL_FIDUCIARIA}</w:t>
+        <w:t>infouio@anefi.com.ec</w:t>
       </w:r>
       <w:r>
         <w:rPr>
@@ -2311,23 +2311,7 @@
           <w:sz w:val="20"/>
           <w:szCs w:val="20"/>
         </w:rPr>
-        <w:t>{NOMBRE_PROP}, en</w:t>
-      </w:r>
-      <w:r>
-        <w:rPr>
-          <w:rFonts w:asciiTheme="majorHAnsi" w:hAnsiTheme="majorHAnsi" w:cstheme="majorHAnsi"/>
-          <w:sz w:val="20"/>
-          <w:szCs w:val="20"/>
-        </w:rPr>
-        <w:t/>
-      </w:r>
-      <w:r>
-        <w:rPr>
-          <w:rFonts w:asciiTheme="majorHAnsi" w:hAnsiTheme="majorHAnsi" w:cstheme="majorHAnsi"/>
-          <w:sz w:val="20"/>
-          <w:szCs w:val="20"/>
-        </w:rPr>
-        <w:t xml:space="preserve"> los términos y condiciones estipulados en el contrato del Encargo Fiduciario.</w:t>
+        <w:t>{NOMBRE_PROP}, en los términos y condiciones estipulados en el contrato del Encargo Fiduciario.</w:t>
       </w:r>
     </w:p>
     <w:p>
@@ -2729,13 +2713,13 @@
     </w:p>
     <w:p>
       <w:pPr>
+        <w:keepNext/>
         <w:ind w:left="3540" w:firstLine="708"/>
         <w:rPr>
           <w:rFonts w:asciiTheme="majorHAnsi" w:hAnsiTheme="majorHAnsi" w:cstheme="majorHAnsi"/>
           <w:sz w:val="20"/>
           <w:szCs w:val="20"/>
         </w:rPr>
-        <w:keepNext/>
       </w:pPr>
       <w:r>
         <w:rPr>
@@ -2786,42 +2770,6 @@
         </w:rPr>
         <w:t>{MODELO}</w:t>
       </w:r>
-      <w:r>
-        <w:rPr>
-          <w:rFonts w:asciiTheme="majorHAnsi" w:hAnsiTheme="majorHAnsi" w:cstheme="majorHAnsi"/>
-          <w:b/>
-          <w:bCs/>
-          <w:sz w:val="20"/>
-          <w:szCs w:val="20"/>
-        </w:rPr>
-        <w:t/>
-      </w:r>
-      <w:r>
-        <w:rPr>
-          <w:rFonts w:asciiTheme="majorHAnsi" w:hAnsiTheme="majorHAnsi" w:cstheme="majorHAnsi"/>
-          <w:sz w:val="20"/>
-          <w:szCs w:val="20"/>
-        </w:rPr>
-        <w:t/>
-      </w:r>
-      <w:r>
-        <w:rPr>
-          <w:rFonts w:asciiTheme="majorHAnsi" w:hAnsiTheme="majorHAnsi" w:cstheme="majorHAnsi"/>
-          <w:b/>
-          <w:bCs/>
-          <w:sz w:val="20"/>
-          <w:szCs w:val="20"/>
-        </w:rPr>
-        <w:t/>
-      </w:r>
-      <w:r>
-        <w:rPr>
-          <w:rFonts w:asciiTheme="majorHAnsi" w:hAnsiTheme="majorHAnsi" w:cstheme="majorHAnsi"/>
-          <w:sz w:val="20"/>
-          <w:szCs w:val="20"/>
-        </w:rPr>
-        <w:t/>
-      </w:r>
     </w:p>
     <w:p>
       <w:pPr>
@@ -2860,17 +2808,15 @@
           <w:rFonts w:asciiTheme="majorHAnsi" w:hAnsiTheme="majorHAnsi" w:cstheme="majorHAnsi"/>
           <w:sz w:val="20"/>
           <w:szCs w:val="20"/>
-          <w:lang w:val="en-US"/>
-        </w:rPr>
-      </w:pPr>
-      <w:r>
-        <w:rPr>
-          <w:rFonts w:asciiTheme="majorHAnsi" w:hAnsiTheme="majorHAnsi" w:cstheme="majorHAnsi"/>
-          <w:b/>
-          <w:bCs/>
-          <w:sz w:val="20"/>
-          <w:szCs w:val="20"/>
-          <w:lang w:val="en-US"/>
+        </w:rPr>
+      </w:pPr>
+      <w:r>
+        <w:rPr>
+          <w:rFonts w:asciiTheme="majorHAnsi" w:hAnsiTheme="majorHAnsi" w:cstheme="majorHAnsi"/>
+          <w:b/>
+          <w:bCs/>
+          <w:sz w:val="20"/>
+          <w:szCs w:val="20"/>
         </w:rPr>
         <w:t xml:space="preserve">Chasis: </w:t>
       </w:r>
@@ -2879,7 +2825,6 @@
           <w:rFonts w:asciiTheme="majorHAnsi" w:hAnsiTheme="majorHAnsi" w:cstheme="majorHAnsi"/>
           <w:sz w:val="20"/>
           <w:szCs w:val="20"/>
-          <w:lang w:val="en-US"/>
         </w:rPr>
         <w:t>{CHASIS}</w:t>
       </w:r>
@@ -2893,17 +2838,15 @@
           <w:bCs/>
           <w:sz w:val="20"/>
           <w:szCs w:val="20"/>
-          <w:lang w:val="en-US"/>
-        </w:rPr>
-      </w:pPr>
-      <w:r>
-        <w:rPr>
-          <w:rFonts w:asciiTheme="majorHAnsi" w:hAnsiTheme="majorHAnsi" w:cstheme="majorHAnsi"/>
-          <w:b/>
-          <w:bCs/>
-          <w:sz w:val="20"/>
-          <w:szCs w:val="20"/>
-          <w:lang w:val="en-US"/>
+        </w:rPr>
+      </w:pPr>
+      <w:r>
+        <w:rPr>
+          <w:rFonts w:asciiTheme="majorHAnsi" w:hAnsiTheme="majorHAnsi" w:cstheme="majorHAnsi"/>
+          <w:b/>
+          <w:bCs/>
+          <w:sz w:val="20"/>
+          <w:szCs w:val="20"/>
         </w:rPr>
         <w:t xml:space="preserve">Motor: </w:t>
       </w:r>
@@ -2912,7 +2855,6 @@
           <w:rFonts w:asciiTheme="majorHAnsi" w:hAnsiTheme="majorHAnsi" w:cstheme="majorHAnsi"/>
           <w:sz w:val="20"/>
           <w:szCs w:val="20"/>
-          <w:lang w:val="en-US"/>
         </w:rPr>
         <w:t>{MOTOR}</w:t>
       </w:r>
@@ -2924,28 +2866,45 @@
           <w:rFonts w:asciiTheme="majorHAnsi" w:hAnsiTheme="majorHAnsi" w:cstheme="majorHAnsi"/>
           <w:sz w:val="20"/>
           <w:szCs w:val="20"/>
-          <w:lang w:val="en-US"/>
-        </w:rPr>
-      </w:pPr>
-      <w:r>
-        <w:rPr>
-          <w:rFonts w:asciiTheme="majorHAnsi" w:hAnsiTheme="majorHAnsi" w:cstheme="majorHAnsi"/>
-          <w:b/>
-          <w:bCs/>
-          <w:sz w:val="20"/>
-          <w:szCs w:val="20"/>
-          <w:lang w:val="en-US"/>
-        </w:rPr>
-        <w:t xml:space="preserve">Placa:   </w:t>
-      </w:r>
-      <w:r>
-        <w:rPr>
-          <w:rFonts w:asciiTheme="majorHAnsi" w:hAnsiTheme="majorHAnsi" w:cstheme="majorHAnsi"/>
-          <w:sz w:val="20"/>
-          <w:szCs w:val="20"/>
-          <w:lang w:val="en-US"/>
-        </w:rPr>
-        <w:t>{PLACA_SIN_GUION}</w:t>
+        </w:rPr>
+      </w:pPr>
+      <w:r>
+        <w:rPr>
+          <w:rFonts w:asciiTheme="majorHAnsi" w:hAnsiTheme="majorHAnsi" w:cstheme="majorHAnsi"/>
+          <w:b/>
+          <w:bCs/>
+          <w:sz w:val="20"/>
+          <w:szCs w:val="20"/>
+        </w:rPr>
+        <w:t>Placa:</w:t>
+      </w:r>
+      <w:proofErr w:type="gramStart"/>
+      <w:r>
+        <w:rPr>
+          <w:rFonts w:asciiTheme="majorHAnsi" w:hAnsiTheme="majorHAnsi" w:cstheme="majorHAnsi"/>
+          <w:b/>
+          <w:bCs/>
+          <w:sz w:val="20"/>
+          <w:szCs w:val="20"/>
+        </w:rPr>
+        <w:t xml:space="preserve">   </w:t>
+      </w:r>
+      <w:r>
+        <w:rPr>
+          <w:rFonts w:asciiTheme="majorHAnsi" w:hAnsiTheme="majorHAnsi" w:cstheme="majorHAnsi"/>
+          <w:sz w:val="20"/>
+          <w:szCs w:val="20"/>
+        </w:rPr>
+        <w:t>{</w:t>
+      </w:r>
+      <w:proofErr w:type="gramEnd"/>
+      <w:r>
+        <w:rPr>
+          <w:rFonts w:asciiTheme="majorHAnsi" w:hAnsiTheme="majorHAnsi" w:cstheme="majorHAnsi"/>
+          <w:sz w:val="20"/>
+          <w:szCs w:val="20"/>
+        </w:rPr>
+        <w:t>PLACA_SIN_GUION}</w:t>
       </w:r>
     </w:p>
     <w:p>
@@ -2956,7 +2915,6 @@
           <w:rFonts w:asciiTheme="majorHAnsi" w:hAnsiTheme="majorHAnsi" w:cstheme="majorHAnsi"/>
           <w:sz w:val="20"/>
           <w:szCs w:val="20"/>
-          <w:lang w:val="en-US"/>
         </w:rPr>
       </w:pPr>
     </w:p>
@@ -2970,7 +2928,6 @@
           <w:bCs/>
           <w:sz w:val="20"/>
           <w:szCs w:val="20"/>
-          <w:lang w:val="en-US"/>
         </w:rPr>
       </w:pPr>
     </w:p>
@@ -3970,13 +3927,13 @@
     </w:p>
     <w:p>
       <w:pPr>
+        <w:keepNext/>
         <w:ind w:left="3540" w:firstLine="708"/>
         <w:rPr>
           <w:rFonts w:asciiTheme="majorHAnsi" w:hAnsiTheme="majorHAnsi" w:cstheme="majorHAnsi"/>
           <w:sz w:val="20"/>
           <w:szCs w:val="20"/>
         </w:rPr>
-        <w:keepNext/>
       </w:pPr>
       <w:r>
         <w:rPr>
@@ -4065,17 +4022,15 @@
           <w:rFonts w:asciiTheme="majorHAnsi" w:hAnsiTheme="majorHAnsi" w:cstheme="majorHAnsi"/>
           <w:sz w:val="20"/>
           <w:szCs w:val="20"/>
-          <w:lang w:val="en-US"/>
-        </w:rPr>
-      </w:pPr>
-      <w:r>
-        <w:rPr>
-          <w:rFonts w:asciiTheme="majorHAnsi" w:hAnsiTheme="majorHAnsi" w:cstheme="majorHAnsi"/>
-          <w:b/>
-          <w:bCs/>
-          <w:sz w:val="20"/>
-          <w:szCs w:val="20"/>
-          <w:lang w:val="en-US"/>
+        </w:rPr>
+      </w:pPr>
+      <w:r>
+        <w:rPr>
+          <w:rFonts w:asciiTheme="majorHAnsi" w:hAnsiTheme="majorHAnsi" w:cstheme="majorHAnsi"/>
+          <w:b/>
+          <w:bCs/>
+          <w:sz w:val="20"/>
+          <w:szCs w:val="20"/>
         </w:rPr>
         <w:t xml:space="preserve">Chasis: </w:t>
       </w:r>
@@ -4084,7 +4039,6 @@
           <w:rFonts w:asciiTheme="majorHAnsi" w:hAnsiTheme="majorHAnsi" w:cstheme="majorHAnsi"/>
           <w:sz w:val="20"/>
           <w:szCs w:val="20"/>
-          <w:lang w:val="en-US"/>
         </w:rPr>
         <w:t>{CHASIS}</w:t>
       </w:r>
@@ -4098,17 +4052,15 @@
           <w:bCs/>
           <w:sz w:val="20"/>
           <w:szCs w:val="20"/>
-          <w:lang w:val="en-US"/>
-        </w:rPr>
-      </w:pPr>
-      <w:r>
-        <w:rPr>
-          <w:rFonts w:asciiTheme="majorHAnsi" w:hAnsiTheme="majorHAnsi" w:cstheme="majorHAnsi"/>
-          <w:b/>
-          <w:bCs/>
-          <w:sz w:val="20"/>
-          <w:szCs w:val="20"/>
-          <w:lang w:val="en-US"/>
+        </w:rPr>
+      </w:pPr>
+      <w:r>
+        <w:rPr>
+          <w:rFonts w:asciiTheme="majorHAnsi" w:hAnsiTheme="majorHAnsi" w:cstheme="majorHAnsi"/>
+          <w:b/>
+          <w:bCs/>
+          <w:sz w:val="20"/>
+          <w:szCs w:val="20"/>
         </w:rPr>
         <w:t xml:space="preserve">Motor: </w:t>
       </w:r>
@@ -4117,7 +4069,6 @@
           <w:rFonts w:asciiTheme="majorHAnsi" w:hAnsiTheme="majorHAnsi" w:cstheme="majorHAnsi"/>
           <w:sz w:val="20"/>
           <w:szCs w:val="20"/>
-          <w:lang w:val="en-US"/>
         </w:rPr>
         <w:t>{MOTOR}</w:t>
       </w:r>
@@ -4129,28 +4080,45 @@
           <w:rFonts w:asciiTheme="majorHAnsi" w:hAnsiTheme="majorHAnsi" w:cstheme="majorHAnsi"/>
           <w:sz w:val="20"/>
           <w:szCs w:val="20"/>
-          <w:lang w:val="en-US"/>
-        </w:rPr>
-      </w:pPr>
-      <w:r>
-        <w:rPr>
-          <w:rFonts w:asciiTheme="majorHAnsi" w:hAnsiTheme="majorHAnsi" w:cstheme="majorHAnsi"/>
-          <w:b/>
-          <w:bCs/>
-          <w:sz w:val="20"/>
-          <w:szCs w:val="20"/>
-          <w:lang w:val="en-US"/>
-        </w:rPr>
-        <w:t xml:space="preserve">Placa:   </w:t>
-      </w:r>
-      <w:r>
-        <w:rPr>
-          <w:rFonts w:asciiTheme="majorHAnsi" w:hAnsiTheme="majorHAnsi" w:cstheme="majorHAnsi"/>
-          <w:sz w:val="20"/>
-          <w:szCs w:val="20"/>
-          <w:lang w:val="en-US"/>
-        </w:rPr>
-        <w:t>{PLACA_SIN_GUION}</w:t>
+        </w:rPr>
+      </w:pPr>
+      <w:r>
+        <w:rPr>
+          <w:rFonts w:asciiTheme="majorHAnsi" w:hAnsiTheme="majorHAnsi" w:cstheme="majorHAnsi"/>
+          <w:b/>
+          <w:bCs/>
+          <w:sz w:val="20"/>
+          <w:szCs w:val="20"/>
+        </w:rPr>
+        <w:t>Placa:</w:t>
+      </w:r>
+      <w:proofErr w:type="gramStart"/>
+      <w:r>
+        <w:rPr>
+          <w:rFonts w:asciiTheme="majorHAnsi" w:hAnsiTheme="majorHAnsi" w:cstheme="majorHAnsi"/>
+          <w:b/>
+          <w:bCs/>
+          <w:sz w:val="20"/>
+          <w:szCs w:val="20"/>
+        </w:rPr>
+        <w:t xml:space="preserve">   </w:t>
+      </w:r>
+      <w:r>
+        <w:rPr>
+          <w:rFonts w:asciiTheme="majorHAnsi" w:hAnsiTheme="majorHAnsi" w:cstheme="majorHAnsi"/>
+          <w:sz w:val="20"/>
+          <w:szCs w:val="20"/>
+        </w:rPr>
+        <w:t>{</w:t>
+      </w:r>
+      <w:proofErr w:type="gramEnd"/>
+      <w:r>
+        <w:rPr>
+          <w:rFonts w:asciiTheme="majorHAnsi" w:hAnsiTheme="majorHAnsi" w:cstheme="majorHAnsi"/>
+          <w:sz w:val="20"/>
+          <w:szCs w:val="20"/>
+        </w:rPr>
+        <w:t>PLACA_SIN_GUION}</w:t>
       </w:r>
     </w:p>
     <w:p>
@@ -4161,7 +4129,6 @@
           <w:rFonts w:asciiTheme="majorHAnsi" w:hAnsiTheme="majorHAnsi" w:cstheme="majorHAnsi"/>
           <w:sz w:val="20"/>
           <w:szCs w:val="20"/>
-          <w:lang w:val="en-US"/>
         </w:rPr>
       </w:pPr>
     </w:p>
@@ -10597,27 +10564,12 @@
       </w:r>
       <w:r>
         <w:rPr>
-          <w:rFonts w:asciiTheme="majorHAnsi" w:hAnsiTheme="majorHAnsi" w:cstheme="majorHAnsi"/>
-          <w:sz w:val="20"/>
-          <w:szCs w:val="20"/>
-        </w:rPr>
-        <w:t>{EMAIL_GENERADOR}</w:t>
-      </w:r>
-      <w:r>
-        <w:rPr>
-          <w:rFonts w:asciiTheme="majorHAnsi" w:hAnsiTheme="majorHAnsi" w:cstheme="majorHAnsi"/>
-          <w:sz w:val="20"/>
-          <w:szCs w:val="20"/>
-        </w:rPr>
-        <w:t xml:space="preserve"> </w:t>
-      </w:r>
-      <w:r>
-        <w:rPr>
-          <w:rFonts w:asciiTheme="majorHAnsi" w:hAnsiTheme="majorHAnsi" w:cstheme="majorHAnsi"/>
-          <w:sz w:val="20"/>
-          <w:szCs w:val="20"/>
-        </w:rPr>
-        <w:t xml:space="preserve"> </w:t>
+          <w:rFonts w:ascii="Tahoma" w:hAnsi="Tahoma" w:cs="Tahoma"/>
+          <w:sz w:val="18"/>
+          <w:szCs w:val="18"/>
+          <w:lang w:val="es-ES_tradnl"/>
+        </w:rPr>
+        <w:t>gestiondocumental@autocor.com.ec</w:t>
       </w:r>
     </w:p>
     <w:p>
@@ -10664,19 +10616,12 @@
       </w:r>
       <w:r>
         <w:rPr>
-          <w:rFonts w:asciiTheme="majorHAnsi" w:hAnsiTheme="majorHAnsi" w:cstheme="majorHAnsi"/>
-          <w:sz w:val="20"/>
-          <w:szCs w:val="20"/>
-        </w:rPr>
-        <w:t>{EMAIL_FIDUCIARIA}</w:t>
-      </w:r>
-      <w:r>
-        <w:rPr>
-          <w:rFonts w:asciiTheme="majorHAnsi" w:hAnsiTheme="majorHAnsi" w:cstheme="majorHAnsi"/>
-          <w:sz w:val="20"/>
-          <w:szCs w:val="20"/>
-        </w:rPr>
-        <w:t>.</w:t>
+          <w:rFonts w:ascii="Tahoma" w:hAnsi="Tahoma" w:cs="Tahoma"/>
+          <w:sz w:val="18"/>
+          <w:szCs w:val="18"/>
+          <w:lang w:val="es-ES_tradnl"/>
+        </w:rPr>
+        <w:t>infouio@anefi.com.ec</w:t>
       </w:r>
     </w:p>
     <w:p>
@@ -13334,6 +13279,10 @@
 </file>
 
 <file path=customXml/item1.xml><?xml version="1.0" encoding="utf-8"?>
+<b:Sources xmlns:b="http://schemas.openxmlformats.org/officeDocument/2006/bibliography" xmlns="http://schemas.openxmlformats.org/officeDocument/2006/bibliography" SelectedStyle="\APASixthEditionOfficeOnline.xsl" StyleName="APA" Version="6"/>
+</file>
+
+<file path=customXml/item2.xml><?xml version="1.0" encoding="utf-8"?>
 <p:properties xmlns:p="http://schemas.microsoft.com/office/2006/metadata/properties" xmlns:xsi="http://www.w3.org/2001/XMLSchema-instance" xmlns:pc="http://schemas.microsoft.com/office/infopath/2007/PartnerControls">
   <documentManagement>
     <TaxCatchAll xmlns="4c01af50-4897-4d3c-adc3-c1b75cd27eb2" xsi:nil="true"/>
@@ -13345,20 +13294,7 @@
 </p:properties>
 </file>
 
-<file path=customXml/item2.xml><?xml version="1.0" encoding="utf-8"?>
-<b:Sources xmlns:b="http://schemas.openxmlformats.org/officeDocument/2006/bibliography" xmlns="http://schemas.openxmlformats.org/officeDocument/2006/bibliography" SelectedStyle="\APASixthEditionOfficeOnline.xsl" StyleName="APA" Version="6"/>
-</file>
-
 <file path=customXml/item3.xml><?xml version="1.0" encoding="utf-8"?>
-<?mso-contentType ?>
-<FormTemplates xmlns="http://schemas.microsoft.com/sharepoint/v3/contenttype/forms">
-  <Display>DocumentLibraryForm</Display>
-  <Edit>DocumentLibraryForm</Edit>
-  <New>DocumentLibraryForm</New>
-</FormTemplates>
-</file>
-
-<file path=customXml/item4.xml><?xml version="1.0" encoding="utf-8"?>
 <ct:contentTypeSchema xmlns:ct="http://schemas.microsoft.com/office/2006/metadata/contentType" xmlns:ma="http://schemas.microsoft.com/office/2006/metadata/properties/metaAttributes" ct:_="" ma:_="" ma:contentTypeName="Documento" ma:contentTypeID="0x010100A990379C685AA7489E7E3593093AA4E0" ma:contentTypeVersion="19" ma:contentTypeDescription="Crear nuevo documento." ma:contentTypeScope="" ma:versionID="eeb5ed66cb448f97b18eb8e126642623">
   <xsd:schema xmlns:xsd="http://www.w3.org/2001/XMLSchema" xmlns:xs="http://www.w3.org/2001/XMLSchema" xmlns:p="http://schemas.microsoft.com/office/2006/metadata/properties" xmlns:ns2="b6ac00cd-0800-4421-be67-ae7be21d431b" xmlns:ns3="4c01af50-4897-4d3c-adc3-c1b75cd27eb2" targetNamespace="http://schemas.microsoft.com/office/2006/metadata/properties" ma:root="true" ma:fieldsID="ab0be4c72ba2dbf79ad51569774b96ed" ns2:_="" ns3:_="">
     <xsd:import namespace="b6ac00cd-0800-4421-be67-ae7be21d431b"/>
@@ -13619,7 +13555,24 @@
 </ct:contentTypeSchema>
 </file>
 
+<file path=customXml/item4.xml><?xml version="1.0" encoding="utf-8"?>
+<?mso-contentType ?>
+<FormTemplates xmlns="http://schemas.microsoft.com/sharepoint/v3/contenttype/forms">
+  <Display>DocumentLibraryForm</Display>
+  <Edit>DocumentLibraryForm</Edit>
+  <New>DocumentLibraryForm</New>
+</FormTemplates>
+</file>
+
 <file path=customXml/itemProps1.xml><?xml version="1.0" encoding="utf-8"?>
+<ds:datastoreItem xmlns:ds="http://schemas.openxmlformats.org/officeDocument/2006/customXml" ds:itemID="{5D74999D-CD66-499F-A2F7-EA219B78977C}">
+  <ds:schemaRefs>
+    <ds:schemaRef ds:uri="http://schemas.openxmlformats.org/officeDocument/2006/bibliography"/>
+  </ds:schemaRefs>
+</ds:datastoreItem>
+</file>
+
+<file path=customXml/itemProps2.xml><?xml version="1.0" encoding="utf-8"?>
 <ds:datastoreItem xmlns:ds="http://schemas.openxmlformats.org/officeDocument/2006/customXml" ds:itemID="{122F648D-284E-46CA-9E1E-B329281B0A57}">
   <ds:schemaRefs>
     <ds:schemaRef ds:uri="http://schemas.microsoft.com/office/2006/metadata/properties"/>
@@ -13630,23 +13583,7 @@
 </ds:datastoreItem>
 </file>
 
-<file path=customXml/itemProps2.xml><?xml version="1.0" encoding="utf-8"?>
-<ds:datastoreItem xmlns:ds="http://schemas.openxmlformats.org/officeDocument/2006/customXml" ds:itemID="{5D74999D-CD66-499F-A2F7-EA219B78977C}">
-  <ds:schemaRefs>
-    <ds:schemaRef ds:uri="http://schemas.openxmlformats.org/officeDocument/2006/bibliography"/>
-  </ds:schemaRefs>
-</ds:datastoreItem>
-</file>
-
 <file path=customXml/itemProps3.xml><?xml version="1.0" encoding="utf-8"?>
-<ds:datastoreItem xmlns:ds="http://schemas.openxmlformats.org/officeDocument/2006/customXml" ds:itemID="{42A580E2-3D29-4A7C-8E2A-F1D7300CB85A}">
-  <ds:schemaRefs>
-    <ds:schemaRef ds:uri="http://schemas.microsoft.com/sharepoint/v3/contenttype/forms"/>
-  </ds:schemaRefs>
-</ds:datastoreItem>
-</file>
-
-<file path=customXml/itemProps4.xml><?xml version="1.0" encoding="utf-8"?>
 <ds:datastoreItem xmlns:ds="http://schemas.openxmlformats.org/officeDocument/2006/customXml" ds:itemID="{0F4C41FF-338D-44A2-852D-8F68834BF89D}">
   <ds:schemaRefs>
     <ds:schemaRef ds:uri="http://schemas.microsoft.com/office/2006/metadata/contentType"/>
@@ -13663,4 +13600,12 @@
     <ds:schemaRef ds:uri="http://schemas.microsoft.com/internal/obd"/>
   </ds:schemaRefs>
 </ds:datastoreItem>
+</file>
+
+<file path=customXml/itemProps4.xml><?xml version="1.0" encoding="utf-8"?>
+<ds:datastoreItem xmlns:ds="http://schemas.openxmlformats.org/officeDocument/2006/customXml" ds:itemID="{42A580E2-3D29-4A7C-8E2A-F1D7300CB85A}">
+  <ds:schemaRefs>
+    <ds:schemaRef ds:uri="http://schemas.microsoft.com/sharepoint/v3/contenttype/forms"/>
+  </ds:schemaRefs>
+</ds:datastoreItem>
 </file>